--- a/CevapAnahtari/Kimya11-tema-2-cevaplar.docx
+++ b/CevapAnahtari/Kimya11-tema-2-cevaplar.docx
@@ -294,6 +294,97 @@
         <w:jc w:val="both"/>
         <w:rPr>
           <w:rFonts w:ascii="Times New Roman" w:hAnsi="Times New Roman" w:cs="Times New Roman"/>
+          <w:lang w:val="tr-TR"/>
+        </w:rPr>
+      </w:pPr>
+      <w:r>
+        <w:rPr>
+          <w:rFonts w:ascii="Times New Roman" w:hAnsi="Times New Roman" w:cs="Times New Roman"/>
+          <w:lang w:val="tr-TR"/>
+        </w:rPr>
+        <w:t xml:space="preserve">4. PCl</w:t>
+      </w:r>
+      <w:r>
+        <w:rPr>
+          <w:rFonts w:ascii="Times New Roman" w:hAnsi="Times New Roman" w:cs="Times New Roman"/>
+          <w:vertAlign w:val="subscript"/>
+          <w:lang w:val="tr-TR"/>
+        </w:rPr>
+        <w:t xml:space="preserve">5</w:t>
+      </w:r>
+      <w:r>
+        <w:rPr>
+          <w:rFonts w:ascii="Times New Roman" w:hAnsi="Times New Roman" w:cs="Times New Roman"/>
+          <w:lang w:val="tr-TR"/>
+        </w:rPr>
+        <w:t xml:space="preserve">: renk değişimi (Cl</w:t>
+      </w:r>
+      <w:r>
+        <w:rPr>
+          <w:rFonts w:ascii="Times New Roman" w:hAnsi="Times New Roman" w:cs="Times New Roman"/>
+          <w:vertAlign w:val="subscript"/>
+          <w:lang w:val="tr-TR"/>
+        </w:rPr>
+        <w:t xml:space="preserve">2</w:t>
+      </w:r>
+      <w:r>
+        <w:rPr>
+          <w:rFonts w:ascii="Times New Roman" w:hAnsi="Times New Roman" w:cs="Times New Roman"/>
+          <w:lang w:val="tr-TR"/>
+        </w:rPr>
+        <w:t xml:space="preserve">’nin sarımsı yeşil rengi) ya da sabit hacimde basınç değişimi (1 mol gaz ⇌ 2 mol gaz). BaSO</w:t>
+      </w:r>
+      <w:r>
+        <w:rPr>
+          <w:rFonts w:ascii="Times New Roman" w:hAnsi="Times New Roman" w:cs="Times New Roman"/>
+          <w:vertAlign w:val="subscript"/>
+          <w:lang w:val="tr-TR"/>
+        </w:rPr>
+        <w:t xml:space="preserve">4</w:t>
+      </w:r>
+      <w:r>
+        <w:rPr>
+          <w:rFonts w:ascii="Times New Roman" w:hAnsi="Times New Roman" w:cs="Times New Roman"/>
+          <w:lang w:val="tr-TR"/>
+        </w:rPr>
+        <w:t xml:space="preserve">: elektrik iletkenliği değişimi ya da katı kütlesindeki değişim. SO</w:t>
+      </w:r>
+      <w:r>
+        <w:rPr>
+          <w:rFonts w:ascii="Times New Roman" w:hAnsi="Times New Roman" w:cs="Times New Roman"/>
+          <w:vertAlign w:val="subscript"/>
+          <w:lang w:val="tr-TR"/>
+        </w:rPr>
+        <w:t xml:space="preserve">2</w:t>
+      </w:r>
+      <w:r>
+        <w:rPr>
+          <w:rFonts w:ascii="Times New Roman" w:hAnsi="Times New Roman" w:cs="Times New Roman"/>
+          <w:lang w:val="tr-TR"/>
+        </w:rPr>
+        <w:t xml:space="preserve">/SO</w:t>
+      </w:r>
+      <w:r>
+        <w:rPr>
+          <w:rFonts w:ascii="Times New Roman" w:hAnsi="Times New Roman" w:cs="Times New Roman"/>
+          <w:vertAlign w:val="subscript"/>
+          <w:lang w:val="tr-TR"/>
+        </w:rPr>
+        <w:t xml:space="preserve">3</w:t>
+      </w:r>
+      <w:r>
+        <w:rPr>
+          <w:rFonts w:ascii="Times New Roman" w:hAnsi="Times New Roman" w:cs="Times New Roman"/>
+          <w:lang w:val="tr-TR"/>
+        </w:rPr>
+        <w:t xml:space="preserve">: sabit hacimde basınç değişimi ya da sıcaklık değişimi.</w:t>
+      </w:r>
+    </w:p>
+    <w:p>
+      <w:pPr>
+        <w:jc w:val="both"/>
+        <w:rPr>
+          <w:rFonts w:ascii="Times New Roman" w:hAnsi="Times New Roman" w:cs="Times New Roman"/>
           <w:b/>
           <w:bCs/>
           <w:lang w:val="tr-TR"/>
@@ -493,7 +584,22 @@
           <w:rFonts w:ascii="Times New Roman" w:hAnsi="Times New Roman" w:cs="Times New Roman"/>
           <w:lang w:val="tr-TR"/>
         </w:rPr>
-        <w:t xml:space="preserve">1. Y, D, Y, D, Y   2. Başlangıçta ileri hız (HI ayrışması) en büyük, geri hız sıfırdır; hızlar eşitlendiği an denge anıdır.   3. Fiziksel; fiziksel; kimyasal; kimyasal</w:t>
+        <w:t xml:space="preserve">1. Y, D, Y, D, Y   2. Başlangıçta ileri hız (HI ayrışması) en büyük, geri hız sıfırdır; hızlar eşitlendiği an denge anıdır.   3. Fiziksel; fiziksel; kimyasal; kimyasal   4. İleri hız başlangıçtan itibaren yatay bir doğrudur; geri hız sıfırdan başlayıp artar ve ileri hıza eşitlendiği anda denge kurulur. NH</w:t>
+      </w:r>
+      <w:r>
+        <w:rPr>
+          <w:rFonts w:ascii="Times New Roman" w:hAnsi="Times New Roman" w:cs="Times New Roman"/>
+          <w:vertAlign w:val="subscript"/>
+          <w:lang w:val="tr-TR"/>
+        </w:rPr>
+        <w:t xml:space="preserve">4</w:t>
+      </w:r>
+      <w:r>
+        <w:rPr>
+          <w:rFonts w:ascii="Times New Roman" w:hAnsi="Times New Roman" w:cs="Times New Roman"/>
+          <w:lang w:val="tr-TR"/>
+        </w:rPr>
+        <w:t xml:space="preserve">Cl katı olduğu için derişimi değişmez, sıcaklık sabit olduğundan ileri tepkime hızı da değişmez.</w:t>
       </w:r>
     </w:p>
     <w:p>
@@ -1491,7 +1597,22 @@
           <w:rFonts w:ascii="Times New Roman" w:hAnsi="Times New Roman" w:cs="Times New Roman"/>
           <w:lang w:val="tr-TR"/>
         </w:rPr>
-        <w:t xml:space="preserve">1. Ürünler yönüne, K artar; ürünler yönüne, değişmez; kaymaz, değişmez; kaymaz, değişmez; tepkenler yönüne, değişmez; kaymaz, değişmez.</w:t>
+        <w:t xml:space="preserve">1. Ürünler yönüne, K artar; ürünler yönüne, değişmez; kaymaz, değişmez; kaymaz, değişmez; tepkenler yönüne, değişmez; kaymaz, değişmez; kaymaz (derişimler değişmez), değişmez; tepkenler yönüne (hacim büyür, gaz mol sayısı fazla olan yöne), değişmez; ürünler yönüne (yeni dengede [CO</w:t>
+      </w:r>
+      <w:r>
+        <w:rPr>
+          <w:rFonts w:ascii="Times New Roman" w:hAnsi="Times New Roman" w:cs="Times New Roman"/>
+          <w:vertAlign w:val="subscript"/>
+          <w:lang w:val="tr-TR"/>
+        </w:rPr>
+        <w:t xml:space="preserve">2</w:t>
+      </w:r>
+      <w:r>
+        <w:rPr>
+          <w:rFonts w:ascii="Times New Roman" w:hAnsi="Times New Roman" w:cs="Times New Roman"/>
+          <w:lang w:val="tr-TR"/>
+        </w:rPr>
+        <w:t xml:space="preserve">] ilk değerine döner), değişmez.</w:t>
       </w:r>
     </w:p>
     <w:p>
@@ -4017,6 +4138,82 @@
         <w:jc w:val="both"/>
         <w:rPr>
           <w:rFonts w:ascii="Times New Roman" w:hAnsi="Times New Roman" w:cs="Times New Roman"/>
+          <w:lang w:val="tr-TR"/>
+        </w:rPr>
+      </w:pPr>
+      <w:r>
+        <w:rPr>
+          <w:rFonts w:ascii="Times New Roman" w:hAnsi="Times New Roman" w:cs="Times New Roman"/>
+          <w:lang w:val="tr-TR"/>
+        </w:rPr>
+        <w:t xml:space="preserve">6. Asidik oksit: N</w:t>
+      </w:r>
+      <w:r>
+        <w:rPr>
+          <w:rFonts w:ascii="Times New Roman" w:hAnsi="Times New Roman" w:cs="Times New Roman"/>
+          <w:vertAlign w:val="subscript"/>
+          <w:lang w:val="tr-TR"/>
+        </w:rPr>
+        <w:t xml:space="preserve">2</w:t>
+      </w:r>
+      <w:r>
+        <w:rPr>
+          <w:rFonts w:ascii="Times New Roman" w:hAnsi="Times New Roman" w:cs="Times New Roman"/>
+          <w:lang w:val="tr-TR"/>
+        </w:rPr>
+        <w:t xml:space="preserve">O</w:t>
+      </w:r>
+      <w:r>
+        <w:rPr>
+          <w:rFonts w:ascii="Times New Roman" w:hAnsi="Times New Roman" w:cs="Times New Roman"/>
+          <w:vertAlign w:val="subscript"/>
+          <w:lang w:val="tr-TR"/>
+        </w:rPr>
+        <w:t xml:space="preserve">5</w:t>
+      </w:r>
+      <w:r>
+        <w:rPr>
+          <w:rFonts w:ascii="Times New Roman" w:hAnsi="Times New Roman" w:cs="Times New Roman"/>
+          <w:lang w:val="tr-TR"/>
+        </w:rPr>
+        <w:t xml:space="preserve">, SO</w:t>
+      </w:r>
+      <w:r>
+        <w:rPr>
+          <w:rFonts w:ascii="Times New Roman" w:hAnsi="Times New Roman" w:cs="Times New Roman"/>
+          <w:vertAlign w:val="subscript"/>
+          <w:lang w:val="tr-TR"/>
+        </w:rPr>
+        <w:t xml:space="preserve">2</w:t>
+      </w:r>
+      <w:r>
+        <w:rPr>
+          <w:rFonts w:ascii="Times New Roman" w:hAnsi="Times New Roman" w:cs="Times New Roman"/>
+          <w:lang w:val="tr-TR"/>
+        </w:rPr>
+        <w:t xml:space="preserve">; bazik oksit: K</w:t>
+      </w:r>
+      <w:r>
+        <w:rPr>
+          <w:rFonts w:ascii="Times New Roman" w:hAnsi="Times New Roman" w:cs="Times New Roman"/>
+          <w:vertAlign w:val="subscript"/>
+          <w:lang w:val="tr-TR"/>
+        </w:rPr>
+        <w:t xml:space="preserve">2</w:t>
+      </w:r>
+      <w:r>
+        <w:rPr>
+          <w:rFonts w:ascii="Times New Roman" w:hAnsi="Times New Roman" w:cs="Times New Roman"/>
+          <w:lang w:val="tr-TR"/>
+        </w:rPr>
+        <w:t xml:space="preserve">O, MgO; nötr oksit: CO, NO.</w:t>
+      </w:r>
+    </w:p>
+    <w:p>
+      <w:pPr>
+        <w:jc w:val="both"/>
+        <w:rPr>
+          <w:rFonts w:ascii="Times New Roman" w:hAnsi="Times New Roman" w:cs="Times New Roman"/>
           <w:b/>
           <w:bCs/>
           <w:lang w:val="tr-TR"/>
@@ -6709,7 +6906,37 @@
           <w:rFonts w:ascii="Times New Roman" w:hAnsi="Times New Roman" w:cs="Times New Roman"/>
           <w:lang w:val="tr-TR"/>
         </w:rPr>
-        <w:t xml:space="preserve">5. AgCl (1,3·10</w:t>
+        <w:t xml:space="preserve">5. s</w:t>
+      </w:r>
+      <w:r>
+        <w:rPr>
+          <w:rFonts w:ascii="Times New Roman" w:hAnsi="Times New Roman" w:cs="Times New Roman"/>
+          <w:vertAlign w:val="superscript"/>
+          <w:lang w:val="tr-TR"/>
+        </w:rPr>
+        <w:t xml:space="preserve">2</w:t>
+      </w:r>
+      <w:r>
+        <w:rPr>
+          <w:rFonts w:ascii="Times New Roman" w:hAnsi="Times New Roman" w:cs="Times New Roman"/>
+          <w:lang w:val="tr-TR"/>
+        </w:rPr>
+        <w:t xml:space="preserve"> = 4,9·10</w:t>
+      </w:r>
+      <w:r>
+        <w:rPr>
+          <w:rFonts w:ascii="Times New Roman" w:hAnsi="Times New Roman" w:cs="Times New Roman"/>
+          <w:vertAlign w:val="superscript"/>
+          <w:lang w:val="tr-TR"/>
+        </w:rPr>
+        <w:t xml:space="preserve">-9</w:t>
+      </w:r>
+      <w:r>
+        <w:rPr>
+          <w:rFonts w:ascii="Times New Roman" w:hAnsi="Times New Roman" w:cs="Times New Roman"/>
+          <w:lang w:val="tr-TR"/>
+        </w:rPr>
+        <w:t xml:space="preserve"> → s = 7,0·10</w:t>
       </w:r>
       <w:r>
         <w:rPr>
@@ -6724,22 +6951,37 @@
           <w:rFonts w:ascii="Times New Roman" w:hAnsi="Times New Roman" w:cs="Times New Roman"/>
           <w:lang w:val="tr-TR"/>
         </w:rPr>
-        <w:t xml:space="preserve">) &gt; BaSO</w:t>
-      </w:r>
-      <w:r>
-        <w:rPr>
-          <w:rFonts w:ascii="Times New Roman" w:hAnsi="Times New Roman" w:cs="Times New Roman"/>
-          <w:vertAlign w:val="subscript"/>
-          <w:lang w:val="tr-TR"/>
-        </w:rPr>
-        <w:t xml:space="preserve">4</w:t>
-      </w:r>
-      <w:r>
-        <w:rPr>
-          <w:rFonts w:ascii="Times New Roman" w:hAnsi="Times New Roman" w:cs="Times New Roman"/>
-          <w:lang w:val="tr-TR"/>
-        </w:rPr>
-        <w:t xml:space="preserve"> (1,0·10</w:t>
+        <w:t xml:space="preserve"> mol/L; 0,35 g = 3,5·10</w:t>
+      </w:r>
+      <w:r>
+        <w:rPr>
+          <w:rFonts w:ascii="Times New Roman" w:hAnsi="Times New Roman" w:cs="Times New Roman"/>
+          <w:vertAlign w:val="superscript"/>
+          <w:lang w:val="tr-TR"/>
+        </w:rPr>
+        <w:t xml:space="preserve">-3</w:t>
+      </w:r>
+      <w:r>
+        <w:rPr>
+          <w:rFonts w:ascii="Times New Roman" w:hAnsi="Times New Roman" w:cs="Times New Roman"/>
+          <w:lang w:val="tr-TR"/>
+        </w:rPr>
+        <w:t xml:space="preserve"> mol; gereken su hacmi = 3,5·10</w:t>
+      </w:r>
+      <w:r>
+        <w:rPr>
+          <w:rFonts w:ascii="Times New Roman" w:hAnsi="Times New Roman" w:cs="Times New Roman"/>
+          <w:vertAlign w:val="superscript"/>
+          <w:lang w:val="tr-TR"/>
+        </w:rPr>
+        <w:t xml:space="preserve">-3</w:t>
+      </w:r>
+      <w:r>
+        <w:rPr>
+          <w:rFonts w:ascii="Times New Roman" w:hAnsi="Times New Roman" w:cs="Times New Roman"/>
+          <w:lang w:val="tr-TR"/>
+        </w:rPr>
+        <w:t xml:space="preserve"> / 7,0·10</w:t>
       </w:r>
       <w:r>
         <w:rPr>
@@ -6754,37 +6996,7 @@
           <w:rFonts w:ascii="Times New Roman" w:hAnsi="Times New Roman" w:cs="Times New Roman"/>
           <w:lang w:val="tr-TR"/>
         </w:rPr>
-        <w:t xml:space="preserve">) &gt; AgBr (7,1·10</w:t>
-      </w:r>
-      <w:r>
-        <w:rPr>
-          <w:rFonts w:ascii="Times New Roman" w:hAnsi="Times New Roman" w:cs="Times New Roman"/>
-          <w:vertAlign w:val="superscript"/>
-          <w:lang w:val="tr-TR"/>
-        </w:rPr>
-        <w:t xml:space="preserve">-7</w:t>
-      </w:r>
-      <w:r>
-        <w:rPr>
-          <w:rFonts w:ascii="Times New Roman" w:hAnsi="Times New Roman" w:cs="Times New Roman"/>
-          <w:lang w:val="tr-TR"/>
-        </w:rPr>
-        <w:t xml:space="preserve">) mol/L. Üçü de XY türünde olduğundan K</w:t>
-      </w:r>
-      <w:r>
-        <w:rPr>
-          <w:rFonts w:ascii="Times New Roman" w:hAnsi="Times New Roman" w:cs="Times New Roman"/>
-          <w:vertAlign w:val="subscript"/>
-          <w:lang w:val="tr-TR"/>
-        </w:rPr>
-        <w:t xml:space="preserve">çç</w:t>
-      </w:r>
-      <w:r>
-        <w:rPr>
-          <w:rFonts w:ascii="Times New Roman" w:hAnsi="Times New Roman" w:cs="Times New Roman"/>
-          <w:lang w:val="tr-TR"/>
-        </w:rPr>
-        <w:t xml:space="preserve"> değerleri doğrudan karşılaştırılarak sıralama yapılabilir.</w:t>
+        <w:t xml:space="preserve"> = 50 L</w:t>
       </w:r>
     </w:p>
     <w:p>
@@ -6792,6 +7004,97 @@
         <w:jc w:val="both"/>
         <w:rPr>
           <w:rFonts w:ascii="Times New Roman" w:hAnsi="Times New Roman" w:cs="Times New Roman"/>
+          <w:lang w:val="tr-TR"/>
+        </w:rPr>
+      </w:pPr>
+      <w:r>
+        <w:rPr>
+          <w:rFonts w:ascii="Times New Roman" w:hAnsi="Times New Roman" w:cs="Times New Roman"/>
+          <w:lang w:val="tr-TR"/>
+        </w:rPr>
+        <w:t xml:space="preserve">6. AgCl (1,3·10</w:t>
+      </w:r>
+      <w:r>
+        <w:rPr>
+          <w:rFonts w:ascii="Times New Roman" w:hAnsi="Times New Roman" w:cs="Times New Roman"/>
+          <w:vertAlign w:val="superscript"/>
+          <w:lang w:val="tr-TR"/>
+        </w:rPr>
+        <w:t xml:space="preserve">-5</w:t>
+      </w:r>
+      <w:r>
+        <w:rPr>
+          <w:rFonts w:ascii="Times New Roman" w:hAnsi="Times New Roman" w:cs="Times New Roman"/>
+          <w:lang w:val="tr-TR"/>
+        </w:rPr>
+        <w:t xml:space="preserve">) &gt; BaSO</w:t>
+      </w:r>
+      <w:r>
+        <w:rPr>
+          <w:rFonts w:ascii="Times New Roman" w:hAnsi="Times New Roman" w:cs="Times New Roman"/>
+          <w:vertAlign w:val="subscript"/>
+          <w:lang w:val="tr-TR"/>
+        </w:rPr>
+        <w:t xml:space="preserve">4</w:t>
+      </w:r>
+      <w:r>
+        <w:rPr>
+          <w:rFonts w:ascii="Times New Roman" w:hAnsi="Times New Roman" w:cs="Times New Roman"/>
+          <w:lang w:val="tr-TR"/>
+        </w:rPr>
+        <w:t xml:space="preserve"> (1,0·10</w:t>
+      </w:r>
+      <w:r>
+        <w:rPr>
+          <w:rFonts w:ascii="Times New Roman" w:hAnsi="Times New Roman" w:cs="Times New Roman"/>
+          <w:vertAlign w:val="superscript"/>
+          <w:lang w:val="tr-TR"/>
+        </w:rPr>
+        <w:t xml:space="preserve">-5</w:t>
+      </w:r>
+      <w:r>
+        <w:rPr>
+          <w:rFonts w:ascii="Times New Roman" w:hAnsi="Times New Roman" w:cs="Times New Roman"/>
+          <w:lang w:val="tr-TR"/>
+        </w:rPr>
+        <w:t xml:space="preserve">) &gt; AgBr (7,1·10</w:t>
+      </w:r>
+      <w:r>
+        <w:rPr>
+          <w:rFonts w:ascii="Times New Roman" w:hAnsi="Times New Roman" w:cs="Times New Roman"/>
+          <w:vertAlign w:val="superscript"/>
+          <w:lang w:val="tr-TR"/>
+        </w:rPr>
+        <w:t xml:space="preserve">-7</w:t>
+      </w:r>
+      <w:r>
+        <w:rPr>
+          <w:rFonts w:ascii="Times New Roman" w:hAnsi="Times New Roman" w:cs="Times New Roman"/>
+          <w:lang w:val="tr-TR"/>
+        </w:rPr>
+        <w:t xml:space="preserve">) mol/L. Üçü de XY türünde olduğundan K</w:t>
+      </w:r>
+      <w:r>
+        <w:rPr>
+          <w:rFonts w:ascii="Times New Roman" w:hAnsi="Times New Roman" w:cs="Times New Roman"/>
+          <w:vertAlign w:val="subscript"/>
+          <w:lang w:val="tr-TR"/>
+        </w:rPr>
+        <w:t xml:space="preserve">çç</w:t>
+      </w:r>
+      <w:r>
+        <w:rPr>
+          <w:rFonts w:ascii="Times New Roman" w:hAnsi="Times New Roman" w:cs="Times New Roman"/>
+          <w:lang w:val="tr-TR"/>
+        </w:rPr>
+        <w:t xml:space="preserve"> değerleri doğrudan karşılaştırılarak sıralama yapılabilir.</w:t>
+      </w:r>
+    </w:p>
+    <w:p>
+      <w:pPr>
+        <w:jc w:val="both"/>
+        <w:rPr>
+          <w:rFonts w:ascii="Times New Roman" w:hAnsi="Times New Roman" w:cs="Times New Roman"/>
           <w:b/>
           <w:bCs/>
           <w:lang w:val="tr-TR"/>
@@ -7312,6 +7615,37 @@
           <w:lang w:val="tr-TR"/>
         </w:rPr>
         <w:t xml:space="preserve">’nin çözünmesi ekzotermiktir.</w:t>
+      </w:r>
+    </w:p>
+    <w:p>
+      <w:pPr>
+        <w:jc w:val="both"/>
+        <w:rPr>
+          <w:rFonts w:ascii="Times New Roman" w:hAnsi="Times New Roman" w:cs="Times New Roman"/>
+          <w:lang w:val="tr-TR"/>
+        </w:rPr>
+      </w:pPr>
+      <w:r>
+        <w:rPr>
+          <w:rFonts w:ascii="Times New Roman" w:hAnsi="Times New Roman" w:cs="Times New Roman"/>
+          <w:lang w:val="tr-TR"/>
+        </w:rPr>
+        <w:t xml:space="preserve">6. HCl: çözünme yönü / artar / azalır. MgCl</w:t>
+      </w:r>
+      <w:r>
+        <w:rPr>
+          <w:rFonts w:ascii="Times New Roman" w:hAnsi="Times New Roman" w:cs="Times New Roman"/>
+          <w:vertAlign w:val="subscript"/>
+          <w:lang w:val="tr-TR"/>
+        </w:rPr>
+        <w:t xml:space="preserve">2</w:t>
+      </w:r>
+      <w:r>
+        <w:rPr>
+          <w:rFonts w:ascii="Times New Roman" w:hAnsi="Times New Roman" w:cs="Times New Roman"/>
+          <w:lang w:val="tr-TR"/>
+        </w:rPr>
+        <w:t xml:space="preserve">: çökelme yönü / artar / artar. Su buharlaştırma: çökelme yönü / değişmez / artar.</w:t>
       </w:r>
     </w:p>
     <w:sectPr>

--- a/CevapAnahtari/Kimya11-tema-2-cevaplar.docx
+++ b/CevapAnahtari/Kimya11-tema-2-cevaplar.docx
@@ -7646,6 +7646,6531 @@
           <w:lang w:val="tr-TR"/>
         </w:rPr>
         <w:t xml:space="preserve">: çökelme yönü / artar / artar. Su buharlaştırma: çökelme yönü / değişmez / artar.</w:t>
+      </w:r>
+    </w:p>
+    <w:p>
+      <w:pPr>
+        <w:jc w:val="both"/>
+        <w:rPr>
+          <w:rFonts w:ascii="Times New Roman" w:hAnsi="Times New Roman" w:cs="Times New Roman"/>
+          <w:b/>
+          <w:bCs/>
+          <w:lang w:val="tr-TR"/>
+        </w:rPr>
+      </w:pPr>
+      <w:r>
+        <w:rPr>
+          <w:rFonts w:ascii="Times New Roman" w:hAnsi="Times New Roman" w:cs="Times New Roman"/>
+          <w:b/>
+          <w:bCs/>
+          <w:lang w:val="tr-TR"/>
+        </w:rPr>
+        <w:t xml:space="preserve">Bölüm Sonu Değerlendirme Soruları (Denge)</w:t>
+      </w:r>
+    </w:p>
+    <w:p>
+      <w:pPr>
+        <w:jc w:val="both"/>
+      </w:pPr>
+      <w:r>
+        <w:rPr>
+          <w:rFonts w:ascii="Times New Roman" w:hAnsi="Times New Roman" w:cs="Times New Roman"/>
+          <w:b/>
+          <w:sz w:val="24"/>
+        </w:rPr>
+        <w:t xml:space="preserve">1. </w:t>
+      </w:r>
+      <w:r>
+        <w:rPr>
+          <w:rFonts w:ascii="Times New Roman" w:hAnsi="Times New Roman" w:cs="Times New Roman"/>
+          <w:lang w:val="tr-TR"/>
+        </w:rPr>
+        <w:t xml:space="preserve">Tersinir tepkimeler ileri ve geri yönde gerçekleşebilir, tersinmez tepkimeler yalnızca ileri yönde ilerler. Gözlemlenebilir nitelikler: tekrarlanabilen renk değişimi, bir katının oluşup yeniden çözünmesi (bulanıklığın oluşup kaybolması) vb.</w:t>
+      </w:r>
+    </w:p>
+    <w:p>
+      <w:pPr>
+        <w:jc w:val="both"/>
+      </w:pPr>
+      <w:r>
+        <w:rPr>
+          <w:rFonts w:ascii="Times New Roman" w:hAnsi="Times New Roman" w:cs="Times New Roman"/>
+          <w:b/>
+          <w:sz w:val="24"/>
+        </w:rPr>
+        <w:t xml:space="preserve">2. </w:t>
+      </w:r>
+      <w:r>
+        <w:rPr>
+          <w:rFonts w:ascii="Times New Roman" w:hAnsi="Times New Roman" w:cs="Times New Roman"/>
+          <w:lang w:val="tr-TR"/>
+        </w:rPr>
+        <w:t xml:space="preserve">D</w:t>
+      </w:r>
+    </w:p>
+    <w:p>
+      <w:pPr>
+        <w:jc w:val="both"/>
+      </w:pPr>
+      <w:r>
+        <w:rPr>
+          <w:rFonts w:ascii="Times New Roman" w:hAnsi="Times New Roman" w:cs="Times New Roman"/>
+          <w:b/>
+          <w:sz w:val="24"/>
+        </w:rPr>
+        <w:t xml:space="preserve">3. </w:t>
+      </w:r>
+      <w:r>
+        <w:rPr>
+          <w:rFonts w:ascii="Times New Roman" w:hAnsi="Times New Roman" w:cs="Times New Roman"/>
+          <w:lang w:val="tr-TR"/>
+        </w:rPr>
+        <w:t xml:space="preserve">a) K</w:t>
+      </w:r>
+      <w:r>
+        <w:rPr>
+          <w:rFonts w:ascii="Times New Roman" w:hAnsi="Times New Roman" w:cs="Times New Roman"/>
+          <w:vertAlign w:val="subscript"/>
+          <w:lang w:val="tr-TR"/>
+        </w:rPr>
+        <w:t xml:space="preserve">c</w:t>
+      </w:r>
+      <w:r>
+        <w:rPr>
+          <w:rFonts w:ascii="Times New Roman" w:hAnsi="Times New Roman" w:cs="Times New Roman"/>
+          <w:lang w:val="tr-TR"/>
+        </w:rPr>
+        <w:t xml:space="preserve"> = [CO</w:t>
+      </w:r>
+      <w:r>
+        <w:rPr>
+          <w:rFonts w:ascii="Times New Roman" w:hAnsi="Times New Roman" w:cs="Times New Roman"/>
+          <w:vertAlign w:val="subscript"/>
+          <w:lang w:val="tr-TR"/>
+        </w:rPr>
+        <w:t xml:space="preserve">2</w:t>
+      </w:r>
+      <w:r>
+        <w:rPr>
+          <w:rFonts w:ascii="Times New Roman" w:hAnsi="Times New Roman" w:cs="Times New Roman"/>
+          <w:lang w:val="tr-TR"/>
+        </w:rPr>
+        <w:t xml:space="preserve">]</w:t>
+      </w:r>
+      <w:r>
+        <w:rPr>
+          <w:rFonts w:ascii="Times New Roman" w:hAnsi="Times New Roman" w:cs="Times New Roman"/>
+          <w:vertAlign w:val="superscript"/>
+          <w:lang w:val="tr-TR"/>
+        </w:rPr>
+        <w:t xml:space="preserve">2</w:t>
+      </w:r>
+      <w:r>
+        <w:rPr>
+          <w:rFonts w:ascii="Times New Roman" w:hAnsi="Times New Roman" w:cs="Times New Roman"/>
+          <w:lang w:val="tr-TR"/>
+        </w:rPr>
+        <w:t xml:space="preserve"> / ([CO]</w:t>
+      </w:r>
+      <w:r>
+        <w:rPr>
+          <w:rFonts w:ascii="Times New Roman" w:hAnsi="Times New Roman" w:cs="Times New Roman"/>
+          <w:vertAlign w:val="superscript"/>
+          <w:lang w:val="tr-TR"/>
+        </w:rPr>
+        <w:t xml:space="preserve">2</w:t>
+      </w:r>
+      <w:r>
+        <w:rPr>
+          <w:rFonts w:ascii="Times New Roman" w:hAnsi="Times New Roman" w:cs="Times New Roman"/>
+          <w:lang w:val="tr-TR"/>
+        </w:rPr>
+        <w:t xml:space="preserve">[O</w:t>
+      </w:r>
+      <w:r>
+        <w:rPr>
+          <w:rFonts w:ascii="Times New Roman" w:hAnsi="Times New Roman" w:cs="Times New Roman"/>
+          <w:vertAlign w:val="subscript"/>
+          <w:lang w:val="tr-TR"/>
+        </w:rPr>
+        <w:t xml:space="preserve">2</w:t>
+      </w:r>
+      <w:r>
+        <w:rPr>
+          <w:rFonts w:ascii="Times New Roman" w:hAnsi="Times New Roman" w:cs="Times New Roman"/>
+          <w:lang w:val="tr-TR"/>
+        </w:rPr>
+        <w:t xml:space="preserve">])   b) K</w:t>
+      </w:r>
+      <w:r>
+        <w:rPr>
+          <w:rFonts w:ascii="Times New Roman" w:hAnsi="Times New Roman" w:cs="Times New Roman"/>
+          <w:vertAlign w:val="subscript"/>
+          <w:lang w:val="tr-TR"/>
+        </w:rPr>
+        <w:t xml:space="preserve">c</w:t>
+      </w:r>
+      <w:r>
+        <w:rPr>
+          <w:rFonts w:ascii="Times New Roman" w:hAnsi="Times New Roman" w:cs="Times New Roman"/>
+          <w:lang w:val="tr-TR"/>
+        </w:rPr>
+        <w:t xml:space="preserve"> = [NH</w:t>
+      </w:r>
+      <w:r>
+        <w:rPr>
+          <w:rFonts w:ascii="Times New Roman" w:hAnsi="Times New Roman" w:cs="Times New Roman"/>
+          <w:vertAlign w:val="subscript"/>
+          <w:lang w:val="tr-TR"/>
+        </w:rPr>
+        <w:t xml:space="preserve">3</w:t>
+      </w:r>
+      <w:r>
+        <w:rPr>
+          <w:rFonts w:ascii="Times New Roman" w:hAnsi="Times New Roman" w:cs="Times New Roman"/>
+          <w:lang w:val="tr-TR"/>
+        </w:rPr>
+        <w:t xml:space="preserve">][HCl]   c) K</w:t>
+      </w:r>
+      <w:r>
+        <w:rPr>
+          <w:rFonts w:ascii="Times New Roman" w:hAnsi="Times New Roman" w:cs="Times New Roman"/>
+          <w:vertAlign w:val="subscript"/>
+          <w:lang w:val="tr-TR"/>
+        </w:rPr>
+        <w:t xml:space="preserve">c</w:t>
+      </w:r>
+      <w:r>
+        <w:rPr>
+          <w:rFonts w:ascii="Times New Roman" w:hAnsi="Times New Roman" w:cs="Times New Roman"/>
+          <w:lang w:val="tr-TR"/>
+        </w:rPr>
+        <w:t xml:space="preserve"> = [CO</w:t>
+      </w:r>
+      <w:r>
+        <w:rPr>
+          <w:rFonts w:ascii="Times New Roman" w:hAnsi="Times New Roman" w:cs="Times New Roman"/>
+          <w:vertAlign w:val="subscript"/>
+          <w:lang w:val="tr-TR"/>
+        </w:rPr>
+        <w:t xml:space="preserve">2</w:t>
+      </w:r>
+      <w:r>
+        <w:rPr>
+          <w:rFonts w:ascii="Times New Roman" w:hAnsi="Times New Roman" w:cs="Times New Roman"/>
+          <w:lang w:val="tr-TR"/>
+        </w:rPr>
+        <w:t xml:space="preserve">]</w:t>
+      </w:r>
+      <w:r>
+        <w:rPr>
+          <w:rFonts w:ascii="Times New Roman" w:hAnsi="Times New Roman" w:cs="Times New Roman"/>
+          <w:vertAlign w:val="superscript"/>
+          <w:lang w:val="tr-TR"/>
+        </w:rPr>
+        <w:t xml:space="preserve">3</w:t>
+      </w:r>
+      <w:r>
+        <w:rPr>
+          <w:rFonts w:ascii="Times New Roman" w:hAnsi="Times New Roman" w:cs="Times New Roman"/>
+          <w:lang w:val="tr-TR"/>
+        </w:rPr>
+        <w:t xml:space="preserve"> / [CO]</w:t>
+      </w:r>
+      <w:r>
+        <w:rPr>
+          <w:rFonts w:ascii="Times New Roman" w:hAnsi="Times New Roman" w:cs="Times New Roman"/>
+          <w:vertAlign w:val="superscript"/>
+          <w:lang w:val="tr-TR"/>
+        </w:rPr>
+        <w:t xml:space="preserve">3</w:t>
+      </w:r>
+    </w:p>
+    <w:p>
+      <w:pPr>
+        <w:jc w:val="both"/>
+      </w:pPr>
+      <w:r>
+        <w:rPr>
+          <w:rFonts w:ascii="Times New Roman" w:hAnsi="Times New Roman" w:cs="Times New Roman"/>
+          <w:b/>
+          <w:sz w:val="24"/>
+        </w:rPr>
+        <w:t xml:space="preserve">4. </w:t>
+      </w:r>
+      <w:r>
+        <w:rPr>
+          <w:rFonts w:ascii="Times New Roman" w:hAnsi="Times New Roman" w:cs="Times New Roman"/>
+          <w:lang w:val="tr-TR"/>
+        </w:rPr>
+        <w:t xml:space="preserve">[PCl</w:t>
+      </w:r>
+      <w:r>
+        <w:rPr>
+          <w:rFonts w:ascii="Times New Roman" w:hAnsi="Times New Roman" w:cs="Times New Roman"/>
+          <w:vertAlign w:val="subscript"/>
+          <w:lang w:val="tr-TR"/>
+        </w:rPr>
+        <w:t xml:space="preserve">5</w:t>
+      </w:r>
+      <w:r>
+        <w:rPr>
+          <w:rFonts w:ascii="Times New Roman" w:hAnsi="Times New Roman" w:cs="Times New Roman"/>
+          <w:lang w:val="tr-TR"/>
+        </w:rPr>
+        <w:t xml:space="preserve">] = [PCl</w:t>
+      </w:r>
+      <w:r>
+        <w:rPr>
+          <w:rFonts w:ascii="Times New Roman" w:hAnsi="Times New Roman" w:cs="Times New Roman"/>
+          <w:vertAlign w:val="subscript"/>
+          <w:lang w:val="tr-TR"/>
+        </w:rPr>
+        <w:t xml:space="preserve">3</w:t>
+      </w:r>
+      <w:r>
+        <w:rPr>
+          <w:rFonts w:ascii="Times New Roman" w:hAnsi="Times New Roman" w:cs="Times New Roman"/>
+          <w:lang w:val="tr-TR"/>
+        </w:rPr>
+        <w:t xml:space="preserve">] = [Cl</w:t>
+      </w:r>
+      <w:r>
+        <w:rPr>
+          <w:rFonts w:ascii="Times New Roman" w:hAnsi="Times New Roman" w:cs="Times New Roman"/>
+          <w:vertAlign w:val="subscript"/>
+          <w:lang w:val="tr-TR"/>
+        </w:rPr>
+        <w:t xml:space="preserve">2</w:t>
+      </w:r>
+      <w:r>
+        <w:rPr>
+          <w:rFonts w:ascii="Times New Roman" w:hAnsi="Times New Roman" w:cs="Times New Roman"/>
+          <w:lang w:val="tr-TR"/>
+        </w:rPr>
+        <w:t xml:space="preserve">] = 0,25 mol/L; K</w:t>
+      </w:r>
+      <w:r>
+        <w:rPr>
+          <w:rFonts w:ascii="Times New Roman" w:hAnsi="Times New Roman" w:cs="Times New Roman"/>
+          <w:vertAlign w:val="subscript"/>
+          <w:lang w:val="tr-TR"/>
+        </w:rPr>
+        <w:t xml:space="preserve">c</w:t>
+      </w:r>
+      <w:r>
+        <w:rPr>
+          <w:rFonts w:ascii="Times New Roman" w:hAnsi="Times New Roman" w:cs="Times New Roman"/>
+          <w:lang w:val="tr-TR"/>
+        </w:rPr>
+        <w:t xml:space="preserve"> = (0,25·0,25)/0,25 = 0,25</w:t>
+      </w:r>
+    </w:p>
+    <w:p>
+      <w:pPr>
+        <w:jc w:val="both"/>
+      </w:pPr>
+      <w:r>
+        <w:rPr>
+          <w:rFonts w:ascii="Times New Roman" w:hAnsi="Times New Roman" w:cs="Times New Roman"/>
+          <w:b/>
+          <w:sz w:val="24"/>
+        </w:rPr>
+        <w:t xml:space="preserve">5. </w:t>
+      </w:r>
+      <w:r>
+        <w:rPr>
+          <w:rFonts w:ascii="Times New Roman" w:hAnsi="Times New Roman" w:cs="Times New Roman"/>
+          <w:lang w:val="tr-TR"/>
+        </w:rPr>
+        <w:t xml:space="preserve">Q = 0,30/(0,10·0,20) = 15; Q &lt; K olduğundan tepkime ileri yönde (COCl</w:t>
+      </w:r>
+      <w:r>
+        <w:rPr>
+          <w:rFonts w:ascii="Times New Roman" w:hAnsi="Times New Roman" w:cs="Times New Roman"/>
+          <w:vertAlign w:val="subscript"/>
+          <w:lang w:val="tr-TR"/>
+        </w:rPr>
+        <w:t xml:space="preserve">2</w:t>
+      </w:r>
+      <w:r>
+        <w:rPr>
+          <w:rFonts w:ascii="Times New Roman" w:hAnsi="Times New Roman" w:cs="Times New Roman"/>
+          <w:lang w:val="tr-TR"/>
+        </w:rPr>
+        <w:t xml:space="preserve"> oluşumu yönünde) ilerler.</w:t>
+      </w:r>
+    </w:p>
+    <w:p>
+      <w:pPr>
+        <w:jc w:val="both"/>
+      </w:pPr>
+      <w:r>
+        <w:rPr>
+          <w:rFonts w:ascii="Times New Roman" w:hAnsi="Times New Roman" w:cs="Times New Roman"/>
+          <w:b/>
+          <w:sz w:val="24"/>
+        </w:rPr>
+        <w:t xml:space="preserve">6. </w:t>
+      </w:r>
+      <w:r>
+        <w:rPr>
+          <w:rFonts w:ascii="Times New Roman" w:hAnsi="Times New Roman" w:cs="Times New Roman"/>
+          <w:lang w:val="tr-TR"/>
+        </w:rPr>
+        <w:t xml:space="preserve">Tepkenler yönüne</w:t>
+      </w:r>
+      <w:r>
+        <w:rPr>
+          <w:rFonts w:ascii="Times New Roman" w:hAnsi="Times New Roman" w:cs="Times New Roman"/>
+          <w:sz w:val="24"/>
+        </w:rPr>
+        <w:t xml:space="preserve">; </w:t>
+      </w:r>
+      <w:r>
+        <w:rPr>
+          <w:rFonts w:ascii="Times New Roman" w:hAnsi="Times New Roman" w:cs="Times New Roman"/>
+          <w:lang w:val="tr-TR"/>
+        </w:rPr>
+        <w:t xml:space="preserve">Azalır</w:t>
+      </w:r>
+      <w:r>
+        <w:rPr>
+          <w:rFonts w:ascii="Times New Roman" w:hAnsi="Times New Roman" w:cs="Times New Roman"/>
+          <w:sz w:val="24"/>
+        </w:rPr>
+        <w:t xml:space="preserve">; </w:t>
+      </w:r>
+      <w:r>
+        <w:rPr>
+          <w:rFonts w:ascii="Times New Roman" w:hAnsi="Times New Roman" w:cs="Times New Roman"/>
+          <w:lang w:val="tr-TR"/>
+        </w:rPr>
+        <w:t xml:space="preserve">Ürünler yönüne</w:t>
+      </w:r>
+      <w:r>
+        <w:rPr>
+          <w:rFonts w:ascii="Times New Roman" w:hAnsi="Times New Roman" w:cs="Times New Roman"/>
+          <w:sz w:val="24"/>
+        </w:rPr>
+        <w:t xml:space="preserve">; </w:t>
+      </w:r>
+      <w:r>
+        <w:rPr>
+          <w:rFonts w:ascii="Times New Roman" w:hAnsi="Times New Roman" w:cs="Times New Roman"/>
+          <w:lang w:val="tr-TR"/>
+        </w:rPr>
+        <w:t xml:space="preserve">Değişmez</w:t>
+      </w:r>
+      <w:r>
+        <w:rPr>
+          <w:rFonts w:ascii="Times New Roman" w:hAnsi="Times New Roman" w:cs="Times New Roman"/>
+          <w:sz w:val="24"/>
+        </w:rPr>
+        <w:t xml:space="preserve">; </w:t>
+      </w:r>
+      <w:r>
+        <w:rPr>
+          <w:rFonts w:ascii="Times New Roman" w:hAnsi="Times New Roman" w:cs="Times New Roman"/>
+          <w:lang w:val="tr-TR"/>
+        </w:rPr>
+        <w:t xml:space="preserve">Ürünler yönüne</w:t>
+      </w:r>
+      <w:r>
+        <w:rPr>
+          <w:rFonts w:ascii="Times New Roman" w:hAnsi="Times New Roman" w:cs="Times New Roman"/>
+          <w:sz w:val="24"/>
+        </w:rPr>
+        <w:t xml:space="preserve">; </w:t>
+      </w:r>
+      <w:r>
+        <w:rPr>
+          <w:rFonts w:ascii="Times New Roman" w:hAnsi="Times New Roman" w:cs="Times New Roman"/>
+          <w:lang w:val="tr-TR"/>
+        </w:rPr>
+        <w:t xml:space="preserve">Değişmez</w:t>
+      </w:r>
+      <w:r>
+        <w:rPr>
+          <w:rFonts w:ascii="Times New Roman" w:hAnsi="Times New Roman" w:cs="Times New Roman"/>
+          <w:sz w:val="24"/>
+        </w:rPr>
+        <w:t xml:space="preserve">; </w:t>
+      </w:r>
+      <w:r>
+        <w:rPr>
+          <w:rFonts w:ascii="Times New Roman" w:hAnsi="Times New Roman" w:cs="Times New Roman"/>
+          <w:lang w:val="tr-TR"/>
+        </w:rPr>
+        <w:t xml:space="preserve">Kaymaz</w:t>
+      </w:r>
+      <w:r>
+        <w:rPr>
+          <w:rFonts w:ascii="Times New Roman" w:hAnsi="Times New Roman" w:cs="Times New Roman"/>
+          <w:sz w:val="24"/>
+        </w:rPr>
+        <w:t xml:space="preserve">; </w:t>
+      </w:r>
+      <w:r>
+        <w:rPr>
+          <w:rFonts w:ascii="Times New Roman" w:hAnsi="Times New Roman" w:cs="Times New Roman"/>
+          <w:lang w:val="tr-TR"/>
+        </w:rPr>
+        <w:t xml:space="preserve">Değişmez</w:t>
+      </w:r>
+    </w:p>
+    <w:p>
+      <w:pPr>
+        <w:jc w:val="both"/>
+      </w:pPr>
+      <w:r>
+        <w:rPr>
+          <w:rFonts w:ascii="Times New Roman" w:hAnsi="Times New Roman" w:cs="Times New Roman"/>
+          <w:b/>
+          <w:sz w:val="24"/>
+        </w:rPr>
+        <w:t xml:space="preserve">7. </w:t>
+      </w:r>
+      <w:r>
+        <w:rPr>
+          <w:rFonts w:ascii="Times New Roman" w:hAnsi="Times New Roman" w:cs="Times New Roman"/>
+          <w:lang w:val="tr-TR"/>
+        </w:rPr>
+        <w:t xml:space="preserve">Kaba H</w:t>
+      </w:r>
+      <w:r>
+        <w:rPr>
+          <w:rFonts w:ascii="Times New Roman" w:hAnsi="Times New Roman" w:cs="Times New Roman"/>
+          <w:vertAlign w:val="subscript"/>
+          <w:lang w:val="tr-TR"/>
+        </w:rPr>
+        <w:t xml:space="preserve">2</w:t>
+      </w:r>
+      <w:r>
+        <w:rPr>
+          <w:rFonts w:ascii="Times New Roman" w:hAnsi="Times New Roman" w:cs="Times New Roman"/>
+          <w:lang w:val="tr-TR"/>
+        </w:rPr>
+        <w:t xml:space="preserve"> eklenmiştir. Sistem eklenen H</w:t>
+      </w:r>
+      <w:r>
+        <w:rPr>
+          <w:rFonts w:ascii="Times New Roman" w:hAnsi="Times New Roman" w:cs="Times New Roman"/>
+          <w:vertAlign w:val="subscript"/>
+          <w:lang w:val="tr-TR"/>
+        </w:rPr>
+        <w:t xml:space="preserve">2</w:t>
+      </w:r>
+      <w:r>
+        <w:rPr>
+          <w:rFonts w:ascii="Times New Roman" w:hAnsi="Times New Roman" w:cs="Times New Roman"/>
+          <w:lang w:val="tr-TR"/>
+        </w:rPr>
+        <w:t xml:space="preserve">’yi azaltacak yönde, ürünler yönüne kaymış; N</w:t>
+      </w:r>
+      <w:r>
+        <w:rPr>
+          <w:rFonts w:ascii="Times New Roman" w:hAnsi="Times New Roman" w:cs="Times New Roman"/>
+          <w:vertAlign w:val="subscript"/>
+          <w:lang w:val="tr-TR"/>
+        </w:rPr>
+        <w:t xml:space="preserve">2</w:t>
+      </w:r>
+      <w:r>
+        <w:rPr>
+          <w:rFonts w:ascii="Times New Roman" w:hAnsi="Times New Roman" w:cs="Times New Roman"/>
+          <w:lang w:val="tr-TR"/>
+        </w:rPr>
+        <w:t xml:space="preserve"> ve H</w:t>
+      </w:r>
+      <w:r>
+        <w:rPr>
+          <w:rFonts w:ascii="Times New Roman" w:hAnsi="Times New Roman" w:cs="Times New Roman"/>
+          <w:vertAlign w:val="subscript"/>
+          <w:lang w:val="tr-TR"/>
+        </w:rPr>
+        <w:t xml:space="preserve">2</w:t>
+      </w:r>
+      <w:r>
+        <w:rPr>
+          <w:rFonts w:ascii="Times New Roman" w:hAnsi="Times New Roman" w:cs="Times New Roman"/>
+          <w:lang w:val="tr-TR"/>
+        </w:rPr>
+        <w:t xml:space="preserve"> azalmış, NH</w:t>
+      </w:r>
+      <w:r>
+        <w:rPr>
+          <w:rFonts w:ascii="Times New Roman" w:hAnsi="Times New Roman" w:cs="Times New Roman"/>
+          <w:vertAlign w:val="subscript"/>
+          <w:lang w:val="tr-TR"/>
+        </w:rPr>
+        <w:t xml:space="preserve">3</w:t>
+      </w:r>
+      <w:r>
+        <w:rPr>
+          <w:rFonts w:ascii="Times New Roman" w:hAnsi="Times New Roman" w:cs="Times New Roman"/>
+          <w:lang w:val="tr-TR"/>
+        </w:rPr>
+        <w:t xml:space="preserve"> artmıştır.</w:t>
+      </w:r>
+    </w:p>
+    <w:p>
+      <w:pPr>
+        <w:jc w:val="both"/>
+      </w:pPr>
+      <w:r>
+        <w:rPr>
+          <w:rFonts w:ascii="Times New Roman" w:hAnsi="Times New Roman" w:cs="Times New Roman"/>
+          <w:b/>
+          <w:sz w:val="24"/>
+        </w:rPr>
+        <w:t xml:space="preserve">8. </w:t>
+      </w:r>
+      <w:r>
+        <w:rPr>
+          <w:rFonts w:ascii="Times New Roman" w:hAnsi="Times New Roman" w:cs="Times New Roman"/>
+          <w:lang w:val="tr-TR"/>
+        </w:rPr>
+        <w:t xml:space="preserve">Sıcaklık artınca denge endotermik yöne (gaz yönüne) kayar, sudaki çözünmüş oksijen azalır ve balıklar yeterli oksijen alamaz.</w:t>
+      </w:r>
+    </w:p>
+    <w:p>
+      <w:pPr>
+        <w:jc w:val="both"/>
+        <w:rPr>
+          <w:rFonts w:ascii="Times New Roman" w:hAnsi="Times New Roman" w:cs="Times New Roman"/>
+          <w:b/>
+          <w:bCs/>
+          <w:lang w:val="tr-TR"/>
+        </w:rPr>
+      </w:pPr>
+      <w:r>
+        <w:rPr>
+          <w:rFonts w:ascii="Times New Roman" w:hAnsi="Times New Roman" w:cs="Times New Roman"/>
+          <w:b/>
+          <w:bCs/>
+          <w:lang w:val="tr-TR"/>
+        </w:rPr>
+        <w:t xml:space="preserve">Bölüm Sonu Değerlendirme Soruları (Asit ve Baz Çözeltilerinde Denge)</w:t>
+      </w:r>
+    </w:p>
+    <w:p>
+      <w:pPr>
+        <w:jc w:val="both"/>
+      </w:pPr>
+      <w:r>
+        <w:rPr>
+          <w:rFonts w:ascii="Times New Roman" w:hAnsi="Times New Roman" w:cs="Times New Roman"/>
+          <w:b/>
+          <w:sz w:val="24"/>
+        </w:rPr>
+        <w:t xml:space="preserve">1. </w:t>
+      </w:r>
+      <w:r>
+        <w:rPr>
+          <w:rFonts w:ascii="Times New Roman" w:hAnsi="Times New Roman" w:cs="Times New Roman"/>
+          <w:lang w:val="tr-TR"/>
+        </w:rPr>
+        <w:t xml:space="preserve">2H</w:t>
+      </w:r>
+      <w:r>
+        <w:rPr>
+          <w:rFonts w:ascii="Times New Roman" w:hAnsi="Times New Roman" w:cs="Times New Roman"/>
+          <w:vertAlign w:val="subscript"/>
+          <w:lang w:val="tr-TR"/>
+        </w:rPr>
+        <w:t xml:space="preserve">2</w:t>
+      </w:r>
+      <w:r>
+        <w:rPr>
+          <w:rFonts w:ascii="Times New Roman" w:hAnsi="Times New Roman" w:cs="Times New Roman"/>
+          <w:lang w:val="tr-TR"/>
+        </w:rPr>
+        <w:t xml:space="preserve">O(s) ⇌ H</w:t>
+      </w:r>
+      <w:r>
+        <w:rPr>
+          <w:rFonts w:ascii="Times New Roman" w:hAnsi="Times New Roman" w:cs="Times New Roman"/>
+          <w:vertAlign w:val="subscript"/>
+          <w:lang w:val="tr-TR"/>
+        </w:rPr>
+        <w:t xml:space="preserve">3</w:t>
+      </w:r>
+      <w:r>
+        <w:rPr>
+          <w:rFonts w:ascii="Times New Roman" w:hAnsi="Times New Roman" w:cs="Times New Roman"/>
+          <w:lang w:val="tr-TR"/>
+        </w:rPr>
+        <w:t xml:space="preserve">O</w:t>
+      </w:r>
+      <w:r>
+        <w:rPr>
+          <w:rFonts w:ascii="Times New Roman" w:hAnsi="Times New Roman" w:cs="Times New Roman"/>
+          <w:vertAlign w:val="superscript"/>
+          <w:lang w:val="tr-TR"/>
+        </w:rPr>
+        <w:t xml:space="preserve">+</w:t>
+      </w:r>
+      <w:r>
+        <w:rPr>
+          <w:rFonts w:ascii="Times New Roman" w:hAnsi="Times New Roman" w:cs="Times New Roman"/>
+          <w:lang w:val="tr-TR"/>
+        </w:rPr>
+        <w:t xml:space="preserve">(suda) + OH</w:t>
+      </w:r>
+      <w:r>
+        <w:rPr>
+          <w:rFonts w:ascii="Times New Roman" w:hAnsi="Times New Roman" w:cs="Times New Roman"/>
+          <w:vertAlign w:val="superscript"/>
+          <w:lang w:val="tr-TR"/>
+        </w:rPr>
+        <w:t xml:space="preserve">−</w:t>
+      </w:r>
+      <w:r>
+        <w:rPr>
+          <w:rFonts w:ascii="Times New Roman" w:hAnsi="Times New Roman" w:cs="Times New Roman"/>
+          <w:lang w:val="tr-TR"/>
+        </w:rPr>
+        <w:t xml:space="preserve">(suda); K</w:t>
+      </w:r>
+      <w:r>
+        <w:rPr>
+          <w:rFonts w:ascii="Times New Roman" w:hAnsi="Times New Roman" w:cs="Times New Roman"/>
+          <w:vertAlign w:val="subscript"/>
+          <w:lang w:val="tr-TR"/>
+        </w:rPr>
+        <w:t xml:space="preserve">su</w:t>
+      </w:r>
+      <w:r>
+        <w:rPr>
+          <w:rFonts w:ascii="Times New Roman" w:hAnsi="Times New Roman" w:cs="Times New Roman"/>
+          <w:lang w:val="tr-TR"/>
+        </w:rPr>
+        <w:t xml:space="preserve"> = [H</w:t>
+      </w:r>
+      <w:r>
+        <w:rPr>
+          <w:rFonts w:ascii="Times New Roman" w:hAnsi="Times New Roman" w:cs="Times New Roman"/>
+          <w:vertAlign w:val="subscript"/>
+          <w:lang w:val="tr-TR"/>
+        </w:rPr>
+        <w:t xml:space="preserve">3</w:t>
+      </w:r>
+      <w:r>
+        <w:rPr>
+          <w:rFonts w:ascii="Times New Roman" w:hAnsi="Times New Roman" w:cs="Times New Roman"/>
+          <w:lang w:val="tr-TR"/>
+        </w:rPr>
+        <w:t xml:space="preserve">O</w:t>
+      </w:r>
+      <w:r>
+        <w:rPr>
+          <w:rFonts w:ascii="Times New Roman" w:hAnsi="Times New Roman" w:cs="Times New Roman"/>
+          <w:vertAlign w:val="superscript"/>
+          <w:lang w:val="tr-TR"/>
+        </w:rPr>
+        <w:t xml:space="preserve">+</w:t>
+      </w:r>
+      <w:r>
+        <w:rPr>
+          <w:rFonts w:ascii="Times New Roman" w:hAnsi="Times New Roman" w:cs="Times New Roman"/>
+          <w:lang w:val="tr-TR"/>
+        </w:rPr>
+        <w:t xml:space="preserve">][OH</w:t>
+      </w:r>
+      <w:r>
+        <w:rPr>
+          <w:rFonts w:ascii="Times New Roman" w:hAnsi="Times New Roman" w:cs="Times New Roman"/>
+          <w:vertAlign w:val="superscript"/>
+          <w:lang w:val="tr-TR"/>
+        </w:rPr>
+        <w:t xml:space="preserve">−</w:t>
+      </w:r>
+      <w:r>
+        <w:rPr>
+          <w:rFonts w:ascii="Times New Roman" w:hAnsi="Times New Roman" w:cs="Times New Roman"/>
+          <w:lang w:val="tr-TR"/>
+        </w:rPr>
+        <w:t xml:space="preserve">] = 1,0·10</w:t>
+      </w:r>
+      <w:r>
+        <w:rPr>
+          <w:rFonts w:ascii="Times New Roman" w:hAnsi="Times New Roman" w:cs="Times New Roman"/>
+          <w:vertAlign w:val="superscript"/>
+          <w:lang w:val="tr-TR"/>
+        </w:rPr>
+        <w:t xml:space="preserve">-14</w:t>
+      </w:r>
+      <w:r>
+        <w:rPr>
+          <w:rFonts w:ascii="Times New Roman" w:hAnsi="Times New Roman" w:cs="Times New Roman"/>
+          <w:lang w:val="tr-TR"/>
+        </w:rPr>
+        <w:t xml:space="preserve">; [H</w:t>
+      </w:r>
+      <w:r>
+        <w:rPr>
+          <w:rFonts w:ascii="Times New Roman" w:hAnsi="Times New Roman" w:cs="Times New Roman"/>
+          <w:vertAlign w:val="subscript"/>
+          <w:lang w:val="tr-TR"/>
+        </w:rPr>
+        <w:t xml:space="preserve">3</w:t>
+      </w:r>
+      <w:r>
+        <w:rPr>
+          <w:rFonts w:ascii="Times New Roman" w:hAnsi="Times New Roman" w:cs="Times New Roman"/>
+          <w:lang w:val="tr-TR"/>
+        </w:rPr>
+        <w:t xml:space="preserve">O</w:t>
+      </w:r>
+      <w:r>
+        <w:rPr>
+          <w:rFonts w:ascii="Times New Roman" w:hAnsi="Times New Roman" w:cs="Times New Roman"/>
+          <w:vertAlign w:val="superscript"/>
+          <w:lang w:val="tr-TR"/>
+        </w:rPr>
+        <w:t xml:space="preserve">+</w:t>
+      </w:r>
+      <w:r>
+        <w:rPr>
+          <w:rFonts w:ascii="Times New Roman" w:hAnsi="Times New Roman" w:cs="Times New Roman"/>
+          <w:lang w:val="tr-TR"/>
+        </w:rPr>
+        <w:t xml:space="preserve">] = [OH</w:t>
+      </w:r>
+      <w:r>
+        <w:rPr>
+          <w:rFonts w:ascii="Times New Roman" w:hAnsi="Times New Roman" w:cs="Times New Roman"/>
+          <w:vertAlign w:val="superscript"/>
+          <w:lang w:val="tr-TR"/>
+        </w:rPr>
+        <w:t xml:space="preserve">−</w:t>
+      </w:r>
+      <w:r>
+        <w:rPr>
+          <w:rFonts w:ascii="Times New Roman" w:hAnsi="Times New Roman" w:cs="Times New Roman"/>
+          <w:lang w:val="tr-TR"/>
+        </w:rPr>
+        <w:t xml:space="preserve">] = 1,0·10</w:t>
+      </w:r>
+      <w:r>
+        <w:rPr>
+          <w:rFonts w:ascii="Times New Roman" w:hAnsi="Times New Roman" w:cs="Times New Roman"/>
+          <w:vertAlign w:val="superscript"/>
+          <w:lang w:val="tr-TR"/>
+        </w:rPr>
+        <w:t xml:space="preserve">-7</w:t>
+      </w:r>
+      <w:r>
+        <w:rPr>
+          <w:rFonts w:ascii="Times New Roman" w:hAnsi="Times New Roman" w:cs="Times New Roman"/>
+          <w:lang w:val="tr-TR"/>
+        </w:rPr>
+        <w:t xml:space="preserve"> mol/L</w:t>
+      </w:r>
+    </w:p>
+    <w:p>
+      <w:pPr>
+        <w:jc w:val="both"/>
+      </w:pPr>
+      <w:r>
+        <w:rPr>
+          <w:rFonts w:ascii="Times New Roman" w:hAnsi="Times New Roman" w:cs="Times New Roman"/>
+          <w:b/>
+          <w:sz w:val="24"/>
+        </w:rPr>
+        <w:t xml:space="preserve">2. </w:t>
+      </w:r>
+      <w:r>
+        <w:rPr>
+          <w:rFonts w:ascii="Times New Roman" w:hAnsi="Times New Roman" w:cs="Times New Roman"/>
+          <w:lang w:val="tr-TR"/>
+        </w:rPr>
+        <w:t xml:space="preserve">1,0·10</w:t>
+      </w:r>
+      <w:r>
+        <w:rPr>
+          <w:rFonts w:ascii="Times New Roman" w:hAnsi="Times New Roman" w:cs="Times New Roman"/>
+          <w:vertAlign w:val="superscript"/>
+          <w:lang w:val="tr-TR"/>
+        </w:rPr>
+        <w:t xml:space="preserve">-11</w:t>
+      </w:r>
+      <w:r>
+        <w:rPr>
+          <w:rFonts w:ascii="Times New Roman" w:hAnsi="Times New Roman" w:cs="Times New Roman"/>
+          <w:sz w:val="24"/>
+        </w:rPr>
+        <w:t xml:space="preserve">; </w:t>
+      </w:r>
+      <w:r>
+        <w:rPr>
+          <w:rFonts w:ascii="Times New Roman" w:hAnsi="Times New Roman" w:cs="Times New Roman"/>
+          <w:lang w:val="tr-TR"/>
+        </w:rPr>
+        <w:t xml:space="preserve">3</w:t>
+      </w:r>
+      <w:r>
+        <w:rPr>
+          <w:rFonts w:ascii="Times New Roman" w:hAnsi="Times New Roman" w:cs="Times New Roman"/>
+          <w:sz w:val="24"/>
+        </w:rPr>
+        <w:t xml:space="preserve">; </w:t>
+      </w:r>
+      <w:r>
+        <w:rPr>
+          <w:rFonts w:ascii="Times New Roman" w:hAnsi="Times New Roman" w:cs="Times New Roman"/>
+          <w:lang w:val="tr-TR"/>
+        </w:rPr>
+        <w:t xml:space="preserve">11</w:t>
+      </w:r>
+      <w:r>
+        <w:rPr>
+          <w:rFonts w:ascii="Times New Roman" w:hAnsi="Times New Roman" w:cs="Times New Roman"/>
+          <w:sz w:val="24"/>
+        </w:rPr>
+        <w:t xml:space="preserve">; </w:t>
+      </w:r>
+      <w:r>
+        <w:rPr>
+          <w:rFonts w:ascii="Times New Roman" w:hAnsi="Times New Roman" w:cs="Times New Roman"/>
+          <w:lang w:val="tr-TR"/>
+        </w:rPr>
+        <w:t xml:space="preserve">Asidik</w:t>
+      </w:r>
+      <w:r>
+        <w:rPr>
+          <w:rFonts w:ascii="Times New Roman" w:hAnsi="Times New Roman" w:cs="Times New Roman"/>
+          <w:sz w:val="24"/>
+        </w:rPr>
+        <w:t xml:space="preserve">; </w:t>
+      </w:r>
+      <w:r>
+        <w:rPr>
+          <w:rFonts w:ascii="Times New Roman" w:hAnsi="Times New Roman" w:cs="Times New Roman"/>
+          <w:lang w:val="tr-TR"/>
+        </w:rPr>
+        <w:t xml:space="preserve">1,0·10</w:t>
+      </w:r>
+      <w:r>
+        <w:rPr>
+          <w:rFonts w:ascii="Times New Roman" w:hAnsi="Times New Roman" w:cs="Times New Roman"/>
+          <w:vertAlign w:val="superscript"/>
+          <w:lang w:val="tr-TR"/>
+        </w:rPr>
+        <w:t xml:space="preserve">-12</w:t>
+      </w:r>
+      <w:r>
+        <w:rPr>
+          <w:rFonts w:ascii="Times New Roman" w:hAnsi="Times New Roman" w:cs="Times New Roman"/>
+          <w:sz w:val="24"/>
+        </w:rPr>
+        <w:t xml:space="preserve">; </w:t>
+      </w:r>
+      <w:r>
+        <w:rPr>
+          <w:rFonts w:ascii="Times New Roman" w:hAnsi="Times New Roman" w:cs="Times New Roman"/>
+          <w:lang w:val="tr-TR"/>
+        </w:rPr>
+        <w:t xml:space="preserve">12</w:t>
+      </w:r>
+      <w:r>
+        <w:rPr>
+          <w:rFonts w:ascii="Times New Roman" w:hAnsi="Times New Roman" w:cs="Times New Roman"/>
+          <w:sz w:val="24"/>
+        </w:rPr>
+        <w:t xml:space="preserve">; </w:t>
+      </w:r>
+      <w:r>
+        <w:rPr>
+          <w:rFonts w:ascii="Times New Roman" w:hAnsi="Times New Roman" w:cs="Times New Roman"/>
+          <w:lang w:val="tr-TR"/>
+        </w:rPr>
+        <w:t xml:space="preserve">2</w:t>
+      </w:r>
+      <w:r>
+        <w:rPr>
+          <w:rFonts w:ascii="Times New Roman" w:hAnsi="Times New Roman" w:cs="Times New Roman"/>
+          <w:sz w:val="24"/>
+        </w:rPr>
+        <w:t xml:space="preserve">; </w:t>
+      </w:r>
+      <w:r>
+        <w:rPr>
+          <w:rFonts w:ascii="Times New Roman" w:hAnsi="Times New Roman" w:cs="Times New Roman"/>
+          <w:lang w:val="tr-TR"/>
+        </w:rPr>
+        <w:t xml:space="preserve">Bazik</w:t>
+      </w:r>
+      <w:r>
+        <w:rPr>
+          <w:rFonts w:ascii="Times New Roman" w:hAnsi="Times New Roman" w:cs="Times New Roman"/>
+          <w:sz w:val="24"/>
+        </w:rPr>
+        <w:t xml:space="preserve">; </w:t>
+      </w:r>
+      <w:r>
+        <w:rPr>
+          <w:rFonts w:ascii="Times New Roman" w:hAnsi="Times New Roman" w:cs="Times New Roman"/>
+          <w:lang w:val="tr-TR"/>
+        </w:rPr>
+        <w:t xml:space="preserve">1,0·10</w:t>
+      </w:r>
+      <w:r>
+        <w:rPr>
+          <w:rFonts w:ascii="Times New Roman" w:hAnsi="Times New Roman" w:cs="Times New Roman"/>
+          <w:vertAlign w:val="superscript"/>
+          <w:lang w:val="tr-TR"/>
+        </w:rPr>
+        <w:t xml:space="preserve">-6</w:t>
+      </w:r>
+      <w:r>
+        <w:rPr>
+          <w:rFonts w:ascii="Times New Roman" w:hAnsi="Times New Roman" w:cs="Times New Roman"/>
+          <w:sz w:val="24"/>
+        </w:rPr>
+        <w:t xml:space="preserve">; </w:t>
+      </w:r>
+      <w:r>
+        <w:rPr>
+          <w:rFonts w:ascii="Times New Roman" w:hAnsi="Times New Roman" w:cs="Times New Roman"/>
+          <w:lang w:val="tr-TR"/>
+        </w:rPr>
+        <w:t xml:space="preserve">1,0·10</w:t>
+      </w:r>
+      <w:r>
+        <w:rPr>
+          <w:rFonts w:ascii="Times New Roman" w:hAnsi="Times New Roman" w:cs="Times New Roman"/>
+          <w:vertAlign w:val="superscript"/>
+          <w:lang w:val="tr-TR"/>
+        </w:rPr>
+        <w:t xml:space="preserve">-8</w:t>
+      </w:r>
+      <w:r>
+        <w:rPr>
+          <w:rFonts w:ascii="Times New Roman" w:hAnsi="Times New Roman" w:cs="Times New Roman"/>
+          <w:sz w:val="24"/>
+        </w:rPr>
+        <w:t xml:space="preserve">; </w:t>
+      </w:r>
+      <w:r>
+        <w:rPr>
+          <w:rFonts w:ascii="Times New Roman" w:hAnsi="Times New Roman" w:cs="Times New Roman"/>
+          <w:lang w:val="tr-TR"/>
+        </w:rPr>
+        <w:t xml:space="preserve">8</w:t>
+      </w:r>
+      <w:r>
+        <w:rPr>
+          <w:rFonts w:ascii="Times New Roman" w:hAnsi="Times New Roman" w:cs="Times New Roman"/>
+          <w:sz w:val="24"/>
+        </w:rPr>
+        <w:t xml:space="preserve">; </w:t>
+      </w:r>
+      <w:r>
+        <w:rPr>
+          <w:rFonts w:ascii="Times New Roman" w:hAnsi="Times New Roman" w:cs="Times New Roman"/>
+          <w:lang w:val="tr-TR"/>
+        </w:rPr>
+        <w:t xml:space="preserve">Asidik</w:t>
+      </w:r>
+    </w:p>
+    <w:p>
+      <w:pPr>
+        <w:jc w:val="both"/>
+      </w:pPr>
+      <w:r>
+        <w:rPr>
+          <w:rFonts w:ascii="Times New Roman" w:hAnsi="Times New Roman" w:cs="Times New Roman"/>
+          <w:b/>
+          <w:sz w:val="24"/>
+        </w:rPr>
+        <w:t xml:space="preserve">3. </w:t>
+      </w:r>
+      <w:r>
+        <w:rPr>
+          <w:rFonts w:ascii="Times New Roman" w:hAnsi="Times New Roman" w:cs="Times New Roman"/>
+          <w:lang w:val="tr-TR"/>
+        </w:rPr>
+        <w:t xml:space="preserve">Asit: HSO</w:t>
+      </w:r>
+      <w:r>
+        <w:rPr>
+          <w:rFonts w:ascii="Times New Roman" w:hAnsi="Times New Roman" w:cs="Times New Roman"/>
+          <w:vertAlign w:val="subscript"/>
+          <w:lang w:val="tr-TR"/>
+        </w:rPr>
+        <w:t xml:space="preserve">4</w:t>
+      </w:r>
+      <w:r>
+        <w:rPr>
+          <w:rFonts w:ascii="Times New Roman" w:hAnsi="Times New Roman" w:cs="Times New Roman"/>
+          <w:vertAlign w:val="superscript"/>
+          <w:lang w:val="tr-TR"/>
+        </w:rPr>
+        <w:t xml:space="preserve">−</w:t>
+      </w:r>
+      <w:r>
+        <w:rPr>
+          <w:rFonts w:ascii="Times New Roman" w:hAnsi="Times New Roman" w:cs="Times New Roman"/>
+          <w:lang w:val="tr-TR"/>
+        </w:rPr>
+        <w:t xml:space="preserve">, baz: H</w:t>
+      </w:r>
+      <w:r>
+        <w:rPr>
+          <w:rFonts w:ascii="Times New Roman" w:hAnsi="Times New Roman" w:cs="Times New Roman"/>
+          <w:vertAlign w:val="subscript"/>
+          <w:lang w:val="tr-TR"/>
+        </w:rPr>
+        <w:t xml:space="preserve">2</w:t>
+      </w:r>
+      <w:r>
+        <w:rPr>
+          <w:rFonts w:ascii="Times New Roman" w:hAnsi="Times New Roman" w:cs="Times New Roman"/>
+          <w:lang w:val="tr-TR"/>
+        </w:rPr>
+        <w:t xml:space="preserve">O; çiftler: HSO</w:t>
+      </w:r>
+      <w:r>
+        <w:rPr>
+          <w:rFonts w:ascii="Times New Roman" w:hAnsi="Times New Roman" w:cs="Times New Roman"/>
+          <w:vertAlign w:val="subscript"/>
+          <w:lang w:val="tr-TR"/>
+        </w:rPr>
+        <w:t xml:space="preserve">4</w:t>
+      </w:r>
+      <w:r>
+        <w:rPr>
+          <w:rFonts w:ascii="Times New Roman" w:hAnsi="Times New Roman" w:cs="Times New Roman"/>
+          <w:vertAlign w:val="superscript"/>
+          <w:lang w:val="tr-TR"/>
+        </w:rPr>
+        <w:t xml:space="preserve">−</w:t>
+      </w:r>
+      <w:r>
+        <w:rPr>
+          <w:rFonts w:ascii="Times New Roman" w:hAnsi="Times New Roman" w:cs="Times New Roman"/>
+          <w:lang w:val="tr-TR"/>
+        </w:rPr>
+        <w:t xml:space="preserve">/SO</w:t>
+      </w:r>
+      <w:r>
+        <w:rPr>
+          <w:rFonts w:ascii="Times New Roman" w:hAnsi="Times New Roman" w:cs="Times New Roman"/>
+          <w:vertAlign w:val="subscript"/>
+          <w:lang w:val="tr-TR"/>
+        </w:rPr>
+        <w:t xml:space="preserve">4</w:t>
+      </w:r>
+      <w:r>
+        <w:rPr>
+          <w:rFonts w:ascii="Times New Roman" w:hAnsi="Times New Roman" w:cs="Times New Roman"/>
+          <w:vertAlign w:val="superscript"/>
+          <w:lang w:val="tr-TR"/>
+        </w:rPr>
+        <w:t xml:space="preserve">2−</w:t>
+      </w:r>
+      <w:r>
+        <w:rPr>
+          <w:rFonts w:ascii="Times New Roman" w:hAnsi="Times New Roman" w:cs="Times New Roman"/>
+          <w:lang w:val="tr-TR"/>
+        </w:rPr>
+        <w:t xml:space="preserve"> ve H</w:t>
+      </w:r>
+      <w:r>
+        <w:rPr>
+          <w:rFonts w:ascii="Times New Roman" w:hAnsi="Times New Roman" w:cs="Times New Roman"/>
+          <w:vertAlign w:val="subscript"/>
+          <w:lang w:val="tr-TR"/>
+        </w:rPr>
+        <w:t xml:space="preserve">3</w:t>
+      </w:r>
+      <w:r>
+        <w:rPr>
+          <w:rFonts w:ascii="Times New Roman" w:hAnsi="Times New Roman" w:cs="Times New Roman"/>
+          <w:lang w:val="tr-TR"/>
+        </w:rPr>
+        <w:t xml:space="preserve">O</w:t>
+      </w:r>
+      <w:r>
+        <w:rPr>
+          <w:rFonts w:ascii="Times New Roman" w:hAnsi="Times New Roman" w:cs="Times New Roman"/>
+          <w:vertAlign w:val="superscript"/>
+          <w:lang w:val="tr-TR"/>
+        </w:rPr>
+        <w:t xml:space="preserve">+</w:t>
+      </w:r>
+      <w:r>
+        <w:rPr>
+          <w:rFonts w:ascii="Times New Roman" w:hAnsi="Times New Roman" w:cs="Times New Roman"/>
+          <w:lang w:val="tr-TR"/>
+        </w:rPr>
+        <w:t xml:space="preserve">/H</w:t>
+      </w:r>
+      <w:r>
+        <w:rPr>
+          <w:rFonts w:ascii="Times New Roman" w:hAnsi="Times New Roman" w:cs="Times New Roman"/>
+          <w:vertAlign w:val="subscript"/>
+          <w:lang w:val="tr-TR"/>
+        </w:rPr>
+        <w:t xml:space="preserve">2</w:t>
+      </w:r>
+      <w:r>
+        <w:rPr>
+          <w:rFonts w:ascii="Times New Roman" w:hAnsi="Times New Roman" w:cs="Times New Roman"/>
+          <w:lang w:val="tr-TR"/>
+        </w:rPr>
+        <w:t xml:space="preserve">O</w:t>
+      </w:r>
+      <w:r>
+        <w:rPr>
+          <w:rFonts w:ascii="Times New Roman" w:hAnsi="Times New Roman" w:cs="Times New Roman"/>
+          <w:sz w:val="24"/>
+        </w:rPr>
+        <w:t xml:space="preserve">; </w:t>
+      </w:r>
+      <w:r>
+        <w:rPr>
+          <w:rFonts w:ascii="Times New Roman" w:hAnsi="Times New Roman" w:cs="Times New Roman"/>
+          <w:lang w:val="tr-TR"/>
+        </w:rPr>
+        <w:t xml:space="preserve">Cevap: Asit: NH</w:t>
+      </w:r>
+      <w:r>
+        <w:rPr>
+          <w:rFonts w:ascii="Times New Roman" w:hAnsi="Times New Roman" w:cs="Times New Roman"/>
+          <w:vertAlign w:val="subscript"/>
+          <w:lang w:val="tr-TR"/>
+        </w:rPr>
+        <w:t xml:space="preserve">4</w:t>
+      </w:r>
+      <w:r>
+        <w:rPr>
+          <w:rFonts w:ascii="Times New Roman" w:hAnsi="Times New Roman" w:cs="Times New Roman"/>
+          <w:vertAlign w:val="superscript"/>
+          <w:lang w:val="tr-TR"/>
+        </w:rPr>
+        <w:t xml:space="preserve">+</w:t>
+      </w:r>
+      <w:r>
+        <w:rPr>
+          <w:rFonts w:ascii="Times New Roman" w:hAnsi="Times New Roman" w:cs="Times New Roman"/>
+          <w:lang w:val="tr-TR"/>
+        </w:rPr>
+        <w:t xml:space="preserve">, baz: OH</w:t>
+      </w:r>
+      <w:r>
+        <w:rPr>
+          <w:rFonts w:ascii="Times New Roman" w:hAnsi="Times New Roman" w:cs="Times New Roman"/>
+          <w:vertAlign w:val="superscript"/>
+          <w:lang w:val="tr-TR"/>
+        </w:rPr>
+        <w:t xml:space="preserve">−</w:t>
+      </w:r>
+      <w:r>
+        <w:rPr>
+          <w:rFonts w:ascii="Times New Roman" w:hAnsi="Times New Roman" w:cs="Times New Roman"/>
+          <w:lang w:val="tr-TR"/>
+        </w:rPr>
+        <w:t xml:space="preserve">; çiftler: NH</w:t>
+      </w:r>
+      <w:r>
+        <w:rPr>
+          <w:rFonts w:ascii="Times New Roman" w:hAnsi="Times New Roman" w:cs="Times New Roman"/>
+          <w:vertAlign w:val="subscript"/>
+          <w:lang w:val="tr-TR"/>
+        </w:rPr>
+        <w:t xml:space="preserve">4</w:t>
+      </w:r>
+      <w:r>
+        <w:rPr>
+          <w:rFonts w:ascii="Times New Roman" w:hAnsi="Times New Roman" w:cs="Times New Roman"/>
+          <w:vertAlign w:val="superscript"/>
+          <w:lang w:val="tr-TR"/>
+        </w:rPr>
+        <w:t xml:space="preserve">+</w:t>
+      </w:r>
+      <w:r>
+        <w:rPr>
+          <w:rFonts w:ascii="Times New Roman" w:hAnsi="Times New Roman" w:cs="Times New Roman"/>
+          <w:lang w:val="tr-TR"/>
+        </w:rPr>
+        <w:t xml:space="preserve">/NH</w:t>
+      </w:r>
+      <w:r>
+        <w:rPr>
+          <w:rFonts w:ascii="Times New Roman" w:hAnsi="Times New Roman" w:cs="Times New Roman"/>
+          <w:vertAlign w:val="subscript"/>
+          <w:lang w:val="tr-TR"/>
+        </w:rPr>
+        <w:t xml:space="preserve">3</w:t>
+      </w:r>
+      <w:r>
+        <w:rPr>
+          <w:rFonts w:ascii="Times New Roman" w:hAnsi="Times New Roman" w:cs="Times New Roman"/>
+          <w:lang w:val="tr-TR"/>
+        </w:rPr>
+        <w:t xml:space="preserve"> ve H</w:t>
+      </w:r>
+      <w:r>
+        <w:rPr>
+          <w:rFonts w:ascii="Times New Roman" w:hAnsi="Times New Roman" w:cs="Times New Roman"/>
+          <w:vertAlign w:val="subscript"/>
+          <w:lang w:val="tr-TR"/>
+        </w:rPr>
+        <w:t xml:space="preserve">2</w:t>
+      </w:r>
+      <w:r>
+        <w:rPr>
+          <w:rFonts w:ascii="Times New Roman" w:hAnsi="Times New Roman" w:cs="Times New Roman"/>
+          <w:lang w:val="tr-TR"/>
+        </w:rPr>
+        <w:t xml:space="preserve">O/OH</w:t>
+      </w:r>
+      <w:r>
+        <w:rPr>
+          <w:rFonts w:ascii="Times New Roman" w:hAnsi="Times New Roman" w:cs="Times New Roman"/>
+          <w:vertAlign w:val="superscript"/>
+          <w:lang w:val="tr-TR"/>
+        </w:rPr>
+        <w:t xml:space="preserve">−</w:t>
+      </w:r>
+    </w:p>
+    <w:p>
+      <w:pPr>
+        <w:jc w:val="both"/>
+      </w:pPr>
+      <w:r>
+        <w:rPr>
+          <w:rFonts w:ascii="Times New Roman" w:hAnsi="Times New Roman" w:cs="Times New Roman"/>
+          <w:b/>
+          <w:sz w:val="24"/>
+        </w:rPr>
+        <w:t xml:space="preserve">4. </w:t>
+      </w:r>
+      <w:r>
+        <w:rPr>
+          <w:rFonts w:ascii="Times New Roman" w:hAnsi="Times New Roman" w:cs="Times New Roman"/>
+          <w:lang w:val="tr-TR"/>
+        </w:rPr>
+        <w:t xml:space="preserve">D</w:t>
+      </w:r>
+    </w:p>
+    <w:p>
+      <w:pPr>
+        <w:jc w:val="both"/>
+      </w:pPr>
+      <w:r>
+        <w:rPr>
+          <w:rFonts w:ascii="Times New Roman" w:hAnsi="Times New Roman" w:cs="Times New Roman"/>
+          <w:b/>
+          <w:sz w:val="24"/>
+        </w:rPr>
+        <w:t xml:space="preserve">5. </w:t>
+      </w:r>
+      <w:r>
+        <w:rPr>
+          <w:rFonts w:ascii="Times New Roman" w:hAnsi="Times New Roman" w:cs="Times New Roman"/>
+          <w:lang w:val="tr-TR"/>
+        </w:rPr>
+        <w:t xml:space="preserve">a) HX; [H</w:t>
+      </w:r>
+      <w:r>
+        <w:rPr>
+          <w:rFonts w:ascii="Times New Roman" w:hAnsi="Times New Roman" w:cs="Times New Roman"/>
+          <w:vertAlign w:val="subscript"/>
+          <w:lang w:val="tr-TR"/>
+        </w:rPr>
+        <w:t xml:space="preserve">3</w:t>
+      </w:r>
+      <w:r>
+        <w:rPr>
+          <w:rFonts w:ascii="Times New Roman" w:hAnsi="Times New Roman" w:cs="Times New Roman"/>
+          <w:lang w:val="tr-TR"/>
+        </w:rPr>
+        <w:t xml:space="preserve">O</w:t>
+      </w:r>
+      <w:r>
+        <w:rPr>
+          <w:rFonts w:ascii="Times New Roman" w:hAnsi="Times New Roman" w:cs="Times New Roman"/>
+          <w:vertAlign w:val="superscript"/>
+          <w:lang w:val="tr-TR"/>
+        </w:rPr>
+        <w:t xml:space="preserve">+</w:t>
+      </w:r>
+      <w:r>
+        <w:rPr>
+          <w:rFonts w:ascii="Times New Roman" w:hAnsi="Times New Roman" w:cs="Times New Roman"/>
+          <w:lang w:val="tr-TR"/>
+        </w:rPr>
+        <w:t xml:space="preserve">] = 0,10 M olduğundan tamamen iyonlaşmıştır.  b) HX &gt; HY &gt; HZ  c) HX &gt; HY &gt; HZ  ç) (1,0·10</w:t>
+      </w:r>
+      <w:r>
+        <w:rPr>
+          <w:rFonts w:ascii="Times New Roman" w:hAnsi="Times New Roman" w:cs="Times New Roman"/>
+          <w:vertAlign w:val="superscript"/>
+          <w:lang w:val="tr-TR"/>
+        </w:rPr>
+        <w:t xml:space="preserve">-3</w:t>
+      </w:r>
+      <w:r>
+        <w:rPr>
+          <w:rFonts w:ascii="Times New Roman" w:hAnsi="Times New Roman" w:cs="Times New Roman"/>
+          <w:lang w:val="tr-TR"/>
+        </w:rPr>
+        <w:t xml:space="preserve"> / 0,10)·100 = %1</w:t>
+      </w:r>
+    </w:p>
+    <w:p>
+      <w:pPr>
+        <w:jc w:val="both"/>
+      </w:pPr>
+      <w:r>
+        <w:rPr>
+          <w:rFonts w:ascii="Times New Roman" w:hAnsi="Times New Roman" w:cs="Times New Roman"/>
+          <w:b/>
+          <w:sz w:val="24"/>
+        </w:rPr>
+        <w:t xml:space="preserve">6. </w:t>
+      </w:r>
+      <w:r>
+        <w:rPr>
+          <w:rFonts w:ascii="Times New Roman" w:hAnsi="Times New Roman" w:cs="Times New Roman"/>
+          <w:lang w:val="tr-TR"/>
+        </w:rPr>
+        <w:t xml:space="preserve">a) 1,70  b) [OH</w:t>
+      </w:r>
+      <w:r>
+        <w:rPr>
+          <w:rFonts w:ascii="Times New Roman" w:hAnsi="Times New Roman" w:cs="Times New Roman"/>
+          <w:vertAlign w:val="superscript"/>
+          <w:lang w:val="tr-TR"/>
+        </w:rPr>
+        <w:t xml:space="preserve">−</w:t>
+      </w:r>
+      <w:r>
+        <w:rPr>
+          <w:rFonts w:ascii="Times New Roman" w:hAnsi="Times New Roman" w:cs="Times New Roman"/>
+          <w:lang w:val="tr-TR"/>
+        </w:rPr>
+        <w:t xml:space="preserve">] = 0,10 M, pH = 13  c) [H</w:t>
+      </w:r>
+      <w:r>
+        <w:rPr>
+          <w:rFonts w:ascii="Times New Roman" w:hAnsi="Times New Roman" w:cs="Times New Roman"/>
+          <w:vertAlign w:val="subscript"/>
+          <w:lang w:val="tr-TR"/>
+        </w:rPr>
+        <w:t xml:space="preserve">3</w:t>
+      </w:r>
+      <w:r>
+        <w:rPr>
+          <w:rFonts w:ascii="Times New Roman" w:hAnsi="Times New Roman" w:cs="Times New Roman"/>
+          <w:lang w:val="tr-TR"/>
+        </w:rPr>
+        <w:t xml:space="preserve">O</w:t>
+      </w:r>
+      <w:r>
+        <w:rPr>
+          <w:rFonts w:ascii="Times New Roman" w:hAnsi="Times New Roman" w:cs="Times New Roman"/>
+          <w:vertAlign w:val="superscript"/>
+          <w:lang w:val="tr-TR"/>
+        </w:rPr>
+        <w:t xml:space="preserve">+</w:t>
+      </w:r>
+      <w:r>
+        <w:rPr>
+          <w:rFonts w:ascii="Times New Roman" w:hAnsi="Times New Roman" w:cs="Times New Roman"/>
+          <w:lang w:val="tr-TR"/>
+        </w:rPr>
+        <w:t xml:space="preserve">] = 3,0·10</w:t>
+      </w:r>
+      <w:r>
+        <w:rPr>
+          <w:rFonts w:ascii="Times New Roman" w:hAnsi="Times New Roman" w:cs="Times New Roman"/>
+          <w:vertAlign w:val="superscript"/>
+          <w:lang w:val="tr-TR"/>
+        </w:rPr>
+        <w:t xml:space="preserve">-3</w:t>
+      </w:r>
+      <w:r>
+        <w:rPr>
+          <w:rFonts w:ascii="Times New Roman" w:hAnsi="Times New Roman" w:cs="Times New Roman"/>
+          <w:lang w:val="tr-TR"/>
+        </w:rPr>
+        <w:t xml:space="preserve"> M, pH = 2,52  ç) [OH</w:t>
+      </w:r>
+      <w:r>
+        <w:rPr>
+          <w:rFonts w:ascii="Times New Roman" w:hAnsi="Times New Roman" w:cs="Times New Roman"/>
+          <w:vertAlign w:val="superscript"/>
+          <w:lang w:val="tr-TR"/>
+        </w:rPr>
+        <w:t xml:space="preserve">−</w:t>
+      </w:r>
+      <w:r>
+        <w:rPr>
+          <w:rFonts w:ascii="Times New Roman" w:hAnsi="Times New Roman" w:cs="Times New Roman"/>
+          <w:lang w:val="tr-TR"/>
+        </w:rPr>
+        <w:t xml:space="preserve">] = 3,0·10</w:t>
+      </w:r>
+      <w:r>
+        <w:rPr>
+          <w:rFonts w:ascii="Times New Roman" w:hAnsi="Times New Roman" w:cs="Times New Roman"/>
+          <w:vertAlign w:val="superscript"/>
+          <w:lang w:val="tr-TR"/>
+        </w:rPr>
+        <w:t xml:space="preserve">-3</w:t>
+      </w:r>
+      <w:r>
+        <w:rPr>
+          <w:rFonts w:ascii="Times New Roman" w:hAnsi="Times New Roman" w:cs="Times New Roman"/>
+          <w:lang w:val="tr-TR"/>
+        </w:rPr>
+        <w:t xml:space="preserve"> M, pOH = 2,52, pH = 11,48</w:t>
+      </w:r>
+    </w:p>
+    <w:p>
+      <w:pPr>
+        <w:jc w:val="both"/>
+      </w:pPr>
+      <w:r>
+        <w:rPr>
+          <w:rFonts w:ascii="Times New Roman" w:hAnsi="Times New Roman" w:cs="Times New Roman"/>
+          <w:b/>
+          <w:sz w:val="24"/>
+        </w:rPr>
+        <w:t xml:space="preserve">7. </w:t>
+      </w:r>
+      <w:r>
+        <w:rPr>
+          <w:rFonts w:ascii="Times New Roman" w:hAnsi="Times New Roman" w:cs="Times New Roman"/>
+          <w:lang w:val="tr-TR"/>
+        </w:rPr>
+        <w:t xml:space="preserve">Benzerlik: Her ikisinde de pH = −log[H</w:t>
+      </w:r>
+      <w:r>
+        <w:rPr>
+          <w:rFonts w:ascii="Times New Roman" w:hAnsi="Times New Roman" w:cs="Times New Roman"/>
+          <w:vertAlign w:val="subscript"/>
+          <w:lang w:val="tr-TR"/>
+        </w:rPr>
+        <w:t xml:space="preserve">3</w:t>
+      </w:r>
+      <w:r>
+        <w:rPr>
+          <w:rFonts w:ascii="Times New Roman" w:hAnsi="Times New Roman" w:cs="Times New Roman"/>
+          <w:lang w:val="tr-TR"/>
+        </w:rPr>
+        <w:t xml:space="preserve">O</w:t>
+      </w:r>
+      <w:r>
+        <w:rPr>
+          <w:rFonts w:ascii="Times New Roman" w:hAnsi="Times New Roman" w:cs="Times New Roman"/>
+          <w:vertAlign w:val="superscript"/>
+          <w:lang w:val="tr-TR"/>
+        </w:rPr>
+        <w:t xml:space="preserve">+</w:t>
+      </w:r>
+      <w:r>
+        <w:rPr>
+          <w:rFonts w:ascii="Times New Roman" w:hAnsi="Times New Roman" w:cs="Times New Roman"/>
+          <w:lang w:val="tr-TR"/>
+        </w:rPr>
+        <w:t xml:space="preserve">] ile hesaplanır ve suyun otoiyonizasyonu ihmal edilir. Farklılık: HCl’de [H</w:t>
+      </w:r>
+      <w:r>
+        <w:rPr>
+          <w:rFonts w:ascii="Times New Roman" w:hAnsi="Times New Roman" w:cs="Times New Roman"/>
+          <w:vertAlign w:val="subscript"/>
+          <w:lang w:val="tr-TR"/>
+        </w:rPr>
+        <w:t xml:space="preserve">3</w:t>
+      </w:r>
+      <w:r>
+        <w:rPr>
+          <w:rFonts w:ascii="Times New Roman" w:hAnsi="Times New Roman" w:cs="Times New Roman"/>
+          <w:lang w:val="tr-TR"/>
+        </w:rPr>
+        <w:t xml:space="preserve">O</w:t>
+      </w:r>
+      <w:r>
+        <w:rPr>
+          <w:rFonts w:ascii="Times New Roman" w:hAnsi="Times New Roman" w:cs="Times New Roman"/>
+          <w:vertAlign w:val="superscript"/>
+          <w:lang w:val="tr-TR"/>
+        </w:rPr>
+        <w:t xml:space="preserve">+</w:t>
+      </w:r>
+      <w:r>
+        <w:rPr>
+          <w:rFonts w:ascii="Times New Roman" w:hAnsi="Times New Roman" w:cs="Times New Roman"/>
+          <w:lang w:val="tr-TR"/>
+        </w:rPr>
+        <w:t xml:space="preserve">] = C</w:t>
+      </w:r>
+      <w:r>
+        <w:rPr>
+          <w:rFonts w:ascii="Times New Roman" w:hAnsi="Times New Roman" w:cs="Times New Roman"/>
+          <w:vertAlign w:val="subscript"/>
+          <w:lang w:val="tr-TR"/>
+        </w:rPr>
+        <w:t xml:space="preserve">a</w:t>
+      </w:r>
+      <w:r>
+        <w:rPr>
+          <w:rFonts w:ascii="Times New Roman" w:hAnsi="Times New Roman" w:cs="Times New Roman"/>
+          <w:lang w:val="tr-TR"/>
+        </w:rPr>
+        <w:t xml:space="preserve">, CH</w:t>
+      </w:r>
+      <w:r>
+        <w:rPr>
+          <w:rFonts w:ascii="Times New Roman" w:hAnsi="Times New Roman" w:cs="Times New Roman"/>
+          <w:vertAlign w:val="subscript"/>
+          <w:lang w:val="tr-TR"/>
+        </w:rPr>
+        <w:t xml:space="preserve">3</w:t>
+      </w:r>
+      <w:r>
+        <w:rPr>
+          <w:rFonts w:ascii="Times New Roman" w:hAnsi="Times New Roman" w:cs="Times New Roman"/>
+          <w:lang w:val="tr-TR"/>
+        </w:rPr>
+        <w:t xml:space="preserve">COOH’ta [H</w:t>
+      </w:r>
+      <w:r>
+        <w:rPr>
+          <w:rFonts w:ascii="Times New Roman" w:hAnsi="Times New Roman" w:cs="Times New Roman"/>
+          <w:vertAlign w:val="subscript"/>
+          <w:lang w:val="tr-TR"/>
+        </w:rPr>
+        <w:t xml:space="preserve">3</w:t>
+      </w:r>
+      <w:r>
+        <w:rPr>
+          <w:rFonts w:ascii="Times New Roman" w:hAnsi="Times New Roman" w:cs="Times New Roman"/>
+          <w:lang w:val="tr-TR"/>
+        </w:rPr>
+        <w:t xml:space="preserve">O</w:t>
+      </w:r>
+      <w:r>
+        <w:rPr>
+          <w:rFonts w:ascii="Times New Roman" w:hAnsi="Times New Roman" w:cs="Times New Roman"/>
+          <w:vertAlign w:val="superscript"/>
+          <w:lang w:val="tr-TR"/>
+        </w:rPr>
+        <w:t xml:space="preserve">+</w:t>
+      </w:r>
+      <w:r>
+        <w:rPr>
+          <w:rFonts w:ascii="Times New Roman" w:hAnsi="Times New Roman" w:cs="Times New Roman"/>
+          <w:lang w:val="tr-TR"/>
+        </w:rPr>
+        <w:t xml:space="preserve">] = √(K</w:t>
+      </w:r>
+      <w:r>
+        <w:rPr>
+          <w:rFonts w:ascii="Times New Roman" w:hAnsi="Times New Roman" w:cs="Times New Roman"/>
+          <w:vertAlign w:val="subscript"/>
+          <w:lang w:val="tr-TR"/>
+        </w:rPr>
+        <w:t xml:space="preserve">a</w:t>
+      </w:r>
+      <w:r>
+        <w:rPr>
+          <w:rFonts w:ascii="Times New Roman" w:hAnsi="Times New Roman" w:cs="Times New Roman"/>
+          <w:lang w:val="tr-TR"/>
+        </w:rPr>
+        <w:t xml:space="preserve">·C</w:t>
+      </w:r>
+      <w:r>
+        <w:rPr>
+          <w:rFonts w:ascii="Times New Roman" w:hAnsi="Times New Roman" w:cs="Times New Roman"/>
+          <w:vertAlign w:val="subscript"/>
+          <w:lang w:val="tr-TR"/>
+        </w:rPr>
+        <w:t xml:space="preserve">a</w:t>
+      </w:r>
+      <w:r>
+        <w:rPr>
+          <w:rFonts w:ascii="Times New Roman" w:hAnsi="Times New Roman" w:cs="Times New Roman"/>
+          <w:lang w:val="tr-TR"/>
+        </w:rPr>
+        <w:t xml:space="preserve">) ile hesaplanır.</w:t>
+      </w:r>
+    </w:p>
+    <w:p>
+      <w:pPr>
+        <w:jc w:val="both"/>
+      </w:pPr>
+      <w:r>
+        <w:rPr>
+          <w:rFonts w:ascii="Times New Roman" w:hAnsi="Times New Roman" w:cs="Times New Roman"/>
+          <w:b/>
+          <w:sz w:val="24"/>
+        </w:rPr>
+        <w:t xml:space="preserve">8. </w:t>
+      </w:r>
+      <w:r>
+        <w:rPr>
+          <w:rFonts w:ascii="Times New Roman" w:hAnsi="Times New Roman" w:cs="Times New Roman"/>
+          <w:lang w:val="tr-TR"/>
+        </w:rPr>
+        <w:t xml:space="preserve">a) H</w:t>
+      </w:r>
+      <w:r>
+        <w:rPr>
+          <w:rFonts w:ascii="Times New Roman" w:hAnsi="Times New Roman" w:cs="Times New Roman"/>
+          <w:vertAlign w:val="subscript"/>
+          <w:lang w:val="tr-TR"/>
+        </w:rPr>
+        <w:t xml:space="preserve">3</w:t>
+      </w:r>
+      <w:r>
+        <w:rPr>
+          <w:rFonts w:ascii="Times New Roman" w:hAnsi="Times New Roman" w:cs="Times New Roman"/>
+          <w:lang w:val="tr-TR"/>
+        </w:rPr>
+        <w:t xml:space="preserve">O</w:t>
+      </w:r>
+      <w:r>
+        <w:rPr>
+          <w:rFonts w:ascii="Times New Roman" w:hAnsi="Times New Roman" w:cs="Times New Roman"/>
+          <w:vertAlign w:val="superscript"/>
+          <w:lang w:val="tr-TR"/>
+        </w:rPr>
+        <w:t xml:space="preserve">+</w:t>
+      </w:r>
+      <w:r>
+        <w:rPr>
+          <w:rFonts w:ascii="Times New Roman" w:hAnsi="Times New Roman" w:cs="Times New Roman"/>
+          <w:lang w:val="tr-TR"/>
+        </w:rPr>
+        <w:t xml:space="preserve">(suda) + OH</w:t>
+      </w:r>
+      <w:r>
+        <w:rPr>
+          <w:rFonts w:ascii="Times New Roman" w:hAnsi="Times New Roman" w:cs="Times New Roman"/>
+          <w:vertAlign w:val="superscript"/>
+          <w:lang w:val="tr-TR"/>
+        </w:rPr>
+        <w:t xml:space="preserve">−</w:t>
+      </w:r>
+      <w:r>
+        <w:rPr>
+          <w:rFonts w:ascii="Times New Roman" w:hAnsi="Times New Roman" w:cs="Times New Roman"/>
+          <w:lang w:val="tr-TR"/>
+        </w:rPr>
+        <w:t xml:space="preserve">(suda) → 2H</w:t>
+      </w:r>
+      <w:r>
+        <w:rPr>
+          <w:rFonts w:ascii="Times New Roman" w:hAnsi="Times New Roman" w:cs="Times New Roman"/>
+          <w:vertAlign w:val="subscript"/>
+          <w:lang w:val="tr-TR"/>
+        </w:rPr>
+        <w:t xml:space="preserve">2</w:t>
+      </w:r>
+      <w:r>
+        <w:rPr>
+          <w:rFonts w:ascii="Times New Roman" w:hAnsi="Times New Roman" w:cs="Times New Roman"/>
+          <w:lang w:val="tr-TR"/>
+        </w:rPr>
+        <w:t xml:space="preserve">O(s)  b) Artan H</w:t>
+      </w:r>
+      <w:r>
+        <w:rPr>
+          <w:rFonts w:ascii="Times New Roman" w:hAnsi="Times New Roman" w:cs="Times New Roman"/>
+          <w:vertAlign w:val="subscript"/>
+          <w:lang w:val="tr-TR"/>
+        </w:rPr>
+        <w:t xml:space="preserve">3</w:t>
+      </w:r>
+      <w:r>
+        <w:rPr>
+          <w:rFonts w:ascii="Times New Roman" w:hAnsi="Times New Roman" w:cs="Times New Roman"/>
+          <w:lang w:val="tr-TR"/>
+        </w:rPr>
+        <w:t xml:space="preserve">O</w:t>
+      </w:r>
+      <w:r>
+        <w:rPr>
+          <w:rFonts w:ascii="Times New Roman" w:hAnsi="Times New Roman" w:cs="Times New Roman"/>
+          <w:vertAlign w:val="superscript"/>
+          <w:lang w:val="tr-TR"/>
+        </w:rPr>
+        <w:t xml:space="preserve">+</w:t>
+      </w:r>
+      <w:r>
+        <w:rPr>
+          <w:rFonts w:ascii="Times New Roman" w:hAnsi="Times New Roman" w:cs="Times New Roman"/>
+          <w:lang w:val="tr-TR"/>
+        </w:rPr>
+        <w:t xml:space="preserve"> = 0,010 − 0,006 = 0,004 mol; [H</w:t>
+      </w:r>
+      <w:r>
+        <w:rPr>
+          <w:rFonts w:ascii="Times New Roman" w:hAnsi="Times New Roman" w:cs="Times New Roman"/>
+          <w:vertAlign w:val="subscript"/>
+          <w:lang w:val="tr-TR"/>
+        </w:rPr>
+        <w:t xml:space="preserve">3</w:t>
+      </w:r>
+      <w:r>
+        <w:rPr>
+          <w:rFonts w:ascii="Times New Roman" w:hAnsi="Times New Roman" w:cs="Times New Roman"/>
+          <w:lang w:val="tr-TR"/>
+        </w:rPr>
+        <w:t xml:space="preserve">O</w:t>
+      </w:r>
+      <w:r>
+        <w:rPr>
+          <w:rFonts w:ascii="Times New Roman" w:hAnsi="Times New Roman" w:cs="Times New Roman"/>
+          <w:vertAlign w:val="superscript"/>
+          <w:lang w:val="tr-TR"/>
+        </w:rPr>
+        <w:t xml:space="preserve">+</w:t>
+      </w:r>
+      <w:r>
+        <w:rPr>
+          <w:rFonts w:ascii="Times New Roman" w:hAnsi="Times New Roman" w:cs="Times New Roman"/>
+          <w:lang w:val="tr-TR"/>
+        </w:rPr>
+        <w:t xml:space="preserve">] = 0,004/0,080 = 0,050 M; pH = 1,30  c) 20 mL</w:t>
+      </w:r>
+    </w:p>
+    <w:p>
+      <w:pPr>
+        <w:jc w:val="both"/>
+      </w:pPr>
+      <w:r>
+        <w:rPr>
+          <w:rFonts w:ascii="Times New Roman" w:hAnsi="Times New Roman" w:cs="Times New Roman"/>
+          <w:b/>
+          <w:sz w:val="24"/>
+        </w:rPr>
+        <w:t xml:space="preserve">9. </w:t>
+      </w:r>
+      <w:r>
+        <w:rPr>
+          <w:rFonts w:ascii="Times New Roman" w:hAnsi="Times New Roman" w:cs="Times New Roman"/>
+          <w:lang w:val="tr-TR"/>
+        </w:rPr>
+        <w:t xml:space="preserve">a) n(HCl) = n(NaOH) = 0,10·0,0200 = 2,0·10</w:t>
+      </w:r>
+      <w:r>
+        <w:rPr>
+          <w:rFonts w:ascii="Times New Roman" w:hAnsi="Times New Roman" w:cs="Times New Roman"/>
+          <w:vertAlign w:val="superscript"/>
+          <w:lang w:val="tr-TR"/>
+        </w:rPr>
+        <w:t xml:space="preserve">-3</w:t>
+      </w:r>
+      <w:r>
+        <w:rPr>
+          <w:rFonts w:ascii="Times New Roman" w:hAnsi="Times New Roman" w:cs="Times New Roman"/>
+          <w:lang w:val="tr-TR"/>
+        </w:rPr>
+        <w:t xml:space="preserve"> mol; C = 2,0·10</w:t>
+      </w:r>
+      <w:r>
+        <w:rPr>
+          <w:rFonts w:ascii="Times New Roman" w:hAnsi="Times New Roman" w:cs="Times New Roman"/>
+          <w:vertAlign w:val="superscript"/>
+          <w:lang w:val="tr-TR"/>
+        </w:rPr>
+        <w:t xml:space="preserve">-3</w:t>
+      </w:r>
+      <w:r>
+        <w:rPr>
+          <w:rFonts w:ascii="Times New Roman" w:hAnsi="Times New Roman" w:cs="Times New Roman"/>
+          <w:lang w:val="tr-TR"/>
+        </w:rPr>
+        <w:t xml:space="preserve">/0,0250 = 0,080 M  b) 7 (25 °C)  c) Renksiz çözelti kalıcı açık pembe renge döner.</w:t>
+      </w:r>
+    </w:p>
+    <w:p>
+      <w:pPr>
+        <w:jc w:val="both"/>
+      </w:pPr>
+      <w:r>
+        <w:rPr>
+          <w:rFonts w:ascii="Times New Roman" w:hAnsi="Times New Roman" w:cs="Times New Roman"/>
+          <w:b/>
+          <w:sz w:val="24"/>
+        </w:rPr>
+        <w:t xml:space="preserve">10. </w:t>
+      </w:r>
+      <w:r>
+        <w:rPr>
+          <w:rFonts w:ascii="Times New Roman" w:hAnsi="Times New Roman" w:cs="Times New Roman"/>
+          <w:lang w:val="tr-TR"/>
+        </w:rPr>
+        <w:t xml:space="preserve">a) Mg(OH)</w:t>
+      </w:r>
+      <w:r>
+        <w:rPr>
+          <w:rFonts w:ascii="Times New Roman" w:hAnsi="Times New Roman" w:cs="Times New Roman"/>
+          <w:vertAlign w:val="subscript"/>
+          <w:lang w:val="tr-TR"/>
+        </w:rPr>
+        <w:t xml:space="preserve">2</w:t>
+      </w:r>
+      <w:r>
+        <w:rPr>
+          <w:rFonts w:ascii="Times New Roman" w:hAnsi="Times New Roman" w:cs="Times New Roman"/>
+          <w:lang w:val="tr-TR"/>
+        </w:rPr>
+        <w:t xml:space="preserve">(k) + 2HCl(suda) → MgCl</w:t>
+      </w:r>
+      <w:r>
+        <w:rPr>
+          <w:rFonts w:ascii="Times New Roman" w:hAnsi="Times New Roman" w:cs="Times New Roman"/>
+          <w:vertAlign w:val="subscript"/>
+          <w:lang w:val="tr-TR"/>
+        </w:rPr>
+        <w:t xml:space="preserve">2</w:t>
+      </w:r>
+      <w:r>
+        <w:rPr>
+          <w:rFonts w:ascii="Times New Roman" w:hAnsi="Times New Roman" w:cs="Times New Roman"/>
+          <w:lang w:val="tr-TR"/>
+        </w:rPr>
+        <w:t xml:space="preserve">(suda) + 2H</w:t>
+      </w:r>
+      <w:r>
+        <w:rPr>
+          <w:rFonts w:ascii="Times New Roman" w:hAnsi="Times New Roman" w:cs="Times New Roman"/>
+          <w:vertAlign w:val="subscript"/>
+          <w:lang w:val="tr-TR"/>
+        </w:rPr>
+        <w:t xml:space="preserve">2</w:t>
+      </w:r>
+      <w:r>
+        <w:rPr>
+          <w:rFonts w:ascii="Times New Roman" w:hAnsi="Times New Roman" w:cs="Times New Roman"/>
+          <w:lang w:val="tr-TR"/>
+        </w:rPr>
+        <w:t xml:space="preserve">O(s); fazla mide asidi nötralleşir.  b) Mide pH’si yükselerek sindirim ve bazı minerallerin emilimi bozulabilir; ilaçlar doktor önerisiyle kullanılmalıdır.</w:t>
+      </w:r>
+    </w:p>
+    <w:p>
+      <w:pPr>
+        <w:jc w:val="both"/>
+      </w:pPr>
+      <w:r>
+        <w:rPr>
+          <w:rFonts w:ascii="Times New Roman" w:hAnsi="Times New Roman" w:cs="Times New Roman"/>
+          <w:b/>
+          <w:sz w:val="24"/>
+        </w:rPr>
+        <w:t xml:space="preserve">11. </w:t>
+      </w:r>
+      <w:r>
+        <w:rPr>
+          <w:rFonts w:ascii="Times New Roman" w:hAnsi="Times New Roman" w:cs="Times New Roman"/>
+          <w:lang w:val="tr-TR"/>
+        </w:rPr>
+        <w:t xml:space="preserve">Önerme tek başına doğru değildir. Diş macununun pH’si ağız içindeki asidi nötralleştirmeye yardımcı olsa da çok bazik ürünler diş eti ve ağız dokusunu tahriş edebilir; diş sağlığında florür içeriği ve doğru kullanım miktarı da önemlidir.</w:t>
+      </w:r>
+    </w:p>
+    <w:p>
+      <w:pPr>
+        <w:jc w:val="both"/>
+      </w:pPr>
+      <w:r>
+        <w:rPr>
+          <w:rFonts w:ascii="Times New Roman" w:hAnsi="Times New Roman" w:cs="Times New Roman"/>
+          <w:b/>
+          <w:sz w:val="24"/>
+        </w:rPr>
+        <w:t xml:space="preserve">12. </w:t>
+      </w:r>
+      <w:r>
+        <w:rPr>
+          <w:rFonts w:ascii="Times New Roman" w:hAnsi="Times New Roman" w:cs="Times New Roman"/>
+          <w:lang w:val="tr-TR"/>
+        </w:rPr>
+        <w:t xml:space="preserve">D</w:t>
+      </w:r>
+    </w:p>
+    <w:p>
+      <w:pPr>
+        <w:jc w:val="both"/>
+      </w:pPr>
+      <w:r>
+        <w:rPr>
+          <w:rFonts w:ascii="Times New Roman" w:hAnsi="Times New Roman" w:cs="Times New Roman"/>
+          <w:b/>
+          <w:sz w:val="24"/>
+        </w:rPr>
+        <w:t xml:space="preserve">13. </w:t>
+      </w:r>
+      <w:r>
+        <w:rPr>
+          <w:rFonts w:ascii="Times New Roman" w:hAnsi="Times New Roman" w:cs="Times New Roman"/>
+          <w:lang w:val="tr-TR"/>
+        </w:rPr>
+        <w:t xml:space="preserve">a) SO</w:t>
+      </w:r>
+      <w:r>
+        <w:rPr>
+          <w:rFonts w:ascii="Times New Roman" w:hAnsi="Times New Roman" w:cs="Times New Roman"/>
+          <w:vertAlign w:val="subscript"/>
+          <w:lang w:val="tr-TR"/>
+        </w:rPr>
+        <w:t xml:space="preserve">2</w:t>
+      </w:r>
+      <w:r>
+        <w:rPr>
+          <w:rFonts w:ascii="Times New Roman" w:hAnsi="Times New Roman" w:cs="Times New Roman"/>
+          <w:lang w:val="tr-TR"/>
+        </w:rPr>
+        <w:t xml:space="preserve"> asidik oksittir: SO</w:t>
+      </w:r>
+      <w:r>
+        <w:rPr>
+          <w:rFonts w:ascii="Times New Roman" w:hAnsi="Times New Roman" w:cs="Times New Roman"/>
+          <w:vertAlign w:val="subscript"/>
+          <w:lang w:val="tr-TR"/>
+        </w:rPr>
+        <w:t xml:space="preserve">2</w:t>
+      </w:r>
+      <w:r>
+        <w:rPr>
+          <w:rFonts w:ascii="Times New Roman" w:hAnsi="Times New Roman" w:cs="Times New Roman"/>
+          <w:lang w:val="tr-TR"/>
+        </w:rPr>
+        <w:t xml:space="preserve">(g) + H</w:t>
+      </w:r>
+      <w:r>
+        <w:rPr>
+          <w:rFonts w:ascii="Times New Roman" w:hAnsi="Times New Roman" w:cs="Times New Roman"/>
+          <w:vertAlign w:val="subscript"/>
+          <w:lang w:val="tr-TR"/>
+        </w:rPr>
+        <w:t xml:space="preserve">2</w:t>
+      </w:r>
+      <w:r>
+        <w:rPr>
+          <w:rFonts w:ascii="Times New Roman" w:hAnsi="Times New Roman" w:cs="Times New Roman"/>
+          <w:lang w:val="tr-TR"/>
+        </w:rPr>
+        <w:t xml:space="preserve">O(s) ⇌ H</w:t>
+      </w:r>
+      <w:r>
+        <w:rPr>
+          <w:rFonts w:ascii="Times New Roman" w:hAnsi="Times New Roman" w:cs="Times New Roman"/>
+          <w:vertAlign w:val="subscript"/>
+          <w:lang w:val="tr-TR"/>
+        </w:rPr>
+        <w:t xml:space="preserve">2</w:t>
+      </w:r>
+      <w:r>
+        <w:rPr>
+          <w:rFonts w:ascii="Times New Roman" w:hAnsi="Times New Roman" w:cs="Times New Roman"/>
+          <w:lang w:val="tr-TR"/>
+        </w:rPr>
+        <w:t xml:space="preserve">SO</w:t>
+      </w:r>
+      <w:r>
+        <w:rPr>
+          <w:rFonts w:ascii="Times New Roman" w:hAnsi="Times New Roman" w:cs="Times New Roman"/>
+          <w:vertAlign w:val="subscript"/>
+          <w:lang w:val="tr-TR"/>
+        </w:rPr>
+        <w:t xml:space="preserve">3</w:t>
+      </w:r>
+      <w:r>
+        <w:rPr>
+          <w:rFonts w:ascii="Times New Roman" w:hAnsi="Times New Roman" w:cs="Times New Roman"/>
+          <w:lang w:val="tr-TR"/>
+        </w:rPr>
+        <w:t xml:space="preserve">(suda). CaO bazik oksittir: CaO(k) + H</w:t>
+      </w:r>
+      <w:r>
+        <w:rPr>
+          <w:rFonts w:ascii="Times New Roman" w:hAnsi="Times New Roman" w:cs="Times New Roman"/>
+          <w:vertAlign w:val="subscript"/>
+          <w:lang w:val="tr-TR"/>
+        </w:rPr>
+        <w:t xml:space="preserve">2</w:t>
+      </w:r>
+      <w:r>
+        <w:rPr>
+          <w:rFonts w:ascii="Times New Roman" w:hAnsi="Times New Roman" w:cs="Times New Roman"/>
+          <w:lang w:val="tr-TR"/>
+        </w:rPr>
+        <w:t xml:space="preserve">O(s) → Ca(OH)</w:t>
+      </w:r>
+      <w:r>
+        <w:rPr>
+          <w:rFonts w:ascii="Times New Roman" w:hAnsi="Times New Roman" w:cs="Times New Roman"/>
+          <w:vertAlign w:val="subscript"/>
+          <w:lang w:val="tr-TR"/>
+        </w:rPr>
+        <w:t xml:space="preserve">2</w:t>
+      </w:r>
+      <w:r>
+        <w:rPr>
+          <w:rFonts w:ascii="Times New Roman" w:hAnsi="Times New Roman" w:cs="Times New Roman"/>
+          <w:lang w:val="tr-TR"/>
+        </w:rPr>
+        <w:t xml:space="preserve">(suda).  b) Atmosfere salınan SO</w:t>
+      </w:r>
+      <w:r>
+        <w:rPr>
+          <w:rFonts w:ascii="Times New Roman" w:hAnsi="Times New Roman" w:cs="Times New Roman"/>
+          <w:vertAlign w:val="subscript"/>
+          <w:lang w:val="tr-TR"/>
+        </w:rPr>
+        <w:t xml:space="preserve">2</w:t>
+      </w:r>
+      <w:r>
+        <w:rPr>
+          <w:rFonts w:ascii="Times New Roman" w:hAnsi="Times New Roman" w:cs="Times New Roman"/>
+          <w:lang w:val="tr-TR"/>
+        </w:rPr>
+        <w:t xml:space="preserve"> yağmur suyunda çözünerek asit yağmurlarına neden olur; bazik bulamaçta nötralleşerek tutulması asit yağmurlarını ve toprak, su, yapılar üzerindeki zararı azaltır.  c) Hayır. CO nötr oksittir; suyla asit oluşturmadığı için bazla nötralleşme tepkimesi vermez.</w:t>
+      </w:r>
+    </w:p>
+    <w:p>
+      <w:pPr>
+        <w:jc w:val="both"/>
+        <w:rPr>
+          <w:rFonts w:ascii="Times New Roman" w:hAnsi="Times New Roman" w:cs="Times New Roman"/>
+          <w:b/>
+          <w:bCs/>
+          <w:lang w:val="tr-TR"/>
+        </w:rPr>
+      </w:pPr>
+      <w:r>
+        <w:rPr>
+          <w:rFonts w:ascii="Times New Roman" w:hAnsi="Times New Roman" w:cs="Times New Roman"/>
+          <w:b/>
+          <w:bCs/>
+          <w:lang w:val="tr-TR"/>
+        </w:rPr>
+        <w:t xml:space="preserve">Bölüm Sonu Değerlendirme Soruları (Çözünürlük Dengesi)</w:t>
+      </w:r>
+    </w:p>
+    <w:p>
+      <w:pPr>
+        <w:jc w:val="both"/>
+      </w:pPr>
+      <w:r>
+        <w:rPr>
+          <w:rFonts w:ascii="Times New Roman" w:hAnsi="Times New Roman" w:cs="Times New Roman"/>
+          <w:b/>
+          <w:sz w:val="24"/>
+        </w:rPr>
+        <w:t xml:space="preserve">1. </w:t>
+      </w:r>
+      <w:r>
+        <w:rPr>
+          <w:rFonts w:ascii="Times New Roman" w:hAnsi="Times New Roman" w:cs="Times New Roman"/>
+          <w:lang w:val="tr-TR"/>
+        </w:rPr>
+        <w:t xml:space="preserve">Doymuş çözeltide katının yüzeyinden iyonların çözeltiye geçmesi (çözünme) ile çözeltideki iyonların yeniden katıya bağlanması (çökelme) aynı hızla sürer; makroskobik özellikler değişmez ancak tanecik düzeyinde değişim devam eder.</w:t>
+      </w:r>
+    </w:p>
+    <w:p>
+      <w:pPr>
+        <w:jc w:val="both"/>
+      </w:pPr>
+      <w:r>
+        <w:rPr>
+          <w:rFonts w:ascii="Times New Roman" w:hAnsi="Times New Roman" w:cs="Times New Roman"/>
+          <w:b/>
+          <w:sz w:val="24"/>
+        </w:rPr>
+        <w:t xml:space="preserve">2. </w:t>
+      </w:r>
+      <w:r>
+        <w:rPr>
+          <w:rFonts w:ascii="Times New Roman" w:hAnsi="Times New Roman" w:cs="Times New Roman"/>
+          <w:lang w:val="tr-TR"/>
+        </w:rPr>
+        <w:t xml:space="preserve">[Ca</w:t>
+      </w:r>
+      <w:r>
+        <w:rPr>
+          <w:rFonts w:ascii="Times New Roman" w:hAnsi="Times New Roman" w:cs="Times New Roman"/>
+          <w:vertAlign w:val="superscript"/>
+          <w:lang w:val="tr-TR"/>
+        </w:rPr>
+        <w:t xml:space="preserve">2+</w:t>
+      </w:r>
+      <w:r>
+        <w:rPr>
+          <w:rFonts w:ascii="Times New Roman" w:hAnsi="Times New Roman" w:cs="Times New Roman"/>
+          <w:lang w:val="tr-TR"/>
+        </w:rPr>
+        <w:t xml:space="preserve">][CO</w:t>
+      </w:r>
+      <w:r>
+        <w:rPr>
+          <w:rFonts w:ascii="Times New Roman" w:hAnsi="Times New Roman" w:cs="Times New Roman"/>
+          <w:vertAlign w:val="subscript"/>
+          <w:lang w:val="tr-TR"/>
+        </w:rPr>
+        <w:t xml:space="preserve">3</w:t>
+      </w:r>
+      <w:r>
+        <w:rPr>
+          <w:rFonts w:ascii="Times New Roman" w:hAnsi="Times New Roman" w:cs="Times New Roman"/>
+          <w:vertAlign w:val="superscript"/>
+          <w:lang w:val="tr-TR"/>
+        </w:rPr>
+        <w:t xml:space="preserve">2−</w:t>
+      </w:r>
+      <w:r>
+        <w:rPr>
+          <w:rFonts w:ascii="Times New Roman" w:hAnsi="Times New Roman" w:cs="Times New Roman"/>
+          <w:lang w:val="tr-TR"/>
+        </w:rPr>
+        <w:t xml:space="preserve">] </w:t>
+      </w:r>
+      <w:r>
+        <w:rPr>
+          <w:rFonts w:ascii="Times New Roman" w:hAnsi="Times New Roman" w:cs="Times New Roman"/>
+          <w:sz w:val="24"/>
+        </w:rPr>
+        <w:t xml:space="preserve">; </w:t>
+      </w:r>
+      <w:r>
+        <w:rPr>
+          <w:rFonts w:ascii="Times New Roman" w:hAnsi="Times New Roman" w:cs="Times New Roman"/>
+          <w:lang w:val="tr-TR"/>
+        </w:rPr>
+        <w:t xml:space="preserve">[Pb</w:t>
+      </w:r>
+      <w:r>
+        <w:rPr>
+          <w:rFonts w:ascii="Times New Roman" w:hAnsi="Times New Roman" w:cs="Times New Roman"/>
+          <w:vertAlign w:val="superscript"/>
+          <w:lang w:val="tr-TR"/>
+        </w:rPr>
+        <w:t xml:space="preserve">2+</w:t>
+      </w:r>
+      <w:r>
+        <w:rPr>
+          <w:rFonts w:ascii="Times New Roman" w:hAnsi="Times New Roman" w:cs="Times New Roman"/>
+          <w:lang w:val="tr-TR"/>
+        </w:rPr>
+        <w:t xml:space="preserve">][I</w:t>
+      </w:r>
+      <w:r>
+        <w:rPr>
+          <w:rFonts w:ascii="Times New Roman" w:hAnsi="Times New Roman" w:cs="Times New Roman"/>
+          <w:vertAlign w:val="superscript"/>
+          <w:lang w:val="tr-TR"/>
+        </w:rPr>
+        <w:t xml:space="preserve">−</w:t>
+      </w:r>
+      <w:r>
+        <w:rPr>
+          <w:rFonts w:ascii="Times New Roman" w:hAnsi="Times New Roman" w:cs="Times New Roman"/>
+          <w:lang w:val="tr-TR"/>
+        </w:rPr>
+        <w:t xml:space="preserve">]</w:t>
+      </w:r>
+      <w:r>
+        <w:rPr>
+          <w:rFonts w:ascii="Times New Roman" w:hAnsi="Times New Roman" w:cs="Times New Roman"/>
+          <w:vertAlign w:val="superscript"/>
+          <w:lang w:val="tr-TR"/>
+        </w:rPr>
+        <w:t xml:space="preserve">2</w:t>
+      </w:r>
+      <w:r>
+        <w:rPr>
+          <w:rFonts w:ascii="Times New Roman" w:hAnsi="Times New Roman" w:cs="Times New Roman"/>
+          <w:sz w:val="24"/>
+        </w:rPr>
+        <w:t xml:space="preserve">; </w:t>
+      </w:r>
+      <w:r>
+        <w:rPr>
+          <w:rFonts w:ascii="Times New Roman" w:hAnsi="Times New Roman" w:cs="Times New Roman"/>
+          <w:lang w:val="tr-TR"/>
+        </w:rPr>
+        <w:t xml:space="preserve">[Ag</w:t>
+      </w:r>
+      <w:r>
+        <w:rPr>
+          <w:rFonts w:ascii="Times New Roman" w:hAnsi="Times New Roman" w:cs="Times New Roman"/>
+          <w:vertAlign w:val="superscript"/>
+          <w:lang w:val="tr-TR"/>
+        </w:rPr>
+        <w:t xml:space="preserve">+</w:t>
+      </w:r>
+      <w:r>
+        <w:rPr>
+          <w:rFonts w:ascii="Times New Roman" w:hAnsi="Times New Roman" w:cs="Times New Roman"/>
+          <w:lang w:val="tr-TR"/>
+        </w:rPr>
+        <w:t xml:space="preserve">]</w:t>
+      </w:r>
+      <w:r>
+        <w:rPr>
+          <w:rFonts w:ascii="Times New Roman" w:hAnsi="Times New Roman" w:cs="Times New Roman"/>
+          <w:vertAlign w:val="superscript"/>
+          <w:lang w:val="tr-TR"/>
+        </w:rPr>
+        <w:t xml:space="preserve">3</w:t>
+      </w:r>
+      <w:r>
+        <w:rPr>
+          <w:rFonts w:ascii="Times New Roman" w:hAnsi="Times New Roman" w:cs="Times New Roman"/>
+          <w:lang w:val="tr-TR"/>
+        </w:rPr>
+        <w:t xml:space="preserve">[PO</w:t>
+      </w:r>
+      <w:r>
+        <w:rPr>
+          <w:rFonts w:ascii="Times New Roman" w:hAnsi="Times New Roman" w:cs="Times New Roman"/>
+          <w:vertAlign w:val="subscript"/>
+          <w:lang w:val="tr-TR"/>
+        </w:rPr>
+        <w:t xml:space="preserve">4</w:t>
+      </w:r>
+      <w:r>
+        <w:rPr>
+          <w:rFonts w:ascii="Times New Roman" w:hAnsi="Times New Roman" w:cs="Times New Roman"/>
+          <w:vertAlign w:val="superscript"/>
+          <w:lang w:val="tr-TR"/>
+        </w:rPr>
+        <w:t xml:space="preserve">3−</w:t>
+      </w:r>
+      <w:r>
+        <w:rPr>
+          <w:rFonts w:ascii="Times New Roman" w:hAnsi="Times New Roman" w:cs="Times New Roman"/>
+          <w:lang w:val="tr-TR"/>
+        </w:rPr>
+        <w:t xml:space="preserve">] </w:t>
+      </w:r>
+      <w:r>
+        <w:rPr>
+          <w:rFonts w:ascii="Times New Roman" w:hAnsi="Times New Roman" w:cs="Times New Roman"/>
+          <w:sz w:val="24"/>
+        </w:rPr>
+        <w:t xml:space="preserve">; </w:t>
+      </w:r>
+      <w:r>
+        <w:rPr>
+          <w:rFonts w:ascii="Times New Roman" w:hAnsi="Times New Roman" w:cs="Times New Roman"/>
+          <w:lang w:val="tr-TR"/>
+        </w:rPr>
+        <w:t xml:space="preserve">[Fe</w:t>
+      </w:r>
+      <w:r>
+        <w:rPr>
+          <w:rFonts w:ascii="Times New Roman" w:hAnsi="Times New Roman" w:cs="Times New Roman"/>
+          <w:vertAlign w:val="superscript"/>
+          <w:lang w:val="tr-TR"/>
+        </w:rPr>
+        <w:t xml:space="preserve">3+</w:t>
+      </w:r>
+      <w:r>
+        <w:rPr>
+          <w:rFonts w:ascii="Times New Roman" w:hAnsi="Times New Roman" w:cs="Times New Roman"/>
+          <w:lang w:val="tr-TR"/>
+        </w:rPr>
+        <w:t xml:space="preserve">][OH</w:t>
+      </w:r>
+      <w:r>
+        <w:rPr>
+          <w:rFonts w:ascii="Times New Roman" w:hAnsi="Times New Roman" w:cs="Times New Roman"/>
+          <w:vertAlign w:val="superscript"/>
+          <w:lang w:val="tr-TR"/>
+        </w:rPr>
+        <w:t xml:space="preserve">−</w:t>
+      </w:r>
+      <w:r>
+        <w:rPr>
+          <w:rFonts w:ascii="Times New Roman" w:hAnsi="Times New Roman" w:cs="Times New Roman"/>
+          <w:lang w:val="tr-TR"/>
+        </w:rPr>
+        <w:t xml:space="preserve">]</w:t>
+      </w:r>
+      <w:r>
+        <w:rPr>
+          <w:rFonts w:ascii="Times New Roman" w:hAnsi="Times New Roman" w:cs="Times New Roman"/>
+          <w:vertAlign w:val="superscript"/>
+          <w:lang w:val="tr-TR"/>
+        </w:rPr>
+        <w:t xml:space="preserve">3</w:t>
+      </w:r>
+    </w:p>
+    <w:p>
+      <w:pPr>
+        <w:jc w:val="both"/>
+      </w:pPr>
+      <w:r>
+        <w:rPr>
+          <w:rFonts w:ascii="Times New Roman" w:hAnsi="Times New Roman" w:cs="Times New Roman"/>
+          <w:b/>
+          <w:sz w:val="24"/>
+        </w:rPr>
+        <w:t xml:space="preserve">3. </w:t>
+      </w:r>
+      <w:r>
+        <w:rPr>
+          <w:rFonts w:ascii="Times New Roman" w:hAnsi="Times New Roman" w:cs="Times New Roman"/>
+          <w:lang w:val="tr-TR"/>
+        </w:rPr>
+        <w:t xml:space="preserve">a) 4s</w:t>
+      </w:r>
+      <w:r>
+        <w:rPr>
+          <w:rFonts w:ascii="Times New Roman" w:hAnsi="Times New Roman" w:cs="Times New Roman"/>
+          <w:vertAlign w:val="superscript"/>
+          <w:lang w:val="tr-TR"/>
+        </w:rPr>
+        <w:t xml:space="preserve">3</w:t>
+      </w:r>
+      <w:r>
+        <w:rPr>
+          <w:rFonts w:ascii="Times New Roman" w:hAnsi="Times New Roman" w:cs="Times New Roman"/>
+          <w:lang w:val="tr-TR"/>
+        </w:rPr>
+        <w:t xml:space="preserve"> = 7,1·10</w:t>
+      </w:r>
+      <w:r>
+        <w:rPr>
+          <w:rFonts w:ascii="Times New Roman" w:hAnsi="Times New Roman" w:cs="Times New Roman"/>
+          <w:vertAlign w:val="superscript"/>
+          <w:lang w:val="tr-TR"/>
+        </w:rPr>
+        <w:t xml:space="preserve">-9</w:t>
+      </w:r>
+      <w:r>
+        <w:rPr>
+          <w:rFonts w:ascii="Times New Roman" w:hAnsi="Times New Roman" w:cs="Times New Roman"/>
+          <w:lang w:val="tr-TR"/>
+        </w:rPr>
+        <w:t xml:space="preserve"> → s ≈ 1,2·10</w:t>
+      </w:r>
+      <w:r>
+        <w:rPr>
+          <w:rFonts w:ascii="Times New Roman" w:hAnsi="Times New Roman" w:cs="Times New Roman"/>
+          <w:vertAlign w:val="superscript"/>
+          <w:lang w:val="tr-TR"/>
+        </w:rPr>
+        <w:t xml:space="preserve">-3</w:t>
+      </w:r>
+      <w:r>
+        <w:rPr>
+          <w:rFonts w:ascii="Times New Roman" w:hAnsi="Times New Roman" w:cs="Times New Roman"/>
+          <w:lang w:val="tr-TR"/>
+        </w:rPr>
+        <w:t xml:space="preserve"> mol/L   b) ≈ 0,56 g</w:t>
+      </w:r>
+    </w:p>
+    <w:p>
+      <w:pPr>
+        <w:jc w:val="both"/>
+      </w:pPr>
+      <w:r>
+        <w:rPr>
+          <w:rFonts w:ascii="Times New Roman" w:hAnsi="Times New Roman" w:cs="Times New Roman"/>
+          <w:b/>
+          <w:sz w:val="24"/>
+        </w:rPr>
+        <w:t xml:space="preserve">4. </w:t>
+      </w:r>
+      <w:r>
+        <w:rPr>
+          <w:rFonts w:ascii="Times New Roman" w:hAnsi="Times New Roman" w:cs="Times New Roman"/>
+          <w:lang w:val="tr-TR"/>
+        </w:rPr>
+        <w:t xml:space="preserve">K</w:t>
+      </w:r>
+      <w:r>
+        <w:rPr>
+          <w:rFonts w:ascii="Times New Roman" w:hAnsi="Times New Roman" w:cs="Times New Roman"/>
+          <w:vertAlign w:val="subscript"/>
+          <w:lang w:val="tr-TR"/>
+        </w:rPr>
+        <w:t xml:space="preserve">çç</w:t>
+      </w:r>
+      <w:r>
+        <w:rPr>
+          <w:rFonts w:ascii="Times New Roman" w:hAnsi="Times New Roman" w:cs="Times New Roman"/>
+          <w:lang w:val="tr-TR"/>
+        </w:rPr>
+        <w:t xml:space="preserve"> = (3s)</w:t>
+      </w:r>
+      <w:r>
+        <w:rPr>
+          <w:rFonts w:ascii="Times New Roman" w:hAnsi="Times New Roman" w:cs="Times New Roman"/>
+          <w:vertAlign w:val="superscript"/>
+          <w:lang w:val="tr-TR"/>
+        </w:rPr>
+        <w:t xml:space="preserve">3</w:t>
+      </w:r>
+      <w:r>
+        <w:rPr>
+          <w:rFonts w:ascii="Times New Roman" w:hAnsi="Times New Roman" w:cs="Times New Roman"/>
+          <w:lang w:val="tr-TR"/>
+        </w:rPr>
+        <w:t xml:space="preserve">·s = 27s</w:t>
+      </w:r>
+      <w:r>
+        <w:rPr>
+          <w:rFonts w:ascii="Times New Roman" w:hAnsi="Times New Roman" w:cs="Times New Roman"/>
+          <w:vertAlign w:val="superscript"/>
+          <w:lang w:val="tr-TR"/>
+        </w:rPr>
+        <w:t xml:space="preserve">4</w:t>
+      </w:r>
+      <w:r>
+        <w:rPr>
+          <w:rFonts w:ascii="Times New Roman" w:hAnsi="Times New Roman" w:cs="Times New Roman"/>
+          <w:lang w:val="tr-TR"/>
+        </w:rPr>
+        <w:t xml:space="preserve"> = 1,8·10</w:t>
+      </w:r>
+      <w:r>
+        <w:rPr>
+          <w:rFonts w:ascii="Times New Roman" w:hAnsi="Times New Roman" w:cs="Times New Roman"/>
+          <w:vertAlign w:val="superscript"/>
+          <w:lang w:val="tr-TR"/>
+        </w:rPr>
+        <w:t xml:space="preserve">-18</w:t>
+      </w:r>
+      <w:r>
+        <w:rPr>
+          <w:rFonts w:ascii="Times New Roman" w:hAnsi="Times New Roman" w:cs="Times New Roman"/>
+          <w:lang w:val="tr-TR"/>
+        </w:rPr>
+        <w:t xml:space="preserve"> → s ≈ 1,6·10</w:t>
+      </w:r>
+      <w:r>
+        <w:rPr>
+          <w:rFonts w:ascii="Times New Roman" w:hAnsi="Times New Roman" w:cs="Times New Roman"/>
+          <w:vertAlign w:val="superscript"/>
+          <w:lang w:val="tr-TR"/>
+        </w:rPr>
+        <w:t xml:space="preserve">-5</w:t>
+      </w:r>
+      <w:r>
+        <w:rPr>
+          <w:rFonts w:ascii="Times New Roman" w:hAnsi="Times New Roman" w:cs="Times New Roman"/>
+          <w:lang w:val="tr-TR"/>
+        </w:rPr>
+        <w:t xml:space="preserve"> mol/L</w:t>
+      </w:r>
+    </w:p>
+    <w:p>
+      <w:pPr>
+        <w:jc w:val="both"/>
+      </w:pPr>
+      <w:r>
+        <w:rPr>
+          <w:rFonts w:ascii="Times New Roman" w:hAnsi="Times New Roman" w:cs="Times New Roman"/>
+          <w:b/>
+          <w:sz w:val="24"/>
+        </w:rPr>
+        <w:t xml:space="preserve">5. </w:t>
+      </w:r>
+      <w:r>
+        <w:rPr>
+          <w:rFonts w:ascii="Times New Roman" w:hAnsi="Times New Roman" w:cs="Times New Roman"/>
+          <w:lang w:val="tr-TR"/>
+        </w:rPr>
+        <w:t xml:space="preserve">Önerme yanlıştır. s(AgCl) = 1,3·10</w:t>
+      </w:r>
+      <w:r>
+        <w:rPr>
+          <w:rFonts w:ascii="Times New Roman" w:hAnsi="Times New Roman" w:cs="Times New Roman"/>
+          <w:vertAlign w:val="superscript"/>
+          <w:lang w:val="tr-TR"/>
+        </w:rPr>
+        <w:t xml:space="preserve">-5</w:t>
+      </w:r>
+      <w:r>
+        <w:rPr>
+          <w:rFonts w:ascii="Times New Roman" w:hAnsi="Times New Roman" w:cs="Times New Roman"/>
+          <w:lang w:val="tr-TR"/>
+        </w:rPr>
+        <w:t xml:space="preserve"> mol/L, s(Ag</w:t>
+      </w:r>
+      <w:r>
+        <w:rPr>
+          <w:rFonts w:ascii="Times New Roman" w:hAnsi="Times New Roman" w:cs="Times New Roman"/>
+          <w:vertAlign w:val="subscript"/>
+          <w:lang w:val="tr-TR"/>
+        </w:rPr>
+        <w:t xml:space="preserve">2</w:t>
+      </w:r>
+      <w:r>
+        <w:rPr>
+          <w:rFonts w:ascii="Times New Roman" w:hAnsi="Times New Roman" w:cs="Times New Roman"/>
+          <w:lang w:val="tr-TR"/>
+        </w:rPr>
+        <w:t xml:space="preserve">CrO</w:t>
+      </w:r>
+      <w:r>
+        <w:rPr>
+          <w:rFonts w:ascii="Times New Roman" w:hAnsi="Times New Roman" w:cs="Times New Roman"/>
+          <w:vertAlign w:val="subscript"/>
+          <w:lang w:val="tr-TR"/>
+        </w:rPr>
+        <w:t xml:space="preserve">4</w:t>
+      </w:r>
+      <w:r>
+        <w:rPr>
+          <w:rFonts w:ascii="Times New Roman" w:hAnsi="Times New Roman" w:cs="Times New Roman"/>
+          <w:lang w:val="tr-TR"/>
+        </w:rPr>
+        <w:t xml:space="preserve">) = 6,5·10</w:t>
+      </w:r>
+      <w:r>
+        <w:rPr>
+          <w:rFonts w:ascii="Times New Roman" w:hAnsi="Times New Roman" w:cs="Times New Roman"/>
+          <w:vertAlign w:val="superscript"/>
+          <w:lang w:val="tr-TR"/>
+        </w:rPr>
+        <w:t xml:space="preserve">-5</w:t>
+      </w:r>
+      <w:r>
+        <w:rPr>
+          <w:rFonts w:ascii="Times New Roman" w:hAnsi="Times New Roman" w:cs="Times New Roman"/>
+          <w:lang w:val="tr-TR"/>
+        </w:rPr>
+        <w:t xml:space="preserve"> mol/L; Ag</w:t>
+      </w:r>
+      <w:r>
+        <w:rPr>
+          <w:rFonts w:ascii="Times New Roman" w:hAnsi="Times New Roman" w:cs="Times New Roman"/>
+          <w:vertAlign w:val="subscript"/>
+          <w:lang w:val="tr-TR"/>
+        </w:rPr>
+        <w:t xml:space="preserve">2</w:t>
+      </w:r>
+      <w:r>
+        <w:rPr>
+          <w:rFonts w:ascii="Times New Roman" w:hAnsi="Times New Roman" w:cs="Times New Roman"/>
+          <w:lang w:val="tr-TR"/>
+        </w:rPr>
+        <w:t xml:space="preserve">CrO</w:t>
+      </w:r>
+      <w:r>
+        <w:rPr>
+          <w:rFonts w:ascii="Times New Roman" w:hAnsi="Times New Roman" w:cs="Times New Roman"/>
+          <w:vertAlign w:val="subscript"/>
+          <w:lang w:val="tr-TR"/>
+        </w:rPr>
+        <w:t xml:space="preserve">4</w:t>
+      </w:r>
+      <w:r>
+        <w:rPr>
+          <w:rFonts w:ascii="Times New Roman" w:hAnsi="Times New Roman" w:cs="Times New Roman"/>
+          <w:lang w:val="tr-TR"/>
+        </w:rPr>
+        <w:t xml:space="preserve"> daha çok çözünür. Farklı türdeki tuzlarda K</w:t>
+      </w:r>
+      <w:r>
+        <w:rPr>
+          <w:rFonts w:ascii="Times New Roman" w:hAnsi="Times New Roman" w:cs="Times New Roman"/>
+          <w:vertAlign w:val="subscript"/>
+          <w:lang w:val="tr-TR"/>
+        </w:rPr>
+        <w:t xml:space="preserve">çç</w:t>
+      </w:r>
+      <w:r>
+        <w:rPr>
+          <w:rFonts w:ascii="Times New Roman" w:hAnsi="Times New Roman" w:cs="Times New Roman"/>
+          <w:lang w:val="tr-TR"/>
+        </w:rPr>
+        <w:t xml:space="preserve"> değerleri doğrudan karşılaştırılamaz.</w:t>
+      </w:r>
+    </w:p>
+    <w:p>
+      <w:pPr>
+        <w:jc w:val="both"/>
+      </w:pPr>
+      <w:r>
+        <w:rPr>
+          <w:rFonts w:ascii="Times New Roman" w:hAnsi="Times New Roman" w:cs="Times New Roman"/>
+          <w:b/>
+          <w:sz w:val="24"/>
+        </w:rPr>
+        <w:t xml:space="preserve">6. </w:t>
+      </w:r>
+      <w:r>
+        <w:rPr>
+          <w:rFonts w:ascii="Times New Roman" w:hAnsi="Times New Roman" w:cs="Times New Roman"/>
+          <w:lang w:val="tr-TR"/>
+        </w:rPr>
+        <w:t xml:space="preserve">s = 5,0·10</w:t>
+      </w:r>
+      <w:r>
+        <w:rPr>
+          <w:rFonts w:ascii="Times New Roman" w:hAnsi="Times New Roman" w:cs="Times New Roman"/>
+          <w:vertAlign w:val="superscript"/>
+          <w:lang w:val="tr-TR"/>
+        </w:rPr>
+        <w:t xml:space="preserve">-11</w:t>
+      </w:r>
+      <w:r>
+        <w:rPr>
+          <w:rFonts w:ascii="Times New Roman" w:hAnsi="Times New Roman" w:cs="Times New Roman"/>
+          <w:lang w:val="tr-TR"/>
+        </w:rPr>
+        <w:t xml:space="preserve"> mol/L; saf sudaki çözünürlük (7,1·10</w:t>
+      </w:r>
+      <w:r>
+        <w:rPr>
+          <w:rFonts w:ascii="Times New Roman" w:hAnsi="Times New Roman" w:cs="Times New Roman"/>
+          <w:vertAlign w:val="superscript"/>
+          <w:lang w:val="tr-TR"/>
+        </w:rPr>
+        <w:t xml:space="preserve">-7</w:t>
+      </w:r>
+      <w:r>
+        <w:rPr>
+          <w:rFonts w:ascii="Times New Roman" w:hAnsi="Times New Roman" w:cs="Times New Roman"/>
+          <w:lang w:val="tr-TR"/>
+        </w:rPr>
+        <w:t xml:space="preserve"> mol/L) yaklaşık 14 000 kat azalmıştır. Eklenen Br</w:t>
+      </w:r>
+      <w:r>
+        <w:rPr>
+          <w:rFonts w:ascii="Times New Roman" w:hAnsi="Times New Roman" w:cs="Times New Roman"/>
+          <w:vertAlign w:val="superscript"/>
+          <w:lang w:val="tr-TR"/>
+        </w:rPr>
+        <w:t xml:space="preserve">−</w:t>
+      </w:r>
+      <w:r>
+        <w:rPr>
+          <w:rFonts w:ascii="Times New Roman" w:hAnsi="Times New Roman" w:cs="Times New Roman"/>
+          <w:lang w:val="tr-TR"/>
+        </w:rPr>
+        <w:t xml:space="preserve"> iyonu dengeyi çökelme yönüne kaydırır (ortak iyon etkisi).</w:t>
+      </w:r>
+    </w:p>
+    <w:p>
+      <w:pPr>
+        <w:jc w:val="both"/>
+      </w:pPr>
+      <w:r>
+        <w:rPr>
+          <w:rFonts w:ascii="Times New Roman" w:hAnsi="Times New Roman" w:cs="Times New Roman"/>
+          <w:b/>
+          <w:sz w:val="24"/>
+        </w:rPr>
+        <w:t xml:space="preserve">7. </w:t>
+      </w:r>
+      <w:r>
+        <w:rPr>
+          <w:rFonts w:ascii="Times New Roman" w:hAnsi="Times New Roman" w:cs="Times New Roman"/>
+          <w:lang w:val="tr-TR"/>
+        </w:rPr>
+        <w:t xml:space="preserve">C</w:t>
+      </w:r>
+    </w:p>
+    <w:p>
+      <w:pPr>
+        <w:jc w:val="both"/>
+      </w:pPr>
+      <w:r>
+        <w:rPr>
+          <w:rFonts w:ascii="Times New Roman" w:hAnsi="Times New Roman" w:cs="Times New Roman"/>
+          <w:b/>
+          <w:sz w:val="24"/>
+        </w:rPr>
+        <w:t xml:space="preserve">8. </w:t>
+      </w:r>
+      <w:r>
+        <w:rPr>
+          <w:rFonts w:ascii="Times New Roman" w:hAnsi="Times New Roman" w:cs="Times New Roman"/>
+          <w:lang w:val="tr-TR"/>
+        </w:rPr>
+        <w:t xml:space="preserve">a) Asitlerden gelen H</w:t>
+      </w:r>
+      <w:r>
+        <w:rPr>
+          <w:rFonts w:ascii="Times New Roman" w:hAnsi="Times New Roman" w:cs="Times New Roman"/>
+          <w:vertAlign w:val="subscript"/>
+          <w:lang w:val="tr-TR"/>
+        </w:rPr>
+        <w:t xml:space="preserve">3</w:t>
+      </w:r>
+      <w:r>
+        <w:rPr>
+          <w:rFonts w:ascii="Times New Roman" w:hAnsi="Times New Roman" w:cs="Times New Roman"/>
+          <w:lang w:val="tr-TR"/>
+        </w:rPr>
+        <w:t xml:space="preserve">O</w:t>
+      </w:r>
+      <w:r>
+        <w:rPr>
+          <w:rFonts w:ascii="Times New Roman" w:hAnsi="Times New Roman" w:cs="Times New Roman"/>
+          <w:vertAlign w:val="superscript"/>
+          <w:lang w:val="tr-TR"/>
+        </w:rPr>
+        <w:t xml:space="preserve">+</w:t>
+      </w:r>
+      <w:r>
+        <w:rPr>
+          <w:rFonts w:ascii="Times New Roman" w:hAnsi="Times New Roman" w:cs="Times New Roman"/>
+          <w:lang w:val="tr-TR"/>
+        </w:rPr>
+        <w:t xml:space="preserve"> iyonları OH</w:t>
+      </w:r>
+      <w:r>
+        <w:rPr>
+          <w:rFonts w:ascii="Times New Roman" w:hAnsi="Times New Roman" w:cs="Times New Roman"/>
+          <w:vertAlign w:val="superscript"/>
+          <w:lang w:val="tr-TR"/>
+        </w:rPr>
+        <w:t xml:space="preserve">−</w:t>
+      </w:r>
+      <w:r>
+        <w:rPr>
+          <w:rFonts w:ascii="Times New Roman" w:hAnsi="Times New Roman" w:cs="Times New Roman"/>
+          <w:lang w:val="tr-TR"/>
+        </w:rPr>
+        <w:t xml:space="preserve"> ve PO</w:t>
+      </w:r>
+      <w:r>
+        <w:rPr>
+          <w:rFonts w:ascii="Times New Roman" w:hAnsi="Times New Roman" w:cs="Times New Roman"/>
+          <w:vertAlign w:val="subscript"/>
+          <w:lang w:val="tr-TR"/>
+        </w:rPr>
+        <w:t xml:space="preserve">4</w:t>
+      </w:r>
+      <w:r>
+        <w:rPr>
+          <w:rFonts w:ascii="Times New Roman" w:hAnsi="Times New Roman" w:cs="Times New Roman"/>
+          <w:vertAlign w:val="superscript"/>
+          <w:lang w:val="tr-TR"/>
+        </w:rPr>
+        <w:t xml:space="preserve">3−</w:t>
+      </w:r>
+      <w:r>
+        <w:rPr>
+          <w:rFonts w:ascii="Times New Roman" w:hAnsi="Times New Roman" w:cs="Times New Roman"/>
+          <w:lang w:val="tr-TR"/>
+        </w:rPr>
+        <w:t xml:space="preserve"> iyonlarını tüketir; derişimleri azalınca denge çözünme yönüne kayar ve mine aşınır.  b) F</w:t>
+      </w:r>
+      <w:r>
+        <w:rPr>
+          <w:rFonts w:ascii="Times New Roman" w:hAnsi="Times New Roman" w:cs="Times New Roman"/>
+          <w:vertAlign w:val="superscript"/>
+          <w:lang w:val="tr-TR"/>
+        </w:rPr>
+        <w:t xml:space="preserve">−</w:t>
+      </w:r>
+      <w:r>
+        <w:rPr>
+          <w:rFonts w:ascii="Times New Roman" w:hAnsi="Times New Roman" w:cs="Times New Roman"/>
+          <w:lang w:val="tr-TR"/>
+        </w:rPr>
+        <w:t xml:space="preserve"> iyonları OH</w:t>
+      </w:r>
+      <w:r>
+        <w:rPr>
+          <w:rFonts w:ascii="Times New Roman" w:hAnsi="Times New Roman" w:cs="Times New Roman"/>
+          <w:vertAlign w:val="superscript"/>
+          <w:lang w:val="tr-TR"/>
+        </w:rPr>
+        <w:t xml:space="preserve">−</w:t>
+      </w:r>
+      <w:r>
+        <w:rPr>
+          <w:rFonts w:ascii="Times New Roman" w:hAnsi="Times New Roman" w:cs="Times New Roman"/>
+          <w:lang w:val="tr-TR"/>
+        </w:rPr>
+        <w:t xml:space="preserve"> iyonlarının yerini alarak asitlere daha dayanıklı ve daha az çözünen florapatit oluşturur.</w:t>
+      </w:r>
+    </w:p>
+    <w:p>
+      <w:pPr>
+        <w:jc w:val="both"/>
+      </w:pPr>
+      <w:r>
+        <w:rPr>
+          <w:rFonts w:ascii="Times New Roman" w:hAnsi="Times New Roman" w:cs="Times New Roman"/>
+          <w:b/>
+          <w:sz w:val="24"/>
+        </w:rPr>
+        <w:t xml:space="preserve">9. </w:t>
+      </w:r>
+      <w:r>
+        <w:rPr>
+          <w:rFonts w:ascii="Times New Roman" w:hAnsi="Times New Roman" w:cs="Times New Roman"/>
+          <w:lang w:val="tr-TR"/>
+        </w:rPr>
+        <w:t xml:space="preserve">Sıcaklık arttıkça çözünürlük ve K</w:t>
+      </w:r>
+      <w:r>
+        <w:rPr>
+          <w:rFonts w:ascii="Times New Roman" w:hAnsi="Times New Roman" w:cs="Times New Roman"/>
+          <w:vertAlign w:val="subscript"/>
+          <w:lang w:val="tr-TR"/>
+        </w:rPr>
+        <w:t xml:space="preserve">çç</w:t>
+      </w:r>
+      <w:r>
+        <w:rPr>
+          <w:rFonts w:ascii="Times New Roman" w:hAnsi="Times New Roman" w:cs="Times New Roman"/>
+          <w:lang w:val="tr-TR"/>
+        </w:rPr>
+        <w:t xml:space="preserve"> azalır; Ca(OH)</w:t>
+      </w:r>
+      <w:r>
+        <w:rPr>
+          <w:rFonts w:ascii="Times New Roman" w:hAnsi="Times New Roman" w:cs="Times New Roman"/>
+          <w:vertAlign w:val="subscript"/>
+          <w:lang w:val="tr-TR"/>
+        </w:rPr>
+        <w:t xml:space="preserve">2</w:t>
+      </w:r>
+      <w:r>
+        <w:rPr>
+          <w:rFonts w:ascii="Times New Roman" w:hAnsi="Times New Roman" w:cs="Times New Roman"/>
+          <w:lang w:val="tr-TR"/>
+        </w:rPr>
+        <w:t xml:space="preserve">’nin çözünmesi ekzotermiktir.</w:t>
+      </w:r>
+    </w:p>
+    <w:p>
+      <w:pPr>
+        <w:jc w:val="both"/>
+        <w:rPr>
+          <w:rFonts w:ascii="Times New Roman" w:hAnsi="Times New Roman" w:cs="Times New Roman"/>
+          <w:b/>
+          <w:bCs/>
+          <w:lang w:val="tr-TR"/>
+        </w:rPr>
+      </w:pPr>
+      <w:r>
+        <w:rPr>
+          <w:rFonts w:ascii="Times New Roman" w:hAnsi="Times New Roman" w:cs="Times New Roman"/>
+          <w:b/>
+          <w:bCs/>
+          <w:lang w:val="tr-TR"/>
+        </w:rPr>
+        <w:t xml:space="preserve">2. Tema Ünite Sonu Değerlendirme Soruları</w:t>
+      </w:r>
+    </w:p>
+    <w:p>
+      <w:pPr>
+        <w:jc w:val="both"/>
+      </w:pPr>
+      <w:r>
+        <w:rPr>
+          <w:rFonts w:ascii="Times New Roman" w:hAnsi="Times New Roman" w:cs="Times New Roman"/>
+          <w:b/>
+          <w:sz w:val="24"/>
+        </w:rPr>
+        <w:t xml:space="preserve">1. </w:t>
+      </w:r>
+      <w:r>
+        <w:rPr>
+          <w:rFonts w:ascii="Times New Roman" w:hAnsi="Times New Roman" w:cs="Times New Roman"/>
+          <w:lang w:val="tr-TR"/>
+        </w:rPr>
+        <w:t xml:space="preserve">Renk değişimi her iki yönde tekrar tekrar gözlenebildiği için tepkime hem ileri hem geri yönde gerçekleşebilmektedir.</w:t>
+      </w:r>
+    </w:p>
+    <w:p>
+      <w:pPr>
+        <w:jc w:val="both"/>
+      </w:pPr>
+      <w:r>
+        <w:rPr>
+          <w:rFonts w:ascii="Times New Roman" w:hAnsi="Times New Roman" w:cs="Times New Roman"/>
+          <w:b/>
+          <w:sz w:val="24"/>
+        </w:rPr>
+        <w:t xml:space="preserve">2. </w:t>
+      </w:r>
+      <w:r>
+        <w:rPr>
+          <w:rFonts w:ascii="Times New Roman" w:hAnsi="Times New Roman" w:cs="Times New Roman"/>
+          <w:lang w:val="tr-TR"/>
+        </w:rPr>
+        <w:t xml:space="preserve">Sıcaklık artınca renk koyulaşıyor, yani denge NO</w:t>
+      </w:r>
+      <w:r>
+        <w:rPr>
+          <w:rFonts w:ascii="Times New Roman" w:hAnsi="Times New Roman" w:cs="Times New Roman"/>
+          <w:vertAlign w:val="subscript"/>
+          <w:lang w:val="tr-TR"/>
+        </w:rPr>
+        <w:t xml:space="preserve">2</w:t>
+      </w:r>
+      <w:r>
+        <w:rPr>
+          <w:rFonts w:ascii="Times New Roman" w:hAnsi="Times New Roman" w:cs="Times New Roman"/>
+          <w:lang w:val="tr-TR"/>
+        </w:rPr>
+        <w:t xml:space="preserve"> (geri) yönüne kayıyor. Sıcaklık artışı dengeyi endotermik yöne kaydırdığından geri tepkime endotermik, ileri tepkime ekzotermiktir.</w:t>
+      </w:r>
+    </w:p>
+    <w:p>
+      <w:pPr>
+        <w:jc w:val="both"/>
+      </w:pPr>
+      <w:r>
+        <w:rPr>
+          <w:rFonts w:ascii="Times New Roman" w:hAnsi="Times New Roman" w:cs="Times New Roman"/>
+          <w:b/>
+          <w:sz w:val="24"/>
+        </w:rPr>
+        <w:t xml:space="preserve">3. </w:t>
+      </w:r>
+      <w:r>
+        <w:rPr>
+          <w:rFonts w:ascii="Times New Roman" w:hAnsi="Times New Roman" w:cs="Times New Roman"/>
+          <w:lang w:val="tr-TR"/>
+        </w:rPr>
+        <w:t xml:space="preserve">K</w:t>
+      </w:r>
+      <w:r>
+        <w:rPr>
+          <w:rFonts w:ascii="Times New Roman" w:hAnsi="Times New Roman" w:cs="Times New Roman"/>
+          <w:vertAlign w:val="subscript"/>
+          <w:lang w:val="tr-TR"/>
+        </w:rPr>
+        <w:t xml:space="preserve">c</w:t>
+      </w:r>
+      <w:r>
+        <w:rPr>
+          <w:rFonts w:ascii="Times New Roman" w:hAnsi="Times New Roman" w:cs="Times New Roman"/>
+          <w:lang w:val="tr-TR"/>
+        </w:rPr>
+        <w:t xml:space="preserve"> = [N</w:t>
+      </w:r>
+      <w:r>
+        <w:rPr>
+          <w:rFonts w:ascii="Times New Roman" w:hAnsi="Times New Roman" w:cs="Times New Roman"/>
+          <w:vertAlign w:val="subscript"/>
+          <w:lang w:val="tr-TR"/>
+        </w:rPr>
+        <w:t xml:space="preserve">2</w:t>
+      </w:r>
+      <w:r>
+        <w:rPr>
+          <w:rFonts w:ascii="Times New Roman" w:hAnsi="Times New Roman" w:cs="Times New Roman"/>
+          <w:lang w:val="tr-TR"/>
+        </w:rPr>
+        <w:t xml:space="preserve">O</w:t>
+      </w:r>
+      <w:r>
+        <w:rPr>
+          <w:rFonts w:ascii="Times New Roman" w:hAnsi="Times New Roman" w:cs="Times New Roman"/>
+          <w:vertAlign w:val="subscript"/>
+          <w:lang w:val="tr-TR"/>
+        </w:rPr>
+        <w:t xml:space="preserve">4</w:t>
+      </w:r>
+      <w:r>
+        <w:rPr>
+          <w:rFonts w:ascii="Times New Roman" w:hAnsi="Times New Roman" w:cs="Times New Roman"/>
+          <w:lang w:val="tr-TR"/>
+        </w:rPr>
+        <w:t xml:space="preserve">] / [NO</w:t>
+      </w:r>
+      <w:r>
+        <w:rPr>
+          <w:rFonts w:ascii="Times New Roman" w:hAnsi="Times New Roman" w:cs="Times New Roman"/>
+          <w:vertAlign w:val="subscript"/>
+          <w:lang w:val="tr-TR"/>
+        </w:rPr>
+        <w:t xml:space="preserve">2</w:t>
+      </w:r>
+      <w:r>
+        <w:rPr>
+          <w:rFonts w:ascii="Times New Roman" w:hAnsi="Times New Roman" w:cs="Times New Roman"/>
+          <w:lang w:val="tr-TR"/>
+        </w:rPr>
+        <w:t xml:space="preserve">]</w:t>
+      </w:r>
+      <w:r>
+        <w:rPr>
+          <w:rFonts w:ascii="Times New Roman" w:hAnsi="Times New Roman" w:cs="Times New Roman"/>
+          <w:vertAlign w:val="superscript"/>
+          <w:lang w:val="tr-TR"/>
+        </w:rPr>
+        <w:t xml:space="preserve">2</w:t>
+      </w:r>
+      <w:r>
+        <w:rPr>
+          <w:rFonts w:ascii="Times New Roman" w:hAnsi="Times New Roman" w:cs="Times New Roman"/>
+          <w:lang w:val="tr-TR"/>
+        </w:rPr>
+        <w:t xml:space="preserve">; ekzotermik tepkimede sıcaklık artınca K küçülür, sıcak sudaki K değeri daha küçüktür.</w:t>
+      </w:r>
+    </w:p>
+    <w:p>
+      <w:pPr>
+        <w:jc w:val="both"/>
+      </w:pPr>
+      <w:r>
+        <w:rPr>
+          <w:rFonts w:ascii="Times New Roman" w:hAnsi="Times New Roman" w:cs="Times New Roman"/>
+          <w:b/>
+          <w:sz w:val="24"/>
+        </w:rPr>
+        <w:t xml:space="preserve">4. </w:t>
+      </w:r>
+      <w:r>
+        <w:rPr>
+          <w:rFonts w:ascii="Times New Roman" w:hAnsi="Times New Roman" w:cs="Times New Roman"/>
+          <w:lang w:val="tr-TR"/>
+        </w:rPr>
+        <w:t xml:space="preserve">B (Q = (0,50)</w:t>
+      </w:r>
+      <w:r>
+        <w:rPr>
+          <w:rFonts w:ascii="Times New Roman" w:hAnsi="Times New Roman" w:cs="Times New Roman"/>
+          <w:vertAlign w:val="superscript"/>
+          <w:lang w:val="tr-TR"/>
+        </w:rPr>
+        <w:t xml:space="preserve">2</w:t>
+      </w:r>
+      <w:r>
+        <w:rPr>
+          <w:rFonts w:ascii="Times New Roman" w:hAnsi="Times New Roman" w:cs="Times New Roman"/>
+          <w:lang w:val="tr-TR"/>
+        </w:rPr>
+        <w:t xml:space="preserve">/(0,20·0,10) = 12,5 &lt; 50)</w:t>
+      </w:r>
+    </w:p>
+    <w:p>
+      <w:pPr>
+        <w:jc w:val="both"/>
+      </w:pPr>
+      <w:r>
+        <w:rPr>
+          <w:rFonts w:ascii="Times New Roman" w:hAnsi="Times New Roman" w:cs="Times New Roman"/>
+          <w:b/>
+          <w:sz w:val="24"/>
+        </w:rPr>
+        <w:t xml:space="preserve">5. </w:t>
+      </w:r>
+      <w:r>
+        <w:rPr>
+          <w:rFonts w:ascii="Times New Roman" w:hAnsi="Times New Roman" w:cs="Times New Roman"/>
+          <w:lang w:val="tr-TR"/>
+        </w:rPr>
+        <w:t xml:space="preserve">2H</w:t>
+      </w:r>
+      <w:r>
+        <w:rPr>
+          <w:rFonts w:ascii="Times New Roman" w:hAnsi="Times New Roman" w:cs="Times New Roman"/>
+          <w:vertAlign w:val="subscript"/>
+          <w:lang w:val="tr-TR"/>
+        </w:rPr>
+        <w:t xml:space="preserve">2</w:t>
+      </w:r>
+      <w:r>
+        <w:rPr>
+          <w:rFonts w:ascii="Times New Roman" w:hAnsi="Times New Roman" w:cs="Times New Roman"/>
+          <w:lang w:val="tr-TR"/>
+        </w:rPr>
+        <w:t xml:space="preserve">O(s) ⇌ H</w:t>
+      </w:r>
+      <w:r>
+        <w:rPr>
+          <w:rFonts w:ascii="Times New Roman" w:hAnsi="Times New Roman" w:cs="Times New Roman"/>
+          <w:vertAlign w:val="subscript"/>
+          <w:lang w:val="tr-TR"/>
+        </w:rPr>
+        <w:t xml:space="preserve">3</w:t>
+      </w:r>
+      <w:r>
+        <w:rPr>
+          <w:rFonts w:ascii="Times New Roman" w:hAnsi="Times New Roman" w:cs="Times New Roman"/>
+          <w:lang w:val="tr-TR"/>
+        </w:rPr>
+        <w:t xml:space="preserve">O</w:t>
+      </w:r>
+      <w:r>
+        <w:rPr>
+          <w:rFonts w:ascii="Times New Roman" w:hAnsi="Times New Roman" w:cs="Times New Roman"/>
+          <w:vertAlign w:val="superscript"/>
+          <w:lang w:val="tr-TR"/>
+        </w:rPr>
+        <w:t xml:space="preserve">+</w:t>
+      </w:r>
+      <w:r>
+        <w:rPr>
+          <w:rFonts w:ascii="Times New Roman" w:hAnsi="Times New Roman" w:cs="Times New Roman"/>
+          <w:lang w:val="tr-TR"/>
+        </w:rPr>
+        <w:t xml:space="preserve">(suda) + OH</w:t>
+      </w:r>
+      <w:r>
+        <w:rPr>
+          <w:rFonts w:ascii="Times New Roman" w:hAnsi="Times New Roman" w:cs="Times New Roman"/>
+          <w:vertAlign w:val="superscript"/>
+          <w:lang w:val="tr-TR"/>
+        </w:rPr>
+        <w:t xml:space="preserve">−</w:t>
+      </w:r>
+      <w:r>
+        <w:rPr>
+          <w:rFonts w:ascii="Times New Roman" w:hAnsi="Times New Roman" w:cs="Times New Roman"/>
+          <w:lang w:val="tr-TR"/>
+        </w:rPr>
+        <w:t xml:space="preserve">(suda); [H</w:t>
+      </w:r>
+      <w:r>
+        <w:rPr>
+          <w:rFonts w:ascii="Times New Roman" w:hAnsi="Times New Roman" w:cs="Times New Roman"/>
+          <w:vertAlign w:val="subscript"/>
+          <w:lang w:val="tr-TR"/>
+        </w:rPr>
+        <w:t xml:space="preserve">3</w:t>
+      </w:r>
+      <w:r>
+        <w:rPr>
+          <w:rFonts w:ascii="Times New Roman" w:hAnsi="Times New Roman" w:cs="Times New Roman"/>
+          <w:lang w:val="tr-TR"/>
+        </w:rPr>
+        <w:t xml:space="preserve">O</w:t>
+      </w:r>
+      <w:r>
+        <w:rPr>
+          <w:rFonts w:ascii="Times New Roman" w:hAnsi="Times New Roman" w:cs="Times New Roman"/>
+          <w:vertAlign w:val="superscript"/>
+          <w:lang w:val="tr-TR"/>
+        </w:rPr>
+        <w:t xml:space="preserve">+</w:t>
+      </w:r>
+      <w:r>
+        <w:rPr>
+          <w:rFonts w:ascii="Times New Roman" w:hAnsi="Times New Roman" w:cs="Times New Roman"/>
+          <w:lang w:val="tr-TR"/>
+        </w:rPr>
+        <w:t xml:space="preserve">] = [OH</w:t>
+      </w:r>
+      <w:r>
+        <w:rPr>
+          <w:rFonts w:ascii="Times New Roman" w:hAnsi="Times New Roman" w:cs="Times New Roman"/>
+          <w:vertAlign w:val="superscript"/>
+          <w:lang w:val="tr-TR"/>
+        </w:rPr>
+        <w:t xml:space="preserve">−</w:t>
+      </w:r>
+      <w:r>
+        <w:rPr>
+          <w:rFonts w:ascii="Times New Roman" w:hAnsi="Times New Roman" w:cs="Times New Roman"/>
+          <w:lang w:val="tr-TR"/>
+        </w:rPr>
+        <w:t xml:space="preserve">] = 1,0·10</w:t>
+      </w:r>
+      <w:r>
+        <w:rPr>
+          <w:rFonts w:ascii="Times New Roman" w:hAnsi="Times New Roman" w:cs="Times New Roman"/>
+          <w:vertAlign w:val="superscript"/>
+          <w:lang w:val="tr-TR"/>
+        </w:rPr>
+        <w:t xml:space="preserve">−7</w:t>
+      </w:r>
+      <w:r>
+        <w:rPr>
+          <w:rFonts w:ascii="Times New Roman" w:hAnsi="Times New Roman" w:cs="Times New Roman"/>
+          <w:lang w:val="tr-TR"/>
+        </w:rPr>
+        <w:t xml:space="preserve"> mol/L</w:t>
+      </w:r>
+    </w:p>
+    <w:p>
+      <w:pPr>
+        <w:jc w:val="both"/>
+      </w:pPr>
+      <w:r>
+        <w:rPr>
+          <w:rFonts w:ascii="Times New Roman" w:hAnsi="Times New Roman" w:cs="Times New Roman"/>
+          <w:b/>
+          <w:sz w:val="24"/>
+        </w:rPr>
+        <w:t xml:space="preserve">6. </w:t>
+      </w:r>
+      <w:r>
+        <w:rPr>
+          <w:rFonts w:ascii="Times New Roman" w:hAnsi="Times New Roman" w:cs="Times New Roman"/>
+          <w:lang w:val="tr-TR"/>
+        </w:rPr>
+        <w:t xml:space="preserve">NH</w:t>
+      </w:r>
+      <w:r>
+        <w:rPr>
+          <w:rFonts w:ascii="Times New Roman" w:hAnsi="Times New Roman" w:cs="Times New Roman"/>
+          <w:vertAlign w:val="subscript"/>
+          <w:lang w:val="tr-TR"/>
+        </w:rPr>
+        <w:t xml:space="preserve">3</w:t>
+      </w:r>
+      <w:r>
+        <w:rPr>
+          <w:rFonts w:ascii="Times New Roman" w:hAnsi="Times New Roman" w:cs="Times New Roman"/>
+          <w:lang w:val="tr-TR"/>
+        </w:rPr>
+        <w:t xml:space="preserve"> (baz) / NH</w:t>
+      </w:r>
+      <w:r>
+        <w:rPr>
+          <w:rFonts w:ascii="Times New Roman" w:hAnsi="Times New Roman" w:cs="Times New Roman"/>
+          <w:vertAlign w:val="subscript"/>
+          <w:lang w:val="tr-TR"/>
+        </w:rPr>
+        <w:t xml:space="preserve">4</w:t>
+      </w:r>
+      <w:r>
+        <w:rPr>
+          <w:rFonts w:ascii="Times New Roman" w:hAnsi="Times New Roman" w:cs="Times New Roman"/>
+          <w:vertAlign w:val="superscript"/>
+          <w:lang w:val="tr-TR"/>
+        </w:rPr>
+        <w:t xml:space="preserve">+</w:t>
+      </w:r>
+      <w:r>
+        <w:rPr>
+          <w:rFonts w:ascii="Times New Roman" w:hAnsi="Times New Roman" w:cs="Times New Roman"/>
+          <w:lang w:val="tr-TR"/>
+        </w:rPr>
+        <w:t xml:space="preserve"> (eşlenik asit); H</w:t>
+      </w:r>
+      <w:r>
+        <w:rPr>
+          <w:rFonts w:ascii="Times New Roman" w:hAnsi="Times New Roman" w:cs="Times New Roman"/>
+          <w:vertAlign w:val="subscript"/>
+          <w:lang w:val="tr-TR"/>
+        </w:rPr>
+        <w:t xml:space="preserve">2</w:t>
+      </w:r>
+      <w:r>
+        <w:rPr>
+          <w:rFonts w:ascii="Times New Roman" w:hAnsi="Times New Roman" w:cs="Times New Roman"/>
+          <w:lang w:val="tr-TR"/>
+        </w:rPr>
+        <w:t xml:space="preserve">O (asit) / OH</w:t>
+      </w:r>
+      <w:r>
+        <w:rPr>
+          <w:rFonts w:ascii="Times New Roman" w:hAnsi="Times New Roman" w:cs="Times New Roman"/>
+          <w:vertAlign w:val="superscript"/>
+          <w:lang w:val="tr-TR"/>
+        </w:rPr>
+        <w:t xml:space="preserve">−</w:t>
+      </w:r>
+      <w:r>
+        <w:rPr>
+          <w:rFonts w:ascii="Times New Roman" w:hAnsi="Times New Roman" w:cs="Times New Roman"/>
+          <w:lang w:val="tr-TR"/>
+        </w:rPr>
+        <w:t xml:space="preserve"> (eşlenik baz)</w:t>
+      </w:r>
+    </w:p>
+    <w:p>
+      <w:pPr>
+        <w:jc w:val="both"/>
+      </w:pPr>
+      <w:r>
+        <w:rPr>
+          <w:rFonts w:ascii="Times New Roman" w:hAnsi="Times New Roman" w:cs="Times New Roman"/>
+          <w:b/>
+          <w:sz w:val="24"/>
+        </w:rPr>
+        <w:t xml:space="preserve">7. </w:t>
+      </w:r>
+      <w:r>
+        <w:rPr>
+          <w:rFonts w:ascii="Times New Roman" w:hAnsi="Times New Roman" w:cs="Times New Roman"/>
+          <w:lang w:val="tr-TR"/>
+        </w:rPr>
+        <w:t xml:space="preserve">Arrhenius tanımı bazın yapısında OH bulunmasını ve suda OH</w:t>
+      </w:r>
+      <w:r>
+        <w:rPr>
+          <w:rFonts w:ascii="Times New Roman" w:hAnsi="Times New Roman" w:cs="Times New Roman"/>
+          <w:vertAlign w:val="superscript"/>
+          <w:lang w:val="tr-TR"/>
+        </w:rPr>
+        <w:t xml:space="preserve">−</w:t>
+      </w:r>
+      <w:r>
+        <w:rPr>
+          <w:rFonts w:ascii="Times New Roman" w:hAnsi="Times New Roman" w:cs="Times New Roman"/>
+          <w:lang w:val="tr-TR"/>
+        </w:rPr>
+        <w:t xml:space="preserve"> vermesini esas alır; NH</w:t>
+      </w:r>
+      <w:r>
+        <w:rPr>
+          <w:rFonts w:ascii="Times New Roman" w:hAnsi="Times New Roman" w:cs="Times New Roman"/>
+          <w:vertAlign w:val="subscript"/>
+          <w:lang w:val="tr-TR"/>
+        </w:rPr>
+        <w:t xml:space="preserve">3</w:t>
+      </w:r>
+      <w:r>
+        <w:rPr>
+          <w:rFonts w:ascii="Times New Roman" w:hAnsi="Times New Roman" w:cs="Times New Roman"/>
+          <w:lang w:val="tr-TR"/>
+        </w:rPr>
+        <w:t xml:space="preserve"> yapısında OH bulunmadığı hâlde suyla tepkimeyle OH</w:t>
+      </w:r>
+      <w:r>
+        <w:rPr>
+          <w:rFonts w:ascii="Times New Roman" w:hAnsi="Times New Roman" w:cs="Times New Roman"/>
+          <w:vertAlign w:val="superscript"/>
+          <w:lang w:val="tr-TR"/>
+        </w:rPr>
+        <w:t xml:space="preserve">−</w:t>
+      </w:r>
+      <w:r>
+        <w:rPr>
+          <w:rFonts w:ascii="Times New Roman" w:hAnsi="Times New Roman" w:cs="Times New Roman"/>
+          <w:lang w:val="tr-TR"/>
+        </w:rPr>
+        <w:t xml:space="preserve"> oluşturur. Brønsted-Lowry tanımı proton aktarımına dayandığı için NH</w:t>
+      </w:r>
+      <w:r>
+        <w:rPr>
+          <w:rFonts w:ascii="Times New Roman" w:hAnsi="Times New Roman" w:cs="Times New Roman"/>
+          <w:vertAlign w:val="subscript"/>
+          <w:lang w:val="tr-TR"/>
+        </w:rPr>
+        <w:t xml:space="preserve">3</w:t>
+      </w:r>
+      <w:r>
+        <w:rPr>
+          <w:rFonts w:ascii="Times New Roman" w:hAnsi="Times New Roman" w:cs="Times New Roman"/>
+          <w:lang w:val="tr-TR"/>
+        </w:rPr>
+        <w:t xml:space="preserve">’ü proton alan bir baz olarak açıklar ve daha kapsamlıdır.</w:t>
+      </w:r>
+    </w:p>
+    <w:p>
+      <w:pPr>
+        <w:jc w:val="both"/>
+      </w:pPr>
+      <w:r>
+        <w:rPr>
+          <w:rFonts w:ascii="Times New Roman" w:hAnsi="Times New Roman" w:cs="Times New Roman"/>
+          <w:b/>
+          <w:sz w:val="24"/>
+        </w:rPr>
+        <w:t xml:space="preserve">8. </w:t>
+      </w:r>
+      <w:r>
+        <w:rPr>
+          <w:rFonts w:ascii="Times New Roman" w:hAnsi="Times New Roman" w:cs="Times New Roman"/>
+          <w:lang w:val="tr-TR"/>
+        </w:rPr>
+        <w:t xml:space="preserve">E</w:t>
+      </w:r>
+    </w:p>
+    <w:p>
+      <w:pPr>
+        <w:jc w:val="both"/>
+      </w:pPr>
+      <w:r>
+        <w:rPr>
+          <w:rFonts w:ascii="Times New Roman" w:hAnsi="Times New Roman" w:cs="Times New Roman"/>
+          <w:b/>
+          <w:sz w:val="24"/>
+        </w:rPr>
+        <w:t xml:space="preserve">9. </w:t>
+      </w:r>
+      <w:r>
+        <w:rPr>
+          <w:rFonts w:ascii="Times New Roman" w:hAnsi="Times New Roman" w:cs="Times New Roman"/>
+          <w:lang w:val="tr-TR"/>
+        </w:rPr>
+        <w:t xml:space="preserve">[OH</w:t>
+      </w:r>
+      <w:r>
+        <w:rPr>
+          <w:rFonts w:ascii="Times New Roman" w:hAnsi="Times New Roman" w:cs="Times New Roman"/>
+          <w:vertAlign w:val="superscript"/>
+          <w:lang w:val="tr-TR"/>
+        </w:rPr>
+        <w:t xml:space="preserve">−</w:t>
+      </w:r>
+      <w:r>
+        <w:rPr>
+          <w:rFonts w:ascii="Times New Roman" w:hAnsi="Times New Roman" w:cs="Times New Roman"/>
+          <w:lang w:val="tr-TR"/>
+        </w:rPr>
+        <w:t xml:space="preserve">] = 1,0·10</w:t>
+      </w:r>
+      <w:r>
+        <w:rPr>
+          <w:rFonts w:ascii="Times New Roman" w:hAnsi="Times New Roman" w:cs="Times New Roman"/>
+          <w:vertAlign w:val="superscript"/>
+          <w:lang w:val="tr-TR"/>
+        </w:rPr>
+        <w:t xml:space="preserve">−2</w:t>
+      </w:r>
+      <w:r>
+        <w:rPr>
+          <w:rFonts w:ascii="Times New Roman" w:hAnsi="Times New Roman" w:cs="Times New Roman"/>
+          <w:lang w:val="tr-TR"/>
+        </w:rPr>
+        <w:t xml:space="preserve"> M; pOH = 2; pH = 12</w:t>
+      </w:r>
+    </w:p>
+    <w:p>
+      <w:pPr>
+        <w:jc w:val="both"/>
+      </w:pPr>
+      <w:r>
+        <w:rPr>
+          <w:rFonts w:ascii="Times New Roman" w:hAnsi="Times New Roman" w:cs="Times New Roman"/>
+          <w:b/>
+          <w:sz w:val="24"/>
+        </w:rPr>
+        <w:t xml:space="preserve">10. </w:t>
+      </w:r>
+      <w:r>
+        <w:rPr>
+          <w:rFonts w:ascii="Times New Roman" w:hAnsi="Times New Roman" w:cs="Times New Roman"/>
+          <w:lang w:val="tr-TR"/>
+        </w:rPr>
+        <w:t xml:space="preserve">HCl(suda) + NaOH(suda) → NaCl(suda) + H</w:t>
+      </w:r>
+      <w:r>
+        <w:rPr>
+          <w:rFonts w:ascii="Times New Roman" w:hAnsi="Times New Roman" w:cs="Times New Roman"/>
+          <w:vertAlign w:val="subscript"/>
+          <w:lang w:val="tr-TR"/>
+        </w:rPr>
+        <w:t xml:space="preserve">2</w:t>
+      </w:r>
+      <w:r>
+        <w:rPr>
+          <w:rFonts w:ascii="Times New Roman" w:hAnsi="Times New Roman" w:cs="Times New Roman"/>
+          <w:lang w:val="tr-TR"/>
+        </w:rPr>
+        <w:t xml:space="preserve">O(s); H</w:t>
+      </w:r>
+      <w:r>
+        <w:rPr>
+          <w:rFonts w:ascii="Times New Roman" w:hAnsi="Times New Roman" w:cs="Times New Roman"/>
+          <w:vertAlign w:val="subscript"/>
+          <w:lang w:val="tr-TR"/>
+        </w:rPr>
+        <w:t xml:space="preserve">3</w:t>
+      </w:r>
+      <w:r>
+        <w:rPr>
+          <w:rFonts w:ascii="Times New Roman" w:hAnsi="Times New Roman" w:cs="Times New Roman"/>
+          <w:lang w:val="tr-TR"/>
+        </w:rPr>
+        <w:t xml:space="preserve">O</w:t>
+      </w:r>
+      <w:r>
+        <w:rPr>
+          <w:rFonts w:ascii="Times New Roman" w:hAnsi="Times New Roman" w:cs="Times New Roman"/>
+          <w:vertAlign w:val="superscript"/>
+          <w:lang w:val="tr-TR"/>
+        </w:rPr>
+        <w:t xml:space="preserve">+</w:t>
+      </w:r>
+      <w:r>
+        <w:rPr>
+          <w:rFonts w:ascii="Times New Roman" w:hAnsi="Times New Roman" w:cs="Times New Roman"/>
+          <w:lang w:val="tr-TR"/>
+        </w:rPr>
+        <w:t xml:space="preserve">(suda) + OH</w:t>
+      </w:r>
+      <w:r>
+        <w:rPr>
+          <w:rFonts w:ascii="Times New Roman" w:hAnsi="Times New Roman" w:cs="Times New Roman"/>
+          <w:vertAlign w:val="superscript"/>
+          <w:lang w:val="tr-TR"/>
+        </w:rPr>
+        <w:t xml:space="preserve">−</w:t>
+      </w:r>
+      <w:r>
+        <w:rPr>
+          <w:rFonts w:ascii="Times New Roman" w:hAnsi="Times New Roman" w:cs="Times New Roman"/>
+          <w:lang w:val="tr-TR"/>
+        </w:rPr>
+        <w:t xml:space="preserve">(suda) → 2H</w:t>
+      </w:r>
+      <w:r>
+        <w:rPr>
+          <w:rFonts w:ascii="Times New Roman" w:hAnsi="Times New Roman" w:cs="Times New Roman"/>
+          <w:vertAlign w:val="subscript"/>
+          <w:lang w:val="tr-TR"/>
+        </w:rPr>
+        <w:t xml:space="preserve">2</w:t>
+      </w:r>
+      <w:r>
+        <w:rPr>
+          <w:rFonts w:ascii="Times New Roman" w:hAnsi="Times New Roman" w:cs="Times New Roman"/>
+          <w:lang w:val="tr-TR"/>
+        </w:rPr>
+        <w:t xml:space="preserve">O(s)</w:t>
+      </w:r>
+    </w:p>
+    <w:p>
+      <w:pPr>
+        <w:jc w:val="both"/>
+      </w:pPr>
+      <w:r>
+        <w:rPr>
+          <w:rFonts w:ascii="Times New Roman" w:hAnsi="Times New Roman" w:cs="Times New Roman"/>
+          <w:b/>
+          <w:sz w:val="24"/>
+        </w:rPr>
+        <w:t xml:space="preserve">11. </w:t>
+      </w:r>
+      <w:r>
+        <w:rPr>
+          <w:rFonts w:ascii="Times New Roman" w:hAnsi="Times New Roman" w:cs="Times New Roman"/>
+          <w:lang w:val="tr-TR"/>
+        </w:rPr>
+        <w:t xml:space="preserve">n(NaOH) = 0,100·0,0180 = 1,80·10</w:t>
+      </w:r>
+      <w:r>
+        <w:rPr>
+          <w:rFonts w:ascii="Times New Roman" w:hAnsi="Times New Roman" w:cs="Times New Roman"/>
+          <w:vertAlign w:val="superscript"/>
+          <w:lang w:val="tr-TR"/>
+        </w:rPr>
+        <w:t xml:space="preserve">−3</w:t>
+      </w:r>
+      <w:r>
+        <w:rPr>
+          <w:rFonts w:ascii="Times New Roman" w:hAnsi="Times New Roman" w:cs="Times New Roman"/>
+          <w:lang w:val="tr-TR"/>
+        </w:rPr>
+        <w:t xml:space="preserve"> mol = n(HCl); [HCl] = 1,80·10</w:t>
+      </w:r>
+      <w:r>
+        <w:rPr>
+          <w:rFonts w:ascii="Times New Roman" w:hAnsi="Times New Roman" w:cs="Times New Roman"/>
+          <w:vertAlign w:val="superscript"/>
+          <w:lang w:val="tr-TR"/>
+        </w:rPr>
+        <w:t xml:space="preserve">−3</w:t>
+      </w:r>
+      <w:r>
+        <w:rPr>
+          <w:rFonts w:ascii="Times New Roman" w:hAnsi="Times New Roman" w:cs="Times New Roman"/>
+          <w:lang w:val="tr-TR"/>
+        </w:rPr>
+        <w:t xml:space="preserve">/0,0250 = 0,072 M</w:t>
+      </w:r>
+    </w:p>
+    <w:p>
+      <w:pPr>
+        <w:jc w:val="both"/>
+      </w:pPr>
+      <w:r>
+        <w:rPr>
+          <w:rFonts w:ascii="Times New Roman" w:hAnsi="Times New Roman" w:cs="Times New Roman"/>
+          <w:b/>
+          <w:sz w:val="24"/>
+        </w:rPr>
+        <w:t xml:space="preserve">12. </w:t>
+      </w:r>
+      <w:r>
+        <w:rPr>
+          <w:rFonts w:ascii="Times New Roman" w:hAnsi="Times New Roman" w:cs="Times New Roman"/>
+          <w:lang w:val="tr-TR"/>
+        </w:rPr>
+        <w:t xml:space="preserve">pH başlangıçta düşüktür, NaOH eklendikçe artar ve eş değerlik noktasında 7 olur. İletkenlik H</w:t>
+      </w:r>
+      <w:r>
+        <w:rPr>
+          <w:rFonts w:ascii="Times New Roman" w:hAnsi="Times New Roman" w:cs="Times New Roman"/>
+          <w:vertAlign w:val="subscript"/>
+          <w:lang w:val="tr-TR"/>
+        </w:rPr>
+        <w:t xml:space="preserve">3</w:t>
+      </w:r>
+      <w:r>
+        <w:rPr>
+          <w:rFonts w:ascii="Times New Roman" w:hAnsi="Times New Roman" w:cs="Times New Roman"/>
+          <w:lang w:val="tr-TR"/>
+        </w:rPr>
+        <w:t xml:space="preserve">O</w:t>
+      </w:r>
+      <w:r>
+        <w:rPr>
+          <w:rFonts w:ascii="Times New Roman" w:hAnsi="Times New Roman" w:cs="Times New Roman"/>
+          <w:vertAlign w:val="superscript"/>
+          <w:lang w:val="tr-TR"/>
+        </w:rPr>
+        <w:t xml:space="preserve">+</w:t>
+      </w:r>
+      <w:r>
+        <w:rPr>
+          <w:rFonts w:ascii="Times New Roman" w:hAnsi="Times New Roman" w:cs="Times New Roman"/>
+          <w:lang w:val="tr-TR"/>
+        </w:rPr>
+        <w:t xml:space="preserve"> iyonları harcandıkça azalır, eş değerlik noktasında en düşük değerine iner, sonra fazla NaOH ile yeniden artar.</w:t>
+      </w:r>
+    </w:p>
+    <w:p>
+      <w:pPr>
+        <w:jc w:val="both"/>
+      </w:pPr>
+      <w:r>
+        <w:rPr>
+          <w:rFonts w:ascii="Times New Roman" w:hAnsi="Times New Roman" w:cs="Times New Roman"/>
+          <w:b/>
+          <w:sz w:val="24"/>
+        </w:rPr>
+        <w:t xml:space="preserve">13. </w:t>
+      </w:r>
+      <w:r>
+        <w:rPr>
+          <w:rFonts w:ascii="Times New Roman" w:hAnsi="Times New Roman" w:cs="Times New Roman"/>
+          <w:lang w:val="tr-TR"/>
+        </w:rPr>
+        <w:t xml:space="preserve">Diş minesi asidik ortamda çözünür; bu nedenle ağız içi pH’nin düşmesini önleyen ürünler mineyi korur. Ancak aşırı bazik ürünler ağız dokusunu tahriş edebilir; diş sağlığı yalnızca bazikliğe değil florür içeriğine, kullanım miktarına ve süresine de bağlıdır. Önerme tek başına geçerli değildir.</w:t>
+      </w:r>
+    </w:p>
+    <w:p>
+      <w:pPr>
+        <w:jc w:val="both"/>
+      </w:pPr>
+      <w:r>
+        <w:rPr>
+          <w:rFonts w:ascii="Times New Roman" w:hAnsi="Times New Roman" w:cs="Times New Roman"/>
+          <w:b/>
+          <w:sz w:val="24"/>
+        </w:rPr>
+        <w:t xml:space="preserve">14. </w:t>
+      </w:r>
+      <w:r>
+        <w:rPr>
+          <w:rFonts w:ascii="Times New Roman" w:hAnsi="Times New Roman" w:cs="Times New Roman"/>
+          <w:lang w:val="tr-TR"/>
+        </w:rPr>
+        <w:t xml:space="preserve">AgCl(k) ⇌ Ag</w:t>
+      </w:r>
+      <w:r>
+        <w:rPr>
+          <w:rFonts w:ascii="Times New Roman" w:hAnsi="Times New Roman" w:cs="Times New Roman"/>
+          <w:vertAlign w:val="superscript"/>
+          <w:lang w:val="tr-TR"/>
+        </w:rPr>
+        <w:t xml:space="preserve">+</w:t>
+      </w:r>
+      <w:r>
+        <w:rPr>
+          <w:rFonts w:ascii="Times New Roman" w:hAnsi="Times New Roman" w:cs="Times New Roman"/>
+          <w:lang w:val="tr-TR"/>
+        </w:rPr>
+        <w:t xml:space="preserve">(suda) + Cl</w:t>
+      </w:r>
+      <w:r>
+        <w:rPr>
+          <w:rFonts w:ascii="Times New Roman" w:hAnsi="Times New Roman" w:cs="Times New Roman"/>
+          <w:vertAlign w:val="superscript"/>
+          <w:lang w:val="tr-TR"/>
+        </w:rPr>
+        <w:t xml:space="preserve">−</w:t>
+      </w:r>
+      <w:r>
+        <w:rPr>
+          <w:rFonts w:ascii="Times New Roman" w:hAnsi="Times New Roman" w:cs="Times New Roman"/>
+          <w:lang w:val="tr-TR"/>
+        </w:rPr>
+        <w:t xml:space="preserve">(suda), K</w:t>
+      </w:r>
+      <w:r>
+        <w:rPr>
+          <w:rFonts w:ascii="Times New Roman" w:hAnsi="Times New Roman" w:cs="Times New Roman"/>
+          <w:vertAlign w:val="subscript"/>
+          <w:lang w:val="tr-TR"/>
+        </w:rPr>
+        <w:t xml:space="preserve">çç</w:t>
+      </w:r>
+      <w:r>
+        <w:rPr>
+          <w:rFonts w:ascii="Times New Roman" w:hAnsi="Times New Roman" w:cs="Times New Roman"/>
+          <w:lang w:val="tr-TR"/>
+        </w:rPr>
+        <w:t xml:space="preserve"> = [Ag</w:t>
+      </w:r>
+      <w:r>
+        <w:rPr>
+          <w:rFonts w:ascii="Times New Roman" w:hAnsi="Times New Roman" w:cs="Times New Roman"/>
+          <w:vertAlign w:val="superscript"/>
+          <w:lang w:val="tr-TR"/>
+        </w:rPr>
+        <w:t xml:space="preserve">+</w:t>
+      </w:r>
+      <w:r>
+        <w:rPr>
+          <w:rFonts w:ascii="Times New Roman" w:hAnsi="Times New Roman" w:cs="Times New Roman"/>
+          <w:lang w:val="tr-TR"/>
+        </w:rPr>
+        <w:t xml:space="preserve">][Cl</w:t>
+      </w:r>
+      <w:r>
+        <w:rPr>
+          <w:rFonts w:ascii="Times New Roman" w:hAnsi="Times New Roman" w:cs="Times New Roman"/>
+          <w:vertAlign w:val="superscript"/>
+          <w:lang w:val="tr-TR"/>
+        </w:rPr>
+        <w:t xml:space="preserve">−</w:t>
+      </w:r>
+      <w:r>
+        <w:rPr>
+          <w:rFonts w:ascii="Times New Roman" w:hAnsi="Times New Roman" w:cs="Times New Roman"/>
+          <w:lang w:val="tr-TR"/>
+        </w:rPr>
+        <w:t xml:space="preserve">]; CaF</w:t>
+      </w:r>
+      <w:r>
+        <w:rPr>
+          <w:rFonts w:ascii="Times New Roman" w:hAnsi="Times New Roman" w:cs="Times New Roman"/>
+          <w:vertAlign w:val="subscript"/>
+          <w:lang w:val="tr-TR"/>
+        </w:rPr>
+        <w:t xml:space="preserve">2</w:t>
+      </w:r>
+      <w:r>
+        <w:rPr>
+          <w:rFonts w:ascii="Times New Roman" w:hAnsi="Times New Roman" w:cs="Times New Roman"/>
+          <w:lang w:val="tr-TR"/>
+        </w:rPr>
+        <w:t xml:space="preserve">(k) ⇌ Ca</w:t>
+      </w:r>
+      <w:r>
+        <w:rPr>
+          <w:rFonts w:ascii="Times New Roman" w:hAnsi="Times New Roman" w:cs="Times New Roman"/>
+          <w:vertAlign w:val="superscript"/>
+          <w:lang w:val="tr-TR"/>
+        </w:rPr>
+        <w:t xml:space="preserve">2+</w:t>
+      </w:r>
+      <w:r>
+        <w:rPr>
+          <w:rFonts w:ascii="Times New Roman" w:hAnsi="Times New Roman" w:cs="Times New Roman"/>
+          <w:lang w:val="tr-TR"/>
+        </w:rPr>
+        <w:t xml:space="preserve">(suda) + 2F</w:t>
+      </w:r>
+      <w:r>
+        <w:rPr>
+          <w:rFonts w:ascii="Times New Roman" w:hAnsi="Times New Roman" w:cs="Times New Roman"/>
+          <w:vertAlign w:val="superscript"/>
+          <w:lang w:val="tr-TR"/>
+        </w:rPr>
+        <w:t xml:space="preserve">−</w:t>
+      </w:r>
+      <w:r>
+        <w:rPr>
+          <w:rFonts w:ascii="Times New Roman" w:hAnsi="Times New Roman" w:cs="Times New Roman"/>
+          <w:lang w:val="tr-TR"/>
+        </w:rPr>
+        <w:t xml:space="preserve">(suda), K</w:t>
+      </w:r>
+      <w:r>
+        <w:rPr>
+          <w:rFonts w:ascii="Times New Roman" w:hAnsi="Times New Roman" w:cs="Times New Roman"/>
+          <w:vertAlign w:val="subscript"/>
+          <w:lang w:val="tr-TR"/>
+        </w:rPr>
+        <w:t xml:space="preserve">çç</w:t>
+      </w:r>
+      <w:r>
+        <w:rPr>
+          <w:rFonts w:ascii="Times New Roman" w:hAnsi="Times New Roman" w:cs="Times New Roman"/>
+          <w:lang w:val="tr-TR"/>
+        </w:rPr>
+        <w:t xml:space="preserve"> = [Ca</w:t>
+      </w:r>
+      <w:r>
+        <w:rPr>
+          <w:rFonts w:ascii="Times New Roman" w:hAnsi="Times New Roman" w:cs="Times New Roman"/>
+          <w:vertAlign w:val="superscript"/>
+          <w:lang w:val="tr-TR"/>
+        </w:rPr>
+        <w:t xml:space="preserve">2+</w:t>
+      </w:r>
+      <w:r>
+        <w:rPr>
+          <w:rFonts w:ascii="Times New Roman" w:hAnsi="Times New Roman" w:cs="Times New Roman"/>
+          <w:lang w:val="tr-TR"/>
+        </w:rPr>
+        <w:t xml:space="preserve">][F</w:t>
+      </w:r>
+      <w:r>
+        <w:rPr>
+          <w:rFonts w:ascii="Times New Roman" w:hAnsi="Times New Roman" w:cs="Times New Roman"/>
+          <w:vertAlign w:val="superscript"/>
+          <w:lang w:val="tr-TR"/>
+        </w:rPr>
+        <w:t xml:space="preserve">−</w:t>
+      </w:r>
+      <w:r>
+        <w:rPr>
+          <w:rFonts w:ascii="Times New Roman" w:hAnsi="Times New Roman" w:cs="Times New Roman"/>
+          <w:lang w:val="tr-TR"/>
+        </w:rPr>
+        <w:t xml:space="preserve">]</w:t>
+      </w:r>
+      <w:r>
+        <w:rPr>
+          <w:rFonts w:ascii="Times New Roman" w:hAnsi="Times New Roman" w:cs="Times New Roman"/>
+          <w:vertAlign w:val="superscript"/>
+          <w:lang w:val="tr-TR"/>
+        </w:rPr>
+        <w:t xml:space="preserve">2</w:t>
+      </w:r>
+    </w:p>
+    <w:p>
+      <w:pPr>
+        <w:jc w:val="both"/>
+      </w:pPr>
+      <w:r>
+        <w:rPr>
+          <w:rFonts w:ascii="Times New Roman" w:hAnsi="Times New Roman" w:cs="Times New Roman"/>
+          <w:b/>
+          <w:sz w:val="24"/>
+        </w:rPr>
+        <w:t xml:space="preserve">15. </w:t>
+      </w:r>
+      <w:r>
+        <w:rPr>
+          <w:rFonts w:ascii="Times New Roman" w:hAnsi="Times New Roman" w:cs="Times New Roman"/>
+          <w:lang w:val="tr-TR"/>
+        </w:rPr>
+        <w:t xml:space="preserve">AgCl: s = (1,8·10</w:t>
+      </w:r>
+      <w:r>
+        <w:rPr>
+          <w:rFonts w:ascii="Times New Roman" w:hAnsi="Times New Roman" w:cs="Times New Roman"/>
+          <w:vertAlign w:val="superscript"/>
+          <w:lang w:val="tr-TR"/>
+        </w:rPr>
+        <w:t xml:space="preserve">−10</w:t>
+      </w:r>
+      <w:r>
+        <w:rPr>
+          <w:rFonts w:ascii="Times New Roman" w:hAnsi="Times New Roman" w:cs="Times New Roman"/>
+          <w:lang w:val="tr-TR"/>
+        </w:rPr>
+        <w:t xml:space="preserve">)</w:t>
+      </w:r>
+      <w:r>
+        <w:rPr>
+          <w:rFonts w:ascii="Times New Roman" w:hAnsi="Times New Roman" w:cs="Times New Roman"/>
+          <w:vertAlign w:val="superscript"/>
+          <w:lang w:val="tr-TR"/>
+        </w:rPr>
+        <w:t xml:space="preserve">1/2</w:t>
+      </w:r>
+      <w:r>
+        <w:rPr>
+          <w:rFonts w:ascii="Times New Roman" w:hAnsi="Times New Roman" w:cs="Times New Roman"/>
+          <w:lang w:val="tr-TR"/>
+        </w:rPr>
+        <w:t xml:space="preserve"> ≈ 1,3·10</w:t>
+      </w:r>
+      <w:r>
+        <w:rPr>
+          <w:rFonts w:ascii="Times New Roman" w:hAnsi="Times New Roman" w:cs="Times New Roman"/>
+          <w:vertAlign w:val="superscript"/>
+          <w:lang w:val="tr-TR"/>
+        </w:rPr>
+        <w:t xml:space="preserve">−5</w:t>
+      </w:r>
+      <w:r>
+        <w:rPr>
+          <w:rFonts w:ascii="Times New Roman" w:hAnsi="Times New Roman" w:cs="Times New Roman"/>
+          <w:lang w:val="tr-TR"/>
+        </w:rPr>
+        <w:t xml:space="preserve"> M; CaF</w:t>
+      </w:r>
+      <w:r>
+        <w:rPr>
+          <w:rFonts w:ascii="Times New Roman" w:hAnsi="Times New Roman" w:cs="Times New Roman"/>
+          <w:vertAlign w:val="subscript"/>
+          <w:lang w:val="tr-TR"/>
+        </w:rPr>
+        <w:t xml:space="preserve">2</w:t>
+      </w:r>
+      <w:r>
+        <w:rPr>
+          <w:rFonts w:ascii="Times New Roman" w:hAnsi="Times New Roman" w:cs="Times New Roman"/>
+          <w:lang w:val="tr-TR"/>
+        </w:rPr>
+        <w:t xml:space="preserve">: 4s</w:t>
+      </w:r>
+      <w:r>
+        <w:rPr>
+          <w:rFonts w:ascii="Times New Roman" w:hAnsi="Times New Roman" w:cs="Times New Roman"/>
+          <w:vertAlign w:val="superscript"/>
+          <w:lang w:val="tr-TR"/>
+        </w:rPr>
+        <w:t xml:space="preserve">3</w:t>
+      </w:r>
+      <w:r>
+        <w:rPr>
+          <w:rFonts w:ascii="Times New Roman" w:hAnsi="Times New Roman" w:cs="Times New Roman"/>
+          <w:lang w:val="tr-TR"/>
+        </w:rPr>
+        <w:t xml:space="preserve"> = 3,9·10</w:t>
+      </w:r>
+      <w:r>
+        <w:rPr>
+          <w:rFonts w:ascii="Times New Roman" w:hAnsi="Times New Roman" w:cs="Times New Roman"/>
+          <w:vertAlign w:val="superscript"/>
+          <w:lang w:val="tr-TR"/>
+        </w:rPr>
+        <w:t xml:space="preserve">−11</w:t>
+      </w:r>
+      <w:r>
+        <w:rPr>
+          <w:rFonts w:ascii="Times New Roman" w:hAnsi="Times New Roman" w:cs="Times New Roman"/>
+          <w:lang w:val="tr-TR"/>
+        </w:rPr>
+        <w:t xml:space="preserve">, s ≈ 2,1·10</w:t>
+      </w:r>
+      <w:r>
+        <w:rPr>
+          <w:rFonts w:ascii="Times New Roman" w:hAnsi="Times New Roman" w:cs="Times New Roman"/>
+          <w:vertAlign w:val="superscript"/>
+          <w:lang w:val="tr-TR"/>
+        </w:rPr>
+        <w:t xml:space="preserve">−4</w:t>
+      </w:r>
+      <w:r>
+        <w:rPr>
+          <w:rFonts w:ascii="Times New Roman" w:hAnsi="Times New Roman" w:cs="Times New Roman"/>
+          <w:lang w:val="tr-TR"/>
+        </w:rPr>
+        <w:t xml:space="preserve"> M. K</w:t>
+      </w:r>
+      <w:r>
+        <w:rPr>
+          <w:rFonts w:ascii="Times New Roman" w:hAnsi="Times New Roman" w:cs="Times New Roman"/>
+          <w:vertAlign w:val="subscript"/>
+          <w:lang w:val="tr-TR"/>
+        </w:rPr>
+        <w:t xml:space="preserve">çç</w:t>
+      </w:r>
+      <w:r>
+        <w:rPr>
+          <w:rFonts w:ascii="Times New Roman" w:hAnsi="Times New Roman" w:cs="Times New Roman"/>
+          <w:lang w:val="tr-TR"/>
+        </w:rPr>
+        <w:t xml:space="preserve"> değeri daha küçük olan CaF</w:t>
+      </w:r>
+      <w:r>
+        <w:rPr>
+          <w:rFonts w:ascii="Times New Roman" w:hAnsi="Times New Roman" w:cs="Times New Roman"/>
+          <w:vertAlign w:val="subscript"/>
+          <w:lang w:val="tr-TR"/>
+        </w:rPr>
+        <w:t xml:space="preserve">2</w:t>
+      </w:r>
+      <w:r>
+        <w:rPr>
+          <w:rFonts w:ascii="Times New Roman" w:hAnsi="Times New Roman" w:cs="Times New Roman"/>
+          <w:lang w:val="tr-TR"/>
+        </w:rPr>
+        <w:t xml:space="preserve">’nin çözünürlüğü daha fazladır; farklı iyon oranına sahip tuzlar K</w:t>
+      </w:r>
+      <w:r>
+        <w:rPr>
+          <w:rFonts w:ascii="Times New Roman" w:hAnsi="Times New Roman" w:cs="Times New Roman"/>
+          <w:vertAlign w:val="subscript"/>
+          <w:lang w:val="tr-TR"/>
+        </w:rPr>
+        <w:t xml:space="preserve">çç</w:t>
+      </w:r>
+      <w:r>
+        <w:rPr>
+          <w:rFonts w:ascii="Times New Roman" w:hAnsi="Times New Roman" w:cs="Times New Roman"/>
+          <w:lang w:val="tr-TR"/>
+        </w:rPr>
+        <w:t xml:space="preserve"> ile doğrudan karşılaştırılamaz.</w:t>
+      </w:r>
+    </w:p>
+    <w:p>
+      <w:pPr>
+        <w:jc w:val="both"/>
+      </w:pPr>
+      <w:r>
+        <w:rPr>
+          <w:rFonts w:ascii="Times New Roman" w:hAnsi="Times New Roman" w:cs="Times New Roman"/>
+          <w:b/>
+          <w:sz w:val="24"/>
+        </w:rPr>
+        <w:t xml:space="preserve">16. </w:t>
+      </w:r>
+      <w:r>
+        <w:rPr>
+          <w:rFonts w:ascii="Times New Roman" w:hAnsi="Times New Roman" w:cs="Times New Roman"/>
+          <w:lang w:val="tr-TR"/>
+        </w:rPr>
+        <w:t xml:space="preserve">s = 1,8·10</w:t>
+      </w:r>
+      <w:r>
+        <w:rPr>
+          <w:rFonts w:ascii="Times New Roman" w:hAnsi="Times New Roman" w:cs="Times New Roman"/>
+          <w:vertAlign w:val="superscript"/>
+          <w:lang w:val="tr-TR"/>
+        </w:rPr>
+        <w:t xml:space="preserve">−10</w:t>
+      </w:r>
+      <w:r>
+        <w:rPr>
+          <w:rFonts w:ascii="Times New Roman" w:hAnsi="Times New Roman" w:cs="Times New Roman"/>
+          <w:lang w:val="tr-TR"/>
+        </w:rPr>
+        <w:t xml:space="preserve">/0,10 = 1,8·10</w:t>
+      </w:r>
+      <w:r>
+        <w:rPr>
+          <w:rFonts w:ascii="Times New Roman" w:hAnsi="Times New Roman" w:cs="Times New Roman"/>
+          <w:vertAlign w:val="superscript"/>
+          <w:lang w:val="tr-TR"/>
+        </w:rPr>
+        <w:t xml:space="preserve">−9</w:t>
+      </w:r>
+      <w:r>
+        <w:rPr>
+          <w:rFonts w:ascii="Times New Roman" w:hAnsi="Times New Roman" w:cs="Times New Roman"/>
+          <w:lang w:val="tr-TR"/>
+        </w:rPr>
+        <w:t xml:space="preserve"> M. Ortak Cl</w:t>
+      </w:r>
+      <w:r>
+        <w:rPr>
+          <w:rFonts w:ascii="Times New Roman" w:hAnsi="Times New Roman" w:cs="Times New Roman"/>
+          <w:vertAlign w:val="superscript"/>
+          <w:lang w:val="tr-TR"/>
+        </w:rPr>
+        <w:t xml:space="preserve">−</w:t>
+      </w:r>
+      <w:r>
+        <w:rPr>
+          <w:rFonts w:ascii="Times New Roman" w:hAnsi="Times New Roman" w:cs="Times New Roman"/>
+          <w:lang w:val="tr-TR"/>
+        </w:rPr>
+        <w:t xml:space="preserve"> iyonu dengeyi katı yönüne kaydırır, çözünürlük azalır (ortak iyon etkisi).</w:t>
+      </w:r>
+    </w:p>
+    <w:p>
+      <w:pPr>
+        <w:jc w:val="both"/>
+      </w:pPr>
+      <w:r>
+        <w:rPr>
+          <w:rFonts w:ascii="Times New Roman" w:hAnsi="Times New Roman" w:cs="Times New Roman"/>
+          <w:b/>
+          <w:sz w:val="24"/>
+        </w:rPr>
+        <w:t xml:space="preserve">17. </w:t>
+      </w:r>
+      <w:r>
+        <w:rPr>
+          <w:rFonts w:ascii="Times New Roman" w:hAnsi="Times New Roman" w:cs="Times New Roman"/>
+          <w:lang w:val="tr-TR"/>
+        </w:rPr>
+        <w:t xml:space="preserve">D</w:t>
+      </w:r>
+    </w:p>
+    <w:p>
+      <w:pPr>
+        <w:jc w:val="both"/>
+      </w:pPr>
+      <w:r>
+        <w:rPr>
+          <w:rFonts w:ascii="Times New Roman" w:hAnsi="Times New Roman" w:cs="Times New Roman"/>
+          <w:b/>
+          <w:sz w:val="24"/>
+        </w:rPr>
+        <w:t xml:space="preserve">18. </w:t>
+      </w:r>
+      <w:r>
+        <w:rPr>
+          <w:rFonts w:ascii="Times New Roman" w:hAnsi="Times New Roman" w:cs="Times New Roman"/>
+          <w:lang w:val="tr-TR"/>
+        </w:rPr>
+        <w:t xml:space="preserve">CO</w:t>
+      </w:r>
+      <w:r>
+        <w:rPr>
+          <w:rFonts w:ascii="Times New Roman" w:hAnsi="Times New Roman" w:cs="Times New Roman"/>
+          <w:vertAlign w:val="subscript"/>
+          <w:lang w:val="tr-TR"/>
+        </w:rPr>
+        <w:t xml:space="preserve">2</w:t>
+      </w:r>
+      <w:r>
+        <w:rPr>
+          <w:rFonts w:ascii="Times New Roman" w:hAnsi="Times New Roman" w:cs="Times New Roman"/>
+          <w:lang w:val="tr-TR"/>
+        </w:rPr>
+        <w:t xml:space="preserve"> artınca birinci denge sağa kayar, H</w:t>
+      </w:r>
+      <w:r>
+        <w:rPr>
+          <w:rFonts w:ascii="Times New Roman" w:hAnsi="Times New Roman" w:cs="Times New Roman"/>
+          <w:vertAlign w:val="superscript"/>
+          <w:lang w:val="tr-TR"/>
+        </w:rPr>
+        <w:t xml:space="preserve">+</w:t>
+      </w:r>
+      <w:r>
+        <w:rPr>
+          <w:rFonts w:ascii="Times New Roman" w:hAnsi="Times New Roman" w:cs="Times New Roman"/>
+          <w:lang w:val="tr-TR"/>
+        </w:rPr>
+        <w:t xml:space="preserve"> derişimi artar ve suyun pH’ı düşer. H</w:t>
+      </w:r>
+      <w:r>
+        <w:rPr>
+          <w:rFonts w:ascii="Times New Roman" w:hAnsi="Times New Roman" w:cs="Times New Roman"/>
+          <w:vertAlign w:val="superscript"/>
+          <w:lang w:val="tr-TR"/>
+        </w:rPr>
+        <w:t xml:space="preserve">+</w:t>
+      </w:r>
+      <w:r>
+        <w:rPr>
+          <w:rFonts w:ascii="Times New Roman" w:hAnsi="Times New Roman" w:cs="Times New Roman"/>
+          <w:lang w:val="tr-TR"/>
+        </w:rPr>
+        <w:t xml:space="preserve"> iyonları CO</w:t>
+      </w:r>
+      <w:r>
+        <w:rPr>
+          <w:rFonts w:ascii="Times New Roman" w:hAnsi="Times New Roman" w:cs="Times New Roman"/>
+          <w:vertAlign w:val="subscript"/>
+          <w:lang w:val="tr-TR"/>
+        </w:rPr>
+        <w:t xml:space="preserve">3</w:t>
+      </w:r>
+      <w:r>
+        <w:rPr>
+          <w:rFonts w:ascii="Times New Roman" w:hAnsi="Times New Roman" w:cs="Times New Roman"/>
+          <w:vertAlign w:val="superscript"/>
+          <w:lang w:val="tr-TR"/>
+        </w:rPr>
+        <w:t xml:space="preserve">2−</w:t>
+      </w:r>
+      <w:r>
+        <w:rPr>
+          <w:rFonts w:ascii="Times New Roman" w:hAnsi="Times New Roman" w:cs="Times New Roman"/>
+          <w:lang w:val="tr-TR"/>
+        </w:rPr>
+        <w:t xml:space="preserve"> ile birleşerek HCO</w:t>
+      </w:r>
+      <w:r>
+        <w:rPr>
+          <w:rFonts w:ascii="Times New Roman" w:hAnsi="Times New Roman" w:cs="Times New Roman"/>
+          <w:vertAlign w:val="subscript"/>
+          <w:lang w:val="tr-TR"/>
+        </w:rPr>
+        <w:t xml:space="preserve">3</w:t>
+      </w:r>
+      <w:r>
+        <w:rPr>
+          <w:rFonts w:ascii="Times New Roman" w:hAnsi="Times New Roman" w:cs="Times New Roman"/>
+          <w:vertAlign w:val="superscript"/>
+          <w:lang w:val="tr-TR"/>
+        </w:rPr>
+        <w:t xml:space="preserve">−</w:t>
+      </w:r>
+      <w:r>
+        <w:rPr>
+          <w:rFonts w:ascii="Times New Roman" w:hAnsi="Times New Roman" w:cs="Times New Roman"/>
+          <w:lang w:val="tr-TR"/>
+        </w:rPr>
+        <w:t xml:space="preserve"> oluşturur; CO</w:t>
+      </w:r>
+      <w:r>
+        <w:rPr>
+          <w:rFonts w:ascii="Times New Roman" w:hAnsi="Times New Roman" w:cs="Times New Roman"/>
+          <w:vertAlign w:val="subscript"/>
+          <w:lang w:val="tr-TR"/>
+        </w:rPr>
+        <w:t xml:space="preserve">3</w:t>
+      </w:r>
+      <w:r>
+        <w:rPr>
+          <w:rFonts w:ascii="Times New Roman" w:hAnsi="Times New Roman" w:cs="Times New Roman"/>
+          <w:vertAlign w:val="superscript"/>
+          <w:lang w:val="tr-TR"/>
+        </w:rPr>
+        <w:t xml:space="preserve">2−</w:t>
+      </w:r>
+      <w:r>
+        <w:rPr>
+          <w:rFonts w:ascii="Times New Roman" w:hAnsi="Times New Roman" w:cs="Times New Roman"/>
+          <w:lang w:val="tr-TR"/>
+        </w:rPr>
+        <w:t xml:space="preserve"> azaldığı için ikinci denge çözünme yönüne kayar. Kabuklar incelir, yeni kabuk oluşumu zorlaşır.</w:t>
+      </w:r>
+    </w:p>
+    <w:p>
+      <w:pPr>
+        <w:jc w:val="both"/>
+      </w:pPr>
+      <w:r>
+        <w:rPr>
+          <w:rFonts w:ascii="Times New Roman" w:hAnsi="Times New Roman" w:cs="Times New Roman"/>
+          <w:b/>
+          <w:sz w:val="24"/>
+        </w:rPr>
+        <w:t xml:space="preserve">19. </w:t>
+      </w:r>
+      <w:r>
+        <w:rPr>
+          <w:rFonts w:ascii="Times New Roman" w:hAnsi="Times New Roman" w:cs="Times New Roman"/>
+          <w:lang w:val="tr-TR"/>
+        </w:rPr>
+        <w:t xml:space="preserve">(dinamik)</w:t>
+      </w:r>
+      <w:r>
+        <w:rPr>
+          <w:rFonts w:ascii="Times New Roman" w:hAnsi="Times New Roman" w:cs="Times New Roman"/>
+          <w:sz w:val="24"/>
+        </w:rPr>
+        <w:t xml:space="preserve">; </w:t>
+      </w:r>
+      <w:r>
+        <w:rPr>
+          <w:rFonts w:ascii="Times New Roman" w:hAnsi="Times New Roman" w:cs="Times New Roman"/>
+          <w:lang w:val="tr-TR"/>
+        </w:rPr>
+        <w:t xml:space="preserve">(tepkime oranı)</w:t>
+      </w:r>
+      <w:r>
+        <w:rPr>
+          <w:rFonts w:ascii="Times New Roman" w:hAnsi="Times New Roman" w:cs="Times New Roman"/>
+          <w:sz w:val="24"/>
+        </w:rPr>
+        <w:t xml:space="preserve">; </w:t>
+      </w:r>
+      <w:r>
+        <w:rPr>
+          <w:rFonts w:ascii="Times New Roman" w:hAnsi="Times New Roman" w:cs="Times New Roman"/>
+          <w:lang w:val="tr-TR"/>
+        </w:rPr>
+        <w:t xml:space="preserve">(otoiyonizasyon)</w:t>
+      </w:r>
+      <w:r>
+        <w:rPr>
+          <w:rFonts w:ascii="Times New Roman" w:hAnsi="Times New Roman" w:cs="Times New Roman"/>
+          <w:sz w:val="24"/>
+        </w:rPr>
+        <w:t xml:space="preserve">; </w:t>
+      </w:r>
+      <w:r>
+        <w:rPr>
+          <w:rFonts w:ascii="Times New Roman" w:hAnsi="Times New Roman" w:cs="Times New Roman"/>
+          <w:lang w:val="tr-TR"/>
+        </w:rPr>
+        <w:t xml:space="preserve">(eşlenik)</w:t>
+      </w:r>
+      <w:r>
+        <w:rPr>
+          <w:rFonts w:ascii="Times New Roman" w:hAnsi="Times New Roman" w:cs="Times New Roman"/>
+          <w:sz w:val="24"/>
+        </w:rPr>
+        <w:t xml:space="preserve">; </w:t>
+      </w:r>
+      <w:r>
+        <w:rPr>
+          <w:rFonts w:ascii="Times New Roman" w:hAnsi="Times New Roman" w:cs="Times New Roman"/>
+          <w:lang w:val="tr-TR"/>
+        </w:rPr>
+        <w:t xml:space="preserve">(eş değerlik noktası)</w:t>
+      </w:r>
+      <w:r>
+        <w:rPr>
+          <w:rFonts w:ascii="Times New Roman" w:hAnsi="Times New Roman" w:cs="Times New Roman"/>
+          <w:sz w:val="24"/>
+        </w:rPr>
+        <w:t xml:space="preserve">; </w:t>
+      </w:r>
+      <w:r>
+        <w:rPr>
+          <w:rFonts w:ascii="Times New Roman" w:hAnsi="Times New Roman" w:cs="Times New Roman"/>
+          <w:lang w:val="tr-TR"/>
+        </w:rPr>
+        <w:t xml:space="preserve">(ortak iyon)</w:t>
+      </w:r>
+    </w:p>
+    <w:p>
+      <w:pPr>
+        <w:jc w:val="both"/>
+      </w:pPr>
+      <w:r>
+        <w:rPr>
+          <w:rFonts w:ascii="Times New Roman" w:hAnsi="Times New Roman" w:cs="Times New Roman"/>
+          <w:b/>
+          <w:sz w:val="24"/>
+        </w:rPr>
+        <w:t xml:space="preserve">20. </w:t>
+      </w:r>
+      <w:r>
+        <w:rPr>
+          <w:rFonts w:ascii="Times New Roman" w:hAnsi="Times New Roman" w:cs="Times New Roman"/>
+          <w:lang w:val="tr-TR"/>
+        </w:rPr>
+        <w:t xml:space="preserve">C (Basınç sabit tutulduğu için hacim büyür, gazların derişimleri azalır; denge gaz mol sayısı fazla olan ürünler yönüne kayar. Sıcaklık değişmediği için K</w:t>
+      </w:r>
+      <w:r>
+        <w:rPr>
+          <w:rFonts w:ascii="Times New Roman" w:hAnsi="Times New Roman" w:cs="Times New Roman"/>
+          <w:vertAlign w:val="subscript"/>
+          <w:lang w:val="tr-TR"/>
+        </w:rPr>
+        <w:t xml:space="preserve">c</w:t>
+      </w:r>
+      <w:r>
+        <w:rPr>
+          <w:rFonts w:ascii="Times New Roman" w:hAnsi="Times New Roman" w:cs="Times New Roman"/>
+          <w:lang w:val="tr-TR"/>
+        </w:rPr>
+        <w:t xml:space="preserve"> değişmez.)</w:t>
+      </w:r>
+    </w:p>
+    <w:p>
+      <w:pPr>
+        <w:jc w:val="both"/>
+      </w:pPr>
+      <w:r>
+        <w:rPr>
+          <w:rFonts w:ascii="Times New Roman" w:hAnsi="Times New Roman" w:cs="Times New Roman"/>
+          <w:b/>
+          <w:sz w:val="24"/>
+        </w:rPr>
+        <w:t xml:space="preserve">21. </w:t>
+      </w:r>
+      <w:r>
+        <w:rPr>
+          <w:rFonts w:ascii="Times New Roman" w:hAnsi="Times New Roman" w:cs="Times New Roman"/>
+          <w:lang w:val="tr-TR"/>
+        </w:rPr>
+        <w:t xml:space="preserve">Kapatıldığı anda buhar fazında çok az tanecik bulunur. Dengede buhar fazındaki tanecik sayısı daha fazladır ve sabit kalır. Sıvıdan buhara ve buhardan sıvıya geçen eşit sayıda tanecik oklarla gösterilerek dengenin dinamik olduğu belirtilir.</w:t>
+      </w:r>
+    </w:p>
+    <w:p>
+      <w:pPr>
+        <w:jc w:val="both"/>
+      </w:pPr>
+      <w:r>
+        <w:rPr>
+          <w:rFonts w:ascii="Times New Roman" w:hAnsi="Times New Roman" w:cs="Times New Roman"/>
+          <w:b/>
+          <w:sz w:val="24"/>
+        </w:rPr>
+        <w:t xml:space="preserve">22. </w:t>
+      </w:r>
+      <w:r>
+        <w:rPr>
+          <w:rFonts w:ascii="Times New Roman" w:hAnsi="Times New Roman" w:cs="Times New Roman"/>
+          <w:lang w:val="tr-TR"/>
+        </w:rPr>
+        <w:t xml:space="preserve">I. aşama: B; II. aşama: 2</w:t>
+      </w:r>
+    </w:p>
+    <w:p>
+      <w:pPr>
+        <w:jc w:val="both"/>
+      </w:pPr>
+      <w:r>
+        <w:rPr>
+          <w:rFonts w:ascii="Times New Roman" w:hAnsi="Times New Roman" w:cs="Times New Roman"/>
+          <w:b/>
+          <w:sz w:val="24"/>
+        </w:rPr>
+        <w:t xml:space="preserve">23. </w:t>
+      </w:r>
+      <w:r>
+        <w:rPr>
+          <w:rFonts w:ascii="Times New Roman" w:hAnsi="Times New Roman" w:cs="Times New Roman"/>
+          <w:lang w:val="tr-TR"/>
+        </w:rPr>
+        <w:t xml:space="preserve">Hayır. Açık sistemde buhar ortamdan uzaklaşır, yoğuşma hızı buharlaşma hızına eşitlenemez ve kolonya zamanla tamamen buharlaşır. Fiziksel dengeler kapalı sistemlerde kurulur.</w:t>
+      </w:r>
+    </w:p>
+    <w:p>
+      <w:pPr>
+        <w:jc w:val="both"/>
+      </w:pPr>
+      <w:r>
+        <w:rPr>
+          <w:rFonts w:ascii="Times New Roman" w:hAnsi="Times New Roman" w:cs="Times New Roman"/>
+          <w:b/>
+          <w:sz w:val="24"/>
+        </w:rPr>
+        <w:t xml:space="preserve">24. </w:t>
+      </w:r>
+      <w:r>
+        <w:rPr>
+          <w:rFonts w:ascii="Times New Roman" w:hAnsi="Times New Roman" w:cs="Times New Roman"/>
+          <w:lang w:val="tr-TR"/>
+        </w:rPr>
+        <w:t xml:space="preserve">Kanıt: Sıcaklık arttıkça K</w:t>
+      </w:r>
+      <w:r>
+        <w:rPr>
+          <w:rFonts w:ascii="Times New Roman" w:hAnsi="Times New Roman" w:cs="Times New Roman"/>
+          <w:vertAlign w:val="subscript"/>
+          <w:lang w:val="tr-TR"/>
+        </w:rPr>
+        <w:t xml:space="preserve">c</w:t>
+      </w:r>
+      <w:r>
+        <w:rPr>
+          <w:rFonts w:ascii="Times New Roman" w:hAnsi="Times New Roman" w:cs="Times New Roman"/>
+          <w:lang w:val="tr-TR"/>
+        </w:rPr>
+        <w:t xml:space="preserve"> değeri azalmaktadır. Gerekçe: Sıcaklık artışı dengeyi endotermik yöne kaydırır; K</w:t>
+      </w:r>
+      <w:r>
+        <w:rPr>
+          <w:rFonts w:ascii="Times New Roman" w:hAnsi="Times New Roman" w:cs="Times New Roman"/>
+          <w:vertAlign w:val="subscript"/>
+          <w:lang w:val="tr-TR"/>
+        </w:rPr>
+        <w:t xml:space="preserve">c</w:t>
+      </w:r>
+      <w:r>
+        <w:rPr>
+          <w:rFonts w:ascii="Times New Roman" w:hAnsi="Times New Roman" w:cs="Times New Roman"/>
+          <w:lang w:val="tr-TR"/>
+        </w:rPr>
+        <w:t xml:space="preserve">’nin azalması dengenin tepkenler yönüne kaydığını, yani geri tepkimenin endotermik olduğunu gösterir. Bu nedenle ileri tepkime ekzotermiktir.</w:t>
+      </w:r>
+    </w:p>
+    <w:p>
+      <w:pPr>
+        <w:jc w:val="both"/>
+      </w:pPr>
+      <w:r>
+        <w:rPr>
+          <w:rFonts w:ascii="Times New Roman" w:hAnsi="Times New Roman" w:cs="Times New Roman"/>
+          <w:b/>
+          <w:sz w:val="24"/>
+        </w:rPr>
+        <w:t xml:space="preserve">25. </w:t>
+      </w:r>
+      <w:r>
+        <w:rPr>
+          <w:rFonts w:ascii="Times New Roman" w:hAnsi="Times New Roman" w:cs="Times New Roman"/>
+          <w:lang w:val="tr-TR"/>
+        </w:rPr>
+        <w:t xml:space="preserve">Tepkenlerde 2 mol, üründe 1 mol gaz bulunduğundan yüksek basınç dengeyi etanol yönüne kaydırır. Çok düşük sıcaklıkta tepkime çok yavaş gerçekleşir; bu nedenle verim ile hız arasında uygun bir orta sıcaklık seçilir. Katalizör dengeyi kaydırmaz, K</w:t>
+      </w:r>
+      <w:r>
+        <w:rPr>
+          <w:rFonts w:ascii="Times New Roman" w:hAnsi="Times New Roman" w:cs="Times New Roman"/>
+          <w:vertAlign w:val="subscript"/>
+          <w:lang w:val="tr-TR"/>
+        </w:rPr>
+        <w:t xml:space="preserve">c</w:t>
+      </w:r>
+      <w:r>
+        <w:rPr>
+          <w:rFonts w:ascii="Times New Roman" w:hAnsi="Times New Roman" w:cs="Times New Roman"/>
+          <w:lang w:val="tr-TR"/>
+        </w:rPr>
+        <w:t xml:space="preserve">’yi değiştirmez; dengeye daha kısa sürede ulaşılmasını sağlar.</w:t>
+      </w:r>
+    </w:p>
+    <w:p>
+      <w:pPr>
+        <w:jc w:val="both"/>
+      </w:pPr>
+      <w:r>
+        <w:rPr>
+          <w:rFonts w:ascii="Times New Roman" w:hAnsi="Times New Roman" w:cs="Times New Roman"/>
+          <w:b/>
+          <w:sz w:val="24"/>
+        </w:rPr>
+        <w:t xml:space="preserve">26. </w:t>
+      </w:r>
+      <w:r>
+        <w:rPr>
+          <w:rFonts w:ascii="Times New Roman" w:hAnsi="Times New Roman" w:cs="Times New Roman"/>
+          <w:lang w:val="tr-TR"/>
+        </w:rPr>
+        <w:t xml:space="preserve">a) Dengede [C</w:t>
+      </w:r>
+      <w:r>
+        <w:rPr>
+          <w:rFonts w:ascii="Times New Roman" w:hAnsi="Times New Roman" w:cs="Times New Roman"/>
+          <w:vertAlign w:val="subscript"/>
+          <w:lang w:val="tr-TR"/>
+        </w:rPr>
+        <w:t xml:space="preserve">2</w:t>
+      </w:r>
+      <w:r>
+        <w:rPr>
+          <w:rFonts w:ascii="Times New Roman" w:hAnsi="Times New Roman" w:cs="Times New Roman"/>
+          <w:lang w:val="tr-TR"/>
+        </w:rPr>
+        <w:t xml:space="preserve">H</w:t>
+      </w:r>
+      <w:r>
+        <w:rPr>
+          <w:rFonts w:ascii="Times New Roman" w:hAnsi="Times New Roman" w:cs="Times New Roman"/>
+          <w:vertAlign w:val="subscript"/>
+          <w:lang w:val="tr-TR"/>
+        </w:rPr>
+        <w:t xml:space="preserve">5</w:t>
+      </w:r>
+      <w:r>
+        <w:rPr>
+          <w:rFonts w:ascii="Times New Roman" w:hAnsi="Times New Roman" w:cs="Times New Roman"/>
+          <w:lang w:val="tr-TR"/>
+        </w:rPr>
+        <w:t xml:space="preserve">OH] = 0,20 M, [C</w:t>
+      </w:r>
+      <w:r>
+        <w:rPr>
+          <w:rFonts w:ascii="Times New Roman" w:hAnsi="Times New Roman" w:cs="Times New Roman"/>
+          <w:vertAlign w:val="subscript"/>
+          <w:lang w:val="tr-TR"/>
+        </w:rPr>
+        <w:t xml:space="preserve">2</w:t>
+      </w:r>
+      <w:r>
+        <w:rPr>
+          <w:rFonts w:ascii="Times New Roman" w:hAnsi="Times New Roman" w:cs="Times New Roman"/>
+          <w:lang w:val="tr-TR"/>
+        </w:rPr>
+        <w:t xml:space="preserve">H</w:t>
+      </w:r>
+      <w:r>
+        <w:rPr>
+          <w:rFonts w:ascii="Times New Roman" w:hAnsi="Times New Roman" w:cs="Times New Roman"/>
+          <w:vertAlign w:val="subscript"/>
+          <w:lang w:val="tr-TR"/>
+        </w:rPr>
+        <w:t xml:space="preserve">4</w:t>
+      </w:r>
+      <w:r>
+        <w:rPr>
+          <w:rFonts w:ascii="Times New Roman" w:hAnsi="Times New Roman" w:cs="Times New Roman"/>
+          <w:lang w:val="tr-TR"/>
+        </w:rPr>
+        <w:t xml:space="preserve">] = [H</w:t>
+      </w:r>
+      <w:r>
+        <w:rPr>
+          <w:rFonts w:ascii="Times New Roman" w:hAnsi="Times New Roman" w:cs="Times New Roman"/>
+          <w:vertAlign w:val="subscript"/>
+          <w:lang w:val="tr-TR"/>
+        </w:rPr>
+        <w:t xml:space="preserve">2</w:t>
+      </w:r>
+      <w:r>
+        <w:rPr>
+          <w:rFonts w:ascii="Times New Roman" w:hAnsi="Times New Roman" w:cs="Times New Roman"/>
+          <w:lang w:val="tr-TR"/>
+        </w:rPr>
+        <w:t xml:space="preserve">O] = 0,30 M; K</w:t>
+      </w:r>
+      <w:r>
+        <w:rPr>
+          <w:rFonts w:ascii="Times New Roman" w:hAnsi="Times New Roman" w:cs="Times New Roman"/>
+          <w:vertAlign w:val="subscript"/>
+          <w:lang w:val="tr-TR"/>
+        </w:rPr>
+        <w:t xml:space="preserve">c</w:t>
+      </w:r>
+      <w:r>
+        <w:rPr>
+          <w:rFonts w:ascii="Times New Roman" w:hAnsi="Times New Roman" w:cs="Times New Roman"/>
+          <w:lang w:val="tr-TR"/>
+        </w:rPr>
+        <w:t xml:space="preserve"> = 0,20/(0,30·0,30) ≈ 2,2; tablodaki değerle uyumludur.  b) Üç maddenin derişimi de 0,15 M’dir; Q</w:t>
+      </w:r>
+      <w:r>
+        <w:rPr>
+          <w:rFonts w:ascii="Times New Roman" w:hAnsi="Times New Roman" w:cs="Times New Roman"/>
+          <w:vertAlign w:val="subscript"/>
+          <w:lang w:val="tr-TR"/>
+        </w:rPr>
+        <w:t xml:space="preserve">c</w:t>
+      </w:r>
+      <w:r>
+        <w:rPr>
+          <w:rFonts w:ascii="Times New Roman" w:hAnsi="Times New Roman" w:cs="Times New Roman"/>
+          <w:lang w:val="tr-TR"/>
+        </w:rPr>
+        <w:t xml:space="preserve"> = 0,15/(0,15·0,15) ≈ 6,7. Q</w:t>
+      </w:r>
+      <w:r>
+        <w:rPr>
+          <w:rFonts w:ascii="Times New Roman" w:hAnsi="Times New Roman" w:cs="Times New Roman"/>
+          <w:vertAlign w:val="subscript"/>
+          <w:lang w:val="tr-TR"/>
+        </w:rPr>
+        <w:t xml:space="preserve">c</w:t>
+      </w:r>
+      <w:r>
+        <w:rPr>
+          <w:rFonts w:ascii="Times New Roman" w:hAnsi="Times New Roman" w:cs="Times New Roman"/>
+          <w:lang w:val="tr-TR"/>
+        </w:rPr>
+        <w:t xml:space="preserve"> &gt; K</w:t>
+      </w:r>
+      <w:r>
+        <w:rPr>
+          <w:rFonts w:ascii="Times New Roman" w:hAnsi="Times New Roman" w:cs="Times New Roman"/>
+          <w:vertAlign w:val="subscript"/>
+          <w:lang w:val="tr-TR"/>
+        </w:rPr>
+        <w:t xml:space="preserve">c</w:t>
+      </w:r>
+      <w:r>
+        <w:rPr>
+          <w:rFonts w:ascii="Times New Roman" w:hAnsi="Times New Roman" w:cs="Times New Roman"/>
+          <w:lang w:val="tr-TR"/>
+        </w:rPr>
+        <w:t xml:space="preserve"> olduğundan tepkime geri yönde (C</w:t>
+      </w:r>
+      <w:r>
+        <w:rPr>
+          <w:rFonts w:ascii="Times New Roman" w:hAnsi="Times New Roman" w:cs="Times New Roman"/>
+          <w:vertAlign w:val="subscript"/>
+          <w:lang w:val="tr-TR"/>
+        </w:rPr>
+        <w:t xml:space="preserve">2</w:t>
+      </w:r>
+      <w:r>
+        <w:rPr>
+          <w:rFonts w:ascii="Times New Roman" w:hAnsi="Times New Roman" w:cs="Times New Roman"/>
+          <w:lang w:val="tr-TR"/>
+        </w:rPr>
+        <w:t xml:space="preserve">H</w:t>
+      </w:r>
+      <w:r>
+        <w:rPr>
+          <w:rFonts w:ascii="Times New Roman" w:hAnsi="Times New Roman" w:cs="Times New Roman"/>
+          <w:vertAlign w:val="subscript"/>
+          <w:lang w:val="tr-TR"/>
+        </w:rPr>
+        <w:t xml:space="preserve">4</w:t>
+      </w:r>
+      <w:r>
+        <w:rPr>
+          <w:rFonts w:ascii="Times New Roman" w:hAnsi="Times New Roman" w:cs="Times New Roman"/>
+          <w:lang w:val="tr-TR"/>
+        </w:rPr>
+        <w:t xml:space="preserve"> ve H</w:t>
+      </w:r>
+      <w:r>
+        <w:rPr>
+          <w:rFonts w:ascii="Times New Roman" w:hAnsi="Times New Roman" w:cs="Times New Roman"/>
+          <w:vertAlign w:val="subscript"/>
+          <w:lang w:val="tr-TR"/>
+        </w:rPr>
+        <w:t xml:space="preserve">2</w:t>
+      </w:r>
+      <w:r>
+        <w:rPr>
+          <w:rFonts w:ascii="Times New Roman" w:hAnsi="Times New Roman" w:cs="Times New Roman"/>
+          <w:lang w:val="tr-TR"/>
+        </w:rPr>
+        <w:t xml:space="preserve">O oluşumu yönünde) ilerler.</w:t>
+      </w:r>
+    </w:p>
+    <w:p>
+      <w:pPr>
+        <w:jc w:val="both"/>
+      </w:pPr>
+      <w:r>
+        <w:rPr>
+          <w:rFonts w:ascii="Times New Roman" w:hAnsi="Times New Roman" w:cs="Times New Roman"/>
+          <w:b/>
+          <w:sz w:val="24"/>
+        </w:rPr>
+        <w:t xml:space="preserve">27. </w:t>
+      </w:r>
+      <w:r>
+        <w:rPr>
+          <w:rFonts w:ascii="Times New Roman" w:hAnsi="Times New Roman" w:cs="Times New Roman"/>
+          <w:lang w:val="tr-TR"/>
+        </w:rPr>
+        <w:t xml:space="preserve">a) İki gazın derişimi t</w:t>
+      </w:r>
+      <w:r>
+        <w:rPr>
+          <w:rFonts w:ascii="Times New Roman" w:hAnsi="Times New Roman" w:cs="Times New Roman"/>
+          <w:vertAlign w:val="subscript"/>
+          <w:lang w:val="tr-TR"/>
+        </w:rPr>
+        <w:t xml:space="preserve">1</w:t>
+      </w:r>
+      <w:r>
+        <w:rPr>
+          <w:rFonts w:ascii="Times New Roman" w:hAnsi="Times New Roman" w:cs="Times New Roman"/>
+          <w:lang w:val="tr-TR"/>
+        </w:rPr>
+        <w:t xml:space="preserve"> anında aynı anda iki katına çıkmıştır; sabit sıcaklıkta kabın hacmi yarıya indirilmiştir.  b) Denge, gaz mol sayısının az olduğu X</w:t>
+      </w:r>
+      <w:r>
+        <w:rPr>
+          <w:rFonts w:ascii="Times New Roman" w:hAnsi="Times New Roman" w:cs="Times New Roman"/>
+          <w:vertAlign w:val="subscript"/>
+          <w:lang w:val="tr-TR"/>
+        </w:rPr>
+        <w:t xml:space="preserve">2</w:t>
+      </w:r>
+      <w:r>
+        <w:rPr>
+          <w:rFonts w:ascii="Times New Roman" w:hAnsi="Times New Roman" w:cs="Times New Roman"/>
+          <w:lang w:val="tr-TR"/>
+        </w:rPr>
+        <w:t xml:space="preserve"> yönüne (geri) kaymıştır; X</w:t>
+      </w:r>
+      <w:r>
+        <w:rPr>
+          <w:rFonts w:ascii="Times New Roman" w:hAnsi="Times New Roman" w:cs="Times New Roman"/>
+          <w:vertAlign w:val="subscript"/>
+          <w:lang w:val="tr-TR"/>
+        </w:rPr>
+        <w:t xml:space="preserve">2</w:t>
+      </w:r>
+      <w:r>
+        <w:rPr>
+          <w:rFonts w:ascii="Times New Roman" w:hAnsi="Times New Roman" w:cs="Times New Roman"/>
+          <w:lang w:val="tr-TR"/>
+        </w:rPr>
+        <w:t xml:space="preserve"> derişimi artmış, X derişimi azalmıştır.  c) K</w:t>
+      </w:r>
+      <w:r>
+        <w:rPr>
+          <w:rFonts w:ascii="Times New Roman" w:hAnsi="Times New Roman" w:cs="Times New Roman"/>
+          <w:vertAlign w:val="subscript"/>
+          <w:lang w:val="tr-TR"/>
+        </w:rPr>
+        <w:t xml:space="preserve">c</w:t>
+      </w:r>
+      <w:r>
+        <w:rPr>
+          <w:rFonts w:ascii="Times New Roman" w:hAnsi="Times New Roman" w:cs="Times New Roman"/>
+          <w:lang w:val="tr-TR"/>
+        </w:rPr>
+        <w:t xml:space="preserve"> = (0,20)</w:t>
+      </w:r>
+      <w:r>
+        <w:rPr>
+          <w:rFonts w:ascii="Times New Roman" w:hAnsi="Times New Roman" w:cs="Times New Roman"/>
+          <w:vertAlign w:val="superscript"/>
+          <w:lang w:val="tr-TR"/>
+        </w:rPr>
+        <w:t xml:space="preserve">2</w:t>
+      </w:r>
+      <w:r>
+        <w:rPr>
+          <w:rFonts w:ascii="Times New Roman" w:hAnsi="Times New Roman" w:cs="Times New Roman"/>
+          <w:lang w:val="tr-TR"/>
+        </w:rPr>
+        <w:t xml:space="preserve">/0,40 = 0,10; sıcaklık değişmediği için yeni dengede de K</w:t>
+      </w:r>
+      <w:r>
+        <w:rPr>
+          <w:rFonts w:ascii="Times New Roman" w:hAnsi="Times New Roman" w:cs="Times New Roman"/>
+          <w:vertAlign w:val="subscript"/>
+          <w:lang w:val="tr-TR"/>
+        </w:rPr>
+        <w:t xml:space="preserve">c</w:t>
+      </w:r>
+      <w:r>
+        <w:rPr>
+          <w:rFonts w:ascii="Times New Roman" w:hAnsi="Times New Roman" w:cs="Times New Roman"/>
+          <w:lang w:val="tr-TR"/>
+        </w:rPr>
+        <w:t xml:space="preserve"> = 0,10’dur.</w:t>
+      </w:r>
+    </w:p>
+    <w:p>
+      <w:pPr>
+        <w:jc w:val="both"/>
+      </w:pPr>
+      <w:r>
+        <w:rPr>
+          <w:rFonts w:ascii="Times New Roman" w:hAnsi="Times New Roman" w:cs="Times New Roman"/>
+          <w:b/>
+          <w:sz w:val="24"/>
+        </w:rPr>
+        <w:t xml:space="preserve">28. </w:t>
+      </w:r>
+      <w:r>
+        <w:rPr>
+          <w:rFonts w:ascii="Times New Roman" w:hAnsi="Times New Roman" w:cs="Times New Roman"/>
+          <w:lang w:val="tr-TR"/>
+        </w:rPr>
+        <w:t xml:space="preserve">Saf katıların derişimi sabit kabul edildiği için denge sabiti ifadesinde yer almaz: K</w:t>
+      </w:r>
+      <w:r>
+        <w:rPr>
+          <w:rFonts w:ascii="Times New Roman" w:hAnsi="Times New Roman" w:cs="Times New Roman"/>
+          <w:vertAlign w:val="subscript"/>
+          <w:lang w:val="tr-TR"/>
+        </w:rPr>
+        <w:t xml:space="preserve">c</w:t>
+      </w:r>
+      <w:r>
+        <w:rPr>
+          <w:rFonts w:ascii="Times New Roman" w:hAnsi="Times New Roman" w:cs="Times New Roman"/>
+          <w:lang w:val="tr-TR"/>
+        </w:rPr>
+        <w:t xml:space="preserve"> = [CO</w:t>
+      </w:r>
+      <w:r>
+        <w:rPr>
+          <w:rFonts w:ascii="Times New Roman" w:hAnsi="Times New Roman" w:cs="Times New Roman"/>
+          <w:vertAlign w:val="subscript"/>
+          <w:lang w:val="tr-TR"/>
+        </w:rPr>
+        <w:t xml:space="preserve">2</w:t>
+      </w:r>
+      <w:r>
+        <w:rPr>
+          <w:rFonts w:ascii="Times New Roman" w:hAnsi="Times New Roman" w:cs="Times New Roman"/>
+          <w:lang w:val="tr-TR"/>
+        </w:rPr>
+        <w:t xml:space="preserve">]. Kaba katı CaO eklemek derişimini değiştirmez; denge kaymaz ve CO</w:t>
+      </w:r>
+      <w:r>
+        <w:rPr>
+          <w:rFonts w:ascii="Times New Roman" w:hAnsi="Times New Roman" w:cs="Times New Roman"/>
+          <w:vertAlign w:val="subscript"/>
+          <w:lang w:val="tr-TR"/>
+        </w:rPr>
+        <w:t xml:space="preserve">2</w:t>
+      </w:r>
+      <w:r>
+        <w:rPr>
+          <w:rFonts w:ascii="Times New Roman" w:hAnsi="Times New Roman" w:cs="Times New Roman"/>
+          <w:lang w:val="tr-TR"/>
+        </w:rPr>
+        <w:t xml:space="preserve"> derişimi değişmez.</w:t>
+      </w:r>
+    </w:p>
+    <w:p>
+      <w:pPr>
+        <w:jc w:val="both"/>
+      </w:pPr>
+      <w:r>
+        <w:rPr>
+          <w:rFonts w:ascii="Times New Roman" w:hAnsi="Times New Roman" w:cs="Times New Roman"/>
+          <w:b/>
+          <w:sz w:val="24"/>
+        </w:rPr>
+        <w:t xml:space="preserve">29. </w:t>
+      </w:r>
+      <w:r>
+        <w:rPr>
+          <w:rFonts w:ascii="Times New Roman" w:hAnsi="Times New Roman" w:cs="Times New Roman"/>
+          <w:lang w:val="tr-TR"/>
+        </w:rPr>
+        <w:t xml:space="preserve">1-ç, 2-a, 3-d, 4-c (b fazladır; 1. tepkimenin tersine aittir. 2. tepkimede katı HgO ve sıvı Hg ifadede yer almaz.)</w:t>
+      </w:r>
+    </w:p>
+    <w:p>
+      <w:pPr>
+        <w:jc w:val="both"/>
+      </w:pPr>
+      <w:r>
+        <w:rPr>
+          <w:rFonts w:ascii="Times New Roman" w:hAnsi="Times New Roman" w:cs="Times New Roman"/>
+          <w:b/>
+          <w:sz w:val="24"/>
+        </w:rPr>
+        <w:t xml:space="preserve">30. </w:t>
+      </w:r>
+      <w:r>
+        <w:rPr>
+          <w:rFonts w:ascii="Times New Roman" w:hAnsi="Times New Roman" w:cs="Times New Roman"/>
+          <w:lang w:val="tr-TR"/>
+        </w:rPr>
+        <w:t xml:space="preserve">[H</w:t>
+      </w:r>
+      <w:r>
+        <w:rPr>
+          <w:rFonts w:ascii="Times New Roman" w:hAnsi="Times New Roman" w:cs="Times New Roman"/>
+          <w:vertAlign w:val="subscript"/>
+          <w:lang w:val="tr-TR"/>
+        </w:rPr>
+        <w:t xml:space="preserve">3</w:t>
+      </w:r>
+      <w:r>
+        <w:rPr>
+          <w:rFonts w:ascii="Times New Roman" w:hAnsi="Times New Roman" w:cs="Times New Roman"/>
+          <w:lang w:val="tr-TR"/>
+        </w:rPr>
+        <w:t xml:space="preserve">O</w:t>
+      </w:r>
+      <w:r>
+        <w:rPr>
+          <w:rFonts w:ascii="Times New Roman" w:hAnsi="Times New Roman" w:cs="Times New Roman"/>
+          <w:vertAlign w:val="superscript"/>
+          <w:lang w:val="tr-TR"/>
+        </w:rPr>
+        <w:t xml:space="preserve">+</w:t>
+      </w:r>
+      <w:r>
+        <w:rPr>
+          <w:rFonts w:ascii="Times New Roman" w:hAnsi="Times New Roman" w:cs="Times New Roman"/>
+          <w:lang w:val="tr-TR"/>
+        </w:rPr>
+        <w:t xml:space="preserve">] = 10</w:t>
+      </w:r>
+      <w:r>
+        <w:rPr>
+          <w:rFonts w:ascii="Times New Roman" w:hAnsi="Times New Roman" w:cs="Times New Roman"/>
+          <w:vertAlign w:val="superscript"/>
+          <w:lang w:val="tr-TR"/>
+        </w:rPr>
+        <w:t xml:space="preserve">−3,4</w:t>
+      </w:r>
+      <w:r>
+        <w:rPr>
+          <w:rFonts w:ascii="Times New Roman" w:hAnsi="Times New Roman" w:cs="Times New Roman"/>
+          <w:lang w:val="tr-TR"/>
+        </w:rPr>
+        <w:t xml:space="preserve"> = 4,0·10</w:t>
+      </w:r>
+      <w:r>
+        <w:rPr>
+          <w:rFonts w:ascii="Times New Roman" w:hAnsi="Times New Roman" w:cs="Times New Roman"/>
+          <w:vertAlign w:val="superscript"/>
+          <w:lang w:val="tr-TR"/>
+        </w:rPr>
+        <w:t xml:space="preserve">−4</w:t>
+      </w:r>
+      <w:r>
+        <w:rPr>
+          <w:rFonts w:ascii="Times New Roman" w:hAnsi="Times New Roman" w:cs="Times New Roman"/>
+          <w:lang w:val="tr-TR"/>
+        </w:rPr>
+        <w:t xml:space="preserve"> M; pOH = 14 − 3,4 = 10,6; [OH</w:t>
+      </w:r>
+      <w:r>
+        <w:rPr>
+          <w:rFonts w:ascii="Times New Roman" w:hAnsi="Times New Roman" w:cs="Times New Roman"/>
+          <w:vertAlign w:val="superscript"/>
+          <w:lang w:val="tr-TR"/>
+        </w:rPr>
+        <w:t xml:space="preserve">−</w:t>
+      </w:r>
+      <w:r>
+        <w:rPr>
+          <w:rFonts w:ascii="Times New Roman" w:hAnsi="Times New Roman" w:cs="Times New Roman"/>
+          <w:lang w:val="tr-TR"/>
+        </w:rPr>
+        <w:t xml:space="preserve">] = 10</w:t>
+      </w:r>
+      <w:r>
+        <w:rPr>
+          <w:rFonts w:ascii="Times New Roman" w:hAnsi="Times New Roman" w:cs="Times New Roman"/>
+          <w:vertAlign w:val="superscript"/>
+          <w:lang w:val="tr-TR"/>
+        </w:rPr>
+        <w:t xml:space="preserve">−10,6</w:t>
+      </w:r>
+      <w:r>
+        <w:rPr>
+          <w:rFonts w:ascii="Times New Roman" w:hAnsi="Times New Roman" w:cs="Times New Roman"/>
+          <w:lang w:val="tr-TR"/>
+        </w:rPr>
+        <w:t xml:space="preserve"> = 2,5·10</w:t>
+      </w:r>
+      <w:r>
+        <w:rPr>
+          <w:rFonts w:ascii="Times New Roman" w:hAnsi="Times New Roman" w:cs="Times New Roman"/>
+          <w:vertAlign w:val="superscript"/>
+          <w:lang w:val="tr-TR"/>
+        </w:rPr>
+        <w:t xml:space="preserve">−11</w:t>
+      </w:r>
+      <w:r>
+        <w:rPr>
+          <w:rFonts w:ascii="Times New Roman" w:hAnsi="Times New Roman" w:cs="Times New Roman"/>
+          <w:lang w:val="tr-TR"/>
+        </w:rPr>
+        <w:t xml:space="preserve"> M</w:t>
+      </w:r>
+    </w:p>
+    <w:p>
+      <w:pPr>
+        <w:jc w:val="both"/>
+      </w:pPr>
+      <w:r>
+        <w:rPr>
+          <w:rFonts w:ascii="Times New Roman" w:hAnsi="Times New Roman" w:cs="Times New Roman"/>
+          <w:b/>
+          <w:sz w:val="24"/>
+        </w:rPr>
+        <w:t xml:space="preserve">31. </w:t>
+      </w:r>
+      <w:r>
+        <w:rPr>
+          <w:rFonts w:ascii="Times New Roman" w:hAnsi="Times New Roman" w:cs="Times New Roman"/>
+          <w:lang w:val="tr-TR"/>
+        </w:rPr>
+        <w:t xml:space="preserve">CH</w:t>
+      </w:r>
+      <w:r>
+        <w:rPr>
+          <w:rFonts w:ascii="Times New Roman" w:hAnsi="Times New Roman" w:cs="Times New Roman"/>
+          <w:vertAlign w:val="subscript"/>
+          <w:lang w:val="tr-TR"/>
+        </w:rPr>
+        <w:t xml:space="preserve">3</w:t>
+      </w:r>
+      <w:r>
+        <w:rPr>
+          <w:rFonts w:ascii="Times New Roman" w:hAnsi="Times New Roman" w:cs="Times New Roman"/>
+          <w:lang w:val="tr-TR"/>
+        </w:rPr>
+        <w:t xml:space="preserve">CH(OH)COOH(suda) + H</w:t>
+      </w:r>
+      <w:r>
+        <w:rPr>
+          <w:rFonts w:ascii="Times New Roman" w:hAnsi="Times New Roman" w:cs="Times New Roman"/>
+          <w:vertAlign w:val="subscript"/>
+          <w:lang w:val="tr-TR"/>
+        </w:rPr>
+        <w:t xml:space="preserve">2</w:t>
+      </w:r>
+      <w:r>
+        <w:rPr>
+          <w:rFonts w:ascii="Times New Roman" w:hAnsi="Times New Roman" w:cs="Times New Roman"/>
+          <w:lang w:val="tr-TR"/>
+        </w:rPr>
+        <w:t xml:space="preserve">O(s) ⇌ CH</w:t>
+      </w:r>
+      <w:r>
+        <w:rPr>
+          <w:rFonts w:ascii="Times New Roman" w:hAnsi="Times New Roman" w:cs="Times New Roman"/>
+          <w:vertAlign w:val="subscript"/>
+          <w:lang w:val="tr-TR"/>
+        </w:rPr>
+        <w:t xml:space="preserve">3</w:t>
+      </w:r>
+      <w:r>
+        <w:rPr>
+          <w:rFonts w:ascii="Times New Roman" w:hAnsi="Times New Roman" w:cs="Times New Roman"/>
+          <w:lang w:val="tr-TR"/>
+        </w:rPr>
+        <w:t xml:space="preserve">CH(OH)COO</w:t>
+      </w:r>
+      <w:r>
+        <w:rPr>
+          <w:rFonts w:ascii="Times New Roman" w:hAnsi="Times New Roman" w:cs="Times New Roman"/>
+          <w:vertAlign w:val="superscript"/>
+          <w:lang w:val="tr-TR"/>
+        </w:rPr>
+        <w:t xml:space="preserve">−</w:t>
+      </w:r>
+      <w:r>
+        <w:rPr>
+          <w:rFonts w:ascii="Times New Roman" w:hAnsi="Times New Roman" w:cs="Times New Roman"/>
+          <w:lang w:val="tr-TR"/>
+        </w:rPr>
+        <w:t xml:space="preserve">(suda) + H</w:t>
+      </w:r>
+      <w:r>
+        <w:rPr>
+          <w:rFonts w:ascii="Times New Roman" w:hAnsi="Times New Roman" w:cs="Times New Roman"/>
+          <w:vertAlign w:val="subscript"/>
+          <w:lang w:val="tr-TR"/>
+        </w:rPr>
+        <w:t xml:space="preserve">3</w:t>
+      </w:r>
+      <w:r>
+        <w:rPr>
+          <w:rFonts w:ascii="Times New Roman" w:hAnsi="Times New Roman" w:cs="Times New Roman"/>
+          <w:lang w:val="tr-TR"/>
+        </w:rPr>
+        <w:t xml:space="preserve">O</w:t>
+      </w:r>
+      <w:r>
+        <w:rPr>
+          <w:rFonts w:ascii="Times New Roman" w:hAnsi="Times New Roman" w:cs="Times New Roman"/>
+          <w:vertAlign w:val="superscript"/>
+          <w:lang w:val="tr-TR"/>
+        </w:rPr>
+        <w:t xml:space="preserve">+</w:t>
+      </w:r>
+      <w:r>
+        <w:rPr>
+          <w:rFonts w:ascii="Times New Roman" w:hAnsi="Times New Roman" w:cs="Times New Roman"/>
+          <w:lang w:val="tr-TR"/>
+        </w:rPr>
+        <w:t xml:space="preserve">(suda). Çiftler: CH</w:t>
+      </w:r>
+      <w:r>
+        <w:rPr>
+          <w:rFonts w:ascii="Times New Roman" w:hAnsi="Times New Roman" w:cs="Times New Roman"/>
+          <w:vertAlign w:val="subscript"/>
+          <w:lang w:val="tr-TR"/>
+        </w:rPr>
+        <w:t xml:space="preserve">3</w:t>
+      </w:r>
+      <w:r>
+        <w:rPr>
+          <w:rFonts w:ascii="Times New Roman" w:hAnsi="Times New Roman" w:cs="Times New Roman"/>
+          <w:lang w:val="tr-TR"/>
+        </w:rPr>
+        <w:t xml:space="preserve">CH(OH)COOH / CH</w:t>
+      </w:r>
+      <w:r>
+        <w:rPr>
+          <w:rFonts w:ascii="Times New Roman" w:hAnsi="Times New Roman" w:cs="Times New Roman"/>
+          <w:vertAlign w:val="subscript"/>
+          <w:lang w:val="tr-TR"/>
+        </w:rPr>
+        <w:t xml:space="preserve">3</w:t>
+      </w:r>
+      <w:r>
+        <w:rPr>
+          <w:rFonts w:ascii="Times New Roman" w:hAnsi="Times New Roman" w:cs="Times New Roman"/>
+          <w:lang w:val="tr-TR"/>
+        </w:rPr>
+        <w:t xml:space="preserve">CH(OH)COO</w:t>
+      </w:r>
+      <w:r>
+        <w:rPr>
+          <w:rFonts w:ascii="Times New Roman" w:hAnsi="Times New Roman" w:cs="Times New Roman"/>
+          <w:vertAlign w:val="superscript"/>
+          <w:lang w:val="tr-TR"/>
+        </w:rPr>
+        <w:t xml:space="preserve">−</w:t>
+      </w:r>
+      <w:r>
+        <w:rPr>
+          <w:rFonts w:ascii="Times New Roman" w:hAnsi="Times New Roman" w:cs="Times New Roman"/>
+          <w:lang w:val="tr-TR"/>
+        </w:rPr>
+        <w:t xml:space="preserve"> ve H</w:t>
+      </w:r>
+      <w:r>
+        <w:rPr>
+          <w:rFonts w:ascii="Times New Roman" w:hAnsi="Times New Roman" w:cs="Times New Roman"/>
+          <w:vertAlign w:val="subscript"/>
+          <w:lang w:val="tr-TR"/>
+        </w:rPr>
+        <w:t xml:space="preserve">3</w:t>
+      </w:r>
+      <w:r>
+        <w:rPr>
+          <w:rFonts w:ascii="Times New Roman" w:hAnsi="Times New Roman" w:cs="Times New Roman"/>
+          <w:lang w:val="tr-TR"/>
+        </w:rPr>
+        <w:t xml:space="preserve">O</w:t>
+      </w:r>
+      <w:r>
+        <w:rPr>
+          <w:rFonts w:ascii="Times New Roman" w:hAnsi="Times New Roman" w:cs="Times New Roman"/>
+          <w:vertAlign w:val="superscript"/>
+          <w:lang w:val="tr-TR"/>
+        </w:rPr>
+        <w:t xml:space="preserve">+</w:t>
+      </w:r>
+      <w:r>
+        <w:rPr>
+          <w:rFonts w:ascii="Times New Roman" w:hAnsi="Times New Roman" w:cs="Times New Roman"/>
+          <w:lang w:val="tr-TR"/>
+        </w:rPr>
+        <w:t xml:space="preserve"> / H</w:t>
+      </w:r>
+      <w:r>
+        <w:rPr>
+          <w:rFonts w:ascii="Times New Roman" w:hAnsi="Times New Roman" w:cs="Times New Roman"/>
+          <w:vertAlign w:val="subscript"/>
+          <w:lang w:val="tr-TR"/>
+        </w:rPr>
+        <w:t xml:space="preserve">2</w:t>
+      </w:r>
+      <w:r>
+        <w:rPr>
+          <w:rFonts w:ascii="Times New Roman" w:hAnsi="Times New Roman" w:cs="Times New Roman"/>
+          <w:lang w:val="tr-TR"/>
+        </w:rPr>
+        <w:t xml:space="preserve">O</w:t>
+      </w:r>
+    </w:p>
+    <w:p>
+      <w:pPr>
+        <w:jc w:val="both"/>
+      </w:pPr>
+      <w:r>
+        <w:rPr>
+          <w:rFonts w:ascii="Times New Roman" w:hAnsi="Times New Roman" w:cs="Times New Roman"/>
+          <w:b/>
+          <w:sz w:val="24"/>
+        </w:rPr>
+        <w:t xml:space="preserve">32. </w:t>
+      </w:r>
+      <w:r>
+        <w:rPr>
+          <w:rFonts w:ascii="Times New Roman" w:hAnsi="Times New Roman" w:cs="Times New Roman"/>
+          <w:lang w:val="tr-TR"/>
+        </w:rPr>
+        <w:t xml:space="preserve">I. aşama: C; II. aşama: 2</w:t>
+      </w:r>
+    </w:p>
+    <w:p>
+      <w:pPr>
+        <w:jc w:val="both"/>
+      </w:pPr>
+      <w:r>
+        <w:rPr>
+          <w:rFonts w:ascii="Times New Roman" w:hAnsi="Times New Roman" w:cs="Times New Roman"/>
+          <w:b/>
+          <w:sz w:val="24"/>
+        </w:rPr>
+        <w:t xml:space="preserve">33. </w:t>
+      </w:r>
+      <w:r>
+        <w:rPr>
+          <w:rFonts w:ascii="Times New Roman" w:hAnsi="Times New Roman" w:cs="Times New Roman"/>
+          <w:lang w:val="tr-TR"/>
+        </w:rPr>
+        <w:t xml:space="preserve">HCl çözeltisi: 6 H</w:t>
+      </w:r>
+      <w:r>
+        <w:rPr>
+          <w:rFonts w:ascii="Times New Roman" w:hAnsi="Times New Roman" w:cs="Times New Roman"/>
+          <w:vertAlign w:val="subscript"/>
+          <w:lang w:val="tr-TR"/>
+        </w:rPr>
+        <w:t xml:space="preserve">3</w:t>
+      </w:r>
+      <w:r>
+        <w:rPr>
+          <w:rFonts w:ascii="Times New Roman" w:hAnsi="Times New Roman" w:cs="Times New Roman"/>
+          <w:lang w:val="tr-TR"/>
+        </w:rPr>
+        <w:t xml:space="preserve">O</w:t>
+      </w:r>
+      <w:r>
+        <w:rPr>
+          <w:rFonts w:ascii="Times New Roman" w:hAnsi="Times New Roman" w:cs="Times New Roman"/>
+          <w:vertAlign w:val="superscript"/>
+          <w:lang w:val="tr-TR"/>
+        </w:rPr>
+        <w:t xml:space="preserve">+</w:t>
+      </w:r>
+      <w:r>
+        <w:rPr>
+          <w:rFonts w:ascii="Times New Roman" w:hAnsi="Times New Roman" w:cs="Times New Roman"/>
+          <w:lang w:val="tr-TR"/>
+        </w:rPr>
+        <w:t xml:space="preserve"> ve 6 Cl</w:t>
+      </w:r>
+      <w:r>
+        <w:rPr>
+          <w:rFonts w:ascii="Times New Roman" w:hAnsi="Times New Roman" w:cs="Times New Roman"/>
+          <w:vertAlign w:val="superscript"/>
+          <w:lang w:val="tr-TR"/>
+        </w:rPr>
+        <w:t xml:space="preserve">−</w:t>
+      </w:r>
+      <w:r>
+        <w:rPr>
+          <w:rFonts w:ascii="Times New Roman" w:hAnsi="Times New Roman" w:cs="Times New Roman"/>
+          <w:lang w:val="tr-TR"/>
+        </w:rPr>
+        <w:t xml:space="preserve"> iyonu, HCl molekülü yoktur. HF çözeltisi: büyük çoğunluğu HF molekülü, çok az sayıda (en fazla 1) H</w:t>
+      </w:r>
+      <w:r>
+        <w:rPr>
+          <w:rFonts w:ascii="Times New Roman" w:hAnsi="Times New Roman" w:cs="Times New Roman"/>
+          <w:vertAlign w:val="subscript"/>
+          <w:lang w:val="tr-TR"/>
+        </w:rPr>
+        <w:t xml:space="preserve">3</w:t>
+      </w:r>
+      <w:r>
+        <w:rPr>
+          <w:rFonts w:ascii="Times New Roman" w:hAnsi="Times New Roman" w:cs="Times New Roman"/>
+          <w:lang w:val="tr-TR"/>
+        </w:rPr>
+        <w:t xml:space="preserve">O</w:t>
+      </w:r>
+      <w:r>
+        <w:rPr>
+          <w:rFonts w:ascii="Times New Roman" w:hAnsi="Times New Roman" w:cs="Times New Roman"/>
+          <w:vertAlign w:val="superscript"/>
+          <w:lang w:val="tr-TR"/>
+        </w:rPr>
+        <w:t xml:space="preserve">+</w:t>
+      </w:r>
+      <w:r>
+        <w:rPr>
+          <w:rFonts w:ascii="Times New Roman" w:hAnsi="Times New Roman" w:cs="Times New Roman"/>
+          <w:lang w:val="tr-TR"/>
+        </w:rPr>
+        <w:t xml:space="preserve"> ve F</w:t>
+      </w:r>
+      <w:r>
+        <w:rPr>
+          <w:rFonts w:ascii="Times New Roman" w:hAnsi="Times New Roman" w:cs="Times New Roman"/>
+          <w:vertAlign w:val="superscript"/>
+          <w:lang w:val="tr-TR"/>
+        </w:rPr>
+        <w:t xml:space="preserve">−</w:t>
+      </w:r>
+      <w:r>
+        <w:rPr>
+          <w:rFonts w:ascii="Times New Roman" w:hAnsi="Times New Roman" w:cs="Times New Roman"/>
+          <w:lang w:val="tr-TR"/>
+        </w:rPr>
+        <w:t xml:space="preserve"> iyonu bulunur.</w:t>
+      </w:r>
+    </w:p>
+    <w:p>
+      <w:pPr>
+        <w:jc w:val="both"/>
+      </w:pPr>
+      <w:r>
+        <w:rPr>
+          <w:rFonts w:ascii="Times New Roman" w:hAnsi="Times New Roman" w:cs="Times New Roman"/>
+          <w:b/>
+          <w:sz w:val="24"/>
+        </w:rPr>
+        <w:t xml:space="preserve">34. </w:t>
+      </w:r>
+      <w:r>
+        <w:rPr>
+          <w:rFonts w:ascii="Times New Roman" w:hAnsi="Times New Roman" w:cs="Times New Roman"/>
+          <w:lang w:val="tr-TR"/>
+        </w:rPr>
+        <w:t xml:space="preserve">I. aşama: A; II. aşama: 2</w:t>
+      </w:r>
+    </w:p>
+    <w:p>
+      <w:pPr>
+        <w:jc w:val="both"/>
+      </w:pPr>
+      <w:r>
+        <w:rPr>
+          <w:rFonts w:ascii="Times New Roman" w:hAnsi="Times New Roman" w:cs="Times New Roman"/>
+          <w:b/>
+          <w:sz w:val="24"/>
+        </w:rPr>
+        <w:t xml:space="preserve">35. </w:t>
+      </w:r>
+      <w:r>
+        <w:rPr>
+          <w:rFonts w:ascii="Times New Roman" w:hAnsi="Times New Roman" w:cs="Times New Roman"/>
+          <w:lang w:val="tr-TR"/>
+        </w:rPr>
+        <w:t xml:space="preserve">Her ikisinde de 25,0 mL NaOH harcanır. İki çözeltide de asidin toplam mol sayısı 2,5·10</w:t>
+      </w:r>
+      <w:r>
+        <w:rPr>
+          <w:rFonts w:ascii="Times New Roman" w:hAnsi="Times New Roman" w:cs="Times New Roman"/>
+          <w:vertAlign w:val="superscript"/>
+          <w:lang w:val="tr-TR"/>
+        </w:rPr>
+        <w:t xml:space="preserve">−3</w:t>
+      </w:r>
+      <w:r>
+        <w:rPr>
+          <w:rFonts w:ascii="Times New Roman" w:hAnsi="Times New Roman" w:cs="Times New Roman"/>
+          <w:lang w:val="tr-TR"/>
+        </w:rPr>
+        <w:t xml:space="preserve"> mol’dür. HF’nin iyonlaşmış kısmı nötralleştikçe iyonlaşma dengesi sağa kayar ve sonuçta HF’nin tamamı nötralleşir.</w:t>
+      </w:r>
+    </w:p>
+    <w:p>
+      <w:pPr>
+        <w:jc w:val="both"/>
+      </w:pPr>
+      <w:r>
+        <w:rPr>
+          <w:rFonts w:ascii="Times New Roman" w:hAnsi="Times New Roman" w:cs="Times New Roman"/>
+          <w:b/>
+          <w:sz w:val="24"/>
+        </w:rPr>
+        <w:t xml:space="preserve">36. </w:t>
+      </w:r>
+      <w:r>
+        <w:rPr>
+          <w:rFonts w:ascii="Times New Roman" w:hAnsi="Times New Roman" w:cs="Times New Roman"/>
+          <w:lang w:val="tr-TR"/>
+        </w:rPr>
+        <w:t xml:space="preserve">Eş değerlik noktasında 20,0 mL HCl harcanmıştır. n(HCl) = 0,125·0,0200 = 2,50·10</w:t>
+      </w:r>
+      <w:r>
+        <w:rPr>
+          <w:rFonts w:ascii="Times New Roman" w:hAnsi="Times New Roman" w:cs="Times New Roman"/>
+          <w:vertAlign w:val="superscript"/>
+          <w:lang w:val="tr-TR"/>
+        </w:rPr>
+        <w:t xml:space="preserve">−3</w:t>
+      </w:r>
+      <w:r>
+        <w:rPr>
+          <w:rFonts w:ascii="Times New Roman" w:hAnsi="Times New Roman" w:cs="Times New Roman"/>
+          <w:lang w:val="tr-TR"/>
+        </w:rPr>
+        <w:t xml:space="preserve"> mol = n(NaOH); [NaOH] = 2,50·10</w:t>
+      </w:r>
+      <w:r>
+        <w:rPr>
+          <w:rFonts w:ascii="Times New Roman" w:hAnsi="Times New Roman" w:cs="Times New Roman"/>
+          <w:vertAlign w:val="superscript"/>
+          <w:lang w:val="tr-TR"/>
+        </w:rPr>
+        <w:t xml:space="preserve">−3</w:t>
+      </w:r>
+      <w:r>
+        <w:rPr>
+          <w:rFonts w:ascii="Times New Roman" w:hAnsi="Times New Roman" w:cs="Times New Roman"/>
+          <w:lang w:val="tr-TR"/>
+        </w:rPr>
+        <w:t xml:space="preserve">/0,0250 = 0,100 M</w:t>
+      </w:r>
+    </w:p>
+    <w:p>
+      <w:pPr>
+        <w:jc w:val="both"/>
+      </w:pPr>
+      <w:r>
+        <w:rPr>
+          <w:rFonts w:ascii="Times New Roman" w:hAnsi="Times New Roman" w:cs="Times New Roman"/>
+          <w:b/>
+          <w:sz w:val="24"/>
+        </w:rPr>
+        <w:t xml:space="preserve">37. </w:t>
+      </w:r>
+      <w:r>
+        <w:rPr>
+          <w:rFonts w:ascii="Times New Roman" w:hAnsi="Times New Roman" w:cs="Times New Roman"/>
+          <w:lang w:val="tr-TR"/>
+        </w:rPr>
+        <w:t xml:space="preserve">[OH</w:t>
+      </w:r>
+      <w:r>
+        <w:rPr>
+          <w:rFonts w:ascii="Times New Roman" w:hAnsi="Times New Roman" w:cs="Times New Roman"/>
+          <w:vertAlign w:val="superscript"/>
+          <w:lang w:val="tr-TR"/>
+        </w:rPr>
+        <w:t xml:space="preserve">−</w:t>
+      </w:r>
+      <w:r>
+        <w:rPr>
+          <w:rFonts w:ascii="Times New Roman" w:hAnsi="Times New Roman" w:cs="Times New Roman"/>
+          <w:lang w:val="tr-TR"/>
+        </w:rPr>
+        <w:t xml:space="preserve">] = 0,100 M; pOH = 1; pH = 13. Grafikte de başlangıç pH değeri 13’tür.</w:t>
+      </w:r>
+    </w:p>
+    <w:p>
+      <w:pPr>
+        <w:jc w:val="both"/>
+      </w:pPr>
+      <w:r>
+        <w:rPr>
+          <w:rFonts w:ascii="Times New Roman" w:hAnsi="Times New Roman" w:cs="Times New Roman"/>
+          <w:b/>
+          <w:sz w:val="24"/>
+        </w:rPr>
+        <w:t xml:space="preserve">38. </w:t>
+      </w:r>
+      <w:r>
+        <w:rPr>
+          <w:rFonts w:ascii="Times New Roman" w:hAnsi="Times New Roman" w:cs="Times New Roman"/>
+          <w:lang w:val="tr-TR"/>
+        </w:rPr>
+        <w:t xml:space="preserve">Başlangıçta pembe olan çözelti, eş değerlik noktasında renksize döner. Eş değerlik noktası çevresinde birkaç damla HCl ile pH yaklaşık 10,4’ten 3,6’ya düştüğü için dik bölge metil oranjın dönüm aralığını da kapsar; metil oranj da kullanılabilir (renk sarıdan kırmızıya döner).</w:t>
+      </w:r>
+    </w:p>
+    <w:p>
+      <w:pPr>
+        <w:jc w:val="both"/>
+      </w:pPr>
+      <w:r>
+        <w:rPr>
+          <w:rFonts w:ascii="Times New Roman" w:hAnsi="Times New Roman" w:cs="Times New Roman"/>
+          <w:b/>
+          <w:sz w:val="24"/>
+        </w:rPr>
+        <w:t xml:space="preserve">39. </w:t>
+      </w:r>
+      <w:r>
+        <w:rPr>
+          <w:rFonts w:ascii="Times New Roman" w:hAnsi="Times New Roman" w:cs="Times New Roman"/>
+          <w:lang w:val="tr-TR"/>
+        </w:rPr>
+        <w:t xml:space="preserve">pH logaritmik bir ölçektir; pH’taki 1 birimlik fark [H</w:t>
+      </w:r>
+      <w:r>
+        <w:rPr>
+          <w:rFonts w:ascii="Times New Roman" w:hAnsi="Times New Roman" w:cs="Times New Roman"/>
+          <w:vertAlign w:val="subscript"/>
+          <w:lang w:val="tr-TR"/>
+        </w:rPr>
+        <w:t xml:space="preserve">3</w:t>
+      </w:r>
+      <w:r>
+        <w:rPr>
+          <w:rFonts w:ascii="Times New Roman" w:hAnsi="Times New Roman" w:cs="Times New Roman"/>
+          <w:lang w:val="tr-TR"/>
+        </w:rPr>
+        <w:t xml:space="preserve">O</w:t>
+      </w:r>
+      <w:r>
+        <w:rPr>
+          <w:rFonts w:ascii="Times New Roman" w:hAnsi="Times New Roman" w:cs="Times New Roman"/>
+          <w:vertAlign w:val="superscript"/>
+          <w:lang w:val="tr-TR"/>
+        </w:rPr>
+        <w:t xml:space="preserve">+</w:t>
+      </w:r>
+      <w:r>
+        <w:rPr>
+          <w:rFonts w:ascii="Times New Roman" w:hAnsi="Times New Roman" w:cs="Times New Roman"/>
+          <w:lang w:val="tr-TR"/>
+        </w:rPr>
+        <w:t xml:space="preserve">] derişiminde 10 katlık farka karşılık gelir. [H</w:t>
+      </w:r>
+      <w:r>
+        <w:rPr>
+          <w:rFonts w:ascii="Times New Roman" w:hAnsi="Times New Roman" w:cs="Times New Roman"/>
+          <w:vertAlign w:val="subscript"/>
+          <w:lang w:val="tr-TR"/>
+        </w:rPr>
+        <w:t xml:space="preserve">3</w:t>
+      </w:r>
+      <w:r>
+        <w:rPr>
+          <w:rFonts w:ascii="Times New Roman" w:hAnsi="Times New Roman" w:cs="Times New Roman"/>
+          <w:lang w:val="tr-TR"/>
+        </w:rPr>
+        <w:t xml:space="preserve">O</w:t>
+      </w:r>
+      <w:r>
+        <w:rPr>
+          <w:rFonts w:ascii="Times New Roman" w:hAnsi="Times New Roman" w:cs="Times New Roman"/>
+          <w:vertAlign w:val="superscript"/>
+          <w:lang w:val="tr-TR"/>
+        </w:rPr>
+        <w:t xml:space="preserve">+</w:t>
+      </w:r>
+      <w:r>
+        <w:rPr>
+          <w:rFonts w:ascii="Times New Roman" w:hAnsi="Times New Roman" w:cs="Times New Roman"/>
+          <w:lang w:val="tr-TR"/>
+        </w:rPr>
+        <w:t xml:space="preserve">] değerleri 1,0·10</w:t>
+      </w:r>
+      <w:r>
+        <w:rPr>
+          <w:rFonts w:ascii="Times New Roman" w:hAnsi="Times New Roman" w:cs="Times New Roman"/>
+          <w:vertAlign w:val="superscript"/>
+          <w:lang w:val="tr-TR"/>
+        </w:rPr>
+        <w:t xml:space="preserve">−3</w:t>
+      </w:r>
+      <w:r>
+        <w:rPr>
+          <w:rFonts w:ascii="Times New Roman" w:hAnsi="Times New Roman" w:cs="Times New Roman"/>
+          <w:lang w:val="tr-TR"/>
+        </w:rPr>
+        <w:t xml:space="preserve"> M ve 1,0·10</w:t>
+      </w:r>
+      <w:r>
+        <w:rPr>
+          <w:rFonts w:ascii="Times New Roman" w:hAnsi="Times New Roman" w:cs="Times New Roman"/>
+          <w:vertAlign w:val="superscript"/>
+          <w:lang w:val="tr-TR"/>
+        </w:rPr>
+        <w:t xml:space="preserve">−6</w:t>
+      </w:r>
+      <w:r>
+        <w:rPr>
+          <w:rFonts w:ascii="Times New Roman" w:hAnsi="Times New Roman" w:cs="Times New Roman"/>
+          <w:lang w:val="tr-TR"/>
+        </w:rPr>
+        <w:t xml:space="preserve"> M olduğundan pH’ı 3 olan çözeltinin [H</w:t>
+      </w:r>
+      <w:r>
+        <w:rPr>
+          <w:rFonts w:ascii="Times New Roman" w:hAnsi="Times New Roman" w:cs="Times New Roman"/>
+          <w:vertAlign w:val="subscript"/>
+          <w:lang w:val="tr-TR"/>
+        </w:rPr>
+        <w:t xml:space="preserve">3</w:t>
+      </w:r>
+      <w:r>
+        <w:rPr>
+          <w:rFonts w:ascii="Times New Roman" w:hAnsi="Times New Roman" w:cs="Times New Roman"/>
+          <w:lang w:val="tr-TR"/>
+        </w:rPr>
+        <w:t xml:space="preserve">O</w:t>
+      </w:r>
+      <w:r>
+        <w:rPr>
+          <w:rFonts w:ascii="Times New Roman" w:hAnsi="Times New Roman" w:cs="Times New Roman"/>
+          <w:vertAlign w:val="superscript"/>
+          <w:lang w:val="tr-TR"/>
+        </w:rPr>
+        <w:t xml:space="preserve">+</w:t>
+      </w:r>
+      <w:r>
+        <w:rPr>
+          <w:rFonts w:ascii="Times New Roman" w:hAnsi="Times New Roman" w:cs="Times New Roman"/>
+          <w:lang w:val="tr-TR"/>
+        </w:rPr>
+        <w:t xml:space="preserve">] derişimi 1000 kat büyüktür.</w:t>
+      </w:r>
+    </w:p>
+    <w:p>
+      <w:pPr>
+        <w:jc w:val="both"/>
+      </w:pPr>
+      <w:r>
+        <w:rPr>
+          <w:rFonts w:ascii="Times New Roman" w:hAnsi="Times New Roman" w:cs="Times New Roman"/>
+          <w:b/>
+          <w:sz w:val="24"/>
+        </w:rPr>
+        <w:t xml:space="preserve">40. </w:t>
+      </w:r>
+      <w:r>
+        <w:rPr>
+          <w:rFonts w:ascii="Times New Roman" w:hAnsi="Times New Roman" w:cs="Times New Roman"/>
+          <w:lang w:val="tr-TR"/>
+        </w:rPr>
+        <w:t xml:space="preserve">B (H</w:t>
+      </w:r>
+      <w:r>
+        <w:rPr>
+          <w:rFonts w:ascii="Times New Roman" w:hAnsi="Times New Roman" w:cs="Times New Roman"/>
+          <w:vertAlign w:val="subscript"/>
+          <w:lang w:val="tr-TR"/>
+        </w:rPr>
+        <w:t xml:space="preserve">2</w:t>
+      </w:r>
+      <w:r>
+        <w:rPr>
+          <w:rFonts w:ascii="Times New Roman" w:hAnsi="Times New Roman" w:cs="Times New Roman"/>
+          <w:lang w:val="tr-TR"/>
+        </w:rPr>
+        <w:t xml:space="preserve">PO</w:t>
+      </w:r>
+      <w:r>
+        <w:rPr>
+          <w:rFonts w:ascii="Times New Roman" w:hAnsi="Times New Roman" w:cs="Times New Roman"/>
+          <w:vertAlign w:val="subscript"/>
+          <w:lang w:val="tr-TR"/>
+        </w:rPr>
+        <w:t xml:space="preserve">4</w:t>
+      </w:r>
+      <w:r>
+        <w:rPr>
+          <w:rFonts w:ascii="Times New Roman" w:hAnsi="Times New Roman" w:cs="Times New Roman"/>
+          <w:vertAlign w:val="superscript"/>
+          <w:lang w:val="tr-TR"/>
+        </w:rPr>
+        <w:t xml:space="preserve">−</w:t>
+      </w:r>
+      <w:r>
+        <w:rPr>
+          <w:rFonts w:ascii="Times New Roman" w:hAnsi="Times New Roman" w:cs="Times New Roman"/>
+          <w:lang w:val="tr-TR"/>
+        </w:rPr>
+        <w:t xml:space="preserve"> proton vererek HPO</w:t>
+      </w:r>
+      <w:r>
+        <w:rPr>
+          <w:rFonts w:ascii="Times New Roman" w:hAnsi="Times New Roman" w:cs="Times New Roman"/>
+          <w:vertAlign w:val="subscript"/>
+          <w:lang w:val="tr-TR"/>
+        </w:rPr>
+        <w:t xml:space="preserve">4</w:t>
+      </w:r>
+      <w:r>
+        <w:rPr>
+          <w:rFonts w:ascii="Times New Roman" w:hAnsi="Times New Roman" w:cs="Times New Roman"/>
+          <w:vertAlign w:val="superscript"/>
+          <w:lang w:val="tr-TR"/>
+        </w:rPr>
+        <w:t xml:space="preserve">2−</w:t>
+      </w:r>
+      <w:r>
+        <w:rPr>
+          <w:rFonts w:ascii="Times New Roman" w:hAnsi="Times New Roman" w:cs="Times New Roman"/>
+          <w:lang w:val="tr-TR"/>
+        </w:rPr>
+        <w:t xml:space="preserve">, proton alarak H</w:t>
+      </w:r>
+      <w:r>
+        <w:rPr>
+          <w:rFonts w:ascii="Times New Roman" w:hAnsi="Times New Roman" w:cs="Times New Roman"/>
+          <w:vertAlign w:val="subscript"/>
+          <w:lang w:val="tr-TR"/>
+        </w:rPr>
+        <w:t xml:space="preserve">3</w:t>
+      </w:r>
+      <w:r>
+        <w:rPr>
+          <w:rFonts w:ascii="Times New Roman" w:hAnsi="Times New Roman" w:cs="Times New Roman"/>
+          <w:lang w:val="tr-TR"/>
+        </w:rPr>
+        <w:t xml:space="preserve">PO</w:t>
+      </w:r>
+      <w:r>
+        <w:rPr>
+          <w:rFonts w:ascii="Times New Roman" w:hAnsi="Times New Roman" w:cs="Times New Roman"/>
+          <w:vertAlign w:val="subscript"/>
+          <w:lang w:val="tr-TR"/>
+        </w:rPr>
+        <w:t xml:space="preserve">4</w:t>
+      </w:r>
+      <w:r>
+        <w:rPr>
+          <w:rFonts w:ascii="Times New Roman" w:hAnsi="Times New Roman" w:cs="Times New Roman"/>
+          <w:lang w:val="tr-TR"/>
+        </w:rPr>
+        <w:t xml:space="preserve"> oluşturabilir.)</w:t>
+      </w:r>
+    </w:p>
+    <w:p>
+      <w:pPr>
+        <w:jc w:val="both"/>
+      </w:pPr>
+      <w:r>
+        <w:rPr>
+          <w:rFonts w:ascii="Times New Roman" w:hAnsi="Times New Roman" w:cs="Times New Roman"/>
+          <w:b/>
+          <w:sz w:val="24"/>
+        </w:rPr>
+        <w:t xml:space="preserve">41. </w:t>
+      </w:r>
+      <w:r>
+        <w:rPr>
+          <w:rFonts w:ascii="Times New Roman" w:hAnsi="Times New Roman" w:cs="Times New Roman"/>
+          <w:lang w:val="tr-TR"/>
+        </w:rPr>
+        <w:t xml:space="preserve">E</w:t>
+      </w:r>
+    </w:p>
+    <w:p>
+      <w:pPr>
+        <w:jc w:val="both"/>
+      </w:pPr>
+      <w:r>
+        <w:rPr>
+          <w:rFonts w:ascii="Times New Roman" w:hAnsi="Times New Roman" w:cs="Times New Roman"/>
+          <w:b/>
+          <w:sz w:val="24"/>
+        </w:rPr>
+        <w:t xml:space="preserve">42. </w:t>
+      </w:r>
+      <w:r>
+        <w:rPr>
+          <w:rFonts w:ascii="Times New Roman" w:hAnsi="Times New Roman" w:cs="Times New Roman"/>
+          <w:lang w:val="tr-TR"/>
+        </w:rPr>
+        <w:t xml:space="preserve">a) HCOOH(suda) + NaHCO</w:t>
+      </w:r>
+      <w:r>
+        <w:rPr>
+          <w:rFonts w:ascii="Times New Roman" w:hAnsi="Times New Roman" w:cs="Times New Roman"/>
+          <w:vertAlign w:val="subscript"/>
+          <w:lang w:val="tr-TR"/>
+        </w:rPr>
+        <w:t xml:space="preserve">3</w:t>
+      </w:r>
+      <w:r>
+        <w:rPr>
+          <w:rFonts w:ascii="Times New Roman" w:hAnsi="Times New Roman" w:cs="Times New Roman"/>
+          <w:lang w:val="tr-TR"/>
+        </w:rPr>
+        <w:t xml:space="preserve">(suda) → HCOONa(suda) + H</w:t>
+      </w:r>
+      <w:r>
+        <w:rPr>
+          <w:rFonts w:ascii="Times New Roman" w:hAnsi="Times New Roman" w:cs="Times New Roman"/>
+          <w:vertAlign w:val="subscript"/>
+          <w:lang w:val="tr-TR"/>
+        </w:rPr>
+        <w:t xml:space="preserve">2</w:t>
+      </w:r>
+      <w:r>
+        <w:rPr>
+          <w:rFonts w:ascii="Times New Roman" w:hAnsi="Times New Roman" w:cs="Times New Roman"/>
+          <w:lang w:val="tr-TR"/>
+        </w:rPr>
+        <w:t xml:space="preserve">O(s) + CO</w:t>
+      </w:r>
+      <w:r>
+        <w:rPr>
+          <w:rFonts w:ascii="Times New Roman" w:hAnsi="Times New Roman" w:cs="Times New Roman"/>
+          <w:vertAlign w:val="subscript"/>
+          <w:lang w:val="tr-TR"/>
+        </w:rPr>
+        <w:t xml:space="preserve">2</w:t>
+      </w:r>
+      <w:r>
+        <w:rPr>
+          <w:rFonts w:ascii="Times New Roman" w:hAnsi="Times New Roman" w:cs="Times New Roman"/>
+          <w:lang w:val="tr-TR"/>
+        </w:rPr>
+        <w:t xml:space="preserve">(g); hafif bazik kabartma tozu asidi nötralleştirir ve cildi tahriş etmez.  b) Uygun değildir. Çamaşır suyu kuvvetli bazik ve yakıcıdır, cilde zarar verir. Ciddi şişme ya da alerjik tepkide sağlık kuruluşuna başvurulmalıdır.</w:t>
+      </w:r>
+    </w:p>
+    <w:p>
+      <w:pPr>
+        <w:jc w:val="both"/>
+      </w:pPr>
+      <w:r>
+        <w:rPr>
+          <w:rFonts w:ascii="Times New Roman" w:hAnsi="Times New Roman" w:cs="Times New Roman"/>
+          <w:b/>
+          <w:sz w:val="24"/>
+        </w:rPr>
+        <w:t xml:space="preserve">43. </w:t>
+      </w:r>
+      <w:r>
+        <w:rPr>
+          <w:rFonts w:ascii="Times New Roman" w:hAnsi="Times New Roman" w:cs="Times New Roman"/>
+          <w:lang w:val="tr-TR"/>
+        </w:rPr>
+        <w:t xml:space="preserve">Uygun olmaz. BaCO</w:t>
+      </w:r>
+      <w:r>
+        <w:rPr>
+          <w:rFonts w:ascii="Times New Roman" w:hAnsi="Times New Roman" w:cs="Times New Roman"/>
+          <w:vertAlign w:val="subscript"/>
+          <w:lang w:val="tr-TR"/>
+        </w:rPr>
+        <w:t xml:space="preserve">3</w:t>
+      </w:r>
+      <w:r>
+        <w:rPr>
+          <w:rFonts w:ascii="Times New Roman" w:hAnsi="Times New Roman" w:cs="Times New Roman"/>
+          <w:lang w:val="tr-TR"/>
+        </w:rPr>
+        <w:t xml:space="preserve">(k) + 2HCl(suda) → BaCl</w:t>
+      </w:r>
+      <w:r>
+        <w:rPr>
+          <w:rFonts w:ascii="Times New Roman" w:hAnsi="Times New Roman" w:cs="Times New Roman"/>
+          <w:vertAlign w:val="subscript"/>
+          <w:lang w:val="tr-TR"/>
+        </w:rPr>
+        <w:t xml:space="preserve">2</w:t>
+      </w:r>
+      <w:r>
+        <w:rPr>
+          <w:rFonts w:ascii="Times New Roman" w:hAnsi="Times New Roman" w:cs="Times New Roman"/>
+          <w:lang w:val="tr-TR"/>
+        </w:rPr>
+        <w:t xml:space="preserve">(suda) + H</w:t>
+      </w:r>
+      <w:r>
+        <w:rPr>
+          <w:rFonts w:ascii="Times New Roman" w:hAnsi="Times New Roman" w:cs="Times New Roman"/>
+          <w:vertAlign w:val="subscript"/>
+          <w:lang w:val="tr-TR"/>
+        </w:rPr>
+        <w:t xml:space="preserve">2</w:t>
+      </w:r>
+      <w:r>
+        <w:rPr>
+          <w:rFonts w:ascii="Times New Roman" w:hAnsi="Times New Roman" w:cs="Times New Roman"/>
+          <w:lang w:val="tr-TR"/>
+        </w:rPr>
+        <w:t xml:space="preserve">O(s) + CO</w:t>
+      </w:r>
+      <w:r>
+        <w:rPr>
+          <w:rFonts w:ascii="Times New Roman" w:hAnsi="Times New Roman" w:cs="Times New Roman"/>
+          <w:vertAlign w:val="subscript"/>
+          <w:lang w:val="tr-TR"/>
+        </w:rPr>
+        <w:t xml:space="preserve">2</w:t>
+      </w:r>
+      <w:r>
+        <w:rPr>
+          <w:rFonts w:ascii="Times New Roman" w:hAnsi="Times New Roman" w:cs="Times New Roman"/>
+          <w:lang w:val="tr-TR"/>
+        </w:rPr>
+        <w:t xml:space="preserve">(g). Mide asidi CO</w:t>
+      </w:r>
+      <w:r>
+        <w:rPr>
+          <w:rFonts w:ascii="Times New Roman" w:hAnsi="Times New Roman" w:cs="Times New Roman"/>
+          <w:vertAlign w:val="subscript"/>
+          <w:lang w:val="tr-TR"/>
+        </w:rPr>
+        <w:t xml:space="preserve">3</w:t>
+      </w:r>
+      <w:r>
+        <w:rPr>
+          <w:rFonts w:ascii="Times New Roman" w:hAnsi="Times New Roman" w:cs="Times New Roman"/>
+          <w:vertAlign w:val="superscript"/>
+          <w:lang w:val="tr-TR"/>
+        </w:rPr>
+        <w:t xml:space="preserve">2−</w:t>
+      </w:r>
+      <w:r>
+        <w:rPr>
+          <w:rFonts w:ascii="Times New Roman" w:hAnsi="Times New Roman" w:cs="Times New Roman"/>
+          <w:lang w:val="tr-TR"/>
+        </w:rPr>
+        <w:t xml:space="preserve"> iyonlarını tüketir, çözünürlük dengesi çözünme yönüne kayar ve çok miktarda zehirli Ba</w:t>
+      </w:r>
+      <w:r>
+        <w:rPr>
+          <w:rFonts w:ascii="Times New Roman" w:hAnsi="Times New Roman" w:cs="Times New Roman"/>
+          <w:vertAlign w:val="superscript"/>
+          <w:lang w:val="tr-TR"/>
+        </w:rPr>
+        <w:t xml:space="preserve">2+</w:t>
+      </w:r>
+      <w:r>
+        <w:rPr>
+          <w:rFonts w:ascii="Times New Roman" w:hAnsi="Times New Roman" w:cs="Times New Roman"/>
+          <w:lang w:val="tr-TR"/>
+        </w:rPr>
+        <w:t xml:space="preserve"> iyonu çözeltiye geçer. SO</w:t>
+      </w:r>
+      <w:r>
+        <w:rPr>
+          <w:rFonts w:ascii="Times New Roman" w:hAnsi="Times New Roman" w:cs="Times New Roman"/>
+          <w:vertAlign w:val="subscript"/>
+          <w:lang w:val="tr-TR"/>
+        </w:rPr>
+        <w:t xml:space="preserve">4</w:t>
+      </w:r>
+      <w:r>
+        <w:rPr>
+          <w:rFonts w:ascii="Times New Roman" w:hAnsi="Times New Roman" w:cs="Times New Roman"/>
+          <w:vertAlign w:val="superscript"/>
+          <w:lang w:val="tr-TR"/>
+        </w:rPr>
+        <w:t xml:space="preserve">2−</w:t>
+      </w:r>
+      <w:r>
+        <w:rPr>
+          <w:rFonts w:ascii="Times New Roman" w:hAnsi="Times New Roman" w:cs="Times New Roman"/>
+          <w:lang w:val="tr-TR"/>
+        </w:rPr>
+        <w:t xml:space="preserve"> iyonu asitle bu şekilde tükenmediği için BaSO</w:t>
+      </w:r>
+      <w:r>
+        <w:rPr>
+          <w:rFonts w:ascii="Times New Roman" w:hAnsi="Times New Roman" w:cs="Times New Roman"/>
+          <w:vertAlign w:val="subscript"/>
+          <w:lang w:val="tr-TR"/>
+        </w:rPr>
+        <w:t xml:space="preserve">4</w:t>
+      </w:r>
+      <w:r>
+        <w:rPr>
+          <w:rFonts w:ascii="Times New Roman" w:hAnsi="Times New Roman" w:cs="Times New Roman"/>
+          <w:lang w:val="tr-TR"/>
+        </w:rPr>
+        <w:t xml:space="preserve">’ın çözünürlüğü midede belirgin şekilde artmaz.</w:t>
+      </w:r>
+    </w:p>
+    <w:p>
+      <w:pPr>
+        <w:jc w:val="both"/>
+      </w:pPr>
+      <w:r>
+        <w:rPr>
+          <w:rFonts w:ascii="Times New Roman" w:hAnsi="Times New Roman" w:cs="Times New Roman"/>
+          <w:b/>
+          <w:sz w:val="24"/>
+        </w:rPr>
+        <w:t xml:space="preserve">44. </w:t>
+      </w:r>
+      <w:r>
+        <w:rPr>
+          <w:rFonts w:ascii="Times New Roman" w:hAnsi="Times New Roman" w:cs="Times New Roman"/>
+          <w:lang w:val="tr-TR"/>
+        </w:rPr>
+        <w:t xml:space="preserve">s = K</w:t>
+      </w:r>
+      <w:r>
+        <w:rPr>
+          <w:rFonts w:ascii="Times New Roman" w:hAnsi="Times New Roman" w:cs="Times New Roman"/>
+          <w:vertAlign w:val="subscript"/>
+          <w:lang w:val="tr-TR"/>
+        </w:rPr>
+        <w:t xml:space="preserve">çç</w:t>
+      </w:r>
+      <w:r>
+        <w:rPr>
+          <w:rFonts w:ascii="Times New Roman" w:hAnsi="Times New Roman" w:cs="Times New Roman"/>
+          <w:lang w:val="tr-TR"/>
+        </w:rPr>
+        <w:t xml:space="preserve">/[SO</w:t>
+      </w:r>
+      <w:r>
+        <w:rPr>
+          <w:rFonts w:ascii="Times New Roman" w:hAnsi="Times New Roman" w:cs="Times New Roman"/>
+          <w:vertAlign w:val="subscript"/>
+          <w:lang w:val="tr-TR"/>
+        </w:rPr>
+        <w:t xml:space="preserve">4</w:t>
+      </w:r>
+      <w:r>
+        <w:rPr>
+          <w:rFonts w:ascii="Times New Roman" w:hAnsi="Times New Roman" w:cs="Times New Roman"/>
+          <w:vertAlign w:val="superscript"/>
+          <w:lang w:val="tr-TR"/>
+        </w:rPr>
+        <w:t xml:space="preserve">2−</w:t>
+      </w:r>
+      <w:r>
+        <w:rPr>
+          <w:rFonts w:ascii="Times New Roman" w:hAnsi="Times New Roman" w:cs="Times New Roman"/>
+          <w:lang w:val="tr-TR"/>
+        </w:rPr>
+        <w:t xml:space="preserve">] = 1,1·10</w:t>
+      </w:r>
+      <w:r>
+        <w:rPr>
+          <w:rFonts w:ascii="Times New Roman" w:hAnsi="Times New Roman" w:cs="Times New Roman"/>
+          <w:vertAlign w:val="superscript"/>
+          <w:lang w:val="tr-TR"/>
+        </w:rPr>
+        <w:t xml:space="preserve">−10</w:t>
+      </w:r>
+      <w:r>
+        <w:rPr>
+          <w:rFonts w:ascii="Times New Roman" w:hAnsi="Times New Roman" w:cs="Times New Roman"/>
+          <w:lang w:val="tr-TR"/>
+        </w:rPr>
+        <w:t xml:space="preserve">/0,10 = 1,1·10</w:t>
+      </w:r>
+      <w:r>
+        <w:rPr>
+          <w:rFonts w:ascii="Times New Roman" w:hAnsi="Times New Roman" w:cs="Times New Roman"/>
+          <w:vertAlign w:val="superscript"/>
+          <w:lang w:val="tr-TR"/>
+        </w:rPr>
+        <w:t xml:space="preserve">−9</w:t>
+      </w:r>
+      <w:r>
+        <w:rPr>
+          <w:rFonts w:ascii="Times New Roman" w:hAnsi="Times New Roman" w:cs="Times New Roman"/>
+          <w:lang w:val="tr-TR"/>
+        </w:rPr>
+        <w:t xml:space="preserve"> M. Saf sudaki çözünürlük (yaklaşık 1,0·10</w:t>
+      </w:r>
+      <w:r>
+        <w:rPr>
+          <w:rFonts w:ascii="Times New Roman" w:hAnsi="Times New Roman" w:cs="Times New Roman"/>
+          <w:vertAlign w:val="superscript"/>
+          <w:lang w:val="tr-TR"/>
+        </w:rPr>
+        <w:t xml:space="preserve">−5</w:t>
+      </w:r>
+      <w:r>
+        <w:rPr>
+          <w:rFonts w:ascii="Times New Roman" w:hAnsi="Times New Roman" w:cs="Times New Roman"/>
+          <w:lang w:val="tr-TR"/>
+        </w:rPr>
+        <w:t xml:space="preserve"> M) yaklaşık 10 000 kat azalır. Ortak iyon etkisiyle çözeltideki Ba</w:t>
+      </w:r>
+      <w:r>
+        <w:rPr>
+          <w:rFonts w:ascii="Times New Roman" w:hAnsi="Times New Roman" w:cs="Times New Roman"/>
+          <w:vertAlign w:val="superscript"/>
+          <w:lang w:val="tr-TR"/>
+        </w:rPr>
+        <w:t xml:space="preserve">2+</w:t>
+      </w:r>
+      <w:r>
+        <w:rPr>
+          <w:rFonts w:ascii="Times New Roman" w:hAnsi="Times New Roman" w:cs="Times New Roman"/>
+          <w:lang w:val="tr-TR"/>
+        </w:rPr>
+        <w:t xml:space="preserve"> derişimi azaldığı için önerme kimyasal açıdan doğrudur.</w:t>
+      </w:r>
+    </w:p>
+    <w:p>
+      <w:pPr>
+        <w:jc w:val="both"/>
+      </w:pPr>
+      <w:r>
+        <w:rPr>
+          <w:rFonts w:ascii="Times New Roman" w:hAnsi="Times New Roman" w:cs="Times New Roman"/>
+          <w:b/>
+          <w:sz w:val="24"/>
+        </w:rPr>
+        <w:t xml:space="preserve">45. </w:t>
+      </w:r>
+      <w:r>
+        <w:rPr>
+          <w:rFonts w:ascii="Times New Roman" w:hAnsi="Times New Roman" w:cs="Times New Roman"/>
+          <w:lang w:val="tr-TR"/>
+        </w:rPr>
+        <w:t xml:space="preserve">B (s = (5,1·10</w:t>
+      </w:r>
+      <w:r>
+        <w:rPr>
+          <w:rFonts w:ascii="Times New Roman" w:hAnsi="Times New Roman" w:cs="Times New Roman"/>
+          <w:vertAlign w:val="superscript"/>
+          <w:lang w:val="tr-TR"/>
+        </w:rPr>
+        <w:t xml:space="preserve">−9</w:t>
+      </w:r>
+      <w:r>
+        <w:rPr>
+          <w:rFonts w:ascii="Times New Roman" w:hAnsi="Times New Roman" w:cs="Times New Roman"/>
+          <w:lang w:val="tr-TR"/>
+        </w:rPr>
+        <w:t xml:space="preserve">)</w:t>
+      </w:r>
+      <w:r>
+        <w:rPr>
+          <w:rFonts w:ascii="Times New Roman" w:hAnsi="Times New Roman" w:cs="Times New Roman"/>
+          <w:vertAlign w:val="superscript"/>
+          <w:lang w:val="tr-TR"/>
+        </w:rPr>
+        <w:t xml:space="preserve">1/2</w:t>
+      </w:r>
+      <w:r>
+        <w:rPr>
+          <w:rFonts w:ascii="Times New Roman" w:hAnsi="Times New Roman" w:cs="Times New Roman"/>
+          <w:lang w:val="tr-TR"/>
+        </w:rPr>
+        <w:t xml:space="preserve"> ≈ 7,1·10</w:t>
+      </w:r>
+      <w:r>
+        <w:rPr>
+          <w:rFonts w:ascii="Times New Roman" w:hAnsi="Times New Roman" w:cs="Times New Roman"/>
+          <w:vertAlign w:val="superscript"/>
+          <w:lang w:val="tr-TR"/>
+        </w:rPr>
+        <w:t xml:space="preserve">−5</w:t>
+      </w:r>
+      <w:r>
+        <w:rPr>
+          <w:rFonts w:ascii="Times New Roman" w:hAnsi="Times New Roman" w:cs="Times New Roman"/>
+          <w:lang w:val="tr-TR"/>
+        </w:rPr>
+        <w:t xml:space="preserve"> M)</w:t>
+      </w:r>
+    </w:p>
+    <w:p>
+      <w:pPr>
+        <w:jc w:val="both"/>
+      </w:pPr>
+      <w:r>
+        <w:rPr>
+          <w:rFonts w:ascii="Times New Roman" w:hAnsi="Times New Roman" w:cs="Times New Roman"/>
+          <w:b/>
+          <w:sz w:val="24"/>
+        </w:rPr>
+        <w:t xml:space="preserve">46. </w:t>
+      </w:r>
+      <w:r>
+        <w:rPr>
+          <w:rFonts w:ascii="Times New Roman" w:hAnsi="Times New Roman" w:cs="Times New Roman"/>
+          <w:lang w:val="tr-TR"/>
+        </w:rPr>
+        <w:t xml:space="preserve">A tuzunun çözünmesi endotermiktir; sıcaklık artınca denge çözünme yönüne kayar, çözünürlük ve K</w:t>
+      </w:r>
+      <w:r>
+        <w:rPr>
+          <w:rFonts w:ascii="Times New Roman" w:hAnsi="Times New Roman" w:cs="Times New Roman"/>
+          <w:vertAlign w:val="subscript"/>
+          <w:lang w:val="tr-TR"/>
+        </w:rPr>
+        <w:t xml:space="preserve">çç</w:t>
+      </w:r>
+      <w:r>
+        <w:rPr>
+          <w:rFonts w:ascii="Times New Roman" w:hAnsi="Times New Roman" w:cs="Times New Roman"/>
+          <w:lang w:val="tr-TR"/>
+        </w:rPr>
+        <w:t xml:space="preserve"> artar. B tuzunun çözünmesi ekzotermiktir; sıcaklık artınca denge çökelme yönüne kayar, çözünürlük ve K</w:t>
+      </w:r>
+      <w:r>
+        <w:rPr>
+          <w:rFonts w:ascii="Times New Roman" w:hAnsi="Times New Roman" w:cs="Times New Roman"/>
+          <w:vertAlign w:val="subscript"/>
+          <w:lang w:val="tr-TR"/>
+        </w:rPr>
+        <w:t xml:space="preserve">çç</w:t>
+      </w:r>
+      <w:r>
+        <w:rPr>
+          <w:rFonts w:ascii="Times New Roman" w:hAnsi="Times New Roman" w:cs="Times New Roman"/>
+          <w:lang w:val="tr-TR"/>
+        </w:rPr>
+        <w:t xml:space="preserve"> azalır.</w:t>
+      </w:r>
+    </w:p>
+    <w:p>
+      <w:pPr>
+        <w:jc w:val="both"/>
+      </w:pPr>
+      <w:r>
+        <w:rPr>
+          <w:rFonts w:ascii="Times New Roman" w:hAnsi="Times New Roman" w:cs="Times New Roman"/>
+          <w:b/>
+          <w:sz w:val="24"/>
+        </w:rPr>
+        <w:t xml:space="preserve">47. </w:t>
+      </w:r>
+      <w:r>
+        <w:rPr>
+          <w:rFonts w:ascii="Times New Roman" w:hAnsi="Times New Roman" w:cs="Times New Roman"/>
+          <w:lang w:val="tr-TR"/>
+        </w:rPr>
+        <w:t xml:space="preserve">A tuzunun çözünürlüğü soğutulunca azaldığı için A kabında katı oluşur: (2,4 − 0,9)·10</w:t>
+      </w:r>
+      <w:r>
+        <w:rPr>
+          <w:rFonts w:ascii="Times New Roman" w:hAnsi="Times New Roman" w:cs="Times New Roman"/>
+          <w:vertAlign w:val="superscript"/>
+          <w:lang w:val="tr-TR"/>
+        </w:rPr>
+        <w:t xml:space="preserve">−3</w:t>
+      </w:r>
+      <w:r>
+        <w:rPr>
+          <w:rFonts w:ascii="Times New Roman" w:hAnsi="Times New Roman" w:cs="Times New Roman"/>
+          <w:lang w:val="tr-TR"/>
+        </w:rPr>
+        <w:t xml:space="preserve"> = 1,5·10</w:t>
+      </w:r>
+      <w:r>
+        <w:rPr>
+          <w:rFonts w:ascii="Times New Roman" w:hAnsi="Times New Roman" w:cs="Times New Roman"/>
+          <w:vertAlign w:val="superscript"/>
+          <w:lang w:val="tr-TR"/>
+        </w:rPr>
+        <w:t xml:space="preserve">−3</w:t>
+      </w:r>
+      <w:r>
+        <w:rPr>
+          <w:rFonts w:ascii="Times New Roman" w:hAnsi="Times New Roman" w:cs="Times New Roman"/>
+          <w:lang w:val="tr-TR"/>
+        </w:rPr>
+        <w:t xml:space="preserve"> mol katı ayrılır. B tuzunun çözünürlüğü soğutulunca arttığı için B çözeltisi doymamış hâle gelir, katı oluşmaz.</w:t>
+      </w:r>
+    </w:p>
+    <w:p>
+      <w:pPr>
+        <w:jc w:val="both"/>
+      </w:pPr>
+      <w:r>
+        <w:rPr>
+          <w:rFonts w:ascii="Times New Roman" w:hAnsi="Times New Roman" w:cs="Times New Roman"/>
+          <w:b/>
+          <w:sz w:val="24"/>
+        </w:rPr>
+        <w:t xml:space="preserve">48. </w:t>
+      </w:r>
+      <w:r>
+        <w:rPr>
+          <w:rFonts w:ascii="Times New Roman" w:hAnsi="Times New Roman" w:cs="Times New Roman"/>
+          <w:lang w:val="tr-TR"/>
+        </w:rPr>
+        <w:t xml:space="preserve">(D)</w:t>
+      </w:r>
+      <w:r>
+        <w:rPr>
+          <w:rFonts w:ascii="Times New Roman" w:hAnsi="Times New Roman" w:cs="Times New Roman"/>
+          <w:sz w:val="24"/>
+        </w:rPr>
+        <w:t xml:space="preserve">; </w:t>
+      </w:r>
+      <w:r>
+        <w:rPr>
+          <w:rFonts w:ascii="Times New Roman" w:hAnsi="Times New Roman" w:cs="Times New Roman"/>
+          <w:lang w:val="tr-TR"/>
+        </w:rPr>
+        <w:t xml:space="preserve">(Y)</w:t>
+      </w:r>
+      <w:r>
+        <w:rPr>
+          <w:rFonts w:ascii="Times New Roman" w:hAnsi="Times New Roman" w:cs="Times New Roman"/>
+          <w:sz w:val="24"/>
+        </w:rPr>
+        <w:t xml:space="preserve">; </w:t>
+      </w:r>
+      <w:r>
+        <w:rPr>
+          <w:rFonts w:ascii="Times New Roman" w:hAnsi="Times New Roman" w:cs="Times New Roman"/>
+          <w:lang w:val="tr-TR"/>
+        </w:rPr>
+        <w:t xml:space="preserve">(D)</w:t>
+      </w:r>
+      <w:r>
+        <w:rPr>
+          <w:rFonts w:ascii="Times New Roman" w:hAnsi="Times New Roman" w:cs="Times New Roman"/>
+          <w:sz w:val="24"/>
+        </w:rPr>
+        <w:t xml:space="preserve">; </w:t>
+      </w:r>
+      <w:r>
+        <w:rPr>
+          <w:rFonts w:ascii="Times New Roman" w:hAnsi="Times New Roman" w:cs="Times New Roman"/>
+          <w:lang w:val="tr-TR"/>
+        </w:rPr>
+        <w:t xml:space="preserve">(Y)</w:t>
+      </w:r>
+      <w:r>
+        <w:rPr>
+          <w:rFonts w:ascii="Times New Roman" w:hAnsi="Times New Roman" w:cs="Times New Roman"/>
+          <w:sz w:val="24"/>
+        </w:rPr>
+        <w:t xml:space="preserve">; </w:t>
+      </w:r>
+      <w:r>
+        <w:rPr>
+          <w:rFonts w:ascii="Times New Roman" w:hAnsi="Times New Roman" w:cs="Times New Roman"/>
+          <w:lang w:val="tr-TR"/>
+        </w:rPr>
+        <w:t xml:space="preserve">(D)</w:t>
+      </w:r>
+    </w:p>
+    <w:p>
+      <w:pPr>
+        <w:jc w:val="both"/>
+      </w:pPr>
+      <w:r>
+        <w:rPr>
+          <w:rFonts w:ascii="Times New Roman" w:hAnsi="Times New Roman" w:cs="Times New Roman"/>
+          <w:b/>
+          <w:sz w:val="24"/>
+        </w:rPr>
+        <w:t xml:space="preserve">49. </w:t>
+      </w:r>
+      <w:r>
+        <w:rPr>
+          <w:rFonts w:ascii="Times New Roman" w:hAnsi="Times New Roman" w:cs="Times New Roman"/>
+          <w:lang w:val="tr-TR"/>
+        </w:rPr>
+        <w:t xml:space="preserve">B ([Ca</w:t>
+      </w:r>
+      <w:r>
+        <w:rPr>
+          <w:rFonts w:ascii="Times New Roman" w:hAnsi="Times New Roman" w:cs="Times New Roman"/>
+          <w:vertAlign w:val="superscript"/>
+          <w:lang w:val="tr-TR"/>
+        </w:rPr>
+        <w:t xml:space="preserve">2+</w:t>
+      </w:r>
+      <w:r>
+        <w:rPr>
+          <w:rFonts w:ascii="Times New Roman" w:hAnsi="Times New Roman" w:cs="Times New Roman"/>
+          <w:lang w:val="tr-TR"/>
+        </w:rPr>
+        <w:t xml:space="preserve">] = 3s, [PO</w:t>
+      </w:r>
+      <w:r>
+        <w:rPr>
+          <w:rFonts w:ascii="Times New Roman" w:hAnsi="Times New Roman" w:cs="Times New Roman"/>
+          <w:vertAlign w:val="subscript"/>
+          <w:lang w:val="tr-TR"/>
+        </w:rPr>
+        <w:t xml:space="preserve">4</w:t>
+      </w:r>
+      <w:r>
+        <w:rPr>
+          <w:rFonts w:ascii="Times New Roman" w:hAnsi="Times New Roman" w:cs="Times New Roman"/>
+          <w:vertAlign w:val="superscript"/>
+          <w:lang w:val="tr-TR"/>
+        </w:rPr>
+        <w:t xml:space="preserve">3−</w:t>
+      </w:r>
+      <w:r>
+        <w:rPr>
+          <w:rFonts w:ascii="Times New Roman" w:hAnsi="Times New Roman" w:cs="Times New Roman"/>
+          <w:lang w:val="tr-TR"/>
+        </w:rPr>
+        <w:t xml:space="preserve">] = 2s; K</w:t>
+      </w:r>
+      <w:r>
+        <w:rPr>
+          <w:rFonts w:ascii="Times New Roman" w:hAnsi="Times New Roman" w:cs="Times New Roman"/>
+          <w:vertAlign w:val="subscript"/>
+          <w:lang w:val="tr-TR"/>
+        </w:rPr>
+        <w:t xml:space="preserve">çç</w:t>
+      </w:r>
+      <w:r>
+        <w:rPr>
+          <w:rFonts w:ascii="Times New Roman" w:hAnsi="Times New Roman" w:cs="Times New Roman"/>
+          <w:lang w:val="tr-TR"/>
+        </w:rPr>
+        <w:t xml:space="preserve"> = (3s)</w:t>
+      </w:r>
+      <w:r>
+        <w:rPr>
+          <w:rFonts w:ascii="Times New Roman" w:hAnsi="Times New Roman" w:cs="Times New Roman"/>
+          <w:vertAlign w:val="superscript"/>
+          <w:lang w:val="tr-TR"/>
+        </w:rPr>
+        <w:t xml:space="preserve">3</w:t>
+      </w:r>
+      <w:r>
+        <w:rPr>
+          <w:rFonts w:ascii="Times New Roman" w:hAnsi="Times New Roman" w:cs="Times New Roman"/>
+          <w:lang w:val="tr-TR"/>
+        </w:rPr>
+        <w:t xml:space="preserve">(2s)</w:t>
+      </w:r>
+      <w:r>
+        <w:rPr>
+          <w:rFonts w:ascii="Times New Roman" w:hAnsi="Times New Roman" w:cs="Times New Roman"/>
+          <w:vertAlign w:val="superscript"/>
+          <w:lang w:val="tr-TR"/>
+        </w:rPr>
+        <w:t xml:space="preserve">2</w:t>
+      </w:r>
+      <w:r>
+        <w:rPr>
+          <w:rFonts w:ascii="Times New Roman" w:hAnsi="Times New Roman" w:cs="Times New Roman"/>
+          <w:lang w:val="tr-TR"/>
+        </w:rPr>
+        <w:t xml:space="preserve"> = 108s</w:t>
+      </w:r>
+      <w:r>
+        <w:rPr>
+          <w:rFonts w:ascii="Times New Roman" w:hAnsi="Times New Roman" w:cs="Times New Roman"/>
+          <w:vertAlign w:val="superscript"/>
+          <w:lang w:val="tr-TR"/>
+        </w:rPr>
+        <w:t xml:space="preserve">5</w:t>
+      </w:r>
+      <w:r>
+        <w:rPr>
+          <w:rFonts w:ascii="Times New Roman" w:hAnsi="Times New Roman" w:cs="Times New Roman"/>
+          <w:lang w:val="tr-TR"/>
+        </w:rPr>
+        <w:t xml:space="preserve">)</w:t>
       </w:r>
     </w:p>
     <w:sectPr>

--- a/CevapAnahtari/Kimya11-tema-2-cevaplar.docx
+++ b/CevapAnahtari/Kimya11-tema-2-cevaplar.docx
@@ -14171,6 +14171,1394 @@
           <w:lang w:val="tr-TR"/>
         </w:rPr>
         <w:t xml:space="preserve">)</w:t>
+      </w:r>
+    </w:p>
+    <w:p>
+      <w:pPr>
+        <w:jc w:val="both"/>
+      </w:pPr>
+      <w:r>
+        <w:rPr>
+          <w:rFonts w:ascii="Times New Roman" w:hAnsi="Times New Roman" w:cs="Times New Roman"/>
+          <w:b/>
+          <w:sz w:val="24"/>
+        </w:rPr>
+        <w:t xml:space="preserve">50. </w:t>
+      </w:r>
+      <w:r>
+        <w:rPr>
+          <w:rFonts w:ascii="Times New Roman" w:hAnsi="Times New Roman" w:cs="Times New Roman"/>
+          <w:lang w:val="tr-TR"/>
+        </w:rPr>
+        <w:t xml:space="preserve">Kabarcık hızı arttıkça pH düşer. Suya verilen CO</w:t>
+      </w:r>
+      <w:r>
+        <w:rPr>
+          <w:rFonts w:ascii="Times New Roman" w:hAnsi="Times New Roman" w:cs="Times New Roman"/>
+          <w:vertAlign w:val="subscript"/>
+          <w:lang w:val="tr-TR"/>
+        </w:rPr>
+        <w:t xml:space="preserve">2</w:t>
+      </w:r>
+      <w:r>
+        <w:rPr>
+          <w:rFonts w:ascii="Times New Roman" w:hAnsi="Times New Roman" w:cs="Times New Roman"/>
+          <w:lang w:val="tr-TR"/>
+        </w:rPr>
+        <w:t xml:space="preserve"> arttıkça birinci denge çözünme yönüne kayar, CO</w:t>
+      </w:r>
+      <w:r>
+        <w:rPr>
+          <w:rFonts w:ascii="Times New Roman" w:hAnsi="Times New Roman" w:cs="Times New Roman"/>
+          <w:vertAlign w:val="subscript"/>
+          <w:lang w:val="tr-TR"/>
+        </w:rPr>
+        <w:t xml:space="preserve">2</w:t>
+      </w:r>
+      <w:r>
+        <w:rPr>
+          <w:rFonts w:ascii="Times New Roman" w:hAnsi="Times New Roman" w:cs="Times New Roman"/>
+          <w:lang w:val="tr-TR"/>
+        </w:rPr>
+        <w:t xml:space="preserve">(suda) derişimi artar; ikinci denge de ürünler yönüne kayarak H</w:t>
+      </w:r>
+      <w:r>
+        <w:rPr>
+          <w:rFonts w:ascii="Times New Roman" w:hAnsi="Times New Roman" w:cs="Times New Roman"/>
+          <w:vertAlign w:val="subscript"/>
+          <w:lang w:val="tr-TR"/>
+        </w:rPr>
+        <w:t xml:space="preserve">3</w:t>
+      </w:r>
+      <w:r>
+        <w:rPr>
+          <w:rFonts w:ascii="Times New Roman" w:hAnsi="Times New Roman" w:cs="Times New Roman"/>
+          <w:lang w:val="tr-TR"/>
+        </w:rPr>
+        <w:t xml:space="preserve">O</w:t>
+      </w:r>
+      <w:r>
+        <w:rPr>
+          <w:rFonts w:ascii="Times New Roman" w:hAnsi="Times New Roman" w:cs="Times New Roman"/>
+          <w:vertAlign w:val="superscript"/>
+          <w:lang w:val="tr-TR"/>
+        </w:rPr>
+        <w:t xml:space="preserve">+</w:t>
+      </w:r>
+      <w:r>
+        <w:rPr>
+          <w:rFonts w:ascii="Times New Roman" w:hAnsi="Times New Roman" w:cs="Times New Roman"/>
+          <w:lang w:val="tr-TR"/>
+        </w:rPr>
+        <w:t xml:space="preserve"> derişimini artırır, bu nedenle pH düşer.</w:t>
+      </w:r>
+    </w:p>
+    <w:p>
+      <w:pPr>
+        <w:jc w:val="both"/>
+      </w:pPr>
+      <w:r>
+        <w:rPr>
+          <w:rFonts w:ascii="Times New Roman" w:hAnsi="Times New Roman" w:cs="Times New Roman"/>
+          <w:b/>
+          <w:sz w:val="24"/>
+        </w:rPr>
+        <w:t xml:space="preserve">51. </w:t>
+      </w:r>
+      <w:r>
+        <w:rPr>
+          <w:rFonts w:ascii="Times New Roman" w:hAnsi="Times New Roman" w:cs="Times New Roman"/>
+          <w:lang w:val="tr-TR"/>
+        </w:rPr>
+        <w:t xml:space="preserve">[H</w:t>
+      </w:r>
+      <w:r>
+        <w:rPr>
+          <w:rFonts w:ascii="Times New Roman" w:hAnsi="Times New Roman" w:cs="Times New Roman"/>
+          <w:vertAlign w:val="subscript"/>
+          <w:lang w:val="tr-TR"/>
+        </w:rPr>
+        <w:t xml:space="preserve">3</w:t>
+      </w:r>
+      <w:r>
+        <w:rPr>
+          <w:rFonts w:ascii="Times New Roman" w:hAnsi="Times New Roman" w:cs="Times New Roman"/>
+          <w:lang w:val="tr-TR"/>
+        </w:rPr>
+        <w:t xml:space="preserve">O</w:t>
+      </w:r>
+      <w:r>
+        <w:rPr>
+          <w:rFonts w:ascii="Times New Roman" w:hAnsi="Times New Roman" w:cs="Times New Roman"/>
+          <w:vertAlign w:val="superscript"/>
+          <w:lang w:val="tr-TR"/>
+        </w:rPr>
+        <w:t xml:space="preserve">+</w:t>
+      </w:r>
+      <w:r>
+        <w:rPr>
+          <w:rFonts w:ascii="Times New Roman" w:hAnsi="Times New Roman" w:cs="Times New Roman"/>
+          <w:lang w:val="tr-TR"/>
+        </w:rPr>
+        <w:t xml:space="preserve">] = 10</w:t>
+      </w:r>
+      <w:r>
+        <w:rPr>
+          <w:rFonts w:ascii="Times New Roman" w:hAnsi="Times New Roman" w:cs="Times New Roman"/>
+          <w:vertAlign w:val="superscript"/>
+          <w:lang w:val="tr-TR"/>
+        </w:rPr>
+        <w:t xml:space="preserve">−6,6</w:t>
+      </w:r>
+      <w:r>
+        <w:rPr>
+          <w:rFonts w:ascii="Times New Roman" w:hAnsi="Times New Roman" w:cs="Times New Roman"/>
+          <w:lang w:val="tr-TR"/>
+        </w:rPr>
+        <w:t xml:space="preserve"> = 2,5·10</w:t>
+      </w:r>
+      <w:r>
+        <w:rPr>
+          <w:rFonts w:ascii="Times New Roman" w:hAnsi="Times New Roman" w:cs="Times New Roman"/>
+          <w:vertAlign w:val="superscript"/>
+          <w:lang w:val="tr-TR"/>
+        </w:rPr>
+        <w:t xml:space="preserve">−7</w:t>
+      </w:r>
+      <w:r>
+        <w:rPr>
+          <w:rFonts w:ascii="Times New Roman" w:hAnsi="Times New Roman" w:cs="Times New Roman"/>
+          <w:lang w:val="tr-TR"/>
+        </w:rPr>
+        <w:t xml:space="preserve"> M; [OH</w:t>
+      </w:r>
+      <w:r>
+        <w:rPr>
+          <w:rFonts w:ascii="Times New Roman" w:hAnsi="Times New Roman" w:cs="Times New Roman"/>
+          <w:vertAlign w:val="superscript"/>
+          <w:lang w:val="tr-TR"/>
+        </w:rPr>
+        <w:t xml:space="preserve">−</w:t>
+      </w:r>
+      <w:r>
+        <w:rPr>
+          <w:rFonts w:ascii="Times New Roman" w:hAnsi="Times New Roman" w:cs="Times New Roman"/>
+          <w:lang w:val="tr-TR"/>
+        </w:rPr>
+        <w:t xml:space="preserve">] = 1,0·10</w:t>
+      </w:r>
+      <w:r>
+        <w:rPr>
+          <w:rFonts w:ascii="Times New Roman" w:hAnsi="Times New Roman" w:cs="Times New Roman"/>
+          <w:vertAlign w:val="superscript"/>
+          <w:lang w:val="tr-TR"/>
+        </w:rPr>
+        <w:t xml:space="preserve">−14</w:t>
+      </w:r>
+      <w:r>
+        <w:rPr>
+          <w:rFonts w:ascii="Times New Roman" w:hAnsi="Times New Roman" w:cs="Times New Roman"/>
+          <w:lang w:val="tr-TR"/>
+        </w:rPr>
+        <w:t xml:space="preserve">/2,5·10</w:t>
+      </w:r>
+      <w:r>
+        <w:rPr>
+          <w:rFonts w:ascii="Times New Roman" w:hAnsi="Times New Roman" w:cs="Times New Roman"/>
+          <w:vertAlign w:val="superscript"/>
+          <w:lang w:val="tr-TR"/>
+        </w:rPr>
+        <w:t xml:space="preserve">−7</w:t>
+      </w:r>
+      <w:r>
+        <w:rPr>
+          <w:rFonts w:ascii="Times New Roman" w:hAnsi="Times New Roman" w:cs="Times New Roman"/>
+          <w:lang w:val="tr-TR"/>
+        </w:rPr>
+        <w:t xml:space="preserve"> = 4,0·10</w:t>
+      </w:r>
+      <w:r>
+        <w:rPr>
+          <w:rFonts w:ascii="Times New Roman" w:hAnsi="Times New Roman" w:cs="Times New Roman"/>
+          <w:vertAlign w:val="superscript"/>
+          <w:lang w:val="tr-TR"/>
+        </w:rPr>
+        <w:t xml:space="preserve">−8</w:t>
+      </w:r>
+      <w:r>
+        <w:rPr>
+          <w:rFonts w:ascii="Times New Roman" w:hAnsi="Times New Roman" w:cs="Times New Roman"/>
+          <w:lang w:val="tr-TR"/>
+        </w:rPr>
+        <w:t xml:space="preserve"> M. pH 0,8 birim düştüğü için [H</w:t>
+      </w:r>
+      <w:r>
+        <w:rPr>
+          <w:rFonts w:ascii="Times New Roman" w:hAnsi="Times New Roman" w:cs="Times New Roman"/>
+          <w:vertAlign w:val="subscript"/>
+          <w:lang w:val="tr-TR"/>
+        </w:rPr>
+        <w:t xml:space="preserve">3</w:t>
+      </w:r>
+      <w:r>
+        <w:rPr>
+          <w:rFonts w:ascii="Times New Roman" w:hAnsi="Times New Roman" w:cs="Times New Roman"/>
+          <w:lang w:val="tr-TR"/>
+        </w:rPr>
+        <w:t xml:space="preserve">O</w:t>
+      </w:r>
+      <w:r>
+        <w:rPr>
+          <w:rFonts w:ascii="Times New Roman" w:hAnsi="Times New Roman" w:cs="Times New Roman"/>
+          <w:vertAlign w:val="superscript"/>
+          <w:lang w:val="tr-TR"/>
+        </w:rPr>
+        <w:t xml:space="preserve">+</w:t>
+      </w:r>
+      <w:r>
+        <w:rPr>
+          <w:rFonts w:ascii="Times New Roman" w:hAnsi="Times New Roman" w:cs="Times New Roman"/>
+          <w:lang w:val="tr-TR"/>
+        </w:rPr>
+        <w:t xml:space="preserve">] 10</w:t>
+      </w:r>
+      <w:r>
+        <w:rPr>
+          <w:rFonts w:ascii="Times New Roman" w:hAnsi="Times New Roman" w:cs="Times New Roman"/>
+          <w:vertAlign w:val="superscript"/>
+          <w:lang w:val="tr-TR"/>
+        </w:rPr>
+        <w:t xml:space="preserve">0,8</w:t>
+      </w:r>
+      <w:r>
+        <w:rPr>
+          <w:rFonts w:ascii="Times New Roman" w:hAnsi="Times New Roman" w:cs="Times New Roman"/>
+          <w:lang w:val="tr-TR"/>
+        </w:rPr>
+        <w:t xml:space="preserve"> ≈ 6,3 katına çıkmıştır.</w:t>
+      </w:r>
+    </w:p>
+    <w:p>
+      <w:pPr>
+        <w:jc w:val="both"/>
+      </w:pPr>
+      <w:r>
+        <w:rPr>
+          <w:rFonts w:ascii="Times New Roman" w:hAnsi="Times New Roman" w:cs="Times New Roman"/>
+          <w:b/>
+          <w:sz w:val="24"/>
+        </w:rPr>
+        <w:t xml:space="preserve">52. </w:t>
+      </w:r>
+      <w:r>
+        <w:rPr>
+          <w:rFonts w:ascii="Times New Roman" w:hAnsi="Times New Roman" w:cs="Times New Roman"/>
+          <w:lang w:val="tr-TR"/>
+        </w:rPr>
+        <w:t xml:space="preserve">Gece fotosentez olmadığı için tüpten gelen ve canlıların solunumuyla oluşan CO</w:t>
+      </w:r>
+      <w:r>
+        <w:rPr>
+          <w:rFonts w:ascii="Times New Roman" w:hAnsi="Times New Roman" w:cs="Times New Roman"/>
+          <w:vertAlign w:val="subscript"/>
+          <w:lang w:val="tr-TR"/>
+        </w:rPr>
+        <w:t xml:space="preserve">2</w:t>
+      </w:r>
+      <w:r>
+        <w:rPr>
+          <w:rFonts w:ascii="Times New Roman" w:hAnsi="Times New Roman" w:cs="Times New Roman"/>
+          <w:lang w:val="tr-TR"/>
+        </w:rPr>
+        <w:t xml:space="preserve"> suda birikir; denge H</w:t>
+      </w:r>
+      <w:r>
+        <w:rPr>
+          <w:rFonts w:ascii="Times New Roman" w:hAnsi="Times New Roman" w:cs="Times New Roman"/>
+          <w:vertAlign w:val="subscript"/>
+          <w:lang w:val="tr-TR"/>
+        </w:rPr>
+        <w:t xml:space="preserve">3</w:t>
+      </w:r>
+      <w:r>
+        <w:rPr>
+          <w:rFonts w:ascii="Times New Roman" w:hAnsi="Times New Roman" w:cs="Times New Roman"/>
+          <w:lang w:val="tr-TR"/>
+        </w:rPr>
+        <w:t xml:space="preserve">O</w:t>
+      </w:r>
+      <w:r>
+        <w:rPr>
+          <w:rFonts w:ascii="Times New Roman" w:hAnsi="Times New Roman" w:cs="Times New Roman"/>
+          <w:vertAlign w:val="superscript"/>
+          <w:lang w:val="tr-TR"/>
+        </w:rPr>
+        <w:t xml:space="preserve">+</w:t>
+      </w:r>
+      <w:r>
+        <w:rPr>
+          <w:rFonts w:ascii="Times New Roman" w:hAnsi="Times New Roman" w:cs="Times New Roman"/>
+          <w:lang w:val="tr-TR"/>
+        </w:rPr>
+        <w:t xml:space="preserve"> oluşumu yönüne kayar, pH en düşük değerine sabah ulaşır. Yüksek CO</w:t>
+      </w:r>
+      <w:r>
+        <w:rPr>
+          <w:rFonts w:ascii="Times New Roman" w:hAnsi="Times New Roman" w:cs="Times New Roman"/>
+          <w:vertAlign w:val="subscript"/>
+          <w:lang w:val="tr-TR"/>
+        </w:rPr>
+        <w:t xml:space="preserve">2</w:t>
+      </w:r>
+      <w:r>
+        <w:rPr>
+          <w:rFonts w:ascii="Times New Roman" w:hAnsi="Times New Roman" w:cs="Times New Roman"/>
+          <w:lang w:val="tr-TR"/>
+        </w:rPr>
+        <w:t xml:space="preserve"> ve düşük pH balıkların solunumunu zorlaştırır. Öneri: CO</w:t>
+      </w:r>
+      <w:r>
+        <w:rPr>
+          <w:rFonts w:ascii="Times New Roman" w:hAnsi="Times New Roman" w:cs="Times New Roman"/>
+          <w:vertAlign w:val="subscript"/>
+          <w:lang w:val="tr-TR"/>
+        </w:rPr>
+        <w:t xml:space="preserve">2</w:t>
+      </w:r>
+      <w:r>
+        <w:rPr>
+          <w:rFonts w:ascii="Times New Roman" w:hAnsi="Times New Roman" w:cs="Times New Roman"/>
+          <w:lang w:val="tr-TR"/>
+        </w:rPr>
+        <w:t xml:space="preserve"> tüpü zamanlayıcıyla gece kapatılmalı, gece hava pompası çalıştırılmalı ve pH sabah-akşam ölçülmelidir.</w:t>
+      </w:r>
+    </w:p>
+    <w:p>
+      <w:pPr>
+        <w:jc w:val="both"/>
+      </w:pPr>
+      <w:r>
+        <w:rPr>
+          <w:rFonts w:ascii="Times New Roman" w:hAnsi="Times New Roman" w:cs="Times New Roman"/>
+          <w:b/>
+          <w:sz w:val="24"/>
+        </w:rPr>
+        <w:t xml:space="preserve">53. </w:t>
+      </w:r>
+      <w:r>
+        <w:rPr>
+          <w:rFonts w:ascii="Times New Roman" w:hAnsi="Times New Roman" w:cs="Times New Roman"/>
+          <w:lang w:val="tr-TR"/>
+        </w:rPr>
+        <w:t xml:space="preserve">I. aşama: A; II. aşama: 1</w:t>
+      </w:r>
+    </w:p>
+    <w:p>
+      <w:pPr>
+        <w:jc w:val="both"/>
+      </w:pPr>
+      <w:r>
+        <w:rPr>
+          <w:rFonts w:ascii="Times New Roman" w:hAnsi="Times New Roman" w:cs="Times New Roman"/>
+          <w:b/>
+          <w:sz w:val="24"/>
+        </w:rPr>
+        <w:t xml:space="preserve">54. </w:t>
+      </w:r>
+      <w:r>
+        <w:rPr>
+          <w:rFonts w:ascii="Times New Roman" w:hAnsi="Times New Roman" w:cs="Times New Roman"/>
+          <w:lang w:val="tr-TR"/>
+        </w:rPr>
+        <w:t xml:space="preserve">K</w:t>
+      </w:r>
+      <w:r>
+        <w:rPr>
+          <w:rFonts w:ascii="Times New Roman" w:hAnsi="Times New Roman" w:cs="Times New Roman"/>
+          <w:vertAlign w:val="subscript"/>
+          <w:lang w:val="tr-TR"/>
+        </w:rPr>
+        <w:t xml:space="preserve">c</w:t>
+      </w:r>
+      <w:r>
+        <w:rPr>
+          <w:rFonts w:ascii="Times New Roman" w:hAnsi="Times New Roman" w:cs="Times New Roman"/>
+          <w:lang w:val="tr-TR"/>
+        </w:rPr>
+        <w:t xml:space="preserve"> = [CO</w:t>
+      </w:r>
+      <w:r>
+        <w:rPr>
+          <w:rFonts w:ascii="Times New Roman" w:hAnsi="Times New Roman" w:cs="Times New Roman"/>
+          <w:vertAlign w:val="subscript"/>
+          <w:lang w:val="tr-TR"/>
+        </w:rPr>
+        <w:t xml:space="preserve">2</w:t>
+      </w:r>
+      <w:r>
+        <w:rPr>
+          <w:rFonts w:ascii="Times New Roman" w:hAnsi="Times New Roman" w:cs="Times New Roman"/>
+          <w:lang w:val="tr-TR"/>
+        </w:rPr>
+        <w:t xml:space="preserve">] / ([Ca</w:t>
+      </w:r>
+      <w:r>
+        <w:rPr>
+          <w:rFonts w:ascii="Times New Roman" w:hAnsi="Times New Roman" w:cs="Times New Roman"/>
+          <w:vertAlign w:val="superscript"/>
+          <w:lang w:val="tr-TR"/>
+        </w:rPr>
+        <w:t xml:space="preserve">2+</w:t>
+      </w:r>
+      <w:r>
+        <w:rPr>
+          <w:rFonts w:ascii="Times New Roman" w:hAnsi="Times New Roman" w:cs="Times New Roman"/>
+          <w:lang w:val="tr-TR"/>
+        </w:rPr>
+        <w:t xml:space="preserve">][HCO</w:t>
+      </w:r>
+      <w:r>
+        <w:rPr>
+          <w:rFonts w:ascii="Times New Roman" w:hAnsi="Times New Roman" w:cs="Times New Roman"/>
+          <w:vertAlign w:val="subscript"/>
+          <w:lang w:val="tr-TR"/>
+        </w:rPr>
+        <w:t xml:space="preserve">3</w:t>
+      </w:r>
+      <w:r>
+        <w:rPr>
+          <w:rFonts w:ascii="Times New Roman" w:hAnsi="Times New Roman" w:cs="Times New Roman"/>
+          <w:vertAlign w:val="superscript"/>
+          <w:lang w:val="tr-TR"/>
+        </w:rPr>
+        <w:t xml:space="preserve">−</w:t>
+      </w:r>
+      <w:r>
+        <w:rPr>
+          <w:rFonts w:ascii="Times New Roman" w:hAnsi="Times New Roman" w:cs="Times New Roman"/>
+          <w:lang w:val="tr-TR"/>
+        </w:rPr>
+        <w:t xml:space="preserve">]</w:t>
+      </w:r>
+      <w:r>
+        <w:rPr>
+          <w:rFonts w:ascii="Times New Roman" w:hAnsi="Times New Roman" w:cs="Times New Roman"/>
+          <w:vertAlign w:val="superscript"/>
+          <w:lang w:val="tr-TR"/>
+        </w:rPr>
+        <w:t xml:space="preserve">2</w:t>
+      </w:r>
+      <w:r>
+        <w:rPr>
+          <w:rFonts w:ascii="Times New Roman" w:hAnsi="Times New Roman" w:cs="Times New Roman"/>
+          <w:lang w:val="tr-TR"/>
+        </w:rPr>
+        <w:t xml:space="preserve">) (katı CaCO</w:t>
+      </w:r>
+      <w:r>
+        <w:rPr>
+          <w:rFonts w:ascii="Times New Roman" w:hAnsi="Times New Roman" w:cs="Times New Roman"/>
+          <w:vertAlign w:val="subscript"/>
+          <w:lang w:val="tr-TR"/>
+        </w:rPr>
+        <w:t xml:space="preserve">3</w:t>
+      </w:r>
+      <w:r>
+        <w:rPr>
+          <w:rFonts w:ascii="Times New Roman" w:hAnsi="Times New Roman" w:cs="Times New Roman"/>
+          <w:lang w:val="tr-TR"/>
+        </w:rPr>
+        <w:t xml:space="preserve"> ve sıvı su ifadede yer almaz). 1) Isıtılan sudan CO</w:t>
+      </w:r>
+      <w:r>
+        <w:rPr>
+          <w:rFonts w:ascii="Times New Roman" w:hAnsi="Times New Roman" w:cs="Times New Roman"/>
+          <w:vertAlign w:val="subscript"/>
+          <w:lang w:val="tr-TR"/>
+        </w:rPr>
+        <w:t xml:space="preserve">2</w:t>
+      </w:r>
+      <w:r>
+        <w:rPr>
+          <w:rFonts w:ascii="Times New Roman" w:hAnsi="Times New Roman" w:cs="Times New Roman"/>
+          <w:lang w:val="tr-TR"/>
+        </w:rPr>
+        <w:t xml:space="preserve"> gazı uzaklaşır; ürün azaldığı için denge CaCO</w:t>
+      </w:r>
+      <w:r>
+        <w:rPr>
+          <w:rFonts w:ascii="Times New Roman" w:hAnsi="Times New Roman" w:cs="Times New Roman"/>
+          <w:vertAlign w:val="subscript"/>
+          <w:lang w:val="tr-TR"/>
+        </w:rPr>
+        <w:t xml:space="preserve">3</w:t>
+      </w:r>
+      <w:r>
+        <w:rPr>
+          <w:rFonts w:ascii="Times New Roman" w:hAnsi="Times New Roman" w:cs="Times New Roman"/>
+          <w:lang w:val="tr-TR"/>
+        </w:rPr>
+        <w:t xml:space="preserve"> oluşumu yönüne kayar. 2) Gazların suda çözünürlüğü ve CaCO</w:t>
+      </w:r>
+      <w:r>
+        <w:rPr>
+          <w:rFonts w:ascii="Times New Roman" w:hAnsi="Times New Roman" w:cs="Times New Roman"/>
+          <w:vertAlign w:val="subscript"/>
+          <w:lang w:val="tr-TR"/>
+        </w:rPr>
+        <w:t xml:space="preserve">3</w:t>
+      </w:r>
+      <w:r>
+        <w:rPr>
+          <w:rFonts w:ascii="Times New Roman" w:hAnsi="Times New Roman" w:cs="Times New Roman"/>
+          <w:lang w:val="tr-TR"/>
+        </w:rPr>
+        <w:t xml:space="preserve">’ün çözünürlüğü sıcaklık arttıkça azalır; bu nedenle katı çöker.</w:t>
+      </w:r>
+    </w:p>
+    <w:p>
+      <w:pPr>
+        <w:jc w:val="both"/>
+      </w:pPr>
+      <w:r>
+        <w:rPr>
+          <w:rFonts w:ascii="Times New Roman" w:hAnsi="Times New Roman" w:cs="Times New Roman"/>
+          <w:b/>
+          <w:sz w:val="24"/>
+        </w:rPr>
+        <w:t xml:space="preserve">55. </w:t>
+      </w:r>
+      <w:r>
+        <w:rPr>
+          <w:rFonts w:ascii="Times New Roman" w:hAnsi="Times New Roman" w:cs="Times New Roman"/>
+          <w:lang w:val="tr-TR"/>
+        </w:rPr>
+        <w:t xml:space="preserve">CaCO</w:t>
+      </w:r>
+      <w:r>
+        <w:rPr>
+          <w:rFonts w:ascii="Times New Roman" w:hAnsi="Times New Roman" w:cs="Times New Roman"/>
+          <w:vertAlign w:val="subscript"/>
+          <w:lang w:val="tr-TR"/>
+        </w:rPr>
+        <w:t xml:space="preserve">3</w:t>
+      </w:r>
+      <w:r>
+        <w:rPr>
+          <w:rFonts w:ascii="Times New Roman" w:hAnsi="Times New Roman" w:cs="Times New Roman"/>
+          <w:lang w:val="tr-TR"/>
+        </w:rPr>
+        <w:t xml:space="preserve">(k) + 2CH</w:t>
+      </w:r>
+      <w:r>
+        <w:rPr>
+          <w:rFonts w:ascii="Times New Roman" w:hAnsi="Times New Roman" w:cs="Times New Roman"/>
+          <w:vertAlign w:val="subscript"/>
+          <w:lang w:val="tr-TR"/>
+        </w:rPr>
+        <w:t xml:space="preserve">3</w:t>
+      </w:r>
+      <w:r>
+        <w:rPr>
+          <w:rFonts w:ascii="Times New Roman" w:hAnsi="Times New Roman" w:cs="Times New Roman"/>
+          <w:lang w:val="tr-TR"/>
+        </w:rPr>
+        <w:t xml:space="preserve">COOH(suda) → Ca(CH</w:t>
+      </w:r>
+      <w:r>
+        <w:rPr>
+          <w:rFonts w:ascii="Times New Roman" w:hAnsi="Times New Roman" w:cs="Times New Roman"/>
+          <w:vertAlign w:val="subscript"/>
+          <w:lang w:val="tr-TR"/>
+        </w:rPr>
+        <w:t xml:space="preserve">3</w:t>
+      </w:r>
+      <w:r>
+        <w:rPr>
+          <w:rFonts w:ascii="Times New Roman" w:hAnsi="Times New Roman" w:cs="Times New Roman"/>
+          <w:lang w:val="tr-TR"/>
+        </w:rPr>
+        <w:t xml:space="preserve">COO)</w:t>
+      </w:r>
+      <w:r>
+        <w:rPr>
+          <w:rFonts w:ascii="Times New Roman" w:hAnsi="Times New Roman" w:cs="Times New Roman"/>
+          <w:vertAlign w:val="subscript"/>
+          <w:lang w:val="tr-TR"/>
+        </w:rPr>
+        <w:t xml:space="preserve">2</w:t>
+      </w:r>
+      <w:r>
+        <w:rPr>
+          <w:rFonts w:ascii="Times New Roman" w:hAnsi="Times New Roman" w:cs="Times New Roman"/>
+          <w:lang w:val="tr-TR"/>
+        </w:rPr>
+        <w:t xml:space="preserve">(suda) + H</w:t>
+      </w:r>
+      <w:r>
+        <w:rPr>
+          <w:rFonts w:ascii="Times New Roman" w:hAnsi="Times New Roman" w:cs="Times New Roman"/>
+          <w:vertAlign w:val="subscript"/>
+          <w:lang w:val="tr-TR"/>
+        </w:rPr>
+        <w:t xml:space="preserve">2</w:t>
+      </w:r>
+      <w:r>
+        <w:rPr>
+          <w:rFonts w:ascii="Times New Roman" w:hAnsi="Times New Roman" w:cs="Times New Roman"/>
+          <w:lang w:val="tr-TR"/>
+        </w:rPr>
+        <w:t xml:space="preserve">O(s) + CO</w:t>
+      </w:r>
+      <w:r>
+        <w:rPr>
+          <w:rFonts w:ascii="Times New Roman" w:hAnsi="Times New Roman" w:cs="Times New Roman"/>
+          <w:vertAlign w:val="subscript"/>
+          <w:lang w:val="tr-TR"/>
+        </w:rPr>
+        <w:t xml:space="preserve">2</w:t>
+      </w:r>
+      <w:r>
+        <w:rPr>
+          <w:rFonts w:ascii="Times New Roman" w:hAnsi="Times New Roman" w:cs="Times New Roman"/>
+          <w:lang w:val="tr-TR"/>
+        </w:rPr>
+        <w:t xml:space="preserve">(g). 1,0 g = 0,010 mol CaCO</w:t>
+      </w:r>
+      <w:r>
+        <w:rPr>
+          <w:rFonts w:ascii="Times New Roman" w:hAnsi="Times New Roman" w:cs="Times New Roman"/>
+          <w:vertAlign w:val="subscript"/>
+          <w:lang w:val="tr-TR"/>
+        </w:rPr>
+        <w:t xml:space="preserve">3</w:t>
+      </w:r>
+      <w:r>
+        <w:rPr>
+          <w:rFonts w:ascii="Times New Roman" w:hAnsi="Times New Roman" w:cs="Times New Roman"/>
+          <w:lang w:val="tr-TR"/>
+        </w:rPr>
+        <w:t xml:space="preserve">; 0,020 mol CH</w:t>
+      </w:r>
+      <w:r>
+        <w:rPr>
+          <w:rFonts w:ascii="Times New Roman" w:hAnsi="Times New Roman" w:cs="Times New Roman"/>
+          <w:vertAlign w:val="subscript"/>
+          <w:lang w:val="tr-TR"/>
+        </w:rPr>
+        <w:t xml:space="preserve">3</w:t>
+      </w:r>
+      <w:r>
+        <w:rPr>
+          <w:rFonts w:ascii="Times New Roman" w:hAnsi="Times New Roman" w:cs="Times New Roman"/>
+          <w:lang w:val="tr-TR"/>
+        </w:rPr>
+        <w:t xml:space="preserve">COOH gerekir; V = 0,020/0,50 = 0,040 L = 40 mL.</w:t>
+      </w:r>
+    </w:p>
+    <w:p>
+      <w:pPr>
+        <w:jc w:val="both"/>
+      </w:pPr>
+      <w:r>
+        <w:rPr>
+          <w:rFonts w:ascii="Times New Roman" w:hAnsi="Times New Roman" w:cs="Times New Roman"/>
+          <w:b/>
+          <w:sz w:val="24"/>
+        </w:rPr>
+        <w:t xml:space="preserve">56. </w:t>
+      </w:r>
+      <w:r>
+        <w:rPr>
+          <w:rFonts w:ascii="Times New Roman" w:hAnsi="Times New Roman" w:cs="Times New Roman"/>
+          <w:lang w:val="tr-TR"/>
+        </w:rPr>
+        <w:t xml:space="preserve">Örnek: Araştırma sorusu: Eşit derişimdeki sirke ve limon tuzu çözeltilerinden hangisi kireci daha hızlı çözer? Hipotez: Limon tuzu çözeltisi kireci daha hızlı çözer. Bağımsız değişken: asidin türü. Bağımlı değişken: belirli sürede çözünen kireç kütlesi (ya da kirecin tamamen çözünme süresi, toplanan CO</w:t>
+      </w:r>
+      <w:r>
+        <w:rPr>
+          <w:rFonts w:ascii="Times New Roman" w:hAnsi="Times New Roman" w:cs="Times New Roman"/>
+          <w:vertAlign w:val="subscript"/>
+          <w:lang w:val="tr-TR"/>
+        </w:rPr>
+        <w:t xml:space="preserve">2</w:t>
+      </w:r>
+      <w:r>
+        <w:rPr>
+          <w:rFonts w:ascii="Times New Roman" w:hAnsi="Times New Roman" w:cs="Times New Roman"/>
+          <w:lang w:val="tr-TR"/>
+        </w:rPr>
+        <w:t xml:space="preserve"> hacmi). Kontrol değişkenleri: kireç parçalarının kütlesi ve büyüklüğü, çözelti hacmi ve derişimi, sıcaklık, karıştırma. Ölçüm: parçalar belirli aralıklarla çıkarılıp kurutularak tartılır.</w:t>
+      </w:r>
+    </w:p>
+    <w:p>
+      <w:pPr>
+        <w:jc w:val="both"/>
+      </w:pPr>
+      <w:r>
+        <w:rPr>
+          <w:rFonts w:ascii="Times New Roman" w:hAnsi="Times New Roman" w:cs="Times New Roman"/>
+          <w:b/>
+          <w:sz w:val="24"/>
+        </w:rPr>
+        <w:t xml:space="preserve">57. </w:t>
+      </w:r>
+      <w:r>
+        <w:rPr>
+          <w:rFonts w:ascii="Times New Roman" w:hAnsi="Times New Roman" w:cs="Times New Roman"/>
+          <w:lang w:val="tr-TR"/>
+        </w:rPr>
+        <w:t xml:space="preserve">Kuvvetli asit olan HCl kireci gerçekten hızlı çözer; ancak öneri uygun değildir. Derişik HCl yakıcıdır, kaynatıldığında solunduğunda zararlı olan HCl buharı açığa çıkar ve çaydanlığın metal yüzeyini aşındırır. Gıda ile temas eden kaplarda sirke ya da limon tuzu gibi zayıf asitler, oda sıcaklığında ve sonrasında bol suyla durulanarak kullanılmalıdır.</w:t>
+      </w:r>
+    </w:p>
+    <w:p>
+      <w:pPr>
+        <w:jc w:val="both"/>
+      </w:pPr>
+      <w:r>
+        <w:rPr>
+          <w:rFonts w:ascii="Times New Roman" w:hAnsi="Times New Roman" w:cs="Times New Roman"/>
+          <w:b/>
+          <w:sz w:val="24"/>
+        </w:rPr>
+        <w:t xml:space="preserve">58. </w:t>
+      </w:r>
+      <w:r>
+        <w:rPr>
+          <w:rFonts w:ascii="Times New Roman" w:hAnsi="Times New Roman" w:cs="Times New Roman"/>
+          <w:lang w:val="tr-TR"/>
+        </w:rPr>
+        <w:t xml:space="preserve">HA(suda) + H</w:t>
+      </w:r>
+      <w:r>
+        <w:rPr>
+          <w:rFonts w:ascii="Times New Roman" w:hAnsi="Times New Roman" w:cs="Times New Roman"/>
+          <w:vertAlign w:val="subscript"/>
+          <w:lang w:val="tr-TR"/>
+        </w:rPr>
+        <w:t xml:space="preserve">2</w:t>
+      </w:r>
+      <w:r>
+        <w:rPr>
+          <w:rFonts w:ascii="Times New Roman" w:hAnsi="Times New Roman" w:cs="Times New Roman"/>
+          <w:lang w:val="tr-TR"/>
+        </w:rPr>
+        <w:t xml:space="preserve">O(s) ⇌ A</w:t>
+      </w:r>
+      <w:r>
+        <w:rPr>
+          <w:rFonts w:ascii="Times New Roman" w:hAnsi="Times New Roman" w:cs="Times New Roman"/>
+          <w:vertAlign w:val="superscript"/>
+          <w:lang w:val="tr-TR"/>
+        </w:rPr>
+        <w:t xml:space="preserve">−</w:t>
+      </w:r>
+      <w:r>
+        <w:rPr>
+          <w:rFonts w:ascii="Times New Roman" w:hAnsi="Times New Roman" w:cs="Times New Roman"/>
+          <w:lang w:val="tr-TR"/>
+        </w:rPr>
+        <w:t xml:space="preserve">(suda) + H</w:t>
+      </w:r>
+      <w:r>
+        <w:rPr>
+          <w:rFonts w:ascii="Times New Roman" w:hAnsi="Times New Roman" w:cs="Times New Roman"/>
+          <w:vertAlign w:val="subscript"/>
+          <w:lang w:val="tr-TR"/>
+        </w:rPr>
+        <w:t xml:space="preserve">3</w:t>
+      </w:r>
+      <w:r>
+        <w:rPr>
+          <w:rFonts w:ascii="Times New Roman" w:hAnsi="Times New Roman" w:cs="Times New Roman"/>
+          <w:lang w:val="tr-TR"/>
+        </w:rPr>
+        <w:t xml:space="preserve">O</w:t>
+      </w:r>
+      <w:r>
+        <w:rPr>
+          <w:rFonts w:ascii="Times New Roman" w:hAnsi="Times New Roman" w:cs="Times New Roman"/>
+          <w:vertAlign w:val="superscript"/>
+          <w:lang w:val="tr-TR"/>
+        </w:rPr>
+        <w:t xml:space="preserve">+</w:t>
+      </w:r>
+      <w:r>
+        <w:rPr>
+          <w:rFonts w:ascii="Times New Roman" w:hAnsi="Times New Roman" w:cs="Times New Roman"/>
+          <w:lang w:val="tr-TR"/>
+        </w:rPr>
+        <w:t xml:space="preserve">(suda). Çiftler: HA/A</w:t>
+      </w:r>
+      <w:r>
+        <w:rPr>
+          <w:rFonts w:ascii="Times New Roman" w:hAnsi="Times New Roman" w:cs="Times New Roman"/>
+          <w:vertAlign w:val="superscript"/>
+          <w:lang w:val="tr-TR"/>
+        </w:rPr>
+        <w:t xml:space="preserve">−</w:t>
+      </w:r>
+      <w:r>
+        <w:rPr>
+          <w:rFonts w:ascii="Times New Roman" w:hAnsi="Times New Roman" w:cs="Times New Roman"/>
+          <w:lang w:val="tr-TR"/>
+        </w:rPr>
+        <w:t xml:space="preserve"> ve H</w:t>
+      </w:r>
+      <w:r>
+        <w:rPr>
+          <w:rFonts w:ascii="Times New Roman" w:hAnsi="Times New Roman" w:cs="Times New Roman"/>
+          <w:vertAlign w:val="subscript"/>
+          <w:lang w:val="tr-TR"/>
+        </w:rPr>
+        <w:t xml:space="preserve">3</w:t>
+      </w:r>
+      <w:r>
+        <w:rPr>
+          <w:rFonts w:ascii="Times New Roman" w:hAnsi="Times New Roman" w:cs="Times New Roman"/>
+          <w:lang w:val="tr-TR"/>
+        </w:rPr>
+        <w:t xml:space="preserve">O</w:t>
+      </w:r>
+      <w:r>
+        <w:rPr>
+          <w:rFonts w:ascii="Times New Roman" w:hAnsi="Times New Roman" w:cs="Times New Roman"/>
+          <w:vertAlign w:val="superscript"/>
+          <w:lang w:val="tr-TR"/>
+        </w:rPr>
+        <w:t xml:space="preserve">+</w:t>
+      </w:r>
+      <w:r>
+        <w:rPr>
+          <w:rFonts w:ascii="Times New Roman" w:hAnsi="Times New Roman" w:cs="Times New Roman"/>
+          <w:lang w:val="tr-TR"/>
+        </w:rPr>
+        <w:t xml:space="preserve">/H</w:t>
+      </w:r>
+      <w:r>
+        <w:rPr>
+          <w:rFonts w:ascii="Times New Roman" w:hAnsi="Times New Roman" w:cs="Times New Roman"/>
+          <w:vertAlign w:val="subscript"/>
+          <w:lang w:val="tr-TR"/>
+        </w:rPr>
+        <w:t xml:space="preserve">2</w:t>
+      </w:r>
+      <w:r>
+        <w:rPr>
+          <w:rFonts w:ascii="Times New Roman" w:hAnsi="Times New Roman" w:cs="Times New Roman"/>
+          <w:lang w:val="tr-TR"/>
+        </w:rPr>
+        <w:t xml:space="preserve">O. K</w:t>
+      </w:r>
+      <w:r>
+        <w:rPr>
+          <w:rFonts w:ascii="Times New Roman" w:hAnsi="Times New Roman" w:cs="Times New Roman"/>
+          <w:vertAlign w:val="subscript"/>
+          <w:lang w:val="tr-TR"/>
+        </w:rPr>
+        <w:t xml:space="preserve">a</w:t>
+      </w:r>
+      <w:r>
+        <w:rPr>
+          <w:rFonts w:ascii="Times New Roman" w:hAnsi="Times New Roman" w:cs="Times New Roman"/>
+          <w:lang w:val="tr-TR"/>
+        </w:rPr>
+        <w:t xml:space="preserve"> = [A</w:t>
+      </w:r>
+      <w:r>
+        <w:rPr>
+          <w:rFonts w:ascii="Times New Roman" w:hAnsi="Times New Roman" w:cs="Times New Roman"/>
+          <w:vertAlign w:val="superscript"/>
+          <w:lang w:val="tr-TR"/>
+        </w:rPr>
+        <w:t xml:space="preserve">−</w:t>
+      </w:r>
+      <w:r>
+        <w:rPr>
+          <w:rFonts w:ascii="Times New Roman" w:hAnsi="Times New Roman" w:cs="Times New Roman"/>
+          <w:lang w:val="tr-TR"/>
+        </w:rPr>
+        <w:t xml:space="preserve">][H</w:t>
+      </w:r>
+      <w:r>
+        <w:rPr>
+          <w:rFonts w:ascii="Times New Roman" w:hAnsi="Times New Roman" w:cs="Times New Roman"/>
+          <w:vertAlign w:val="subscript"/>
+          <w:lang w:val="tr-TR"/>
+        </w:rPr>
+        <w:t xml:space="preserve">3</w:t>
+      </w:r>
+      <w:r>
+        <w:rPr>
+          <w:rFonts w:ascii="Times New Roman" w:hAnsi="Times New Roman" w:cs="Times New Roman"/>
+          <w:lang w:val="tr-TR"/>
+        </w:rPr>
+        <w:t xml:space="preserve">O</w:t>
+      </w:r>
+      <w:r>
+        <w:rPr>
+          <w:rFonts w:ascii="Times New Roman" w:hAnsi="Times New Roman" w:cs="Times New Roman"/>
+          <w:vertAlign w:val="superscript"/>
+          <w:lang w:val="tr-TR"/>
+        </w:rPr>
+        <w:t xml:space="preserve">+</w:t>
+      </w:r>
+      <w:r>
+        <w:rPr>
+          <w:rFonts w:ascii="Times New Roman" w:hAnsi="Times New Roman" w:cs="Times New Roman"/>
+          <w:lang w:val="tr-TR"/>
+        </w:rPr>
+        <w:t xml:space="preserve">]/[HA</w:t>
+      </w:r>
+    </w:p>
+    <w:p>
+      <w:pPr>
+        <w:jc w:val="both"/>
+      </w:pPr>
+      <w:r>
+        <w:rPr>
+          <w:rFonts w:ascii="Times New Roman" w:hAnsi="Times New Roman" w:cs="Times New Roman"/>
+          <w:b/>
+          <w:sz w:val="24"/>
+        </w:rPr>
+        <w:t xml:space="preserve">59. </w:t>
+      </w:r>
+      <w:r>
+        <w:rPr>
+          <w:rFonts w:ascii="Times New Roman" w:hAnsi="Times New Roman" w:cs="Times New Roman"/>
+          <w:lang w:val="tr-TR"/>
+        </w:rPr>
+        <w:t xml:space="preserve">[A</w:t>
+      </w:r>
+      <w:r>
+        <w:rPr>
+          <w:rFonts w:ascii="Times New Roman" w:hAnsi="Times New Roman" w:cs="Times New Roman"/>
+          <w:vertAlign w:val="superscript"/>
+          <w:lang w:val="tr-TR"/>
+        </w:rPr>
+        <w:t xml:space="preserve">−</w:t>
+      </w:r>
+      <w:r>
+        <w:rPr>
+          <w:rFonts w:ascii="Times New Roman" w:hAnsi="Times New Roman" w:cs="Times New Roman"/>
+          <w:lang w:val="tr-TR"/>
+        </w:rPr>
+        <w:t xml:space="preserve">]/[HA] = K</w:t>
+      </w:r>
+      <w:r>
+        <w:rPr>
+          <w:rFonts w:ascii="Times New Roman" w:hAnsi="Times New Roman" w:cs="Times New Roman"/>
+          <w:vertAlign w:val="subscript"/>
+          <w:lang w:val="tr-TR"/>
+        </w:rPr>
+        <w:t xml:space="preserve">a</w:t>
+      </w:r>
+      <w:r>
+        <w:rPr>
+          <w:rFonts w:ascii="Times New Roman" w:hAnsi="Times New Roman" w:cs="Times New Roman"/>
+          <w:lang w:val="tr-TR"/>
+        </w:rPr>
+        <w:t xml:space="preserve">/[H</w:t>
+      </w:r>
+      <w:r>
+        <w:rPr>
+          <w:rFonts w:ascii="Times New Roman" w:hAnsi="Times New Roman" w:cs="Times New Roman"/>
+          <w:vertAlign w:val="subscript"/>
+          <w:lang w:val="tr-TR"/>
+        </w:rPr>
+        <w:t xml:space="preserve">3</w:t>
+      </w:r>
+      <w:r>
+        <w:rPr>
+          <w:rFonts w:ascii="Times New Roman" w:hAnsi="Times New Roman" w:cs="Times New Roman"/>
+          <w:lang w:val="tr-TR"/>
+        </w:rPr>
+        <w:t xml:space="preserve">O</w:t>
+      </w:r>
+      <w:r>
+        <w:rPr>
+          <w:rFonts w:ascii="Times New Roman" w:hAnsi="Times New Roman" w:cs="Times New Roman"/>
+          <w:vertAlign w:val="superscript"/>
+          <w:lang w:val="tr-TR"/>
+        </w:rPr>
+        <w:t xml:space="preserve">+</w:t>
+      </w:r>
+      <w:r>
+        <w:rPr>
+          <w:rFonts w:ascii="Times New Roman" w:hAnsi="Times New Roman" w:cs="Times New Roman"/>
+          <w:lang w:val="tr-TR"/>
+        </w:rPr>
+        <w:t xml:space="preserve">]. Midede: 3,0·10</w:t>
+      </w:r>
+      <w:r>
+        <w:rPr>
+          <w:rFonts w:ascii="Times New Roman" w:hAnsi="Times New Roman" w:cs="Times New Roman"/>
+          <w:vertAlign w:val="superscript"/>
+          <w:lang w:val="tr-TR"/>
+        </w:rPr>
+        <w:t xml:space="preserve">−4</w:t>
+      </w:r>
+      <w:r>
+        <w:rPr>
+          <w:rFonts w:ascii="Times New Roman" w:hAnsi="Times New Roman" w:cs="Times New Roman"/>
+          <w:lang w:val="tr-TR"/>
+        </w:rPr>
+        <w:t xml:space="preserve">/1,0·10</w:t>
+      </w:r>
+      <w:r>
+        <w:rPr>
+          <w:rFonts w:ascii="Times New Roman" w:hAnsi="Times New Roman" w:cs="Times New Roman"/>
+          <w:vertAlign w:val="superscript"/>
+          <w:lang w:val="tr-TR"/>
+        </w:rPr>
+        <w:t xml:space="preserve">−2</w:t>
+      </w:r>
+      <w:r>
+        <w:rPr>
+          <w:rFonts w:ascii="Times New Roman" w:hAnsi="Times New Roman" w:cs="Times New Roman"/>
+          <w:lang w:val="tr-TR"/>
+        </w:rPr>
+        <w:t xml:space="preserve"> = 0,030 → yüksüz HA baskındır. Bağırsakta: 3,0·10</w:t>
+      </w:r>
+      <w:r>
+        <w:rPr>
+          <w:rFonts w:ascii="Times New Roman" w:hAnsi="Times New Roman" w:cs="Times New Roman"/>
+          <w:vertAlign w:val="superscript"/>
+          <w:lang w:val="tr-TR"/>
+        </w:rPr>
+        <w:t xml:space="preserve">−4</w:t>
+      </w:r>
+      <w:r>
+        <w:rPr>
+          <w:rFonts w:ascii="Times New Roman" w:hAnsi="Times New Roman" w:cs="Times New Roman"/>
+          <w:lang w:val="tr-TR"/>
+        </w:rPr>
+        <w:t xml:space="preserve">/1,0·10</w:t>
+      </w:r>
+      <w:r>
+        <w:rPr>
+          <w:rFonts w:ascii="Times New Roman" w:hAnsi="Times New Roman" w:cs="Times New Roman"/>
+          <w:vertAlign w:val="superscript"/>
+          <w:lang w:val="tr-TR"/>
+        </w:rPr>
+        <w:t xml:space="preserve">−8</w:t>
+      </w:r>
+      <w:r>
+        <w:rPr>
+          <w:rFonts w:ascii="Times New Roman" w:hAnsi="Times New Roman" w:cs="Times New Roman"/>
+          <w:lang w:val="tr-TR"/>
+        </w:rPr>
+        <w:t xml:space="preserve"> = 3,0·10</w:t>
+      </w:r>
+      <w:r>
+        <w:rPr>
+          <w:rFonts w:ascii="Times New Roman" w:hAnsi="Times New Roman" w:cs="Times New Roman"/>
+          <w:vertAlign w:val="superscript"/>
+          <w:lang w:val="tr-TR"/>
+        </w:rPr>
+        <w:t xml:space="preserve">4</w:t>
+      </w:r>
+      <w:r>
+        <w:rPr>
+          <w:rFonts w:ascii="Times New Roman" w:hAnsi="Times New Roman" w:cs="Times New Roman"/>
+          <w:lang w:val="tr-TR"/>
+        </w:rPr>
+        <w:t xml:space="preserve"> → A</w:t>
+      </w:r>
+      <w:r>
+        <w:rPr>
+          <w:rFonts w:ascii="Times New Roman" w:hAnsi="Times New Roman" w:cs="Times New Roman"/>
+          <w:vertAlign w:val="superscript"/>
+          <w:lang w:val="tr-TR"/>
+        </w:rPr>
+        <w:t xml:space="preserve">−</w:t>
+      </w:r>
+      <w:r>
+        <w:rPr>
+          <w:rFonts w:ascii="Times New Roman" w:hAnsi="Times New Roman" w:cs="Times New Roman"/>
+          <w:lang w:val="tr-TR"/>
+        </w:rPr>
+        <w:t xml:space="preserve"> iyonları baskındır.</w:t>
+      </w:r>
+    </w:p>
+    <w:p>
+      <w:pPr>
+        <w:jc w:val="both"/>
+      </w:pPr>
+      <w:r>
+        <w:rPr>
+          <w:rFonts w:ascii="Times New Roman" w:hAnsi="Times New Roman" w:cs="Times New Roman"/>
+          <w:b/>
+          <w:sz w:val="24"/>
+        </w:rPr>
+        <w:t xml:space="preserve">60. </w:t>
+      </w:r>
+      <w:r>
+        <w:rPr>
+          <w:rFonts w:ascii="Times New Roman" w:hAnsi="Times New Roman" w:cs="Times New Roman"/>
+          <w:lang w:val="tr-TR"/>
+        </w:rPr>
+        <w:t xml:space="preserve">Çıkarım verilerle desteklenir: Midede asidin büyük kısmı zardan kolay geçen yüksüz HA hâlindedir; bağırsakta ise neredeyse tamamı yüklü A</w:t>
+      </w:r>
+      <w:r>
+        <w:rPr>
+          <w:rFonts w:ascii="Times New Roman" w:hAnsi="Times New Roman" w:cs="Times New Roman"/>
+          <w:vertAlign w:val="superscript"/>
+          <w:lang w:val="tr-TR"/>
+        </w:rPr>
+        <w:t xml:space="preserve">−</w:t>
+      </w:r>
+      <w:r>
+        <w:rPr>
+          <w:rFonts w:ascii="Times New Roman" w:hAnsi="Times New Roman" w:cs="Times New Roman"/>
+          <w:lang w:val="tr-TR"/>
+        </w:rPr>
+        <w:t xml:space="preserve"> iyonu hâlindedir. (Gerçekte bağırsağın çok geniş yüzey alanı da emilimi etkilediği için çıkarım yalnızca iyonlaşma açısından geçerlidir.)</w:t>
+      </w:r>
+    </w:p>
+    <w:p>
+      <w:pPr>
+        <w:jc w:val="both"/>
+      </w:pPr>
+      <w:r>
+        <w:rPr>
+          <w:rFonts w:ascii="Times New Roman" w:hAnsi="Times New Roman" w:cs="Times New Roman"/>
+          <w:b/>
+          <w:sz w:val="24"/>
+        </w:rPr>
+        <w:t xml:space="preserve">61. </w:t>
+      </w:r>
+      <w:r>
+        <w:rPr>
+          <w:rFonts w:ascii="Times New Roman" w:hAnsi="Times New Roman" w:cs="Times New Roman"/>
+          <w:lang w:val="tr-TR"/>
+        </w:rPr>
+        <w:t xml:space="preserve">I. aşama: B; II. aşama: 1</w:t>
+      </w:r>
+    </w:p>
+    <w:p>
+      <w:pPr>
+        <w:jc w:val="both"/>
+      </w:pPr>
+      <w:r>
+        <w:rPr>
+          <w:rFonts w:ascii="Times New Roman" w:hAnsi="Times New Roman" w:cs="Times New Roman"/>
+          <w:b/>
+          <w:sz w:val="24"/>
+        </w:rPr>
+        <w:t xml:space="preserve">62. </w:t>
+      </w:r>
+      <w:r>
+        <w:rPr>
+          <w:rFonts w:ascii="Times New Roman" w:hAnsi="Times New Roman" w:cs="Times New Roman"/>
+          <w:lang w:val="tr-TR"/>
+        </w:rPr>
+        <w:t xml:space="preserve">H</w:t>
+      </w:r>
+      <w:r>
+        <w:rPr>
+          <w:rFonts w:ascii="Times New Roman" w:hAnsi="Times New Roman" w:cs="Times New Roman"/>
+          <w:vertAlign w:val="subscript"/>
+          <w:lang w:val="tr-TR"/>
+        </w:rPr>
+        <w:t xml:space="preserve">2</w:t>
+      </w:r>
+      <w:r>
+        <w:rPr>
+          <w:rFonts w:ascii="Times New Roman" w:hAnsi="Times New Roman" w:cs="Times New Roman"/>
+          <w:lang w:val="tr-TR"/>
+        </w:rPr>
+        <w:t xml:space="preserve">SO</w:t>
+      </w:r>
+      <w:r>
+        <w:rPr>
+          <w:rFonts w:ascii="Times New Roman" w:hAnsi="Times New Roman" w:cs="Times New Roman"/>
+          <w:vertAlign w:val="subscript"/>
+          <w:lang w:val="tr-TR"/>
+        </w:rPr>
+        <w:t xml:space="preserve">4</w:t>
+      </w:r>
+      <w:r>
+        <w:rPr>
+          <w:rFonts w:ascii="Times New Roman" w:hAnsi="Times New Roman" w:cs="Times New Roman"/>
+          <w:lang w:val="tr-TR"/>
+        </w:rPr>
+        <w:t xml:space="preserve">(suda) + 2NaOH(suda) → Na</w:t>
+      </w:r>
+      <w:r>
+        <w:rPr>
+          <w:rFonts w:ascii="Times New Roman" w:hAnsi="Times New Roman" w:cs="Times New Roman"/>
+          <w:vertAlign w:val="subscript"/>
+          <w:lang w:val="tr-TR"/>
+        </w:rPr>
+        <w:t xml:space="preserve">2</w:t>
+      </w:r>
+      <w:r>
+        <w:rPr>
+          <w:rFonts w:ascii="Times New Roman" w:hAnsi="Times New Roman" w:cs="Times New Roman"/>
+          <w:lang w:val="tr-TR"/>
+        </w:rPr>
+        <w:t xml:space="preserve">SO</w:t>
+      </w:r>
+      <w:r>
+        <w:rPr>
+          <w:rFonts w:ascii="Times New Roman" w:hAnsi="Times New Roman" w:cs="Times New Roman"/>
+          <w:vertAlign w:val="subscript"/>
+          <w:lang w:val="tr-TR"/>
+        </w:rPr>
+        <w:t xml:space="preserve">4</w:t>
+      </w:r>
+      <w:r>
+        <w:rPr>
+          <w:rFonts w:ascii="Times New Roman" w:hAnsi="Times New Roman" w:cs="Times New Roman"/>
+          <w:lang w:val="tr-TR"/>
+        </w:rPr>
+        <w:t xml:space="preserve">(suda) + 2H</w:t>
+      </w:r>
+      <w:r>
+        <w:rPr>
+          <w:rFonts w:ascii="Times New Roman" w:hAnsi="Times New Roman" w:cs="Times New Roman"/>
+          <w:vertAlign w:val="subscript"/>
+          <w:lang w:val="tr-TR"/>
+        </w:rPr>
+        <w:t xml:space="preserve">2</w:t>
+      </w:r>
+      <w:r>
+        <w:rPr>
+          <w:rFonts w:ascii="Times New Roman" w:hAnsi="Times New Roman" w:cs="Times New Roman"/>
+          <w:lang w:val="tr-TR"/>
+        </w:rPr>
+        <w:t xml:space="preserve">O(s). Ortalama hacim 12,5 mL; n(H</w:t>
+      </w:r>
+      <w:r>
+        <w:rPr>
+          <w:rFonts w:ascii="Times New Roman" w:hAnsi="Times New Roman" w:cs="Times New Roman"/>
+          <w:vertAlign w:val="subscript"/>
+          <w:lang w:val="tr-TR"/>
+        </w:rPr>
+        <w:t xml:space="preserve">2</w:t>
+      </w:r>
+      <w:r>
+        <w:rPr>
+          <w:rFonts w:ascii="Times New Roman" w:hAnsi="Times New Roman" w:cs="Times New Roman"/>
+          <w:lang w:val="tr-TR"/>
+        </w:rPr>
+        <w:t xml:space="preserve">SO</w:t>
+      </w:r>
+      <w:r>
+        <w:rPr>
+          <w:rFonts w:ascii="Times New Roman" w:hAnsi="Times New Roman" w:cs="Times New Roman"/>
+          <w:vertAlign w:val="subscript"/>
+          <w:lang w:val="tr-TR"/>
+        </w:rPr>
+        <w:t xml:space="preserve">4</w:t>
+      </w:r>
+      <w:r>
+        <w:rPr>
+          <w:rFonts w:ascii="Times New Roman" w:hAnsi="Times New Roman" w:cs="Times New Roman"/>
+          <w:lang w:val="tr-TR"/>
+        </w:rPr>
+        <w:t xml:space="preserve">) = 0,100·0,0125 = 1,25·10</w:t>
+      </w:r>
+      <w:r>
+        <w:rPr>
+          <w:rFonts w:ascii="Times New Roman" w:hAnsi="Times New Roman" w:cs="Times New Roman"/>
+          <w:vertAlign w:val="superscript"/>
+          <w:lang w:val="tr-TR"/>
+        </w:rPr>
+        <w:t xml:space="preserve">−3</w:t>
+      </w:r>
+      <w:r>
+        <w:rPr>
+          <w:rFonts w:ascii="Times New Roman" w:hAnsi="Times New Roman" w:cs="Times New Roman"/>
+          <w:lang w:val="tr-TR"/>
+        </w:rPr>
+        <w:t xml:space="preserve"> mol; n(NaOH) = 2·1,25·10</w:t>
+      </w:r>
+      <w:r>
+        <w:rPr>
+          <w:rFonts w:ascii="Times New Roman" w:hAnsi="Times New Roman" w:cs="Times New Roman"/>
+          <w:vertAlign w:val="superscript"/>
+          <w:lang w:val="tr-TR"/>
+        </w:rPr>
+        <w:t xml:space="preserve">−3</w:t>
+      </w:r>
+      <w:r>
+        <w:rPr>
+          <w:rFonts w:ascii="Times New Roman" w:hAnsi="Times New Roman" w:cs="Times New Roman"/>
+          <w:lang w:val="tr-TR"/>
+        </w:rPr>
+        <w:t xml:space="preserve"> = 2,50·10</w:t>
+      </w:r>
+      <w:r>
+        <w:rPr>
+          <w:rFonts w:ascii="Times New Roman" w:hAnsi="Times New Roman" w:cs="Times New Roman"/>
+          <w:vertAlign w:val="superscript"/>
+          <w:lang w:val="tr-TR"/>
+        </w:rPr>
+        <w:t xml:space="preserve">−3</w:t>
+      </w:r>
+      <w:r>
+        <w:rPr>
+          <w:rFonts w:ascii="Times New Roman" w:hAnsi="Times New Roman" w:cs="Times New Roman"/>
+          <w:lang w:val="tr-TR"/>
+        </w:rPr>
+        <w:t xml:space="preserve"> mol; [NaOH] = 2,50·10</w:t>
+      </w:r>
+      <w:r>
+        <w:rPr>
+          <w:rFonts w:ascii="Times New Roman" w:hAnsi="Times New Roman" w:cs="Times New Roman"/>
+          <w:vertAlign w:val="superscript"/>
+          <w:lang w:val="tr-TR"/>
+        </w:rPr>
+        <w:t xml:space="preserve">−3</w:t>
+      </w:r>
+      <w:r>
+        <w:rPr>
+          <w:rFonts w:ascii="Times New Roman" w:hAnsi="Times New Roman" w:cs="Times New Roman"/>
+          <w:lang w:val="tr-TR"/>
+        </w:rPr>
+        <w:t xml:space="preserve">/0,0100 = 0,250 M</w:t>
+      </w:r>
+    </w:p>
+    <w:p>
+      <w:pPr>
+        <w:jc w:val="both"/>
+      </w:pPr>
+      <w:r>
+        <w:rPr>
+          <w:rFonts w:ascii="Times New Roman" w:hAnsi="Times New Roman" w:cs="Times New Roman"/>
+          <w:b/>
+          <w:sz w:val="24"/>
+        </w:rPr>
+        <w:t xml:space="preserve">63. </w:t>
+      </w:r>
+      <w:r>
+        <w:rPr>
+          <w:rFonts w:ascii="Times New Roman" w:hAnsi="Times New Roman" w:cs="Times New Roman"/>
+          <w:lang w:val="tr-TR"/>
+        </w:rPr>
+        <w:t xml:space="preserve">Tekrarlar ölçümlerin güvenilirliğini artırır; birbirine yakın sonuçların ortalaması alınarak rastgele hatalar azaltılır. Hava kabarcığı çıktığında büretteki seviye, eklenen çözelti kadar değil daha fazla düşer; harcanan hacim gerçek değerden büyük okunur ve NaOH derişimi olduğundan büyük hesaplanır.</w:t>
+      </w:r>
+    </w:p>
+    <w:p>
+      <w:pPr>
+        <w:jc w:val="both"/>
+      </w:pPr>
+      <w:r>
+        <w:rPr>
+          <w:rFonts w:ascii="Times New Roman" w:hAnsi="Times New Roman" w:cs="Times New Roman"/>
+          <w:b/>
+          <w:sz w:val="24"/>
+        </w:rPr>
+        <w:t xml:space="preserve">64. </w:t>
+      </w:r>
+      <w:r>
+        <w:rPr>
+          <w:rFonts w:ascii="Times New Roman" w:hAnsi="Times New Roman" w:cs="Times New Roman"/>
+          <w:lang w:val="tr-TR"/>
+        </w:rPr>
+        <w:t xml:space="preserve">A (Su eklemek NaOH’ın mol sayısını değiştirmez; eş değerlik için gereken asit mol sayısı ve hacmi aynı kalır.)</w:t>
       </w:r>
     </w:p>
     <w:sectPr>

--- a/CevapAnahtari/Kimya11-tema-2-cevaplar.docx
+++ b/CevapAnahtari/Kimya11-tema-2-cevaplar.docx
@@ -105,7 +105,7 @@
           <w:rFonts w:ascii="Times New Roman" w:hAnsi="Times New Roman" w:cs="Times New Roman"/>
           <w:lang w:val="tr-TR"/>
         </w:rPr>
-        <w:t xml:space="preserve">O ısıtılınca maviden beyaza döner, su eklenince yeniden maviye döner. Diğer sorular: Öğrenci özgün cevaplarını oluşturur. (Görsel B: sıcak suda NO</w:t>
+        <w:t xml:space="preserve">O ısıtılınca maviden beyaza döner, su eklenince yeniden maviye döner. Diğer sorular: Öğrenci özgün cevaplarını oluşturur. (Sıcak ve soğuk sudaki tüpler: sıcak suda NO</w:t>
       </w:r>
       <w:r>
         <w:rPr>
@@ -413,7 +413,7 @@
           <w:rFonts w:ascii="Times New Roman" w:hAnsi="Times New Roman" w:cs="Times New Roman"/>
           <w:lang w:val="tr-TR"/>
         </w:rPr>
-        <w:t xml:space="preserve">Görsel B: t = 0: 8 N</w:t>
+        <w:t xml:space="preserve">Görseldeki tanecikler: t = 0: 8 N</w:t>
       </w:r>
       <w:r>
         <w:rPr>

--- a/CevapAnahtari/Kimya11-tema-2-cevaplar.docx
+++ b/CevapAnahtari/Kimya11-tema-2-cevaplar.docx
@@ -186,7 +186,7 @@
           <w:rFonts w:ascii="Times New Roman" w:hAnsi="Times New Roman" w:cs="Times New Roman"/>
           <w:lang w:val="tr-TR"/>
         </w:rPr>
-        <w:t xml:space="preserve">1. Tersinir; tersinmez; tersinir; tersinmez; tersinir.</w:t>
+        <w:t xml:space="preserve">1. Tersinir (camdaki renk değişimi ışıkta ve gölgede tekrar tekrar gerçekleşir); tersinmez; tersinir; tersinmez; tersinmez (pas aynı koşullarda yeniden demire dönüşmez).</w:t>
       </w:r>
     </w:p>
     <w:p>
@@ -635,13 +635,13 @@
           <w:rFonts w:ascii="Times New Roman" w:hAnsi="Times New Roman" w:cs="Times New Roman"/>
           <w:lang w:val="tr-TR"/>
         </w:rPr>
-        <w:t xml:space="preserve">1. Aşama: [HI]/([H</w:t>
-      </w:r>
-      <w:r>
-        <w:rPr>
-          <w:rFonts w:ascii="Times New Roman" w:hAnsi="Times New Roman" w:cs="Times New Roman"/>
-          <w:vertAlign w:val="subscript"/>
-          <w:lang w:val="tr-TR"/>
+        <w:t xml:space="preserve">1. Aşama: Grafiklerde derişimler yaklaşık 200-400. saniyeden sonra değişmez; tablodaki derişimler grafiklerin yatay (denge) bölümüne karşılık gelir. [HI]/([H</w:t>
+      </w:r>
+      <w:r>
+        <w:rPr>
+          <w:rFonts w:ascii="Times New Roman" w:hAnsi="Times New Roman" w:cs="Times New Roman"/>
+          <w:lang w:val="tr-TR"/>
+          <w:vertAlign w:val="subscript"/>
         </w:rPr>
         <w:t xml:space="preserve">2</w:t>
       </w:r>
@@ -655,8 +655,8 @@
       <w:r>
         <w:rPr>
           <w:rFonts w:ascii="Times New Roman" w:hAnsi="Times New Roman" w:cs="Times New Roman"/>
-          <w:vertAlign w:val="subscript"/>
-          <w:lang w:val="tr-TR"/>
+          <w:lang w:val="tr-TR"/>
+          <w:vertAlign w:val="subscript"/>
         </w:rPr>
         <w:t xml:space="preserve">2</w:t>
       </w:r>
@@ -670,8 +670,8 @@
       <w:r>
         <w:rPr>
           <w:rFonts w:ascii="Times New Roman" w:hAnsi="Times New Roman" w:cs="Times New Roman"/>
-          <w:vertAlign w:val="superscript"/>
-          <w:lang w:val="tr-TR"/>
+          <w:lang w:val="tr-TR"/>
+          <w:vertAlign w:val="superscript"/>
         </w:rPr>
         <w:t xml:space="preserve">2</w:t>
       </w:r>
@@ -685,8 +685,8 @@
       <w:r>
         <w:rPr>
           <w:rFonts w:ascii="Times New Roman" w:hAnsi="Times New Roman" w:cs="Times New Roman"/>
-          <w:vertAlign w:val="subscript"/>
-          <w:lang w:val="tr-TR"/>
+          <w:lang w:val="tr-TR"/>
+          <w:vertAlign w:val="subscript"/>
         </w:rPr>
         <w:t xml:space="preserve">2</w:t>
       </w:r>
@@ -700,8 +700,8 @@
       <w:r>
         <w:rPr>
           <w:rFonts w:ascii="Times New Roman" w:hAnsi="Times New Roman" w:cs="Times New Roman"/>
-          <w:vertAlign w:val="subscript"/>
-          <w:lang w:val="tr-TR"/>
+          <w:lang w:val="tr-TR"/>
+          <w:vertAlign w:val="subscript"/>
         </w:rPr>
         <w:t xml:space="preserve">2</w:t>
       </w:r>
@@ -715,8 +715,8 @@
       <w:r>
         <w:rPr>
           <w:rFonts w:ascii="Times New Roman" w:hAnsi="Times New Roman" w:cs="Times New Roman"/>
-          <w:vertAlign w:val="subscript"/>
-          <w:lang w:val="tr-TR"/>
+          <w:lang w:val="tr-TR"/>
+          <w:vertAlign w:val="subscript"/>
         </w:rPr>
         <w:t xml:space="preserve">i</w:t>
       </w:r>
@@ -730,8 +730,8 @@
       <w:r>
         <w:rPr>
           <w:rFonts w:ascii="Times New Roman" w:hAnsi="Times New Roman" w:cs="Times New Roman"/>
-          <w:vertAlign w:val="subscript"/>
-          <w:lang w:val="tr-TR"/>
+          <w:lang w:val="tr-TR"/>
+          <w:vertAlign w:val="subscript"/>
         </w:rPr>
         <w:t xml:space="preserve">g</w:t>
       </w:r>
@@ -740,13 +740,13 @@
           <w:rFonts w:ascii="Times New Roman" w:hAnsi="Times New Roman" w:cs="Times New Roman"/>
           <w:lang w:val="tr-TR"/>
         </w:rPr>
-        <w:t xml:space="preserve"> = 0,50/0,010 = 50; sabit oran hız sabitlerinin oranına eşittir. k</w:t>
-      </w:r>
-      <w:r>
-        <w:rPr>
-          <w:rFonts w:ascii="Times New Roman" w:hAnsi="Times New Roman" w:cs="Times New Roman"/>
-          <w:vertAlign w:val="subscript"/>
-          <w:lang w:val="tr-TR"/>
+        <w:t xml:space="preserve"> = 0,50/0,010 = 50; sabit oran hız sabitlerinin oranına eşittir. r</w:t>
+      </w:r>
+      <w:r>
+        <w:rPr>
+          <w:rFonts w:ascii="Times New Roman" w:hAnsi="Times New Roman" w:cs="Times New Roman"/>
+          <w:lang w:val="tr-TR"/>
+          <w:vertAlign w:val="subscript"/>
         </w:rPr>
         <w:t xml:space="preserve">i</w:t>
       </w:r>
@@ -755,13 +755,43 @@
           <w:rFonts w:ascii="Times New Roman" w:hAnsi="Times New Roman" w:cs="Times New Roman"/>
           <w:lang w:val="tr-TR"/>
         </w:rPr>
+        <w:t xml:space="preserve"> = r</w:t>
+      </w:r>
+      <w:r>
+        <w:rPr>
+          <w:rFonts w:ascii="Times New Roman" w:hAnsi="Times New Roman" w:cs="Times New Roman"/>
+          <w:lang w:val="tr-TR"/>
+          <w:vertAlign w:val="subscript"/>
+        </w:rPr>
+        <w:t xml:space="preserve">g</w:t>
+      </w:r>
+      <w:r>
+        <w:rPr>
+          <w:rFonts w:ascii="Times New Roman" w:hAnsi="Times New Roman" w:cs="Times New Roman"/>
+          <w:lang w:val="tr-TR"/>
+        </w:rPr>
+        <w:t xml:space="preserve"> → k</w:t>
+      </w:r>
+      <w:r>
+        <w:rPr>
+          <w:rFonts w:ascii="Times New Roman" w:hAnsi="Times New Roman" w:cs="Times New Roman"/>
+          <w:lang w:val="tr-TR"/>
+          <w:vertAlign w:val="subscript"/>
+        </w:rPr>
+        <w:t xml:space="preserve">i</w:t>
+      </w:r>
+      <w:r>
+        <w:rPr>
+          <w:rFonts w:ascii="Times New Roman" w:hAnsi="Times New Roman" w:cs="Times New Roman"/>
+          <w:lang w:val="tr-TR"/>
+        </w:rPr>
         <w:t xml:space="preserve">[H</w:t>
       </w:r>
       <w:r>
         <w:rPr>
           <w:rFonts w:ascii="Times New Roman" w:hAnsi="Times New Roman" w:cs="Times New Roman"/>
-          <w:vertAlign w:val="subscript"/>
-          <w:lang w:val="tr-TR"/>
+          <w:lang w:val="tr-TR"/>
+          <w:vertAlign w:val="subscript"/>
         </w:rPr>
         <w:t xml:space="preserve">2</w:t>
       </w:r>
@@ -775,8 +805,8 @@
       <w:r>
         <w:rPr>
           <w:rFonts w:ascii="Times New Roman" w:hAnsi="Times New Roman" w:cs="Times New Roman"/>
-          <w:vertAlign w:val="subscript"/>
-          <w:lang w:val="tr-TR"/>
+          <w:lang w:val="tr-TR"/>
+          <w:vertAlign w:val="subscript"/>
         </w:rPr>
         <w:t xml:space="preserve">2</w:t>
       </w:r>
@@ -790,8 +820,8 @@
       <w:r>
         <w:rPr>
           <w:rFonts w:ascii="Times New Roman" w:hAnsi="Times New Roman" w:cs="Times New Roman"/>
-          <w:vertAlign w:val="subscript"/>
-          <w:lang w:val="tr-TR"/>
+          <w:lang w:val="tr-TR"/>
+          <w:vertAlign w:val="subscript"/>
         </w:rPr>
         <w:t xml:space="preserve">g</w:t>
       </w:r>
@@ -805,8 +835,8 @@
       <w:r>
         <w:rPr>
           <w:rFonts w:ascii="Times New Roman" w:hAnsi="Times New Roman" w:cs="Times New Roman"/>
-          <w:vertAlign w:val="superscript"/>
-          <w:lang w:val="tr-TR"/>
+          <w:lang w:val="tr-TR"/>
+          <w:vertAlign w:val="superscript"/>
         </w:rPr>
         <w:t xml:space="preserve">2</w:t>
       </w:r>
@@ -820,8 +850,8 @@
       <w:r>
         <w:rPr>
           <w:rFonts w:ascii="Times New Roman" w:hAnsi="Times New Roman" w:cs="Times New Roman"/>
-          <w:vertAlign w:val="subscript"/>
-          <w:lang w:val="tr-TR"/>
+          <w:lang w:val="tr-TR"/>
+          <w:vertAlign w:val="subscript"/>
         </w:rPr>
         <w:t xml:space="preserve">i</w:t>
       </w:r>
@@ -835,8 +865,8 @@
       <w:r>
         <w:rPr>
           <w:rFonts w:ascii="Times New Roman" w:hAnsi="Times New Roman" w:cs="Times New Roman"/>
-          <w:vertAlign w:val="subscript"/>
-          <w:lang w:val="tr-TR"/>
+          <w:lang w:val="tr-TR"/>
+          <w:vertAlign w:val="subscript"/>
         </w:rPr>
         <w:t xml:space="preserve">g</w:t>
       </w:r>
@@ -850,8 +880,8 @@
       <w:r>
         <w:rPr>
           <w:rFonts w:ascii="Times New Roman" w:hAnsi="Times New Roman" w:cs="Times New Roman"/>
-          <w:vertAlign w:val="superscript"/>
-          <w:lang w:val="tr-TR"/>
+          <w:lang w:val="tr-TR"/>
+          <w:vertAlign w:val="superscript"/>
         </w:rPr>
         <w:t xml:space="preserve">2</w:t>
       </w:r>
@@ -865,8 +895,8 @@
       <w:r>
         <w:rPr>
           <w:rFonts w:ascii="Times New Roman" w:hAnsi="Times New Roman" w:cs="Times New Roman"/>
-          <w:vertAlign w:val="subscript"/>
-          <w:lang w:val="tr-TR"/>
+          <w:lang w:val="tr-TR"/>
+          <w:vertAlign w:val="subscript"/>
         </w:rPr>
         <w:t xml:space="preserve">2</w:t>
       </w:r>
@@ -880,8 +910,8 @@
       <w:r>
         <w:rPr>
           <w:rFonts w:ascii="Times New Roman" w:hAnsi="Times New Roman" w:cs="Times New Roman"/>
-          <w:vertAlign w:val="subscript"/>
-          <w:lang w:val="tr-TR"/>
+          <w:lang w:val="tr-TR"/>
+          <w:vertAlign w:val="subscript"/>
         </w:rPr>
         <w:t xml:space="preserve">2</w:t>
       </w:r>
@@ -911,8 +941,8 @@
       <w:r>
         <w:rPr>
           <w:rFonts w:ascii="Times New Roman" w:hAnsi="Times New Roman" w:cs="Times New Roman"/>
-          <w:vertAlign w:val="subscript"/>
-          <w:lang w:val="tr-TR"/>
+          <w:lang w:val="tr-TR"/>
+          <w:vertAlign w:val="subscript"/>
         </w:rPr>
         <w:t xml:space="preserve">2</w:t>
       </w:r>
@@ -926,8 +956,8 @@
       <w:r>
         <w:rPr>
           <w:rFonts w:ascii="Times New Roman" w:hAnsi="Times New Roman" w:cs="Times New Roman"/>
-          <w:vertAlign w:val="superscript"/>
-          <w:lang w:val="tr-TR"/>
+          <w:lang w:val="tr-TR"/>
+          <w:vertAlign w:val="superscript"/>
         </w:rPr>
         <w:t xml:space="preserve">2</w:t>
       </w:r>
@@ -941,8 +971,8 @@
       <w:r>
         <w:rPr>
           <w:rFonts w:ascii="Times New Roman" w:hAnsi="Times New Roman" w:cs="Times New Roman"/>
-          <w:vertAlign w:val="subscript"/>
-          <w:lang w:val="tr-TR"/>
+          <w:lang w:val="tr-TR"/>
+          <w:vertAlign w:val="subscript"/>
         </w:rPr>
         <w:t xml:space="preserve">2</w:t>
       </w:r>
@@ -956,8 +986,8 @@
       <w:r>
         <w:rPr>
           <w:rFonts w:ascii="Times New Roman" w:hAnsi="Times New Roman" w:cs="Times New Roman"/>
-          <w:vertAlign w:val="subscript"/>
-          <w:lang w:val="tr-TR"/>
+          <w:lang w:val="tr-TR"/>
+          <w:vertAlign w:val="subscript"/>
         </w:rPr>
         <w:t xml:space="preserve">4</w:t>
       </w:r>
@@ -966,13 +996,43 @@
           <w:rFonts w:ascii="Times New Roman" w:hAnsi="Times New Roman" w:cs="Times New Roman"/>
           <w:lang w:val="tr-TR"/>
         </w:rPr>
-        <w:t xml:space="preserve">] = 0,20 (üç deneyde). Katıların derişimi sabittir, denge ifadesinde yer almaz: K = [CO</w:t>
-      </w:r>
-      <w:r>
-        <w:rPr>
-          <w:rFonts w:ascii="Times New Roman" w:hAnsi="Times New Roman" w:cs="Times New Roman"/>
-          <w:vertAlign w:val="subscript"/>
-          <w:lang w:val="tr-TR"/>
+        <w:t xml:space="preserve">] = 0,20 (üç deneyde; verilen K</w:t>
+      </w:r>
+      <w:r>
+        <w:rPr>
+          <w:rFonts w:ascii="Times New Roman" w:hAnsi="Times New Roman" w:cs="Times New Roman"/>
+          <w:lang w:val="tr-TR"/>
+          <w:vertAlign w:val="subscript"/>
+        </w:rPr>
+        <w:t xml:space="preserve">c</w:t>
+      </w:r>
+      <w:r>
+        <w:rPr>
+          <w:rFonts w:ascii="Times New Roman" w:hAnsi="Times New Roman" w:cs="Times New Roman"/>
+          <w:lang w:val="tr-TR"/>
+        </w:rPr>
+        <w:t xml:space="preserve"> değerine eşit). Katıların derişimi sabittir, denge ifadesinde yer almaz: K</w:t>
+      </w:r>
+      <w:r>
+        <w:rPr>
+          <w:rFonts w:ascii="Times New Roman" w:hAnsi="Times New Roman" w:cs="Times New Roman"/>
+          <w:lang w:val="tr-TR"/>
+          <w:vertAlign w:val="subscript"/>
+        </w:rPr>
+        <w:t xml:space="preserve">c</w:t>
+      </w:r>
+      <w:r>
+        <w:rPr>
+          <w:rFonts w:ascii="Times New Roman" w:hAnsi="Times New Roman" w:cs="Times New Roman"/>
+          <w:lang w:val="tr-TR"/>
+        </w:rPr>
+        <w:t xml:space="preserve"> = [CO</w:t>
+      </w:r>
+      <w:r>
+        <w:rPr>
+          <w:rFonts w:ascii="Times New Roman" w:hAnsi="Times New Roman" w:cs="Times New Roman"/>
+          <w:lang w:val="tr-TR"/>
+          <w:vertAlign w:val="subscript"/>
         </w:rPr>
         <w:t xml:space="preserve">2</w:t>
       </w:r>
@@ -981,13 +1041,13 @@
           <w:rFonts w:ascii="Times New Roman" w:hAnsi="Times New Roman" w:cs="Times New Roman"/>
           <w:lang w:val="tr-TR"/>
         </w:rPr>
-        <w:t xml:space="preserve">] = 0,010. Genel model: K</w:t>
-      </w:r>
-      <w:r>
-        <w:rPr>
-          <w:rFonts w:ascii="Times New Roman" w:hAnsi="Times New Roman" w:cs="Times New Roman"/>
-          <w:vertAlign w:val="subscript"/>
-          <w:lang w:val="tr-TR"/>
+        <w:t xml:space="preserve">] = 0,010 (verilen K</w:t>
+      </w:r>
+      <w:r>
+        <w:rPr>
+          <w:rFonts w:ascii="Times New Roman" w:hAnsi="Times New Roman" w:cs="Times New Roman"/>
+          <w:lang w:val="tr-TR"/>
+          <w:vertAlign w:val="subscript"/>
         </w:rPr>
         <w:t xml:space="preserve">c</w:t>
       </w:r>
@@ -996,13 +1056,28 @@
           <w:rFonts w:ascii="Times New Roman" w:hAnsi="Times New Roman" w:cs="Times New Roman"/>
           <w:lang w:val="tr-TR"/>
         </w:rPr>
+        <w:t xml:space="preserve"> değerine eşit). Genel model: K</w:t>
+      </w:r>
+      <w:r>
+        <w:rPr>
+          <w:rFonts w:ascii="Times New Roman" w:hAnsi="Times New Roman" w:cs="Times New Roman"/>
+          <w:lang w:val="tr-TR"/>
+          <w:vertAlign w:val="subscript"/>
+        </w:rPr>
+        <w:t xml:space="preserve">c</w:t>
+      </w:r>
+      <w:r>
+        <w:rPr>
+          <w:rFonts w:ascii="Times New Roman" w:hAnsi="Times New Roman" w:cs="Times New Roman"/>
+          <w:lang w:val="tr-TR"/>
+        </w:rPr>
         <w:t xml:space="preserve"> = [C]</w:t>
       </w:r>
       <w:r>
         <w:rPr>
           <w:rFonts w:ascii="Times New Roman" w:hAnsi="Times New Roman" w:cs="Times New Roman"/>
-          <w:vertAlign w:val="superscript"/>
-          <w:lang w:val="tr-TR"/>
+          <w:lang w:val="tr-TR"/>
+          <w:vertAlign w:val="superscript"/>
         </w:rPr>
         <w:t xml:space="preserve">c</w:t>
       </w:r>
@@ -1016,8 +1091,8 @@
       <w:r>
         <w:rPr>
           <w:rFonts w:ascii="Times New Roman" w:hAnsi="Times New Roman" w:cs="Times New Roman"/>
-          <w:vertAlign w:val="superscript"/>
-          <w:lang w:val="tr-TR"/>
+          <w:lang w:val="tr-TR"/>
+          <w:vertAlign w:val="superscript"/>
         </w:rPr>
         <w:t xml:space="preserve">d</w:t>
       </w:r>
@@ -1031,8 +1106,8 @@
       <w:r>
         <w:rPr>
           <w:rFonts w:ascii="Times New Roman" w:hAnsi="Times New Roman" w:cs="Times New Roman"/>
-          <w:vertAlign w:val="superscript"/>
-          <w:lang w:val="tr-TR"/>
+          <w:lang w:val="tr-TR"/>
+          <w:vertAlign w:val="superscript"/>
         </w:rPr>
         <w:t xml:space="preserve">a</w:t>
       </w:r>
@@ -1046,8 +1121,8 @@
       <w:r>
         <w:rPr>
           <w:rFonts w:ascii="Times New Roman" w:hAnsi="Times New Roman" w:cs="Times New Roman"/>
-          <w:vertAlign w:val="superscript"/>
-          <w:lang w:val="tr-TR"/>
+          <w:lang w:val="tr-TR"/>
+          <w:vertAlign w:val="superscript"/>
         </w:rPr>
         <w:t xml:space="preserve">b</w:t>
       </w:r>
@@ -1333,13 +1408,13 @@
           <w:rFonts w:ascii="Times New Roman" w:hAnsi="Times New Roman" w:cs="Times New Roman"/>
           <w:lang w:val="tr-TR"/>
         </w:rPr>
-        <w:t xml:space="preserve">2. K = (0,20·0,20)/0,40 = 0,10   3. [NO</w:t>
-      </w:r>
-      <w:r>
-        <w:rPr>
-          <w:rFonts w:ascii="Times New Roman" w:hAnsi="Times New Roman" w:cs="Times New Roman"/>
-          <w:vertAlign w:val="subscript"/>
-          <w:lang w:val="tr-TR"/>
+        <w:t xml:space="preserve">2. K = (0,20·0,20)/0,40 = 0,10   3. [Cl</w:t>
+      </w:r>
+      <w:r>
+        <w:rPr>
+          <w:rFonts w:ascii="Times New Roman" w:hAnsi="Times New Roman" w:cs="Times New Roman"/>
+          <w:lang w:val="tr-TR"/>
+          <w:vertAlign w:val="subscript"/>
         </w:rPr>
         <w:t xml:space="preserve">2</w:t>
       </w:r>
@@ -1348,28 +1423,13 @@
           <w:rFonts w:ascii="Times New Roman" w:hAnsi="Times New Roman" w:cs="Times New Roman"/>
           <w:lang w:val="tr-TR"/>
         </w:rPr>
-        <w:t xml:space="preserve">] = (0,20·0,80)</w:t>
-      </w:r>
-      <w:r>
-        <w:rPr>
-          <w:rFonts w:ascii="Times New Roman" w:hAnsi="Times New Roman" w:cs="Times New Roman"/>
-          <w:vertAlign w:val="superscript"/>
-          <w:lang w:val="tr-TR"/>
-        </w:rPr>
-        <w:t xml:space="preserve">1/2</w:t>
-      </w:r>
-      <w:r>
-        <w:rPr>
-          <w:rFonts w:ascii="Times New Roman" w:hAnsi="Times New Roman" w:cs="Times New Roman"/>
-          <w:lang w:val="tr-TR"/>
-        </w:rPr>
-        <w:t xml:space="preserve"> = 0,40 mol/L   4. 1/0,20 = 5,0   5. [A</w:t>
-      </w:r>
-      <w:r>
-        <w:rPr>
-          <w:rFonts w:ascii="Times New Roman" w:hAnsi="Times New Roman" w:cs="Times New Roman"/>
-          <w:vertAlign w:val="subscript"/>
-          <w:lang w:val="tr-TR"/>
+        <w:t xml:space="preserve">] = (0,050·0,20)/0,10 = 0,10 mol/L   4. 1/0,050 = 20   5. [A</w:t>
+      </w:r>
+      <w:r>
+        <w:rPr>
+          <w:rFonts w:ascii="Times New Roman" w:hAnsi="Times New Roman" w:cs="Times New Roman"/>
+          <w:lang w:val="tr-TR"/>
+          <w:vertAlign w:val="subscript"/>
         </w:rPr>
         <w:t xml:space="preserve">2</w:t>
       </w:r>
@@ -1506,8 +1566,8 @@
       <w:r>
         <w:rPr>
           <w:rFonts w:ascii="Times New Roman" w:hAnsi="Times New Roman" w:cs="Times New Roman"/>
-          <w:vertAlign w:val="subscript"/>
-          <w:lang w:val="tr-TR"/>
+          <w:lang w:val="tr-TR"/>
+          <w:vertAlign w:val="subscript"/>
         </w:rPr>
         <w:t xml:space="preserve">3</w:t>
       </w:r>
@@ -1516,13 +1576,13 @@
           <w:rFonts w:ascii="Times New Roman" w:hAnsi="Times New Roman" w:cs="Times New Roman"/>
           <w:lang w:val="tr-TR"/>
         </w:rPr>
-        <w:t xml:space="preserve"> ve KSCN eklenince kırmızı renk koyulaşır (ürünler yönüne). Hacim küçültülünce renk önce koyulaşır, sonra açılır (N</w:t>
-      </w:r>
-      <w:r>
-        <w:rPr>
-          <w:rFonts w:ascii="Times New Roman" w:hAnsi="Times New Roman" w:cs="Times New Roman"/>
-          <w:vertAlign w:val="subscript"/>
-          <w:lang w:val="tr-TR"/>
+        <w:t xml:space="preserve"> ve KSCN eklenince kırmızı renk koyulaşır (ürünler yönüne). Hacim küçültülünce renk önce koyulaşır, sonra bir miktar açılır (N</w:t>
+      </w:r>
+      <w:r>
+        <w:rPr>
+          <w:rFonts w:ascii="Times New Roman" w:hAnsi="Times New Roman" w:cs="Times New Roman"/>
+          <w:lang w:val="tr-TR"/>
+          <w:vertAlign w:val="subscript"/>
         </w:rPr>
         <w:t xml:space="preserve">2</w:t>
       </w:r>
@@ -1536,8 +1596,8 @@
       <w:r>
         <w:rPr>
           <w:rFonts w:ascii="Times New Roman" w:hAnsi="Times New Roman" w:cs="Times New Roman"/>
-          <w:vertAlign w:val="subscript"/>
-          <w:lang w:val="tr-TR"/>
+          <w:lang w:val="tr-TR"/>
+          <w:vertAlign w:val="subscript"/>
         </w:rPr>
         <w:t xml:space="preserve">4</w:t>
       </w:r>
@@ -1546,13 +1606,28 @@
           <w:rFonts w:ascii="Times New Roman" w:hAnsi="Times New Roman" w:cs="Times New Roman"/>
           <w:lang w:val="tr-TR"/>
         </w:rPr>
+        <w:t xml:space="preserve"> yönüne); hacim büyütülünce renk önce açılır, sonra bir miktar koyulaşır (NO</w:t>
+      </w:r>
+      <w:r>
+        <w:rPr>
+          <w:rFonts w:ascii="Times New Roman" w:hAnsi="Times New Roman" w:cs="Times New Roman"/>
+          <w:lang w:val="tr-TR"/>
+          <w:vertAlign w:val="subscript"/>
+        </w:rPr>
+        <w:t xml:space="preserve">2</w:t>
+      </w:r>
+      <w:r>
+        <w:rPr>
+          <w:rFonts w:ascii="Times New Roman" w:hAnsi="Times New Roman" w:cs="Times New Roman"/>
+          <w:lang w:val="tr-TR"/>
+        </w:rPr>
         <w:t xml:space="preserve"> yönüne). Sıcaklık artınca renk koyulaşır (NO</w:t>
       </w:r>
       <w:r>
         <w:rPr>
           <w:rFonts w:ascii="Times New Roman" w:hAnsi="Times New Roman" w:cs="Times New Roman"/>
-          <w:vertAlign w:val="subscript"/>
-          <w:lang w:val="tr-TR"/>
+          <w:lang w:val="tr-TR"/>
+          <w:vertAlign w:val="subscript"/>
         </w:rPr>
         <w:t xml:space="preserve">2</w:t>
       </w:r>
@@ -1561,7 +1636,37 @@
           <w:rFonts w:ascii="Times New Roman" w:hAnsi="Times New Roman" w:cs="Times New Roman"/>
           <w:lang w:val="tr-TR"/>
         </w:rPr>
-        <w:t xml:space="preserve"> yönüne, endotermik yön). Katalizör dengeyi kaydırmaz, dengeye ulaşma süresini kısaltır. Diğer sorular: Öğrenci özgün cevaplarını oluşturur.</w:t>
+        <w:t xml:space="preserve"> yönüne, endotermik yön); sıcaklık azalınca renk açılır (N</w:t>
+      </w:r>
+      <w:r>
+        <w:rPr>
+          <w:rFonts w:ascii="Times New Roman" w:hAnsi="Times New Roman" w:cs="Times New Roman"/>
+          <w:lang w:val="tr-TR"/>
+          <w:vertAlign w:val="subscript"/>
+        </w:rPr>
+        <w:t xml:space="preserve">2</w:t>
+      </w:r>
+      <w:r>
+        <w:rPr>
+          <w:rFonts w:ascii="Times New Roman" w:hAnsi="Times New Roman" w:cs="Times New Roman"/>
+          <w:lang w:val="tr-TR"/>
+        </w:rPr>
+        <w:t xml:space="preserve">O</w:t>
+      </w:r>
+      <w:r>
+        <w:rPr>
+          <w:rFonts w:ascii="Times New Roman" w:hAnsi="Times New Roman" w:cs="Times New Roman"/>
+          <w:lang w:val="tr-TR"/>
+          <w:vertAlign w:val="subscript"/>
+        </w:rPr>
+        <w:t xml:space="preserve">4</w:t>
+      </w:r>
+      <w:r>
+        <w:rPr>
+          <w:rFonts w:ascii="Times New Roman" w:hAnsi="Times New Roman" w:cs="Times New Roman"/>
+          <w:lang w:val="tr-TR"/>
+        </w:rPr>
+        <w:t xml:space="preserve"> yönüne, ekzotermik yön). Katalizör dengeyi kaydırmaz, dengeye ulaşma süresini kısaltır. Le Chatelier ilkesi: Dengedeki bir sisteme dışarıdan bir etki yapıldığında sistem bu etkiyi azaltacak yönde tepki verir; tablodaki her kayma bu ilkeyle uyumludur. Diğer sorular: Öğrenci özgün cevaplarını oluşturur.</w:t>
       </w:r>
     </w:p>
     <w:p>
@@ -2956,8 +3061,8 @@
       <w:r>
         <w:rPr>
           <w:rFonts w:ascii="Times New Roman" w:hAnsi="Times New Roman" w:cs="Times New Roman"/>
-          <w:vertAlign w:val="superscript"/>
-          <w:lang w:val="tr-TR"/>
+          <w:lang w:val="tr-TR"/>
+          <w:vertAlign w:val="superscript"/>
         </w:rPr>
         <w:t xml:space="preserve">−</w:t>
       </w:r>
@@ -2966,13 +3071,13 @@
           <w:rFonts w:ascii="Times New Roman" w:hAnsi="Times New Roman" w:cs="Times New Roman"/>
           <w:lang w:val="tr-TR"/>
         </w:rPr>
-        <w:t xml:space="preserve">] = √(1,14·10</w:t>
-      </w:r>
-      <w:r>
-        <w:rPr>
-          <w:rFonts w:ascii="Times New Roman" w:hAnsi="Times New Roman" w:cs="Times New Roman"/>
-          <w:vertAlign w:val="superscript"/>
-          <w:lang w:val="tr-TR"/>
+        <w:t xml:space="preserve">] = √(2,92·10</w:t>
+      </w:r>
+      <w:r>
+        <w:rPr>
+          <w:rFonts w:ascii="Times New Roman" w:hAnsi="Times New Roman" w:cs="Times New Roman"/>
+          <w:lang w:val="tr-TR"/>
+          <w:vertAlign w:val="superscript"/>
         </w:rPr>
         <w:t xml:space="preserve">-15</w:t>
       </w:r>
@@ -2981,13 +3086,13 @@
           <w:rFonts w:ascii="Times New Roman" w:hAnsi="Times New Roman" w:cs="Times New Roman"/>
           <w:lang w:val="tr-TR"/>
         </w:rPr>
-        <w:t xml:space="preserve">) = 3,4·10</w:t>
-      </w:r>
-      <w:r>
-        <w:rPr>
-          <w:rFonts w:ascii="Times New Roman" w:hAnsi="Times New Roman" w:cs="Times New Roman"/>
-          <w:vertAlign w:val="superscript"/>
-          <w:lang w:val="tr-TR"/>
+        <w:t xml:space="preserve">) = 5,40·10</w:t>
+      </w:r>
+      <w:r>
+        <w:rPr>
+          <w:rFonts w:ascii="Times New Roman" w:hAnsi="Times New Roman" w:cs="Times New Roman"/>
+          <w:lang w:val="tr-TR"/>
+          <w:vertAlign w:val="superscript"/>
         </w:rPr>
         <w:t xml:space="preserve">-8</w:t>
       </w:r>
@@ -2996,13 +3101,28 @@
           <w:rFonts w:ascii="Times New Roman" w:hAnsi="Times New Roman" w:cs="Times New Roman"/>
           <w:lang w:val="tr-TR"/>
         </w:rPr>
-        <w:t xml:space="preserve"> mol/L. [H</w:t>
-      </w:r>
-      <w:r>
-        <w:rPr>
-          <w:rFonts w:ascii="Times New Roman" w:hAnsi="Times New Roman" w:cs="Times New Roman"/>
-          <w:vertAlign w:val="subscript"/>
-          <w:lang w:val="tr-TR"/>
+        <w:t xml:space="preserve"> mol/L; pH = −log(5,40·10</w:t>
+      </w:r>
+      <w:r>
+        <w:rPr>
+          <w:rFonts w:ascii="Times New Roman" w:hAnsi="Times New Roman" w:cs="Times New Roman"/>
+          <w:lang w:val="tr-TR"/>
+          <w:vertAlign w:val="superscript"/>
+        </w:rPr>
+        <w:t xml:space="preserve">-8</w:t>
+      </w:r>
+      <w:r>
+        <w:rPr>
+          <w:rFonts w:ascii="Times New Roman" w:hAnsi="Times New Roman" w:cs="Times New Roman"/>
+          <w:lang w:val="tr-TR"/>
+        </w:rPr>
+        <w:t xml:space="preserve">) = 7,27. [H</w:t>
+      </w:r>
+      <w:r>
+        <w:rPr>
+          <w:rFonts w:ascii="Times New Roman" w:hAnsi="Times New Roman" w:cs="Times New Roman"/>
+          <w:lang w:val="tr-TR"/>
+          <w:vertAlign w:val="subscript"/>
         </w:rPr>
         <w:t xml:space="preserve">3</w:t>
       </w:r>
@@ -3016,8 +3136,8 @@
       <w:r>
         <w:rPr>
           <w:rFonts w:ascii="Times New Roman" w:hAnsi="Times New Roman" w:cs="Times New Roman"/>
-          <w:vertAlign w:val="superscript"/>
-          <w:lang w:val="tr-TR"/>
+          <w:lang w:val="tr-TR"/>
+          <w:vertAlign w:val="superscript"/>
         </w:rPr>
         <w:t xml:space="preserve">+</w:t>
       </w:r>
@@ -3031,8 +3151,8 @@
       <w:r>
         <w:rPr>
           <w:rFonts w:ascii="Times New Roman" w:hAnsi="Times New Roman" w:cs="Times New Roman"/>
-          <w:vertAlign w:val="superscript"/>
-          <w:lang w:val="tr-TR"/>
+          <w:lang w:val="tr-TR"/>
+          <w:vertAlign w:val="superscript"/>
         </w:rPr>
         <w:t xml:space="preserve">−</w:t>
       </w:r>
@@ -3041,7 +3161,7 @@
           <w:rFonts w:ascii="Times New Roman" w:hAnsi="Times New Roman" w:cs="Times New Roman"/>
           <w:lang w:val="tr-TR"/>
         </w:rPr>
-        <w:t xml:space="preserve">] olduğundan saf su bu sıcaklıkta da nötrdür; pH = 7 ölçütü yalnızca 25 °C için geçerlidir.</w:t>
+        <w:t xml:space="preserve">] olduğundan saf su bu sıcaklıkta da nötrdür; pH = 7 nötrlük ölçütü yalnızca 25 °C için geçerlidir.</w:t>
       </w:r>
     </w:p>
     <w:p>
@@ -3077,13 +3197,28 @@
           <w:rFonts w:ascii="Times New Roman" w:hAnsi="Times New Roman" w:cs="Times New Roman"/>
           <w:lang w:val="tr-TR"/>
         </w:rPr>
-        <w:t xml:space="preserve">Arrhenius ile açıklanabilenler: I, II, IV, VI (sulu ortamda H</w:t>
-      </w:r>
-      <w:r>
-        <w:rPr>
-          <w:rFonts w:ascii="Times New Roman" w:hAnsi="Times New Roman" w:cs="Times New Roman"/>
-          <w:vertAlign w:val="subscript"/>
-          <w:lang w:val="tr-TR"/>
+        <w:t xml:space="preserve">Arrhenius ile açıklanabilenler: I, II, IV (III’te OH</w:t>
+      </w:r>
+      <w:r>
+        <w:rPr>
+          <w:rFonts w:ascii="Times New Roman" w:hAnsi="Times New Roman" w:cs="Times New Roman"/>
+          <w:lang w:val="tr-TR"/>
+          <w:vertAlign w:val="superscript"/>
+        </w:rPr>
+        <w:t xml:space="preserve">−</w:t>
+      </w:r>
+      <w:r>
+        <w:rPr>
+          <w:rFonts w:ascii="Times New Roman" w:hAnsi="Times New Roman" w:cs="Times New Roman"/>
+          <w:lang w:val="tr-TR"/>
+        </w:rPr>
+        <w:t xml:space="preserve">, VI’da H</w:t>
+      </w:r>
+      <w:r>
+        <w:rPr>
+          <w:rFonts w:ascii="Times New Roman" w:hAnsi="Times New Roman" w:cs="Times New Roman"/>
+          <w:lang w:val="tr-TR"/>
+          <w:vertAlign w:val="subscript"/>
         </w:rPr>
         <w:t xml:space="preserve">3</w:t>
       </w:r>
@@ -3097,8 +3232,8 @@
       <w:r>
         <w:rPr>
           <w:rFonts w:ascii="Times New Roman" w:hAnsi="Times New Roman" w:cs="Times New Roman"/>
-          <w:vertAlign w:val="superscript"/>
-          <w:lang w:val="tr-TR"/>
+          <w:lang w:val="tr-TR"/>
+          <w:vertAlign w:val="superscript"/>
         </w:rPr>
         <w:t xml:space="preserve">+</w:t>
       </w:r>
@@ -3107,13 +3242,28 @@
           <w:rFonts w:ascii="Times New Roman" w:hAnsi="Times New Roman" w:cs="Times New Roman"/>
           <w:lang w:val="tr-TR"/>
         </w:rPr>
-        <w:t xml:space="preserve">/OH</w:t>
-      </w:r>
-      <w:r>
-        <w:rPr>
-          <w:rFonts w:ascii="Times New Roman" w:hAnsi="Times New Roman" w:cs="Times New Roman"/>
-          <w:vertAlign w:val="superscript"/>
-          <w:lang w:val="tr-TR"/>
+        <w:t xml:space="preserve"> oluşsa da NH</w:t>
+      </w:r>
+      <w:r>
+        <w:rPr>
+          <w:rFonts w:ascii="Times New Roman" w:hAnsi="Times New Roman" w:cs="Times New Roman"/>
+          <w:lang w:val="tr-TR"/>
+          <w:vertAlign w:val="subscript"/>
+        </w:rPr>
+        <w:t xml:space="preserve">3</w:t>
+      </w:r>
+      <w:r>
+        <w:rPr>
+          <w:rFonts w:ascii="Times New Roman" w:hAnsi="Times New Roman" w:cs="Times New Roman"/>
+          <w:lang w:val="tr-TR"/>
+        </w:rPr>
+        <w:t xml:space="preserve">’ün yapısında OH</w:t>
+      </w:r>
+      <w:r>
+        <w:rPr>
+          <w:rFonts w:ascii="Times New Roman" w:hAnsi="Times New Roman" w:cs="Times New Roman"/>
+          <w:lang w:val="tr-TR"/>
+          <w:vertAlign w:val="superscript"/>
         </w:rPr>
         <w:t xml:space="preserve">−</w:t>
       </w:r>
@@ -3122,28 +3272,43 @@
           <w:rFonts w:ascii="Times New Roman" w:hAnsi="Times New Roman" w:cs="Times New Roman"/>
           <w:lang w:val="tr-TR"/>
         </w:rPr>
-        <w:t xml:space="preserve"> oluşanlar; III’te OH</w:t>
-      </w:r>
-      <w:r>
-        <w:rPr>
-          <w:rFonts w:ascii="Times New Roman" w:hAnsi="Times New Roman" w:cs="Times New Roman"/>
-          <w:vertAlign w:val="superscript"/>
-          <w:lang w:val="tr-TR"/>
-        </w:rPr>
-        <w:t xml:space="preserve">−</w:t>
-      </w:r>
-      <w:r>
-        <w:rPr>
-          <w:rFonts w:ascii="Times New Roman" w:hAnsi="Times New Roman" w:cs="Times New Roman"/>
-          <w:lang w:val="tr-TR"/>
-        </w:rPr>
-        <w:t xml:space="preserve"> oluşsa da NH</w:t>
-      </w:r>
-      <w:r>
-        <w:rPr>
-          <w:rFonts w:ascii="Times New Roman" w:hAnsi="Times New Roman" w:cs="Times New Roman"/>
-          <w:vertAlign w:val="subscript"/>
-          <w:lang w:val="tr-TR"/>
+        <w:t xml:space="preserve">, CO</w:t>
+      </w:r>
+      <w:r>
+        <w:rPr>
+          <w:rFonts w:ascii="Times New Roman" w:hAnsi="Times New Roman" w:cs="Times New Roman"/>
+          <w:lang w:val="tr-TR"/>
+          <w:vertAlign w:val="subscript"/>
+        </w:rPr>
+        <w:t xml:space="preserve">2</w:t>
+      </w:r>
+      <w:r>
+        <w:rPr>
+          <w:rFonts w:ascii="Times New Roman" w:hAnsi="Times New Roman" w:cs="Times New Roman"/>
+          <w:lang w:val="tr-TR"/>
+        </w:rPr>
+        <w:t xml:space="preserve">’nin yapısında H bulunmaz). Brønsted-Lowry ile tümü açıklanabilir. III’te su asit, IV’te su baz gibi davranır (amfoter). Ametal oksitler suyla tepkimeye girerek asit (H</w:t>
+      </w:r>
+      <w:r>
+        <w:rPr>
+          <w:rFonts w:ascii="Times New Roman" w:hAnsi="Times New Roman" w:cs="Times New Roman"/>
+          <w:lang w:val="tr-TR"/>
+          <w:vertAlign w:val="subscript"/>
+        </w:rPr>
+        <w:t xml:space="preserve">2</w:t>
+      </w:r>
+      <w:r>
+        <w:rPr>
+          <w:rFonts w:ascii="Times New Roman" w:hAnsi="Times New Roman" w:cs="Times New Roman"/>
+          <w:lang w:val="tr-TR"/>
+        </w:rPr>
+        <w:t xml:space="preserve">CO</w:t>
+      </w:r>
+      <w:r>
+        <w:rPr>
+          <w:rFonts w:ascii="Times New Roman" w:hAnsi="Times New Roman" w:cs="Times New Roman"/>
+          <w:lang w:val="tr-TR"/>
+          <w:vertAlign w:val="subscript"/>
         </w:rPr>
         <w:t xml:space="preserve">3</w:t>
       </w:r>
@@ -3152,28 +3317,28 @@
           <w:rFonts w:ascii="Times New Roman" w:hAnsi="Times New Roman" w:cs="Times New Roman"/>
           <w:lang w:val="tr-TR"/>
         </w:rPr>
-        <w:t xml:space="preserve"> yapısında OH</w:t>
-      </w:r>
-      <w:r>
-        <w:rPr>
-          <w:rFonts w:ascii="Times New Roman" w:hAnsi="Times New Roman" w:cs="Times New Roman"/>
-          <w:vertAlign w:val="superscript"/>
-          <w:lang w:val="tr-TR"/>
-        </w:rPr>
-        <w:t xml:space="preserve">−</w:t>
-      </w:r>
-      <w:r>
-        <w:rPr>
-          <w:rFonts w:ascii="Times New Roman" w:hAnsi="Times New Roman" w:cs="Times New Roman"/>
-          <w:lang w:val="tr-TR"/>
-        </w:rPr>
-        <w:t xml:space="preserve"> bulunmaz). Brønsted-Lowry ile tümü açıklanabilir. III’te su asit, IV’te su baz gibi davranır (amfoter). Ametal oksitler suyla tepkimeye girerek H</w:t>
-      </w:r>
-      <w:r>
-        <w:rPr>
-          <w:rFonts w:ascii="Times New Roman" w:hAnsi="Times New Roman" w:cs="Times New Roman"/>
-          <w:vertAlign w:val="subscript"/>
-          <w:lang w:val="tr-TR"/>
+        <w:t xml:space="preserve">, H</w:t>
+      </w:r>
+      <w:r>
+        <w:rPr>
+          <w:rFonts w:ascii="Times New Roman" w:hAnsi="Times New Roman" w:cs="Times New Roman"/>
+          <w:lang w:val="tr-TR"/>
+          <w:vertAlign w:val="subscript"/>
+        </w:rPr>
+        <w:t xml:space="preserve">2</w:t>
+      </w:r>
+      <w:r>
+        <w:rPr>
+          <w:rFonts w:ascii="Times New Roman" w:hAnsi="Times New Roman" w:cs="Times New Roman"/>
+          <w:lang w:val="tr-TR"/>
+        </w:rPr>
+        <w:t xml:space="preserve">SO</w:t>
+      </w:r>
+      <w:r>
+        <w:rPr>
+          <w:rFonts w:ascii="Times New Roman" w:hAnsi="Times New Roman" w:cs="Times New Roman"/>
+          <w:lang w:val="tr-TR"/>
+          <w:vertAlign w:val="subscript"/>
         </w:rPr>
         <w:t xml:space="preserve">3</w:t>
       </w:r>
@@ -3182,13 +3347,28 @@
           <w:rFonts w:ascii="Times New Roman" w:hAnsi="Times New Roman" w:cs="Times New Roman"/>
           <w:lang w:val="tr-TR"/>
         </w:rPr>
+        <w:t xml:space="preserve">) oluşturur; bu asitler suya proton vererek H</w:t>
+      </w:r>
+      <w:r>
+        <w:rPr>
+          <w:rFonts w:ascii="Times New Roman" w:hAnsi="Times New Roman" w:cs="Times New Roman"/>
+          <w:lang w:val="tr-TR"/>
+          <w:vertAlign w:val="subscript"/>
+        </w:rPr>
+        <w:t xml:space="preserve">3</w:t>
+      </w:r>
+      <w:r>
+        <w:rPr>
+          <w:rFonts w:ascii="Times New Roman" w:hAnsi="Times New Roman" w:cs="Times New Roman"/>
+          <w:lang w:val="tr-TR"/>
+        </w:rPr>
         <w:t xml:space="preserve">O</w:t>
       </w:r>
       <w:r>
         <w:rPr>
           <w:rFonts w:ascii="Times New Roman" w:hAnsi="Times New Roman" w:cs="Times New Roman"/>
-          <w:vertAlign w:val="superscript"/>
-          <w:lang w:val="tr-TR"/>
+          <w:lang w:val="tr-TR"/>
+          <w:vertAlign w:val="superscript"/>
         </w:rPr>
         <w:t xml:space="preserve">+</w:t>
       </w:r>
@@ -3197,7 +3377,37 @@
           <w:rFonts w:ascii="Times New Roman" w:hAnsi="Times New Roman" w:cs="Times New Roman"/>
           <w:lang w:val="tr-TR"/>
         </w:rPr>
-        <w:t xml:space="preserve"> oluşturur. Diğer cevaplar öğrenciye özgüdür.</w:t>
+        <w:t xml:space="preserve"> derişimini artırır. Bu nedenle CO</w:t>
+      </w:r>
+      <w:r>
+        <w:rPr>
+          <w:rFonts w:ascii="Times New Roman" w:hAnsi="Times New Roman" w:cs="Times New Roman"/>
+          <w:lang w:val="tr-TR"/>
+          <w:vertAlign w:val="subscript"/>
+        </w:rPr>
+        <w:t xml:space="preserve">2</w:t>
+      </w:r>
+      <w:r>
+        <w:rPr>
+          <w:rFonts w:ascii="Times New Roman" w:hAnsi="Times New Roman" w:cs="Times New Roman"/>
+          <w:lang w:val="tr-TR"/>
+        </w:rPr>
+        <w:t xml:space="preserve"> ile etkileşen suyun pH değeri düşer ve SO</w:t>
+      </w:r>
+      <w:r>
+        <w:rPr>
+          <w:rFonts w:ascii="Times New Roman" w:hAnsi="Times New Roman" w:cs="Times New Roman"/>
+          <w:lang w:val="tr-TR"/>
+          <w:vertAlign w:val="subscript"/>
+        </w:rPr>
+        <w:t xml:space="preserve">2</w:t>
+      </w:r>
+      <w:r>
+        <w:rPr>
+          <w:rFonts w:ascii="Times New Roman" w:hAnsi="Times New Roman" w:cs="Times New Roman"/>
+          <w:lang w:val="tr-TR"/>
+        </w:rPr>
+        <w:t xml:space="preserve"> çözeltisi mavi turnusolü kırmızıya çevirir. Bu açıklama Arrhenius teorisiyle yapılamaz, Brønsted-Lowry teorisiyle yapılabilir. Diğer cevaplar öğrenciye özgüdür.</w:t>
       </w:r>
     </w:p>
     <w:p>
@@ -4461,13 +4671,13 @@
           <w:rFonts w:ascii="Times New Roman" w:hAnsi="Times New Roman" w:cs="Times New Roman"/>
           <w:lang w:val="tr-TR"/>
         </w:rPr>
-        <w:t xml:space="preserve">4. NaOH: yalnızca Na</w:t>
-      </w:r>
-      <w:r>
-        <w:rPr>
-          <w:rFonts w:ascii="Times New Roman" w:hAnsi="Times New Roman" w:cs="Times New Roman"/>
-          <w:vertAlign w:val="superscript"/>
-          <w:lang w:val="tr-TR"/>
+        <w:t xml:space="preserve">4. KOH: yalnızca K</w:t>
+      </w:r>
+      <w:r>
+        <w:rPr>
+          <w:rFonts w:ascii="Times New Roman" w:hAnsi="Times New Roman" w:cs="Times New Roman"/>
+          <w:lang w:val="tr-TR"/>
+          <w:vertAlign w:val="superscript"/>
         </w:rPr>
         <w:t xml:space="preserve">+</w:t>
       </w:r>
@@ -4481,8 +4691,8 @@
       <w:r>
         <w:rPr>
           <w:rFonts w:ascii="Times New Roman" w:hAnsi="Times New Roman" w:cs="Times New Roman"/>
-          <w:vertAlign w:val="superscript"/>
-          <w:lang w:val="tr-TR"/>
+          <w:lang w:val="tr-TR"/>
+          <w:vertAlign w:val="superscript"/>
         </w:rPr>
         <w:t xml:space="preserve">−</w:t>
       </w:r>
@@ -4491,13 +4701,13 @@
           <w:rFonts w:ascii="Times New Roman" w:hAnsi="Times New Roman" w:cs="Times New Roman"/>
           <w:lang w:val="tr-TR"/>
         </w:rPr>
-        <w:t xml:space="preserve"> iyonları; NH</w:t>
-      </w:r>
-      <w:r>
-        <w:rPr>
-          <w:rFonts w:ascii="Times New Roman" w:hAnsi="Times New Roman" w:cs="Times New Roman"/>
-          <w:vertAlign w:val="subscript"/>
-          <w:lang w:val="tr-TR"/>
+        <w:t xml:space="preserve"> iyonları; CH</w:t>
+      </w:r>
+      <w:r>
+        <w:rPr>
+          <w:rFonts w:ascii="Times New Roman" w:hAnsi="Times New Roman" w:cs="Times New Roman"/>
+          <w:lang w:val="tr-TR"/>
+          <w:vertAlign w:val="subscript"/>
         </w:rPr>
         <w:t xml:space="preserve">3</w:t>
       </w:r>
@@ -4506,13 +4716,28 @@
           <w:rFonts w:ascii="Times New Roman" w:hAnsi="Times New Roman" w:cs="Times New Roman"/>
           <w:lang w:val="tr-TR"/>
         </w:rPr>
-        <w:t xml:space="preserve">: çoğunlukla NH</w:t>
-      </w:r>
-      <w:r>
-        <w:rPr>
-          <w:rFonts w:ascii="Times New Roman" w:hAnsi="Times New Roman" w:cs="Times New Roman"/>
-          <w:vertAlign w:val="subscript"/>
-          <w:lang w:val="tr-TR"/>
+        <w:t xml:space="preserve">NH</w:t>
+      </w:r>
+      <w:r>
+        <w:rPr>
+          <w:rFonts w:ascii="Times New Roman" w:hAnsi="Times New Roman" w:cs="Times New Roman"/>
+          <w:lang w:val="tr-TR"/>
+          <w:vertAlign w:val="subscript"/>
+        </w:rPr>
+        <w:t xml:space="preserve">2</w:t>
+      </w:r>
+      <w:r>
+        <w:rPr>
+          <w:rFonts w:ascii="Times New Roman" w:hAnsi="Times New Roman" w:cs="Times New Roman"/>
+          <w:lang w:val="tr-TR"/>
+        </w:rPr>
+        <w:t xml:space="preserve">: çoğunlukla CH</w:t>
+      </w:r>
+      <w:r>
+        <w:rPr>
+          <w:rFonts w:ascii="Times New Roman" w:hAnsi="Times New Roman" w:cs="Times New Roman"/>
+          <w:lang w:val="tr-TR"/>
+          <w:vertAlign w:val="subscript"/>
         </w:rPr>
         <w:t xml:space="preserve">3</w:t>
       </w:r>
@@ -4521,21 +4746,51 @@
           <w:rFonts w:ascii="Times New Roman" w:hAnsi="Times New Roman" w:cs="Times New Roman"/>
           <w:lang w:val="tr-TR"/>
         </w:rPr>
-        <w:t xml:space="preserve"> molekülleri, az sayıda NH</w:t>
-      </w:r>
-      <w:r>
-        <w:rPr>
-          <w:rFonts w:ascii="Times New Roman" w:hAnsi="Times New Roman" w:cs="Times New Roman"/>
-          <w:vertAlign w:val="subscript"/>
-          <w:lang w:val="tr-TR"/>
-        </w:rPr>
-        <w:t xml:space="preserve">4</w:t>
-      </w:r>
-      <w:r>
-        <w:rPr>
-          <w:rFonts w:ascii="Times New Roman" w:hAnsi="Times New Roman" w:cs="Times New Roman"/>
-          <w:vertAlign w:val="superscript"/>
-          <w:lang w:val="tr-TR"/>
+        <w:t xml:space="preserve">NH</w:t>
+      </w:r>
+      <w:r>
+        <w:rPr>
+          <w:rFonts w:ascii="Times New Roman" w:hAnsi="Times New Roman" w:cs="Times New Roman"/>
+          <w:lang w:val="tr-TR"/>
+          <w:vertAlign w:val="subscript"/>
+        </w:rPr>
+        <w:t xml:space="preserve">2</w:t>
+      </w:r>
+      <w:r>
+        <w:rPr>
+          <w:rFonts w:ascii="Times New Roman" w:hAnsi="Times New Roman" w:cs="Times New Roman"/>
+          <w:lang w:val="tr-TR"/>
+        </w:rPr>
+        <w:t xml:space="preserve"> molekülleri, az sayıda CH</w:t>
+      </w:r>
+      <w:r>
+        <w:rPr>
+          <w:rFonts w:ascii="Times New Roman" w:hAnsi="Times New Roman" w:cs="Times New Roman"/>
+          <w:lang w:val="tr-TR"/>
+          <w:vertAlign w:val="subscript"/>
+        </w:rPr>
+        <w:t xml:space="preserve">3</w:t>
+      </w:r>
+      <w:r>
+        <w:rPr>
+          <w:rFonts w:ascii="Times New Roman" w:hAnsi="Times New Roman" w:cs="Times New Roman"/>
+          <w:lang w:val="tr-TR"/>
+        </w:rPr>
+        <w:t xml:space="preserve">NH</w:t>
+      </w:r>
+      <w:r>
+        <w:rPr>
+          <w:rFonts w:ascii="Times New Roman" w:hAnsi="Times New Roman" w:cs="Times New Roman"/>
+          <w:lang w:val="tr-TR"/>
+          <w:vertAlign w:val="subscript"/>
+        </w:rPr>
+        <w:t xml:space="preserve">3</w:t>
+      </w:r>
+      <w:r>
+        <w:rPr>
+          <w:rFonts w:ascii="Times New Roman" w:hAnsi="Times New Roman" w:cs="Times New Roman"/>
+          <w:lang w:val="tr-TR"/>
+          <w:vertAlign w:val="superscript"/>
         </w:rPr>
         <w:t xml:space="preserve">+</w:t>
       </w:r>
@@ -4549,8 +4804,8 @@
       <w:r>
         <w:rPr>
           <w:rFonts w:ascii="Times New Roman" w:hAnsi="Times New Roman" w:cs="Times New Roman"/>
-          <w:vertAlign w:val="superscript"/>
-          <w:lang w:val="tr-TR"/>
+          <w:lang w:val="tr-TR"/>
+          <w:vertAlign w:val="superscript"/>
         </w:rPr>
         <w:t xml:space="preserve">−</w:t>
       </w:r>
@@ -4600,8 +4855,8 @@
       <w:r>
         <w:rPr>
           <w:rFonts w:ascii="Times New Roman" w:hAnsi="Times New Roman" w:cs="Times New Roman"/>
-          <w:vertAlign w:val="subscript"/>
-          <w:lang w:val="tr-TR"/>
+          <w:lang w:val="tr-TR"/>
+          <w:vertAlign w:val="subscript"/>
         </w:rPr>
         <w:t xml:space="preserve">3</w:t>
       </w:r>
@@ -4615,8 +4870,8 @@
       <w:r>
         <w:rPr>
           <w:rFonts w:ascii="Times New Roman" w:hAnsi="Times New Roman" w:cs="Times New Roman"/>
-          <w:vertAlign w:val="superscript"/>
-          <w:lang w:val="tr-TR"/>
+          <w:lang w:val="tr-TR"/>
+          <w:vertAlign w:val="superscript"/>
         </w:rPr>
         <w:t xml:space="preserve">+</w:t>
       </w:r>
@@ -4630,8 +4885,8 @@
       <w:r>
         <w:rPr>
           <w:rFonts w:ascii="Times New Roman" w:hAnsi="Times New Roman" w:cs="Times New Roman"/>
-          <w:vertAlign w:val="superscript"/>
-          <w:lang w:val="tr-TR"/>
+          <w:lang w:val="tr-TR"/>
+          <w:vertAlign w:val="superscript"/>
         </w:rPr>
         <w:t xml:space="preserve">−</w:t>
       </w:r>
@@ -4645,8 +4900,8 @@
       <w:r>
         <w:rPr>
           <w:rFonts w:ascii="Times New Roman" w:hAnsi="Times New Roman" w:cs="Times New Roman"/>
-          <w:vertAlign w:val="superscript"/>
-          <w:lang w:val="tr-TR"/>
+          <w:lang w:val="tr-TR"/>
+          <w:vertAlign w:val="superscript"/>
         </w:rPr>
         <w:t xml:space="preserve">-13</w:t>
       </w:r>
@@ -4660,8 +4915,8 @@
       <w:r>
         <w:rPr>
           <w:rFonts w:ascii="Times New Roman" w:hAnsi="Times New Roman" w:cs="Times New Roman"/>
-          <w:vertAlign w:val="subscript"/>
-          <w:lang w:val="tr-TR"/>
+          <w:lang w:val="tr-TR"/>
+          <w:vertAlign w:val="subscript"/>
         </w:rPr>
         <w:t xml:space="preserve">3</w:t>
       </w:r>
@@ -4675,8 +4930,8 @@
       <w:r>
         <w:rPr>
           <w:rFonts w:ascii="Times New Roman" w:hAnsi="Times New Roman" w:cs="Times New Roman"/>
-          <w:vertAlign w:val="subscript"/>
-          <w:lang w:val="tr-TR"/>
+          <w:lang w:val="tr-TR"/>
+          <w:vertAlign w:val="subscript"/>
         </w:rPr>
         <w:t xml:space="preserve">3</w:t>
       </w:r>
@@ -4690,8 +4945,8 @@
       <w:r>
         <w:rPr>
           <w:rFonts w:ascii="Times New Roman" w:hAnsi="Times New Roman" w:cs="Times New Roman"/>
-          <w:vertAlign w:val="superscript"/>
-          <w:lang w:val="tr-TR"/>
+          <w:lang w:val="tr-TR"/>
+          <w:vertAlign w:val="superscript"/>
         </w:rPr>
         <w:t xml:space="preserve">+</w:t>
       </w:r>
@@ -4705,8 +4960,8 @@
       <w:r>
         <w:rPr>
           <w:rFonts w:ascii="Times New Roman" w:hAnsi="Times New Roman" w:cs="Times New Roman"/>
-          <w:vertAlign w:val="superscript"/>
-          <w:lang w:val="tr-TR"/>
+          <w:lang w:val="tr-TR"/>
+          <w:vertAlign w:val="superscript"/>
         </w:rPr>
         <w:t xml:space="preserve">-3</w:t>
       </w:r>
@@ -4720,8 +4975,8 @@
       <w:r>
         <w:rPr>
           <w:rFonts w:ascii="Times New Roman" w:hAnsi="Times New Roman" w:cs="Times New Roman"/>
-          <w:vertAlign w:val="superscript"/>
-          <w:lang w:val="tr-TR"/>
+          <w:lang w:val="tr-TR"/>
+          <w:vertAlign w:val="superscript"/>
         </w:rPr>
         <w:t xml:space="preserve">−</w:t>
       </w:r>
@@ -4735,8 +4990,8 @@
       <w:r>
         <w:rPr>
           <w:rFonts w:ascii="Times New Roman" w:hAnsi="Times New Roman" w:cs="Times New Roman"/>
-          <w:vertAlign w:val="superscript"/>
-          <w:lang w:val="tr-TR"/>
+          <w:lang w:val="tr-TR"/>
+          <w:vertAlign w:val="superscript"/>
         </w:rPr>
         <w:t xml:space="preserve">-12</w:t>
       </w:r>
@@ -4750,8 +5005,8 @@
       <w:r>
         <w:rPr>
           <w:rFonts w:ascii="Times New Roman" w:hAnsi="Times New Roman" w:cs="Times New Roman"/>
-          <w:vertAlign w:val="subscript"/>
-          <w:lang w:val="tr-TR"/>
+          <w:lang w:val="tr-TR"/>
+          <w:vertAlign w:val="subscript"/>
         </w:rPr>
         <w:t xml:space="preserve">3</w:t>
       </w:r>
@@ -4765,8 +5020,8 @@
       <w:r>
         <w:rPr>
           <w:rFonts w:ascii="Times New Roman" w:hAnsi="Times New Roman" w:cs="Times New Roman"/>
-          <w:vertAlign w:val="superscript"/>
-          <w:lang w:val="tr-TR"/>
+          <w:lang w:val="tr-TR"/>
+          <w:vertAlign w:val="superscript"/>
         </w:rPr>
         <w:t xml:space="preserve">+</w:t>
       </w:r>
@@ -4780,8 +5035,8 @@
       <w:r>
         <w:rPr>
           <w:rFonts w:ascii="Times New Roman" w:hAnsi="Times New Roman" w:cs="Times New Roman"/>
-          <w:vertAlign w:val="superscript"/>
-          <w:lang w:val="tr-TR"/>
+          <w:lang w:val="tr-TR"/>
+          <w:vertAlign w:val="superscript"/>
         </w:rPr>
         <w:t xml:space="preserve">-13</w:t>
       </w:r>
@@ -4795,8 +5050,8 @@
       <w:r>
         <w:rPr>
           <w:rFonts w:ascii="Times New Roman" w:hAnsi="Times New Roman" w:cs="Times New Roman"/>
-          <w:vertAlign w:val="superscript"/>
-          <w:lang w:val="tr-TR"/>
+          <w:lang w:val="tr-TR"/>
+          <w:vertAlign w:val="superscript"/>
         </w:rPr>
         <w:t xml:space="preserve">−</w:t>
       </w:r>
@@ -4810,8 +5065,8 @@
       <w:r>
         <w:rPr>
           <w:rFonts w:ascii="Times New Roman" w:hAnsi="Times New Roman" w:cs="Times New Roman"/>
-          <w:vertAlign w:val="subscript"/>
-          <w:lang w:val="tr-TR"/>
+          <w:lang w:val="tr-TR"/>
+          <w:vertAlign w:val="subscript"/>
         </w:rPr>
         <w:t xml:space="preserve">3</w:t>
       </w:r>
@@ -4825,8 +5080,8 @@
       <w:r>
         <w:rPr>
           <w:rFonts w:ascii="Times New Roman" w:hAnsi="Times New Roman" w:cs="Times New Roman"/>
-          <w:vertAlign w:val="subscript"/>
-          <w:lang w:val="tr-TR"/>
+          <w:lang w:val="tr-TR"/>
+          <w:vertAlign w:val="subscript"/>
         </w:rPr>
         <w:t xml:space="preserve">3</w:t>
       </w:r>
@@ -4840,8 +5095,8 @@
       <w:r>
         <w:rPr>
           <w:rFonts w:ascii="Times New Roman" w:hAnsi="Times New Roman" w:cs="Times New Roman"/>
-          <w:vertAlign w:val="superscript"/>
-          <w:lang w:val="tr-TR"/>
+          <w:lang w:val="tr-TR"/>
+          <w:vertAlign w:val="superscript"/>
         </w:rPr>
         <w:t xml:space="preserve">+</w:t>
       </w:r>
@@ -4855,8 +5110,8 @@
       <w:r>
         <w:rPr>
           <w:rFonts w:ascii="Times New Roman" w:hAnsi="Times New Roman" w:cs="Times New Roman"/>
-          <w:vertAlign w:val="superscript"/>
-          <w:lang w:val="tr-TR"/>
+          <w:lang w:val="tr-TR"/>
+          <w:vertAlign w:val="superscript"/>
         </w:rPr>
         <w:t xml:space="preserve">-12</w:t>
       </w:r>
@@ -4870,8 +5125,8 @@
       <w:r>
         <w:rPr>
           <w:rFonts w:ascii="Times New Roman" w:hAnsi="Times New Roman" w:cs="Times New Roman"/>
-          <w:vertAlign w:val="superscript"/>
-          <w:lang w:val="tr-TR"/>
+          <w:lang w:val="tr-TR"/>
+          <w:vertAlign w:val="superscript"/>
         </w:rPr>
         <w:t xml:space="preserve">−</w:t>
       </w:r>
@@ -4885,8 +5140,8 @@
       <w:r>
         <w:rPr>
           <w:rFonts w:ascii="Times New Roman" w:hAnsi="Times New Roman" w:cs="Times New Roman"/>
-          <w:vertAlign w:val="superscript"/>
-          <w:lang w:val="tr-TR"/>
+          <w:lang w:val="tr-TR"/>
+          <w:vertAlign w:val="superscript"/>
         </w:rPr>
         <w:t xml:space="preserve">-3</w:t>
       </w:r>
@@ -4895,13 +5150,13 @@
           <w:rFonts w:ascii="Times New Roman" w:hAnsi="Times New Roman" w:cs="Times New Roman"/>
           <w:lang w:val="tr-TR"/>
         </w:rPr>
-        <w:t xml:space="preserve"> mol/L. Hesaplanan pH (CH</w:t>
-      </w:r>
-      <w:r>
-        <w:rPr>
-          <w:rFonts w:ascii="Times New Roman" w:hAnsi="Times New Roman" w:cs="Times New Roman"/>
-          <w:vertAlign w:val="subscript"/>
-          <w:lang w:val="tr-TR"/>
+        <w:t xml:space="preserve"> mol/L. Hesaplanan pH değerleri (CH</w:t>
+      </w:r>
+      <w:r>
+        <w:rPr>
+          <w:rFonts w:ascii="Times New Roman" w:hAnsi="Times New Roman" w:cs="Times New Roman"/>
+          <w:lang w:val="tr-TR"/>
+          <w:vertAlign w:val="subscript"/>
         </w:rPr>
         <w:t xml:space="preserve">3</w:t>
       </w:r>
@@ -4910,7 +5165,112 @@
           <w:rFonts w:ascii="Times New Roman" w:hAnsi="Times New Roman" w:cs="Times New Roman"/>
           <w:lang w:val="tr-TR"/>
         </w:rPr>
-        <w:t xml:space="preserve">COOH) = 2,87, ölçülen değerle aynıdır. Diğer cevaplar öğrenciye özgüdür.</w:t>
+        <w:t xml:space="preserve">COOH için 2,87; NH</w:t>
+      </w:r>
+      <w:r>
+        <w:rPr>
+          <w:rFonts w:ascii="Times New Roman" w:hAnsi="Times New Roman" w:cs="Times New Roman"/>
+          <w:lang w:val="tr-TR"/>
+          <w:vertAlign w:val="subscript"/>
+        </w:rPr>
+        <w:t xml:space="preserve">3</w:t>
+      </w:r>
+      <w:r>
+        <w:rPr>
+          <w:rFonts w:ascii="Times New Roman" w:hAnsi="Times New Roman" w:cs="Times New Roman"/>
+          <w:lang w:val="tr-TR"/>
+        </w:rPr>
+        <w:t xml:space="preserve"> için 11,13) ölçülen değerlerle aynıdır. C − x ≈ C yaklaşımı C</w:t>
+      </w:r>
+      <w:r>
+        <w:rPr>
+          <w:rFonts w:ascii="Times New Roman" w:hAnsi="Times New Roman" w:cs="Times New Roman"/>
+          <w:lang w:val="tr-TR"/>
+          <w:vertAlign w:val="subscript"/>
+        </w:rPr>
+        <w:t xml:space="preserve">a</w:t>
+      </w:r>
+      <w:r>
+        <w:rPr>
+          <w:rFonts w:ascii="Times New Roman" w:hAnsi="Times New Roman" w:cs="Times New Roman"/>
+          <w:lang w:val="tr-TR"/>
+        </w:rPr>
+        <w:t xml:space="preserve">/K</w:t>
+      </w:r>
+      <w:r>
+        <w:rPr>
+          <w:rFonts w:ascii="Times New Roman" w:hAnsi="Times New Roman" w:cs="Times New Roman"/>
+          <w:lang w:val="tr-TR"/>
+          <w:vertAlign w:val="subscript"/>
+        </w:rPr>
+        <w:t xml:space="preserve">a</w:t>
+      </w:r>
+      <w:r>
+        <w:rPr>
+          <w:rFonts w:ascii="Times New Roman" w:hAnsi="Times New Roman" w:cs="Times New Roman"/>
+          <w:lang w:val="tr-TR"/>
+        </w:rPr>
+        <w:t xml:space="preserve"> ve C</w:t>
+      </w:r>
+      <w:r>
+        <w:rPr>
+          <w:rFonts w:ascii="Times New Roman" w:hAnsi="Times New Roman" w:cs="Times New Roman"/>
+          <w:lang w:val="tr-TR"/>
+          <w:vertAlign w:val="subscript"/>
+        </w:rPr>
+        <w:t xml:space="preserve">b</w:t>
+      </w:r>
+      <w:r>
+        <w:rPr>
+          <w:rFonts w:ascii="Times New Roman" w:hAnsi="Times New Roman" w:cs="Times New Roman"/>
+          <w:lang w:val="tr-TR"/>
+        </w:rPr>
+        <w:t xml:space="preserve">/K</w:t>
+      </w:r>
+      <w:r>
+        <w:rPr>
+          <w:rFonts w:ascii="Times New Roman" w:hAnsi="Times New Roman" w:cs="Times New Roman"/>
+          <w:lang w:val="tr-TR"/>
+          <w:vertAlign w:val="subscript"/>
+        </w:rPr>
+        <w:t xml:space="preserve">b</w:t>
+      </w:r>
+      <w:r>
+        <w:rPr>
+          <w:rFonts w:ascii="Times New Roman" w:hAnsi="Times New Roman" w:cs="Times New Roman"/>
+          <w:lang w:val="tr-TR"/>
+        </w:rPr>
+        <w:t xml:space="preserve"> oranları 10</w:t>
+      </w:r>
+      <w:r>
+        <w:rPr>
+          <w:rFonts w:ascii="Times New Roman" w:hAnsi="Times New Roman" w:cs="Times New Roman"/>
+          <w:lang w:val="tr-TR"/>
+          <w:vertAlign w:val="superscript"/>
+        </w:rPr>
+        <w:t xml:space="preserve">2</w:t>
+      </w:r>
+      <w:r>
+        <w:rPr>
+          <w:rFonts w:ascii="Times New Roman" w:hAnsi="Times New Roman" w:cs="Times New Roman"/>
+          <w:lang w:val="tr-TR"/>
+        </w:rPr>
+        <w:t xml:space="preserve">’den büyük olduğu için (her ikisi için ≈ 5,6·10</w:t>
+      </w:r>
+      <w:r>
+        <w:rPr>
+          <w:rFonts w:ascii="Times New Roman" w:hAnsi="Times New Roman" w:cs="Times New Roman"/>
+          <w:lang w:val="tr-TR"/>
+          <w:vertAlign w:val="superscript"/>
+        </w:rPr>
+        <w:t xml:space="preserve">3</w:t>
+      </w:r>
+      <w:r>
+        <w:rPr>
+          <w:rFonts w:ascii="Times New Roman" w:hAnsi="Times New Roman" w:cs="Times New Roman"/>
+          <w:lang w:val="tr-TR"/>
+        </w:rPr>
+        <w:t xml:space="preserve">) büyük bir hataya yol açmaz. Diğer cevaplar öğrenciye özgüdür.</w:t>
       </w:r>
     </w:p>
     <w:p>

--- a/CevapAnahtari/Kimya11-tema-2-cevaplar.docx
+++ b/CevapAnahtari/Kimya11-tema-2-cevaplar.docx
@@ -40,6 +40,134 @@
           <w:lang w:val="tr-TR"/>
         </w:rPr>
         <w:t xml:space="preserve">TEMA: ÇEŞİTLİLİK</w:t>
+      </w:r>
+    </w:p>
+    <w:p>
+      <w:pPr>
+        <w:jc w:val="both"/>
+        <w:rPr>
+          <w:rFonts w:ascii="Times New Roman" w:hAnsi="Times New Roman" w:cs="Times New Roman"/>
+          <w:b/>
+          <w:bCs/>
+          <w:lang w:val="tr-TR"/>
+        </w:rPr>
+      </w:pPr>
+      <w:r>
+        <w:rPr>
+          <w:rFonts w:ascii="Times New Roman" w:hAnsi="Times New Roman" w:cs="Times New Roman"/>
+          <w:b/>
+          <w:bCs/>
+          <w:lang w:val="tr-TR"/>
+        </w:rPr>
+        <w:t xml:space="preserve">Köprü Kurma Atölyesi 2.1.</w:t>
+      </w:r>
+    </w:p>
+    <w:p>
+      <w:pPr>
+        <w:jc w:val="both"/>
+        <w:rPr>
+          <w:rFonts w:ascii="Times New Roman" w:hAnsi="Times New Roman" w:cs="Times New Roman"/>
+          <w:lang w:val="tr-TR"/>
+        </w:rPr>
+      </w:pPr>
+      <w:r>
+        <w:rPr>
+          <w:rFonts w:ascii="Times New Roman" w:hAnsi="Times New Roman" w:cs="Times New Roman"/>
+          <w:lang w:val="tr-TR"/>
+        </w:rPr>
+        <w:t xml:space="preserve">1. Atmosferdeki CO</w:t>
+      </w:r>
+      <w:r>
+        <w:rPr>
+          <w:rFonts w:ascii="Times New Roman" w:hAnsi="Times New Roman" w:cs="Times New Roman"/>
+          <w:lang w:val="tr-TR"/>
+          <w:vertAlign w:val="subscript"/>
+        </w:rPr>
+        <w:t xml:space="preserve">2</w:t>
+      </w:r>
+      <w:r>
+        <w:rPr>
+          <w:rFonts w:ascii="Times New Roman" w:hAnsi="Times New Roman" w:cs="Times New Roman"/>
+          <w:lang w:val="tr-TR"/>
+        </w:rPr>
+        <w:t xml:space="preserve"> miktarı arttıkça okyanus suyunda çözünen CO</w:t>
+      </w:r>
+      <w:r>
+        <w:rPr>
+          <w:rFonts w:ascii="Times New Roman" w:hAnsi="Times New Roman" w:cs="Times New Roman"/>
+          <w:lang w:val="tr-TR"/>
+          <w:vertAlign w:val="subscript"/>
+        </w:rPr>
+        <w:t xml:space="preserve">2</w:t>
+      </w:r>
+      <w:r>
+        <w:rPr>
+          <w:rFonts w:ascii="Times New Roman" w:hAnsi="Times New Roman" w:cs="Times New Roman"/>
+          <w:lang w:val="tr-TR"/>
+        </w:rPr>
+        <w:t xml:space="preserve"> miktarı artar; bu da daha fazla karbonik asit oluşmasına neden olur. Bu nedenle okyanus suyunun asitliği artar (pH değeri düşer).</w:t>
+      </w:r>
+    </w:p>
+    <w:p>
+      <w:pPr>
+        <w:jc w:val="both"/>
+        <w:rPr>
+          <w:rFonts w:ascii="Times New Roman" w:hAnsi="Times New Roman" w:cs="Times New Roman"/>
+          <w:lang w:val="tr-TR"/>
+        </w:rPr>
+      </w:pPr>
+      <w:r>
+        <w:rPr>
+          <w:rFonts w:ascii="Times New Roman" w:hAnsi="Times New Roman" w:cs="Times New Roman"/>
+          <w:lang w:val="tr-TR"/>
+        </w:rPr>
+        <w:t xml:space="preserve">2. Asitliği artan suda kalsiyum karbonat oluşumu zorlaşır; kabuklu canlıların kabukları ve iskeletleri incelir, büyümeleri ve hayatta kalmaları zorlaşır, mercanlar ağarabilir.</w:t>
+      </w:r>
+    </w:p>
+    <w:p>
+      <w:pPr>
+        <w:jc w:val="both"/>
+        <w:rPr>
+          <w:rFonts w:ascii="Times New Roman" w:hAnsi="Times New Roman" w:cs="Times New Roman"/>
+          <w:lang w:val="tr-TR"/>
+        </w:rPr>
+      </w:pPr>
+      <w:r>
+        <w:rPr>
+          <w:rFonts w:ascii="Times New Roman" w:hAnsi="Times New Roman" w:cs="Times New Roman"/>
+          <w:lang w:val="tr-TR"/>
+        </w:rPr>
+        <w:t xml:space="preserve">3. Çift yönlü ok, tepkimenin hem ürünler yönünde hem de tepkenler yönünde ilerleyebildiğini gösterir. Örnek: Gazlı içeceğin kapağı açıldığında çözünmüş CO</w:t>
+      </w:r>
+      <w:r>
+        <w:rPr>
+          <w:rFonts w:ascii="Times New Roman" w:hAnsi="Times New Roman" w:cs="Times New Roman"/>
+          <w:lang w:val="tr-TR"/>
+          <w:vertAlign w:val="subscript"/>
+        </w:rPr>
+        <w:t xml:space="preserve">2</w:t>
+      </w:r>
+      <w:r>
+        <w:rPr>
+          <w:rFonts w:ascii="Times New Roman" w:hAnsi="Times New Roman" w:cs="Times New Roman"/>
+          <w:lang w:val="tr-TR"/>
+        </w:rPr>
+        <w:t xml:space="preserve"> gaz hâline geçerek içecekten ayrılır; kapalı şişede ise basınç arttığında CO</w:t>
+      </w:r>
+      <w:r>
+        <w:rPr>
+          <w:rFonts w:ascii="Times New Roman" w:hAnsi="Times New Roman" w:cs="Times New Roman"/>
+          <w:lang w:val="tr-TR"/>
+          <w:vertAlign w:val="subscript"/>
+        </w:rPr>
+        <w:t xml:space="preserve">2</w:t>
+      </w:r>
+      <w:r>
+        <w:rPr>
+          <w:rFonts w:ascii="Times New Roman" w:hAnsi="Times New Roman" w:cs="Times New Roman"/>
+          <w:lang w:val="tr-TR"/>
+        </w:rPr>
+        <w:t xml:space="preserve"> yeniden çözünür.</w:t>
       </w:r>
     </w:p>
     <w:p>
@@ -6378,7 +6506,7 @@
           <w:bCs/>
           <w:lang w:val="tr-TR"/>
         </w:rPr>
-        <w:t xml:space="preserve">Analiz ve Keşif Atölyesi 2.13.</w:t>
+        <w:t xml:space="preserve">Tartışma ve Paylaşım Atölyesi 2.1.</w:t>
       </w:r>
     </w:p>
     <w:p>
@@ -6394,7 +6522,7 @@
           <w:rFonts w:ascii="Times New Roman" w:hAnsi="Times New Roman" w:cs="Times New Roman"/>
           <w:lang w:val="tr-TR"/>
         </w:rPr>
-        <w:t xml:space="preserve">1. Aşama: Öğrenci özgün modelini oluşturur. Doymuş çözeltide çözünme durmamıştır; çözünme ve çökelme aynı hızla sürer (dinamik denge).</w:t>
+        <w:t xml:space="preserve">1. Öğrenci özgün cevabını oluşturur. (Beklenen: Gün içinde asidik besin ve içecekler ağız içi pH değerini düşürür; uyurken tükürük salgısı azaldığı için asitler daha az nötralleşir. Bu nedenle gece kullanılacak diş macununun diş minesini asitlere karşı koruyan florür içeriği ve asitleri nötralleştirme özelliği daha önemlidir.)</w:t>
       </w:r>
     </w:p>
     <w:p>
@@ -6410,218 +6538,7 @@
           <w:rFonts w:ascii="Times New Roman" w:hAnsi="Times New Roman" w:cs="Times New Roman"/>
           <w:lang w:val="tr-TR"/>
         </w:rPr>
-        <w:t xml:space="preserve">2. Aşama: K</w:t>
-      </w:r>
-      <w:r>
-        <w:rPr>
-          <w:rFonts w:ascii="Times New Roman" w:hAnsi="Times New Roman" w:cs="Times New Roman"/>
-          <w:vertAlign w:val="subscript"/>
-          <w:lang w:val="tr-TR"/>
-        </w:rPr>
-        <w:t xml:space="preserve">çç</w:t>
-      </w:r>
-      <w:r>
-        <w:rPr>
-          <w:rFonts w:ascii="Times New Roman" w:hAnsi="Times New Roman" w:cs="Times New Roman"/>
-          <w:lang w:val="tr-TR"/>
-        </w:rPr>
-        <w:t xml:space="preserve">(AgCl) = [Ag</w:t>
-      </w:r>
-      <w:r>
-        <w:rPr>
-          <w:rFonts w:ascii="Times New Roman" w:hAnsi="Times New Roman" w:cs="Times New Roman"/>
-          <w:vertAlign w:val="superscript"/>
-          <w:lang w:val="tr-TR"/>
-        </w:rPr>
-        <w:t xml:space="preserve">+</w:t>
-      </w:r>
-      <w:r>
-        <w:rPr>
-          <w:rFonts w:ascii="Times New Roman" w:hAnsi="Times New Roman" w:cs="Times New Roman"/>
-          <w:lang w:val="tr-TR"/>
-        </w:rPr>
-        <w:t xml:space="preserve">][Cl</w:t>
-      </w:r>
-      <w:r>
-        <w:rPr>
-          <w:rFonts w:ascii="Times New Roman" w:hAnsi="Times New Roman" w:cs="Times New Roman"/>
-          <w:vertAlign w:val="superscript"/>
-          <w:lang w:val="tr-TR"/>
-        </w:rPr>
-        <w:t xml:space="preserve">−</w:t>
-      </w:r>
-      <w:r>
-        <w:rPr>
-          <w:rFonts w:ascii="Times New Roman" w:hAnsi="Times New Roman" w:cs="Times New Roman"/>
-          <w:lang w:val="tr-TR"/>
-        </w:rPr>
-        <w:t xml:space="preserve">]; K</w:t>
-      </w:r>
-      <w:r>
-        <w:rPr>
-          <w:rFonts w:ascii="Times New Roman" w:hAnsi="Times New Roman" w:cs="Times New Roman"/>
-          <w:vertAlign w:val="subscript"/>
-          <w:lang w:val="tr-TR"/>
-        </w:rPr>
-        <w:t xml:space="preserve">çç</w:t>
-      </w:r>
-      <w:r>
-        <w:rPr>
-          <w:rFonts w:ascii="Times New Roman" w:hAnsi="Times New Roman" w:cs="Times New Roman"/>
-          <w:lang w:val="tr-TR"/>
-        </w:rPr>
-        <w:t xml:space="preserve">(BaSO</w:t>
-      </w:r>
-      <w:r>
-        <w:rPr>
-          <w:rFonts w:ascii="Times New Roman" w:hAnsi="Times New Roman" w:cs="Times New Roman"/>
-          <w:vertAlign w:val="subscript"/>
-          <w:lang w:val="tr-TR"/>
-        </w:rPr>
-        <w:t xml:space="preserve">4</w:t>
-      </w:r>
-      <w:r>
-        <w:rPr>
-          <w:rFonts w:ascii="Times New Roman" w:hAnsi="Times New Roman" w:cs="Times New Roman"/>
-          <w:lang w:val="tr-TR"/>
-        </w:rPr>
-        <w:t xml:space="preserve">) = [Ba</w:t>
-      </w:r>
-      <w:r>
-        <w:rPr>
-          <w:rFonts w:ascii="Times New Roman" w:hAnsi="Times New Roman" w:cs="Times New Roman"/>
-          <w:vertAlign w:val="superscript"/>
-          <w:lang w:val="tr-TR"/>
-        </w:rPr>
-        <w:t xml:space="preserve">2+</w:t>
-      </w:r>
-      <w:r>
-        <w:rPr>
-          <w:rFonts w:ascii="Times New Roman" w:hAnsi="Times New Roman" w:cs="Times New Roman"/>
-          <w:lang w:val="tr-TR"/>
-        </w:rPr>
-        <w:t xml:space="preserve">][SO</w:t>
-      </w:r>
-      <w:r>
-        <w:rPr>
-          <w:rFonts w:ascii="Times New Roman" w:hAnsi="Times New Roman" w:cs="Times New Roman"/>
-          <w:vertAlign w:val="subscript"/>
-          <w:lang w:val="tr-TR"/>
-        </w:rPr>
-        <w:t xml:space="preserve">4</w:t>
-      </w:r>
-      <w:r>
-        <w:rPr>
-          <w:rFonts w:ascii="Times New Roman" w:hAnsi="Times New Roman" w:cs="Times New Roman"/>
-          <w:vertAlign w:val="superscript"/>
-          <w:lang w:val="tr-TR"/>
-        </w:rPr>
-        <w:t xml:space="preserve">2−</w:t>
-      </w:r>
-      <w:r>
-        <w:rPr>
-          <w:rFonts w:ascii="Times New Roman" w:hAnsi="Times New Roman" w:cs="Times New Roman"/>
-          <w:lang w:val="tr-TR"/>
-        </w:rPr>
-        <w:t xml:space="preserve">]; K</w:t>
-      </w:r>
-      <w:r>
-        <w:rPr>
-          <w:rFonts w:ascii="Times New Roman" w:hAnsi="Times New Roman" w:cs="Times New Roman"/>
-          <w:vertAlign w:val="subscript"/>
-          <w:lang w:val="tr-TR"/>
-        </w:rPr>
-        <w:t xml:space="preserve">çç</w:t>
-      </w:r>
-      <w:r>
-        <w:rPr>
-          <w:rFonts w:ascii="Times New Roman" w:hAnsi="Times New Roman" w:cs="Times New Roman"/>
-          <w:lang w:val="tr-TR"/>
-        </w:rPr>
-        <w:t xml:space="preserve">(Ag</w:t>
-      </w:r>
-      <w:r>
-        <w:rPr>
-          <w:rFonts w:ascii="Times New Roman" w:hAnsi="Times New Roman" w:cs="Times New Roman"/>
-          <w:vertAlign w:val="subscript"/>
-          <w:lang w:val="tr-TR"/>
-        </w:rPr>
-        <w:t xml:space="preserve">2</w:t>
-      </w:r>
-      <w:r>
-        <w:rPr>
-          <w:rFonts w:ascii="Times New Roman" w:hAnsi="Times New Roman" w:cs="Times New Roman"/>
-          <w:lang w:val="tr-TR"/>
-        </w:rPr>
-        <w:t xml:space="preserve">CrO</w:t>
-      </w:r>
-      <w:r>
-        <w:rPr>
-          <w:rFonts w:ascii="Times New Roman" w:hAnsi="Times New Roman" w:cs="Times New Roman"/>
-          <w:vertAlign w:val="subscript"/>
-          <w:lang w:val="tr-TR"/>
-        </w:rPr>
-        <w:t xml:space="preserve">4</w:t>
-      </w:r>
-      <w:r>
-        <w:rPr>
-          <w:rFonts w:ascii="Times New Roman" w:hAnsi="Times New Roman" w:cs="Times New Roman"/>
-          <w:lang w:val="tr-TR"/>
-        </w:rPr>
-        <w:t xml:space="preserve">) = [Ag</w:t>
-      </w:r>
-      <w:r>
-        <w:rPr>
-          <w:rFonts w:ascii="Times New Roman" w:hAnsi="Times New Roman" w:cs="Times New Roman"/>
-          <w:vertAlign w:val="superscript"/>
-          <w:lang w:val="tr-TR"/>
-        </w:rPr>
-        <w:t xml:space="preserve">+</w:t>
-      </w:r>
-      <w:r>
-        <w:rPr>
-          <w:rFonts w:ascii="Times New Roman" w:hAnsi="Times New Roman" w:cs="Times New Roman"/>
-          <w:lang w:val="tr-TR"/>
-        </w:rPr>
-        <w:t xml:space="preserve">]</w:t>
-      </w:r>
-      <w:r>
-        <w:rPr>
-          <w:rFonts w:ascii="Times New Roman" w:hAnsi="Times New Roman" w:cs="Times New Roman"/>
-          <w:vertAlign w:val="superscript"/>
-          <w:lang w:val="tr-TR"/>
-        </w:rPr>
-        <w:t xml:space="preserve">2</w:t>
-      </w:r>
-      <w:r>
-        <w:rPr>
-          <w:rFonts w:ascii="Times New Roman" w:hAnsi="Times New Roman" w:cs="Times New Roman"/>
-          <w:lang w:val="tr-TR"/>
-        </w:rPr>
-        <w:t xml:space="preserve">[CrO</w:t>
-      </w:r>
-      <w:r>
-        <w:rPr>
-          <w:rFonts w:ascii="Times New Roman" w:hAnsi="Times New Roman" w:cs="Times New Roman"/>
-          <w:vertAlign w:val="subscript"/>
-          <w:lang w:val="tr-TR"/>
-        </w:rPr>
-        <w:t xml:space="preserve">4</w:t>
-      </w:r>
-      <w:r>
-        <w:rPr>
-          <w:rFonts w:ascii="Times New Roman" w:hAnsi="Times New Roman" w:cs="Times New Roman"/>
-          <w:vertAlign w:val="superscript"/>
-          <w:lang w:val="tr-TR"/>
-        </w:rPr>
-        <w:t xml:space="preserve">2−</w:t>
-      </w:r>
-      <w:r>
-        <w:rPr>
-          <w:rFonts w:ascii="Times New Roman" w:hAnsi="Times New Roman" w:cs="Times New Roman"/>
-          <w:lang w:val="tr-TR"/>
-        </w:rPr>
-        <w:t xml:space="preserve">]</w:t>
+        <w:t xml:space="preserve">2. Öğrenci özgün cevabını oluşturur. (Beklenen: Ürünün sulu çözeltisinin pH değeri pH metre ya da pH kâğıdıyla ölçülür ve ilgili vücut bölgesinin pH değeriyle karşılaştırılır; ölçüm birkaç kez tekrarlanır ve farklı ürünlerle karşılaştırılır.)</w:t>
       </w:r>
     </w:p>
     <w:p>
@@ -6629,105 +6546,19 @@
         <w:jc w:val="both"/>
         <w:rPr>
           <w:rFonts w:ascii="Times New Roman" w:hAnsi="Times New Roman" w:cs="Times New Roman"/>
-          <w:lang w:val="tr-TR"/>
-        </w:rPr>
-      </w:pPr>
-      <w:r>
-        <w:rPr>
-          <w:rFonts w:ascii="Times New Roman" w:hAnsi="Times New Roman" w:cs="Times New Roman"/>
-          <w:lang w:val="tr-TR"/>
-        </w:rPr>
-        <w:t xml:space="preserve">[Ag</w:t>
-      </w:r>
-      <w:r>
-        <w:rPr>
-          <w:rFonts w:ascii="Times New Roman" w:hAnsi="Times New Roman" w:cs="Times New Roman"/>
-          <w:vertAlign w:val="superscript"/>
-          <w:lang w:val="tr-TR"/>
-        </w:rPr>
-        <w:t xml:space="preserve">+</w:t>
-      </w:r>
-      <w:r>
-        <w:rPr>
-          <w:rFonts w:ascii="Times New Roman" w:hAnsi="Times New Roman" w:cs="Times New Roman"/>
-          <w:lang w:val="tr-TR"/>
-        </w:rPr>
-        <w:t xml:space="preserve">] = [Cl</w:t>
-      </w:r>
-      <w:r>
-        <w:rPr>
-          <w:rFonts w:ascii="Times New Roman" w:hAnsi="Times New Roman" w:cs="Times New Roman"/>
-          <w:vertAlign w:val="superscript"/>
-          <w:lang w:val="tr-TR"/>
-        </w:rPr>
-        <w:t xml:space="preserve">−</w:t>
-      </w:r>
-      <w:r>
-        <w:rPr>
-          <w:rFonts w:ascii="Times New Roman" w:hAnsi="Times New Roman" w:cs="Times New Roman"/>
-          <w:lang w:val="tr-TR"/>
-        </w:rPr>
-        <w:t xml:space="preserve">] = s; K</w:t>
-      </w:r>
-      <w:r>
-        <w:rPr>
-          <w:rFonts w:ascii="Times New Roman" w:hAnsi="Times New Roman" w:cs="Times New Roman"/>
-          <w:vertAlign w:val="subscript"/>
-          <w:lang w:val="tr-TR"/>
-        </w:rPr>
-        <w:t xml:space="preserve">çç</w:t>
-      </w:r>
-      <w:r>
-        <w:rPr>
-          <w:rFonts w:ascii="Times New Roman" w:hAnsi="Times New Roman" w:cs="Times New Roman"/>
-          <w:lang w:val="tr-TR"/>
-        </w:rPr>
-        <w:t xml:space="preserve"> = s</w:t>
-      </w:r>
-      <w:r>
-        <w:rPr>
-          <w:rFonts w:ascii="Times New Roman" w:hAnsi="Times New Roman" w:cs="Times New Roman"/>
-          <w:vertAlign w:val="superscript"/>
-          <w:lang w:val="tr-TR"/>
-        </w:rPr>
-        <w:t xml:space="preserve">2</w:t>
-      </w:r>
-      <w:r>
-        <w:rPr>
-          <w:rFonts w:ascii="Times New Roman" w:hAnsi="Times New Roman" w:cs="Times New Roman"/>
-          <w:lang w:val="tr-TR"/>
-        </w:rPr>
-        <w:t xml:space="preserve">; s(AgCl) = √(1,8·10</w:t>
-      </w:r>
-      <w:r>
-        <w:rPr>
-          <w:rFonts w:ascii="Times New Roman" w:hAnsi="Times New Roman" w:cs="Times New Roman"/>
-          <w:vertAlign w:val="superscript"/>
-          <w:lang w:val="tr-TR"/>
-        </w:rPr>
-        <w:t xml:space="preserve">-10</w:t>
-      </w:r>
-      <w:r>
-        <w:rPr>
-          <w:rFonts w:ascii="Times New Roman" w:hAnsi="Times New Roman" w:cs="Times New Roman"/>
-          <w:lang w:val="tr-TR"/>
-        </w:rPr>
-        <w:t xml:space="preserve">) ≈ 1,3·10</w:t>
-      </w:r>
-      <w:r>
-        <w:rPr>
-          <w:rFonts w:ascii="Times New Roman" w:hAnsi="Times New Roman" w:cs="Times New Roman"/>
-          <w:vertAlign w:val="superscript"/>
-          <w:lang w:val="tr-TR"/>
-        </w:rPr>
-        <w:t xml:space="preserve">-5</w:t>
-      </w:r>
-      <w:r>
-        <w:rPr>
-          <w:rFonts w:ascii="Times New Roman" w:hAnsi="Times New Roman" w:cs="Times New Roman"/>
-          <w:lang w:val="tr-TR"/>
-        </w:rPr>
-        <w:t xml:space="preserve"> mol/L</w:t>
+          <w:b/>
+          <w:bCs/>
+          <w:lang w:val="tr-TR"/>
+        </w:rPr>
+      </w:pPr>
+      <w:r>
+        <w:rPr>
+          <w:rFonts w:ascii="Times New Roman" w:hAnsi="Times New Roman" w:cs="Times New Roman"/>
+          <w:b/>
+          <w:bCs/>
+          <w:lang w:val="tr-TR"/>
+        </w:rPr>
+        <w:t xml:space="preserve">Analiz ve Keşif Atölyesi 2.13.</w:t>
       </w:r>
     </w:p>
     <w:p>
@@ -6743,112 +6574,7 @@
           <w:rFonts w:ascii="Times New Roman" w:hAnsi="Times New Roman" w:cs="Times New Roman"/>
           <w:lang w:val="tr-TR"/>
         </w:rPr>
-        <w:t xml:space="preserve">Ag</w:t>
-      </w:r>
-      <w:r>
-        <w:rPr>
-          <w:rFonts w:ascii="Times New Roman" w:hAnsi="Times New Roman" w:cs="Times New Roman"/>
-          <w:vertAlign w:val="subscript"/>
-          <w:lang w:val="tr-TR"/>
-        </w:rPr>
-        <w:t xml:space="preserve">2</w:t>
-      </w:r>
-      <w:r>
-        <w:rPr>
-          <w:rFonts w:ascii="Times New Roman" w:hAnsi="Times New Roman" w:cs="Times New Roman"/>
-          <w:lang w:val="tr-TR"/>
-        </w:rPr>
-        <w:t xml:space="preserve">CrO</w:t>
-      </w:r>
-      <w:r>
-        <w:rPr>
-          <w:rFonts w:ascii="Times New Roman" w:hAnsi="Times New Roman" w:cs="Times New Roman"/>
-          <w:vertAlign w:val="subscript"/>
-          <w:lang w:val="tr-TR"/>
-        </w:rPr>
-        <w:t xml:space="preserve">4</w:t>
-      </w:r>
-      <w:r>
-        <w:rPr>
-          <w:rFonts w:ascii="Times New Roman" w:hAnsi="Times New Roman" w:cs="Times New Roman"/>
-          <w:lang w:val="tr-TR"/>
-        </w:rPr>
-        <w:t xml:space="preserve">: K</w:t>
-      </w:r>
-      <w:r>
-        <w:rPr>
-          <w:rFonts w:ascii="Times New Roman" w:hAnsi="Times New Roman" w:cs="Times New Roman"/>
-          <w:vertAlign w:val="subscript"/>
-          <w:lang w:val="tr-TR"/>
-        </w:rPr>
-        <w:t xml:space="preserve">çç</w:t>
-      </w:r>
-      <w:r>
-        <w:rPr>
-          <w:rFonts w:ascii="Times New Roman" w:hAnsi="Times New Roman" w:cs="Times New Roman"/>
-          <w:lang w:val="tr-TR"/>
-        </w:rPr>
-        <w:t xml:space="preserve"> = (2s)</w:t>
-      </w:r>
-      <w:r>
-        <w:rPr>
-          <w:rFonts w:ascii="Times New Roman" w:hAnsi="Times New Roman" w:cs="Times New Roman"/>
-          <w:vertAlign w:val="superscript"/>
-          <w:lang w:val="tr-TR"/>
-        </w:rPr>
-        <w:t xml:space="preserve">2</w:t>
-      </w:r>
-      <w:r>
-        <w:rPr>
-          <w:rFonts w:ascii="Times New Roman" w:hAnsi="Times New Roman" w:cs="Times New Roman"/>
-          <w:lang w:val="tr-TR"/>
-        </w:rPr>
-        <w:t xml:space="preserve">·s = 4s</w:t>
-      </w:r>
-      <w:r>
-        <w:rPr>
-          <w:rFonts w:ascii="Times New Roman" w:hAnsi="Times New Roman" w:cs="Times New Roman"/>
-          <w:vertAlign w:val="superscript"/>
-          <w:lang w:val="tr-TR"/>
-        </w:rPr>
-        <w:t xml:space="preserve">3</w:t>
-      </w:r>
-      <w:r>
-        <w:rPr>
-          <w:rFonts w:ascii="Times New Roman" w:hAnsi="Times New Roman" w:cs="Times New Roman"/>
-          <w:lang w:val="tr-TR"/>
-        </w:rPr>
-        <w:t xml:space="preserve"> = 1,1·10</w:t>
-      </w:r>
-      <w:r>
-        <w:rPr>
-          <w:rFonts w:ascii="Times New Roman" w:hAnsi="Times New Roman" w:cs="Times New Roman"/>
-          <w:vertAlign w:val="superscript"/>
-          <w:lang w:val="tr-TR"/>
-        </w:rPr>
-        <w:t xml:space="preserve">-12</w:t>
-      </w:r>
-      <w:r>
-        <w:rPr>
-          <w:rFonts w:ascii="Times New Roman" w:hAnsi="Times New Roman" w:cs="Times New Roman"/>
-          <w:lang w:val="tr-TR"/>
-        </w:rPr>
-        <w:t xml:space="preserve"> → s ≈ 6,5·10</w:t>
-      </w:r>
-      <w:r>
-        <w:rPr>
-          <w:rFonts w:ascii="Times New Roman" w:hAnsi="Times New Roman" w:cs="Times New Roman"/>
-          <w:vertAlign w:val="superscript"/>
-          <w:lang w:val="tr-TR"/>
-        </w:rPr>
-        <w:t xml:space="preserve">-5</w:t>
-      </w:r>
-      <w:r>
-        <w:rPr>
-          <w:rFonts w:ascii="Times New Roman" w:hAnsi="Times New Roman" w:cs="Times New Roman"/>
-          <w:lang w:val="tr-TR"/>
-        </w:rPr>
-        <w:t xml:space="preserve"> mol/L</w:t>
+        <w:t xml:space="preserve">1. Aşama: Öğrenci özgün modelini oluşturur. Doymuş çözeltide çözünme durmamıştır; çözünme ve çökelme aynı hızla sürer (dinamik denge).</w:t>
       </w:r>
     </w:p>
     <w:p>
@@ -6864,7 +6590,135 @@
           <w:rFonts w:ascii="Times New Roman" w:hAnsi="Times New Roman" w:cs="Times New Roman"/>
           <w:lang w:val="tr-TR"/>
         </w:rPr>
-        <w:t xml:space="preserve">Önerme her zaman geçerli değildir: Ag</w:t>
+        <w:t xml:space="preserve">2. Aşama: K</w:t>
+      </w:r>
+      <w:r>
+        <w:rPr>
+          <w:rFonts w:ascii="Times New Roman" w:hAnsi="Times New Roman" w:cs="Times New Roman"/>
+          <w:vertAlign w:val="subscript"/>
+          <w:lang w:val="tr-TR"/>
+        </w:rPr>
+        <w:t xml:space="preserve">çç</w:t>
+      </w:r>
+      <w:r>
+        <w:rPr>
+          <w:rFonts w:ascii="Times New Roman" w:hAnsi="Times New Roman" w:cs="Times New Roman"/>
+          <w:lang w:val="tr-TR"/>
+        </w:rPr>
+        <w:t xml:space="preserve">(AgCl) = [Ag</w:t>
+      </w:r>
+      <w:r>
+        <w:rPr>
+          <w:rFonts w:ascii="Times New Roman" w:hAnsi="Times New Roman" w:cs="Times New Roman"/>
+          <w:vertAlign w:val="superscript"/>
+          <w:lang w:val="tr-TR"/>
+        </w:rPr>
+        <w:t xml:space="preserve">+</w:t>
+      </w:r>
+      <w:r>
+        <w:rPr>
+          <w:rFonts w:ascii="Times New Roman" w:hAnsi="Times New Roman" w:cs="Times New Roman"/>
+          <w:lang w:val="tr-TR"/>
+        </w:rPr>
+        <w:t xml:space="preserve">][Cl</w:t>
+      </w:r>
+      <w:r>
+        <w:rPr>
+          <w:rFonts w:ascii="Times New Roman" w:hAnsi="Times New Roman" w:cs="Times New Roman"/>
+          <w:vertAlign w:val="superscript"/>
+          <w:lang w:val="tr-TR"/>
+        </w:rPr>
+        <w:t xml:space="preserve">−</w:t>
+      </w:r>
+      <w:r>
+        <w:rPr>
+          <w:rFonts w:ascii="Times New Roman" w:hAnsi="Times New Roman" w:cs="Times New Roman"/>
+          <w:lang w:val="tr-TR"/>
+        </w:rPr>
+        <w:t xml:space="preserve">]; K</w:t>
+      </w:r>
+      <w:r>
+        <w:rPr>
+          <w:rFonts w:ascii="Times New Roman" w:hAnsi="Times New Roman" w:cs="Times New Roman"/>
+          <w:vertAlign w:val="subscript"/>
+          <w:lang w:val="tr-TR"/>
+        </w:rPr>
+        <w:t xml:space="preserve">çç</w:t>
+      </w:r>
+      <w:r>
+        <w:rPr>
+          <w:rFonts w:ascii="Times New Roman" w:hAnsi="Times New Roman" w:cs="Times New Roman"/>
+          <w:lang w:val="tr-TR"/>
+        </w:rPr>
+        <w:t xml:space="preserve">(BaSO</w:t>
+      </w:r>
+      <w:r>
+        <w:rPr>
+          <w:rFonts w:ascii="Times New Roman" w:hAnsi="Times New Roman" w:cs="Times New Roman"/>
+          <w:vertAlign w:val="subscript"/>
+          <w:lang w:val="tr-TR"/>
+        </w:rPr>
+        <w:t xml:space="preserve">4</w:t>
+      </w:r>
+      <w:r>
+        <w:rPr>
+          <w:rFonts w:ascii="Times New Roman" w:hAnsi="Times New Roman" w:cs="Times New Roman"/>
+          <w:lang w:val="tr-TR"/>
+        </w:rPr>
+        <w:t xml:space="preserve">) = [Ba</w:t>
+      </w:r>
+      <w:r>
+        <w:rPr>
+          <w:rFonts w:ascii="Times New Roman" w:hAnsi="Times New Roman" w:cs="Times New Roman"/>
+          <w:vertAlign w:val="superscript"/>
+          <w:lang w:val="tr-TR"/>
+        </w:rPr>
+        <w:t xml:space="preserve">2+</w:t>
+      </w:r>
+      <w:r>
+        <w:rPr>
+          <w:rFonts w:ascii="Times New Roman" w:hAnsi="Times New Roman" w:cs="Times New Roman"/>
+          <w:lang w:val="tr-TR"/>
+        </w:rPr>
+        <w:t xml:space="preserve">][SO</w:t>
+      </w:r>
+      <w:r>
+        <w:rPr>
+          <w:rFonts w:ascii="Times New Roman" w:hAnsi="Times New Roman" w:cs="Times New Roman"/>
+          <w:vertAlign w:val="subscript"/>
+          <w:lang w:val="tr-TR"/>
+        </w:rPr>
+        <w:t xml:space="preserve">4</w:t>
+      </w:r>
+      <w:r>
+        <w:rPr>
+          <w:rFonts w:ascii="Times New Roman" w:hAnsi="Times New Roman" w:cs="Times New Roman"/>
+          <w:vertAlign w:val="superscript"/>
+          <w:lang w:val="tr-TR"/>
+        </w:rPr>
+        <w:t xml:space="preserve">2−</w:t>
+      </w:r>
+      <w:r>
+        <w:rPr>
+          <w:rFonts w:ascii="Times New Roman" w:hAnsi="Times New Roman" w:cs="Times New Roman"/>
+          <w:lang w:val="tr-TR"/>
+        </w:rPr>
+        <w:t xml:space="preserve">]; K</w:t>
+      </w:r>
+      <w:r>
+        <w:rPr>
+          <w:rFonts w:ascii="Times New Roman" w:hAnsi="Times New Roman" w:cs="Times New Roman"/>
+          <w:vertAlign w:val="subscript"/>
+          <w:lang w:val="tr-TR"/>
+        </w:rPr>
+        <w:t xml:space="preserve">çç</w:t>
+      </w:r>
+      <w:r>
+        <w:rPr>
+          <w:rFonts w:ascii="Times New Roman" w:hAnsi="Times New Roman" w:cs="Times New Roman"/>
+          <w:lang w:val="tr-TR"/>
+        </w:rPr>
+        <w:t xml:space="preserve">(Ag</w:t>
       </w:r>
       <w:r>
         <w:rPr>
@@ -6894,37 +6748,60 @@
           <w:rFonts w:ascii="Times New Roman" w:hAnsi="Times New Roman" w:cs="Times New Roman"/>
           <w:lang w:val="tr-TR"/>
         </w:rPr>
-        <w:t xml:space="preserve">’ın K</w:t>
-      </w:r>
-      <w:r>
-        <w:rPr>
-          <w:rFonts w:ascii="Times New Roman" w:hAnsi="Times New Roman" w:cs="Times New Roman"/>
-          <w:vertAlign w:val="subscript"/>
-          <w:lang w:val="tr-TR"/>
-        </w:rPr>
-        <w:t xml:space="preserve">çç</w:t>
-      </w:r>
-      <w:r>
-        <w:rPr>
-          <w:rFonts w:ascii="Times New Roman" w:hAnsi="Times New Roman" w:cs="Times New Roman"/>
-          <w:lang w:val="tr-TR"/>
-        </w:rPr>
-        <w:t xml:space="preserve"> değeri daha küçük olduğu hâlde çözünürlüğü daha büyüktür. K</w:t>
-      </w:r>
-      <w:r>
-        <w:rPr>
-          <w:rFonts w:ascii="Times New Roman" w:hAnsi="Times New Roman" w:cs="Times New Roman"/>
-          <w:vertAlign w:val="subscript"/>
-          <w:lang w:val="tr-TR"/>
-        </w:rPr>
-        <w:t xml:space="preserve">çç</w:t>
-      </w:r>
-      <w:r>
-        <w:rPr>
-          <w:rFonts w:ascii="Times New Roman" w:hAnsi="Times New Roman" w:cs="Times New Roman"/>
-          <w:lang w:val="tr-TR"/>
-        </w:rPr>
-        <w:t xml:space="preserve"> değerleri yalnızca aynı türdeki (iyon sayıları aynı) tuzlar için doğrudan karşılaştırılabilir.</w:t>
+        <w:t xml:space="preserve">) = [Ag</w:t>
+      </w:r>
+      <w:r>
+        <w:rPr>
+          <w:rFonts w:ascii="Times New Roman" w:hAnsi="Times New Roman" w:cs="Times New Roman"/>
+          <w:vertAlign w:val="superscript"/>
+          <w:lang w:val="tr-TR"/>
+        </w:rPr>
+        <w:t xml:space="preserve">+</w:t>
+      </w:r>
+      <w:r>
+        <w:rPr>
+          <w:rFonts w:ascii="Times New Roman" w:hAnsi="Times New Roman" w:cs="Times New Roman"/>
+          <w:lang w:val="tr-TR"/>
+        </w:rPr>
+        <w:t xml:space="preserve">]</w:t>
+      </w:r>
+      <w:r>
+        <w:rPr>
+          <w:rFonts w:ascii="Times New Roman" w:hAnsi="Times New Roman" w:cs="Times New Roman"/>
+          <w:vertAlign w:val="superscript"/>
+          <w:lang w:val="tr-TR"/>
+        </w:rPr>
+        <w:t xml:space="preserve">2</w:t>
+      </w:r>
+      <w:r>
+        <w:rPr>
+          <w:rFonts w:ascii="Times New Roman" w:hAnsi="Times New Roman" w:cs="Times New Roman"/>
+          <w:lang w:val="tr-TR"/>
+        </w:rPr>
+        <w:t xml:space="preserve">[CrO</w:t>
+      </w:r>
+      <w:r>
+        <w:rPr>
+          <w:rFonts w:ascii="Times New Roman" w:hAnsi="Times New Roman" w:cs="Times New Roman"/>
+          <w:vertAlign w:val="subscript"/>
+          <w:lang w:val="tr-TR"/>
+        </w:rPr>
+        <w:t xml:space="preserve">4</w:t>
+      </w:r>
+      <w:r>
+        <w:rPr>
+          <w:rFonts w:ascii="Times New Roman" w:hAnsi="Times New Roman" w:cs="Times New Roman"/>
+          <w:vertAlign w:val="superscript"/>
+          <w:lang w:val="tr-TR"/>
+        </w:rPr>
+        <w:t xml:space="preserve">2−</w:t>
+      </w:r>
+      <w:r>
+        <w:rPr>
+          <w:rFonts w:ascii="Times New Roman" w:hAnsi="Times New Roman" w:cs="Times New Roman"/>
+          <w:lang w:val="tr-TR"/>
+        </w:rPr>
+        <w:t xml:space="preserve">]</w:t>
       </w:r>
     </w:p>
     <w:p>
@@ -6940,7 +6817,97 @@
           <w:rFonts w:ascii="Times New Roman" w:hAnsi="Times New Roman" w:cs="Times New Roman"/>
           <w:lang w:val="tr-TR"/>
         </w:rPr>
-        <w:t xml:space="preserve">Diş çürümesi: Öğrenci özgün cevabını oluşturur (asitlerin hidroksiapatit dengesini çözünme yönüne kaydırması, çocuklarda minenin ince olması ve şekerli besin tüketimi vb.).</w:t>
+        <w:t xml:space="preserve">[Ag</w:t>
+      </w:r>
+      <w:r>
+        <w:rPr>
+          <w:rFonts w:ascii="Times New Roman" w:hAnsi="Times New Roman" w:cs="Times New Roman"/>
+          <w:vertAlign w:val="superscript"/>
+          <w:lang w:val="tr-TR"/>
+        </w:rPr>
+        <w:t xml:space="preserve">+</w:t>
+      </w:r>
+      <w:r>
+        <w:rPr>
+          <w:rFonts w:ascii="Times New Roman" w:hAnsi="Times New Roman" w:cs="Times New Roman"/>
+          <w:lang w:val="tr-TR"/>
+        </w:rPr>
+        <w:t xml:space="preserve">] = [Cl</w:t>
+      </w:r>
+      <w:r>
+        <w:rPr>
+          <w:rFonts w:ascii="Times New Roman" w:hAnsi="Times New Roman" w:cs="Times New Roman"/>
+          <w:vertAlign w:val="superscript"/>
+          <w:lang w:val="tr-TR"/>
+        </w:rPr>
+        <w:t xml:space="preserve">−</w:t>
+      </w:r>
+      <w:r>
+        <w:rPr>
+          <w:rFonts w:ascii="Times New Roman" w:hAnsi="Times New Roman" w:cs="Times New Roman"/>
+          <w:lang w:val="tr-TR"/>
+        </w:rPr>
+        <w:t xml:space="preserve">] = s; K</w:t>
+      </w:r>
+      <w:r>
+        <w:rPr>
+          <w:rFonts w:ascii="Times New Roman" w:hAnsi="Times New Roman" w:cs="Times New Roman"/>
+          <w:vertAlign w:val="subscript"/>
+          <w:lang w:val="tr-TR"/>
+        </w:rPr>
+        <w:t xml:space="preserve">çç</w:t>
+      </w:r>
+      <w:r>
+        <w:rPr>
+          <w:rFonts w:ascii="Times New Roman" w:hAnsi="Times New Roman" w:cs="Times New Roman"/>
+          <w:lang w:val="tr-TR"/>
+        </w:rPr>
+        <w:t xml:space="preserve"> = s</w:t>
+      </w:r>
+      <w:r>
+        <w:rPr>
+          <w:rFonts w:ascii="Times New Roman" w:hAnsi="Times New Roman" w:cs="Times New Roman"/>
+          <w:vertAlign w:val="superscript"/>
+          <w:lang w:val="tr-TR"/>
+        </w:rPr>
+        <w:t xml:space="preserve">2</w:t>
+      </w:r>
+      <w:r>
+        <w:rPr>
+          <w:rFonts w:ascii="Times New Roman" w:hAnsi="Times New Roman" w:cs="Times New Roman"/>
+          <w:lang w:val="tr-TR"/>
+        </w:rPr>
+        <w:t xml:space="preserve">; s(AgCl) = √(1,8·10</w:t>
+      </w:r>
+      <w:r>
+        <w:rPr>
+          <w:rFonts w:ascii="Times New Roman" w:hAnsi="Times New Roman" w:cs="Times New Roman"/>
+          <w:vertAlign w:val="superscript"/>
+          <w:lang w:val="tr-TR"/>
+        </w:rPr>
+        <w:t xml:space="preserve">-10</w:t>
+      </w:r>
+      <w:r>
+        <w:rPr>
+          <w:rFonts w:ascii="Times New Roman" w:hAnsi="Times New Roman" w:cs="Times New Roman"/>
+          <w:lang w:val="tr-TR"/>
+        </w:rPr>
+        <w:t xml:space="preserve">) ≈ 1,3·10</w:t>
+      </w:r>
+      <w:r>
+        <w:rPr>
+          <w:rFonts w:ascii="Times New Roman" w:hAnsi="Times New Roman" w:cs="Times New Roman"/>
+          <w:vertAlign w:val="superscript"/>
+          <w:lang w:val="tr-TR"/>
+        </w:rPr>
+        <w:t xml:space="preserve">-5</w:t>
+      </w:r>
+      <w:r>
+        <w:rPr>
+          <w:rFonts w:ascii="Times New Roman" w:hAnsi="Times New Roman" w:cs="Times New Roman"/>
+          <w:lang w:val="tr-TR"/>
+        </w:rPr>
+        <w:t xml:space="preserve"> mol/L</w:t>
       </w:r>
     </w:p>
     <w:p>
@@ -6948,6 +6915,219 @@
         <w:jc w:val="both"/>
         <w:rPr>
           <w:rFonts w:ascii="Times New Roman" w:hAnsi="Times New Roman" w:cs="Times New Roman"/>
+          <w:lang w:val="tr-TR"/>
+        </w:rPr>
+      </w:pPr>
+      <w:r>
+        <w:rPr>
+          <w:rFonts w:ascii="Times New Roman" w:hAnsi="Times New Roman" w:cs="Times New Roman"/>
+          <w:lang w:val="tr-TR"/>
+        </w:rPr>
+        <w:t xml:space="preserve">Ag</w:t>
+      </w:r>
+      <w:r>
+        <w:rPr>
+          <w:rFonts w:ascii="Times New Roman" w:hAnsi="Times New Roman" w:cs="Times New Roman"/>
+          <w:vertAlign w:val="subscript"/>
+          <w:lang w:val="tr-TR"/>
+        </w:rPr>
+        <w:t xml:space="preserve">2</w:t>
+      </w:r>
+      <w:r>
+        <w:rPr>
+          <w:rFonts w:ascii="Times New Roman" w:hAnsi="Times New Roman" w:cs="Times New Roman"/>
+          <w:lang w:val="tr-TR"/>
+        </w:rPr>
+        <w:t xml:space="preserve">CrO</w:t>
+      </w:r>
+      <w:r>
+        <w:rPr>
+          <w:rFonts w:ascii="Times New Roman" w:hAnsi="Times New Roman" w:cs="Times New Roman"/>
+          <w:vertAlign w:val="subscript"/>
+          <w:lang w:val="tr-TR"/>
+        </w:rPr>
+        <w:t xml:space="preserve">4</w:t>
+      </w:r>
+      <w:r>
+        <w:rPr>
+          <w:rFonts w:ascii="Times New Roman" w:hAnsi="Times New Roman" w:cs="Times New Roman"/>
+          <w:lang w:val="tr-TR"/>
+        </w:rPr>
+        <w:t xml:space="preserve">: K</w:t>
+      </w:r>
+      <w:r>
+        <w:rPr>
+          <w:rFonts w:ascii="Times New Roman" w:hAnsi="Times New Roman" w:cs="Times New Roman"/>
+          <w:vertAlign w:val="subscript"/>
+          <w:lang w:val="tr-TR"/>
+        </w:rPr>
+        <w:t xml:space="preserve">çç</w:t>
+      </w:r>
+      <w:r>
+        <w:rPr>
+          <w:rFonts w:ascii="Times New Roman" w:hAnsi="Times New Roman" w:cs="Times New Roman"/>
+          <w:lang w:val="tr-TR"/>
+        </w:rPr>
+        <w:t xml:space="preserve"> = (2s)</w:t>
+      </w:r>
+      <w:r>
+        <w:rPr>
+          <w:rFonts w:ascii="Times New Roman" w:hAnsi="Times New Roman" w:cs="Times New Roman"/>
+          <w:vertAlign w:val="superscript"/>
+          <w:lang w:val="tr-TR"/>
+        </w:rPr>
+        <w:t xml:space="preserve">2</w:t>
+      </w:r>
+      <w:r>
+        <w:rPr>
+          <w:rFonts w:ascii="Times New Roman" w:hAnsi="Times New Roman" w:cs="Times New Roman"/>
+          <w:lang w:val="tr-TR"/>
+        </w:rPr>
+        <w:t xml:space="preserve">·s = 4s</w:t>
+      </w:r>
+      <w:r>
+        <w:rPr>
+          <w:rFonts w:ascii="Times New Roman" w:hAnsi="Times New Roman" w:cs="Times New Roman"/>
+          <w:vertAlign w:val="superscript"/>
+          <w:lang w:val="tr-TR"/>
+        </w:rPr>
+        <w:t xml:space="preserve">3</w:t>
+      </w:r>
+      <w:r>
+        <w:rPr>
+          <w:rFonts w:ascii="Times New Roman" w:hAnsi="Times New Roman" w:cs="Times New Roman"/>
+          <w:lang w:val="tr-TR"/>
+        </w:rPr>
+        <w:t xml:space="preserve"> = 1,1·10</w:t>
+      </w:r>
+      <w:r>
+        <w:rPr>
+          <w:rFonts w:ascii="Times New Roman" w:hAnsi="Times New Roman" w:cs="Times New Roman"/>
+          <w:vertAlign w:val="superscript"/>
+          <w:lang w:val="tr-TR"/>
+        </w:rPr>
+        <w:t xml:space="preserve">-12</w:t>
+      </w:r>
+      <w:r>
+        <w:rPr>
+          <w:rFonts w:ascii="Times New Roman" w:hAnsi="Times New Roman" w:cs="Times New Roman"/>
+          <w:lang w:val="tr-TR"/>
+        </w:rPr>
+        <w:t xml:space="preserve"> → s ≈ 6,5·10</w:t>
+      </w:r>
+      <w:r>
+        <w:rPr>
+          <w:rFonts w:ascii="Times New Roman" w:hAnsi="Times New Roman" w:cs="Times New Roman"/>
+          <w:vertAlign w:val="superscript"/>
+          <w:lang w:val="tr-TR"/>
+        </w:rPr>
+        <w:t xml:space="preserve">-5</w:t>
+      </w:r>
+      <w:r>
+        <w:rPr>
+          <w:rFonts w:ascii="Times New Roman" w:hAnsi="Times New Roman" w:cs="Times New Roman"/>
+          <w:lang w:val="tr-TR"/>
+        </w:rPr>
+        <w:t xml:space="preserve"> mol/L</w:t>
+      </w:r>
+    </w:p>
+    <w:p>
+      <w:pPr>
+        <w:jc w:val="both"/>
+        <w:rPr>
+          <w:rFonts w:ascii="Times New Roman" w:hAnsi="Times New Roman" w:cs="Times New Roman"/>
+          <w:lang w:val="tr-TR"/>
+        </w:rPr>
+      </w:pPr>
+      <w:r>
+        <w:rPr>
+          <w:rFonts w:ascii="Times New Roman" w:hAnsi="Times New Roman" w:cs="Times New Roman"/>
+          <w:lang w:val="tr-TR"/>
+        </w:rPr>
+        <w:t xml:space="preserve">Önerme her zaman geçerli değildir: Ag</w:t>
+      </w:r>
+      <w:r>
+        <w:rPr>
+          <w:rFonts w:ascii="Times New Roman" w:hAnsi="Times New Roman" w:cs="Times New Roman"/>
+          <w:vertAlign w:val="subscript"/>
+          <w:lang w:val="tr-TR"/>
+        </w:rPr>
+        <w:t xml:space="preserve">2</w:t>
+      </w:r>
+      <w:r>
+        <w:rPr>
+          <w:rFonts w:ascii="Times New Roman" w:hAnsi="Times New Roman" w:cs="Times New Roman"/>
+          <w:lang w:val="tr-TR"/>
+        </w:rPr>
+        <w:t xml:space="preserve">CrO</w:t>
+      </w:r>
+      <w:r>
+        <w:rPr>
+          <w:rFonts w:ascii="Times New Roman" w:hAnsi="Times New Roman" w:cs="Times New Roman"/>
+          <w:vertAlign w:val="subscript"/>
+          <w:lang w:val="tr-TR"/>
+        </w:rPr>
+        <w:t xml:space="preserve">4</w:t>
+      </w:r>
+      <w:r>
+        <w:rPr>
+          <w:rFonts w:ascii="Times New Roman" w:hAnsi="Times New Roman" w:cs="Times New Roman"/>
+          <w:lang w:val="tr-TR"/>
+        </w:rPr>
+        <w:t xml:space="preserve">’ın K</w:t>
+      </w:r>
+      <w:r>
+        <w:rPr>
+          <w:rFonts w:ascii="Times New Roman" w:hAnsi="Times New Roman" w:cs="Times New Roman"/>
+          <w:vertAlign w:val="subscript"/>
+          <w:lang w:val="tr-TR"/>
+        </w:rPr>
+        <w:t xml:space="preserve">çç</w:t>
+      </w:r>
+      <w:r>
+        <w:rPr>
+          <w:rFonts w:ascii="Times New Roman" w:hAnsi="Times New Roman" w:cs="Times New Roman"/>
+          <w:lang w:val="tr-TR"/>
+        </w:rPr>
+        <w:t xml:space="preserve"> değeri daha küçük olduğu hâlde çözünürlüğü daha büyüktür. K</w:t>
+      </w:r>
+      <w:r>
+        <w:rPr>
+          <w:rFonts w:ascii="Times New Roman" w:hAnsi="Times New Roman" w:cs="Times New Roman"/>
+          <w:vertAlign w:val="subscript"/>
+          <w:lang w:val="tr-TR"/>
+        </w:rPr>
+        <w:t xml:space="preserve">çç</w:t>
+      </w:r>
+      <w:r>
+        <w:rPr>
+          <w:rFonts w:ascii="Times New Roman" w:hAnsi="Times New Roman" w:cs="Times New Roman"/>
+          <w:lang w:val="tr-TR"/>
+        </w:rPr>
+        <w:t xml:space="preserve"> değerleri yalnızca aynı türdeki (iyon sayıları aynı) tuzlar için doğrudan karşılaştırılabilir.</w:t>
+      </w:r>
+    </w:p>
+    <w:p>
+      <w:pPr>
+        <w:jc w:val="both"/>
+        <w:rPr>
+          <w:rFonts w:ascii="Times New Roman" w:hAnsi="Times New Roman" w:cs="Times New Roman"/>
+          <w:lang w:val="tr-TR"/>
+        </w:rPr>
+      </w:pPr>
+      <w:r>
+        <w:rPr>
+          <w:rFonts w:ascii="Times New Roman" w:hAnsi="Times New Roman" w:cs="Times New Roman"/>
+          <w:lang w:val="tr-TR"/>
+        </w:rPr>
+        <w:t xml:space="preserve">Diş çürümesi: Öğrenci özgün cevabını oluşturur (asitlerin hidroksiapatit dengesini çözünme yönüne kaydırması, çocuklarda minenin ince olması ve şekerli besin tüketimi vb.).</w:t>
+      </w:r>
+    </w:p>
+    <w:p>
+      <w:pPr>
+        <w:jc w:val="both"/>
+        <w:rPr>
+          <w:rFonts w:ascii="Times New Roman" w:hAnsi="Times New Roman" w:cs="Times New Roman"/>
           <w:b/>
           <w:bCs/>
           <w:lang w:val="tr-TR"/>
@@ -8006,6 +8186,42 @@
           <w:lang w:val="tr-TR"/>
         </w:rPr>
         <w:t xml:space="preserve">: çökelme yönü / artar / artar. Su buharlaştırma: çökelme yönü / değişmez / artar.</w:t>
+      </w:r>
+    </w:p>
+    <w:p>
+      <w:pPr>
+        <w:jc w:val="both"/>
+        <w:rPr>
+          <w:rFonts w:ascii="Times New Roman" w:hAnsi="Times New Roman" w:cs="Times New Roman"/>
+          <w:b/>
+          <w:bCs/>
+          <w:lang w:val="tr-TR"/>
+        </w:rPr>
+      </w:pPr>
+      <w:r>
+        <w:rPr>
+          <w:rFonts w:ascii="Times New Roman" w:hAnsi="Times New Roman" w:cs="Times New Roman"/>
+          <w:b/>
+          <w:bCs/>
+          <w:lang w:val="tr-TR"/>
+        </w:rPr>
+        <w:t xml:space="preserve">Performans Görevi 2.1.</w:t>
+      </w:r>
+    </w:p>
+    <w:p>
+      <w:pPr>
+        <w:jc w:val="both"/>
+        <w:rPr>
+          <w:rFonts w:ascii="Times New Roman" w:hAnsi="Times New Roman" w:cs="Times New Roman"/>
+          <w:lang w:val="tr-TR"/>
+        </w:rPr>
+      </w:pPr>
+      <w:r>
+        <w:rPr>
+          <w:rFonts w:ascii="Times New Roman" w:hAnsi="Times New Roman" w:cs="Times New Roman"/>
+          <w:lang w:val="tr-TR"/>
+        </w:rPr>
+        <w:t xml:space="preserve">Öğrenci özgün deney tasarımını ve raporunu oluşturur; performans görevi dereceli puanlama anahtarıyla değerlendirilir.</w:t>
       </w:r>
     </w:p>
     <w:p>

--- a/CevapAnahtari/Kimya11-tema-2-cevaplar.docx
+++ b/CevapAnahtari/Kimya11-tema-2-cevaplar.docx
@@ -3571,7 +3571,7 @@
           <w:rFonts w:ascii="Times New Roman" w:hAnsi="Times New Roman" w:cs="Times New Roman"/>
           <w:lang w:val="tr-TR"/>
         </w:rPr>
-        <w:t xml:space="preserve">1. a) Asit HNO</w:t>
+        <w:t xml:space="preserve">1. a. Asit HNO</w:t>
       </w:r>
       <w:r>
         <w:rPr>
@@ -3684,7 +3684,7 @@
           <w:rFonts w:ascii="Times New Roman" w:hAnsi="Times New Roman" w:cs="Times New Roman"/>
           <w:lang w:val="tr-TR"/>
         </w:rPr>
-        <w:t xml:space="preserve">O  b) Asit HF, baz NH</w:t>
+        <w:t xml:space="preserve">O  b. Asit HF, baz NH</w:t>
       </w:r>
       <w:r>
         <w:rPr>
@@ -3752,7 +3752,7 @@
           <w:rFonts w:ascii="Times New Roman" w:hAnsi="Times New Roman" w:cs="Times New Roman"/>
           <w:lang w:val="tr-TR"/>
         </w:rPr>
-        <w:t xml:space="preserve">  c) Baz CO</w:t>
+        <w:t xml:space="preserve">  c. Baz CO</w:t>
       </w:r>
       <w:r>
         <w:rPr>
@@ -3866,7 +3866,7 @@
           <w:rFonts w:ascii="Times New Roman" w:hAnsi="Times New Roman" w:cs="Times New Roman"/>
           <w:lang w:val="tr-TR"/>
         </w:rPr>
-        <w:t xml:space="preserve">  ç) Asit H</w:t>
+        <w:t xml:space="preserve">  ç. Asit H</w:t>
       </w:r>
       <w:r>
         <w:rPr>
@@ -6367,7 +6367,7 @@
           <w:rFonts w:ascii="Times New Roman" w:hAnsi="Times New Roman" w:cs="Times New Roman"/>
           <w:lang w:val="tr-TR"/>
         </w:rPr>
-        <w:t xml:space="preserve">4. a) 25,0 mL; pH = 7  b) Asidik; HCl henüz tamamen nötralleşmemiştir (pH ≈ 1,4).  c) Fenolftalein ya da metil oranj; her ikisinin dönüm aralığı eğrinin dik bölgesindedir.</w:t>
+        <w:t xml:space="preserve">4. a. 25,0 mL; pH = 7  b. Asidik; HCl henüz tamamen nötralleşmemiştir (pH ≈ 1,4).  c. Fenolftalein ya da metil oranj; her ikisinin dönüm aralığı eğrinin dik bölgesindedir.</w:t>
       </w:r>
     </w:p>
     <w:p>
@@ -6455,7 +6455,7 @@
           <w:rFonts w:ascii="Times New Roman" w:hAnsi="Times New Roman" w:cs="Times New Roman"/>
           <w:lang w:val="tr-TR"/>
         </w:rPr>
-        <w:t xml:space="preserve">2. a) Yanlış; koruyuculuk yalnızca pH’a bağlı değildir.  b) Doğru.  c) Yanlış; çok bazik sabun asidik koruyucu tabakanın pH’ını yükseltir.  d) Doğru.</w:t>
+        <w:t xml:space="preserve">2. a. Yanlış; koruyuculuk yalnızca pH’a bağlı değildir.  b. Doğru.  c. Yanlış; çok bazik sabun asidik koruyucu tabakanın pH’ını yükseltir.  ç. Doğru.</w:t>
       </w:r>
     </w:p>
     <w:p>
@@ -8301,7 +8301,7 @@
           <w:rFonts w:ascii="Times New Roman" w:hAnsi="Times New Roman" w:cs="Times New Roman"/>
           <w:lang w:val="tr-TR"/>
         </w:rPr>
-        <w:t xml:space="preserve">a) K</w:t>
+        <w:t xml:space="preserve">a. K</w:t>
       </w:r>
       <w:r>
         <w:rPr>
@@ -8376,7 +8376,7 @@
           <w:rFonts w:ascii="Times New Roman" w:hAnsi="Times New Roman" w:cs="Times New Roman"/>
           <w:lang w:val="tr-TR"/>
         </w:rPr>
-        <w:t xml:space="preserve">])   b) K</w:t>
+        <w:t xml:space="preserve">])   b. K</w:t>
       </w:r>
       <w:r>
         <w:rPr>
@@ -8406,7 +8406,7 @@
           <w:rFonts w:ascii="Times New Roman" w:hAnsi="Times New Roman" w:cs="Times New Roman"/>
           <w:lang w:val="tr-TR"/>
         </w:rPr>
-        <w:t xml:space="preserve">][HCl]   c) K</w:t>
+        <w:t xml:space="preserve">][HCl]   c. K</w:t>
       </w:r>
       <w:r>
         <w:rPr>
@@ -9550,7 +9550,7 @@
           <w:rFonts w:ascii="Times New Roman" w:hAnsi="Times New Roman" w:cs="Times New Roman"/>
           <w:lang w:val="tr-TR"/>
         </w:rPr>
-        <w:t xml:space="preserve">a) HX; [H</w:t>
+        <w:t xml:space="preserve">a. HX; [H</w:t>
       </w:r>
       <w:r>
         <w:rPr>
@@ -9580,7 +9580,7 @@
           <w:rFonts w:ascii="Times New Roman" w:hAnsi="Times New Roman" w:cs="Times New Roman"/>
           <w:lang w:val="tr-TR"/>
         </w:rPr>
-        <w:t xml:space="preserve">] = 0,10 M olduğundan tamamen iyonlaşmıştır.  b) HX &gt; HY &gt; HZ  c) HX &gt; HY &gt; HZ  ç) (1,0·10</w:t>
+        <w:t xml:space="preserve">] = 0,10 M olduğundan tamamen iyonlaşmıştır.  b. HX &gt; HY &gt; HZ  c. HX &gt; HY &gt; HZ  ç. (1,0·10</w:t>
       </w:r>
       <w:r>
         <w:rPr>
@@ -9615,7 +9615,7 @@
           <w:rFonts w:ascii="Times New Roman" w:hAnsi="Times New Roman" w:cs="Times New Roman"/>
           <w:lang w:val="tr-TR"/>
         </w:rPr>
-        <w:t xml:space="preserve">a) 1,70  b) [OH</w:t>
+        <w:t xml:space="preserve">a. 1,70  b. [OH</w:t>
       </w:r>
       <w:r>
         <w:rPr>
@@ -9630,7 +9630,7 @@
           <w:rFonts w:ascii="Times New Roman" w:hAnsi="Times New Roman" w:cs="Times New Roman"/>
           <w:lang w:val="tr-TR"/>
         </w:rPr>
-        <w:t xml:space="preserve">] = 0,10 M, pH = 13  c) [H</w:t>
+        <w:t xml:space="preserve">] = 0,10 M, pH = 13  c. [H</w:t>
       </w:r>
       <w:r>
         <w:rPr>
@@ -9675,7 +9675,7 @@
           <w:rFonts w:ascii="Times New Roman" w:hAnsi="Times New Roman" w:cs="Times New Roman"/>
           <w:lang w:val="tr-TR"/>
         </w:rPr>
-        <w:t xml:space="preserve"> M, pH = 2,52  ç) [OH</w:t>
+        <w:t xml:space="preserve"> M, pH = 2,52  ç. [OH</w:t>
       </w:r>
       <w:r>
         <w:rPr>
@@ -9895,7 +9895,7 @@
           <w:rFonts w:ascii="Times New Roman" w:hAnsi="Times New Roman" w:cs="Times New Roman"/>
           <w:lang w:val="tr-TR"/>
         </w:rPr>
-        <w:t xml:space="preserve">a) H</w:t>
+        <w:t xml:space="preserve">a. H</w:t>
       </w:r>
       <w:r>
         <w:rPr>
@@ -9955,7 +9955,7 @@
           <w:rFonts w:ascii="Times New Roman" w:hAnsi="Times New Roman" w:cs="Times New Roman"/>
           <w:lang w:val="tr-TR"/>
         </w:rPr>
-        <w:t xml:space="preserve">O(s)  b) Artan H</w:t>
+        <w:t xml:space="preserve">O(s)  b. Artan H</w:t>
       </w:r>
       <w:r>
         <w:rPr>
@@ -10015,7 +10015,7 @@
           <w:rFonts w:ascii="Times New Roman" w:hAnsi="Times New Roman" w:cs="Times New Roman"/>
           <w:lang w:val="tr-TR"/>
         </w:rPr>
-        <w:t xml:space="preserve">] = 0,004/0,080 = 0,050 M; pH = 1,30  c) 20 mL</w:t>
+        <w:t xml:space="preserve">] = 0,004/0,080 = 0,050 M; pH = 1,30  c. 20 mL</w:t>
       </w:r>
     </w:p>
     <w:p>
@@ -10035,7 +10035,7 @@
           <w:rFonts w:ascii="Times New Roman" w:hAnsi="Times New Roman" w:cs="Times New Roman"/>
           <w:lang w:val="tr-TR"/>
         </w:rPr>
-        <w:t xml:space="preserve">a) n(HCl) = n(NaOH) = 0,10·0,0200 = 2,0·10</w:t>
+        <w:t xml:space="preserve">a. n(HCl) = n(NaOH) = 0,10·0,0200 = 2,0·10</w:t>
       </w:r>
       <w:r>
         <w:rPr>
@@ -10065,7 +10065,7 @@
           <w:rFonts w:ascii="Times New Roman" w:hAnsi="Times New Roman" w:cs="Times New Roman"/>
           <w:lang w:val="tr-TR"/>
         </w:rPr>
-        <w:t xml:space="preserve">/0,0250 = 0,080 M  b) 7 (25 °C)  c) Renksiz çözelti kalıcı açık pembe renge döner.</w:t>
+        <w:t xml:space="preserve">/0,0250 = 0,080 M  b. 7 (25 °C)  c. Renksiz çözelti kalıcı açık pembe renge döner.</w:t>
       </w:r>
     </w:p>
     <w:p>
@@ -10085,7 +10085,7 @@
           <w:rFonts w:ascii="Times New Roman" w:hAnsi="Times New Roman" w:cs="Times New Roman"/>
           <w:lang w:val="tr-TR"/>
         </w:rPr>
-        <w:t xml:space="preserve">a) Mg(OH)</w:t>
+        <w:t xml:space="preserve">a. Mg(OH)</w:t>
       </w:r>
       <w:r>
         <w:rPr>
@@ -10130,7 +10130,7 @@
           <w:rFonts w:ascii="Times New Roman" w:hAnsi="Times New Roman" w:cs="Times New Roman"/>
           <w:lang w:val="tr-TR"/>
         </w:rPr>
-        <w:t xml:space="preserve">O(s); fazla mide asidi nötralleşir.  b) Mide pH’si yükselerek sindirim ve bazı minerallerin emilimi bozulabilir; ilaçlar doktor önerisiyle kullanılmalıdır.</w:t>
+        <w:t xml:space="preserve">O(s); fazla mide asidi nötralleşir.  b. Mide pH’si yükselerek sindirim ve bazı minerallerin emilimi bozulabilir; ilaçlar doktor önerisiyle kullanılmalıdır.</w:t>
       </w:r>
     </w:p>
     <w:p>
@@ -10190,7 +10190,7 @@
           <w:rFonts w:ascii="Times New Roman" w:hAnsi="Times New Roman" w:cs="Times New Roman"/>
           <w:lang w:val="tr-TR"/>
         </w:rPr>
-        <w:t xml:space="preserve">a) SO</w:t>
+        <w:t xml:space="preserve">a. SO</w:t>
       </w:r>
       <w:r>
         <w:rPr>
@@ -10295,7 +10295,7 @@
           <w:rFonts w:ascii="Times New Roman" w:hAnsi="Times New Roman" w:cs="Times New Roman"/>
           <w:lang w:val="tr-TR"/>
         </w:rPr>
-        <w:t xml:space="preserve">(suda).  b) Atmosfere salınan SO</w:t>
+        <w:t xml:space="preserve">(suda).  b. Atmosfere salınan SO</w:t>
       </w:r>
       <w:r>
         <w:rPr>
@@ -10310,7 +10310,7 @@
           <w:rFonts w:ascii="Times New Roman" w:hAnsi="Times New Roman" w:cs="Times New Roman"/>
           <w:lang w:val="tr-TR"/>
         </w:rPr>
-        <w:t xml:space="preserve"> yağmur suyunda çözünerek asit yağmurlarına neden olur; bazik bulamaçta nötralleşerek tutulması asit yağmurlarını ve toprak, su, yapılar üzerindeki zararı azaltır.  c) Hayır. CO nötr oksittir; suyla asit oluşturmadığı için bazla nötralleşme tepkimesi vermez.</w:t>
+        <w:t xml:space="preserve"> yağmur suyunda çözünerek asit yağmurlarına neden olur; bazik bulamaçta nötralleşerek tutulması asit yağmurlarını ve toprak, su, yapılar üzerindeki zararı azaltır.  c. Hayır. CO nötr oksittir; suyla asit oluşturmadığı için bazla nötralleşme tepkimesi vermez.</w:t>
       </w:r>
     </w:p>
     <w:p>
@@ -10599,7 +10599,7 @@
           <w:rFonts w:ascii="Times New Roman" w:hAnsi="Times New Roman" w:cs="Times New Roman"/>
           <w:lang w:val="tr-TR"/>
         </w:rPr>
-        <w:t xml:space="preserve">a) 4s</w:t>
+        <w:t xml:space="preserve">a. 4s</w:t>
       </w:r>
       <w:r>
         <w:rPr>
@@ -10644,7 +10644,7 @@
           <w:rFonts w:ascii="Times New Roman" w:hAnsi="Times New Roman" w:cs="Times New Roman"/>
           <w:lang w:val="tr-TR"/>
         </w:rPr>
-        <w:t xml:space="preserve"> mol/L   b) ≈ 0,56 g</w:t>
+        <w:t xml:space="preserve"> mol/L   b. ≈ 0,56 g</w:t>
       </w:r>
     </w:p>
     <w:p>
@@ -10969,7 +10969,7 @@
           <w:rFonts w:ascii="Times New Roman" w:hAnsi="Times New Roman" w:cs="Times New Roman"/>
           <w:lang w:val="tr-TR"/>
         </w:rPr>
-        <w:t xml:space="preserve">a) Asitlerden gelen H</w:t>
+        <w:t xml:space="preserve">a. Asitlerden gelen H</w:t>
       </w:r>
       <w:r>
         <w:rPr>
@@ -11037,7 +11037,7 @@
           <w:rFonts w:ascii="Times New Roman" w:hAnsi="Times New Roman" w:cs="Times New Roman"/>
           <w:lang w:val="tr-TR"/>
         </w:rPr>
-        <w:t xml:space="preserve"> iyonlarını tüketir; derişimleri azalınca denge çözünme yönüne kayar ve mine aşınır.  b) F</w:t>
+        <w:t xml:space="preserve"> iyonlarını tüketir; derişimleri azalınca denge çözünme yönüne kayar ve mine aşınır.  b. F</w:t>
       </w:r>
       <w:r>
         <w:rPr>
@@ -12787,7 +12787,7 @@
           <w:rFonts w:ascii="Times New Roman" w:hAnsi="Times New Roman" w:cs="Times New Roman"/>
           <w:lang w:val="tr-TR"/>
         </w:rPr>
-        <w:t xml:space="preserve">a) Dengede [C</w:t>
+        <w:t xml:space="preserve">a. Dengede [C</w:t>
       </w:r>
       <w:r>
         <w:rPr>
@@ -12877,7 +12877,7 @@
           <w:rFonts w:ascii="Times New Roman" w:hAnsi="Times New Roman" w:cs="Times New Roman"/>
           <w:lang w:val="tr-TR"/>
         </w:rPr>
-        <w:t xml:space="preserve"> = 0,20/(0,30·0,30) ≈ 2,2; tablodaki değerle uyumludur.  b) Üç maddenin derişimi de 0,15 M’dir; Q</w:t>
+        <w:t xml:space="preserve"> = 0,20/(0,30·0,30) ≈ 2,2; tablodaki değerle uyumludur.  b. Üç maddenin derişimi de 0,15 M’dir; Q</w:t>
       </w:r>
       <w:r>
         <w:rPr>
@@ -12987,7 +12987,7 @@
           <w:rFonts w:ascii="Times New Roman" w:hAnsi="Times New Roman" w:cs="Times New Roman"/>
           <w:lang w:val="tr-TR"/>
         </w:rPr>
-        <w:t xml:space="preserve">a) İki gazın derişimi t</w:t>
+        <w:t xml:space="preserve">a. İki gazın derişimi t</w:t>
       </w:r>
       <w:r>
         <w:rPr>
@@ -13002,7 +13002,7 @@
           <w:rFonts w:ascii="Times New Roman" w:hAnsi="Times New Roman" w:cs="Times New Roman"/>
           <w:lang w:val="tr-TR"/>
         </w:rPr>
-        <w:t xml:space="preserve"> anında aynı anda iki katına çıkmıştır; sabit sıcaklıkta kabın hacmi yarıya indirilmiştir.  b) Denge, gaz mol sayısının az olduğu X</w:t>
+        <w:t xml:space="preserve"> anında aynı anda iki katına çıkmıştır; sabit sıcaklıkta kabın hacmi yarıya indirilmiştir.  b. Denge, gaz mol sayısının az olduğu X</w:t>
       </w:r>
       <w:r>
         <w:rPr>
@@ -13032,7 +13032,7 @@
           <w:rFonts w:ascii="Times New Roman" w:hAnsi="Times New Roman" w:cs="Times New Roman"/>
           <w:lang w:val="tr-TR"/>
         </w:rPr>
-        <w:t xml:space="preserve"> derişimi artmış, X derişimi azalmıştır.  c) K</w:t>
+        <w:t xml:space="preserve"> derişimi artmış, X derişimi azalmıştır.  c. K</w:t>
       </w:r>
       <w:r>
         <w:rPr>
@@ -14068,7 +14068,7 @@
           <w:rFonts w:ascii="Times New Roman" w:hAnsi="Times New Roman" w:cs="Times New Roman"/>
           <w:lang w:val="tr-TR"/>
         </w:rPr>
-        <w:t xml:space="preserve">a) HCOOH(suda) + NaHCO</w:t>
+        <w:t xml:space="preserve">a. HCOOH(suda) + NaHCO</w:t>
       </w:r>
       <w:r>
         <w:rPr>
@@ -14113,7 +14113,7 @@
           <w:rFonts w:ascii="Times New Roman" w:hAnsi="Times New Roman" w:cs="Times New Roman"/>
           <w:lang w:val="tr-TR"/>
         </w:rPr>
-        <w:t xml:space="preserve">(g); hafif bazik kabartma tozu asidi nötralleştirir ve cildi tahriş etmez.  b) Uygun değildir. Çamaşır suyu kuvvetli bazik ve yakıcıdır, cilde zarar verir. Ciddi şişme ya da alerjik tepkide sağlık kuruluşuna başvurulmalıdır.</w:t>
+        <w:t xml:space="preserve">(g); hafif bazik kabartma tozu asidi nötralleştirir ve cildi tahriş etmez.  b. Uygun değildir. Çamaşır suyu kuvvetli bazik ve yakıcıdır, cilde zarar verir. Ciddi şişme ya da alerjik tepkide sağlık kuruluşuna başvurulmalıdır.</w:t>
       </w:r>
     </w:p>
     <w:p>

--- a/CevapAnahtari/Kimya11-tema-2-cevaplar.docx
+++ b/CevapAnahtari/Kimya11-tema-2-cevaplar.docx
@@ -10533,6 +10533,331 @@
           <w:lang w:val="tr-TR"/>
         </w:rPr>
         <w:t xml:space="preserve">O, MgO; nötr oksit: CO, NO</w:t>
+      </w:r>
+    </w:p>
+    <w:p>
+      <w:pPr>
+        <w:jc w:val="both"/>
+        <w:rPr>
+          <w:rFonts w:ascii="Times New Roman" w:hAnsi="Times New Roman" w:cs="Times New Roman"/>
+          <w:lang w:val="tr-TR"/>
+        </w:rPr>
+      </w:pPr>
+      <w:r>
+        <w:rPr>
+          <w:rFonts w:ascii="Times New Roman" w:hAnsi="Times New Roman" w:cs="Times New Roman"/>
+          <w:lang w:val="tr-TR"/>
+        </w:rPr>
+        <w:t xml:space="preserve">7. Örnek kart içerikleri: HCl: Arrhenius asidi ve Brønsted-Lowry asidi, eşlenik bazı Cl</w:t>
+      </w:r>
+      <w:r>
+        <w:rPr>
+          <w:rFonts w:ascii="Times New Roman" w:hAnsi="Times New Roman" w:cs="Times New Roman"/>
+          <w:lang w:val="tr-TR"/>
+          <w:vertAlign w:val="superscript"/>
+        </w:rPr>
+        <w:t xml:space="preserve">−</w:t>
+      </w:r>
+      <w:r>
+        <w:rPr>
+          <w:rFonts w:ascii="Times New Roman" w:hAnsi="Times New Roman" w:cs="Times New Roman"/>
+          <w:lang w:val="tr-TR"/>
+        </w:rPr>
+        <w:t xml:space="preserve">. NH</w:t>
+      </w:r>
+      <w:r>
+        <w:rPr>
+          <w:rFonts w:ascii="Times New Roman" w:hAnsi="Times New Roman" w:cs="Times New Roman"/>
+          <w:lang w:val="tr-TR"/>
+          <w:vertAlign w:val="subscript"/>
+        </w:rPr>
+        <w:t xml:space="preserve">3</w:t>
+      </w:r>
+      <w:r>
+        <w:rPr>
+          <w:rFonts w:ascii="Times New Roman" w:hAnsi="Times New Roman" w:cs="Times New Roman"/>
+          <w:lang w:val="tr-TR"/>
+        </w:rPr>
+        <w:t xml:space="preserve">: yapısında OH</w:t>
+      </w:r>
+      <w:r>
+        <w:rPr>
+          <w:rFonts w:ascii="Times New Roman" w:hAnsi="Times New Roman" w:cs="Times New Roman"/>
+          <w:lang w:val="tr-TR"/>
+          <w:vertAlign w:val="superscript"/>
+        </w:rPr>
+        <w:t xml:space="preserve">−</w:t>
+      </w:r>
+      <w:r>
+        <w:rPr>
+          <w:rFonts w:ascii="Times New Roman" w:hAnsi="Times New Roman" w:cs="Times New Roman"/>
+          <w:lang w:val="tr-TR"/>
+        </w:rPr>
+        <w:t xml:space="preserve"> bulunmadığından bazlığı Arrhenius teorisiyle açıklanamaz; Brønsted-Lowry bazı, eşlenik asidi NH</w:t>
+      </w:r>
+      <w:r>
+        <w:rPr>
+          <w:rFonts w:ascii="Times New Roman" w:hAnsi="Times New Roman" w:cs="Times New Roman"/>
+          <w:lang w:val="tr-TR"/>
+          <w:vertAlign w:val="subscript"/>
+        </w:rPr>
+        <w:t xml:space="preserve">4</w:t>
+      </w:r>
+      <w:r>
+        <w:rPr>
+          <w:rFonts w:ascii="Times New Roman" w:hAnsi="Times New Roman" w:cs="Times New Roman"/>
+          <w:lang w:val="tr-TR"/>
+          <w:vertAlign w:val="superscript"/>
+        </w:rPr>
+        <w:t xml:space="preserve">+</w:t>
+      </w:r>
+      <w:r>
+        <w:rPr>
+          <w:rFonts w:ascii="Times New Roman" w:hAnsi="Times New Roman" w:cs="Times New Roman"/>
+          <w:lang w:val="tr-TR"/>
+        </w:rPr>
+        <w:t xml:space="preserve">. H</w:t>
+      </w:r>
+      <w:r>
+        <w:rPr>
+          <w:rFonts w:ascii="Times New Roman" w:hAnsi="Times New Roman" w:cs="Times New Roman"/>
+          <w:lang w:val="tr-TR"/>
+          <w:vertAlign w:val="subscript"/>
+        </w:rPr>
+        <w:t xml:space="preserve">2</w:t>
+      </w:r>
+      <w:r>
+        <w:rPr>
+          <w:rFonts w:ascii="Times New Roman" w:hAnsi="Times New Roman" w:cs="Times New Roman"/>
+          <w:lang w:val="tr-TR"/>
+        </w:rPr>
+        <w:t xml:space="preserve">O: Brønsted-Lowry teorisine göre amfoter, eşlenik asidi H</w:t>
+      </w:r>
+      <w:r>
+        <w:rPr>
+          <w:rFonts w:ascii="Times New Roman" w:hAnsi="Times New Roman" w:cs="Times New Roman"/>
+          <w:lang w:val="tr-TR"/>
+          <w:vertAlign w:val="subscript"/>
+        </w:rPr>
+        <w:t xml:space="preserve">3</w:t>
+      </w:r>
+      <w:r>
+        <w:rPr>
+          <w:rFonts w:ascii="Times New Roman" w:hAnsi="Times New Roman" w:cs="Times New Roman"/>
+          <w:lang w:val="tr-TR"/>
+        </w:rPr>
+        <w:t xml:space="preserve">O</w:t>
+      </w:r>
+      <w:r>
+        <w:rPr>
+          <w:rFonts w:ascii="Times New Roman" w:hAnsi="Times New Roman" w:cs="Times New Roman"/>
+          <w:lang w:val="tr-TR"/>
+          <w:vertAlign w:val="superscript"/>
+        </w:rPr>
+        <w:t xml:space="preserve">+</w:t>
+      </w:r>
+      <w:r>
+        <w:rPr>
+          <w:rFonts w:ascii="Times New Roman" w:hAnsi="Times New Roman" w:cs="Times New Roman"/>
+          <w:lang w:val="tr-TR"/>
+        </w:rPr>
+        <w:t xml:space="preserve">, eşlenik bazı OH</w:t>
+      </w:r>
+      <w:r>
+        <w:rPr>
+          <w:rFonts w:ascii="Times New Roman" w:hAnsi="Times New Roman" w:cs="Times New Roman"/>
+          <w:lang w:val="tr-TR"/>
+          <w:vertAlign w:val="superscript"/>
+        </w:rPr>
+        <w:t xml:space="preserve">−</w:t>
+      </w:r>
+      <w:r>
+        <w:rPr>
+          <w:rFonts w:ascii="Times New Roman" w:hAnsi="Times New Roman" w:cs="Times New Roman"/>
+          <w:lang w:val="tr-TR"/>
+        </w:rPr>
+        <w:t xml:space="preserve">. HSO</w:t>
+      </w:r>
+      <w:r>
+        <w:rPr>
+          <w:rFonts w:ascii="Times New Roman" w:hAnsi="Times New Roman" w:cs="Times New Roman"/>
+          <w:lang w:val="tr-TR"/>
+          <w:vertAlign w:val="subscript"/>
+        </w:rPr>
+        <w:t xml:space="preserve">4</w:t>
+      </w:r>
+      <w:r>
+        <w:rPr>
+          <w:rFonts w:ascii="Times New Roman" w:hAnsi="Times New Roman" w:cs="Times New Roman"/>
+          <w:lang w:val="tr-TR"/>
+          <w:vertAlign w:val="superscript"/>
+        </w:rPr>
+        <w:t xml:space="preserve">−</w:t>
+      </w:r>
+      <w:r>
+        <w:rPr>
+          <w:rFonts w:ascii="Times New Roman" w:hAnsi="Times New Roman" w:cs="Times New Roman"/>
+          <w:lang w:val="tr-TR"/>
+        </w:rPr>
+        <w:t xml:space="preserve">: suda H</w:t>
+      </w:r>
+      <w:r>
+        <w:rPr>
+          <w:rFonts w:ascii="Times New Roman" w:hAnsi="Times New Roman" w:cs="Times New Roman"/>
+          <w:lang w:val="tr-TR"/>
+          <w:vertAlign w:val="subscript"/>
+        </w:rPr>
+        <w:t xml:space="preserve">3</w:t>
+      </w:r>
+      <w:r>
+        <w:rPr>
+          <w:rFonts w:ascii="Times New Roman" w:hAnsi="Times New Roman" w:cs="Times New Roman"/>
+          <w:lang w:val="tr-TR"/>
+        </w:rPr>
+        <w:t xml:space="preserve">O</w:t>
+      </w:r>
+      <w:r>
+        <w:rPr>
+          <w:rFonts w:ascii="Times New Roman" w:hAnsi="Times New Roman" w:cs="Times New Roman"/>
+          <w:lang w:val="tr-TR"/>
+          <w:vertAlign w:val="superscript"/>
+        </w:rPr>
+        <w:t xml:space="preserve">+</w:t>
+      </w:r>
+      <w:r>
+        <w:rPr>
+          <w:rFonts w:ascii="Times New Roman" w:hAnsi="Times New Roman" w:cs="Times New Roman"/>
+          <w:lang w:val="tr-TR"/>
+        </w:rPr>
+        <w:t xml:space="preserve"> oluşturduğundan Arrhenius asidi; Brønsted-Lowry teorisine göre amfoter, eşlenik bazı SO</w:t>
+      </w:r>
+      <w:r>
+        <w:rPr>
+          <w:rFonts w:ascii="Times New Roman" w:hAnsi="Times New Roman" w:cs="Times New Roman"/>
+          <w:lang w:val="tr-TR"/>
+          <w:vertAlign w:val="subscript"/>
+        </w:rPr>
+        <w:t xml:space="preserve">4</w:t>
+      </w:r>
+      <w:r>
+        <w:rPr>
+          <w:rFonts w:ascii="Times New Roman" w:hAnsi="Times New Roman" w:cs="Times New Roman"/>
+          <w:lang w:val="tr-TR"/>
+          <w:vertAlign w:val="superscript"/>
+        </w:rPr>
+        <w:t xml:space="preserve">2−</w:t>
+      </w:r>
+      <w:r>
+        <w:rPr>
+          <w:rFonts w:ascii="Times New Roman" w:hAnsi="Times New Roman" w:cs="Times New Roman"/>
+          <w:lang w:val="tr-TR"/>
+        </w:rPr>
+        <w:t xml:space="preserve">, eşlenik asidi H</w:t>
+      </w:r>
+      <w:r>
+        <w:rPr>
+          <w:rFonts w:ascii="Times New Roman" w:hAnsi="Times New Roman" w:cs="Times New Roman"/>
+          <w:lang w:val="tr-TR"/>
+          <w:vertAlign w:val="subscript"/>
+        </w:rPr>
+        <w:t xml:space="preserve">2</w:t>
+      </w:r>
+      <w:r>
+        <w:rPr>
+          <w:rFonts w:ascii="Times New Roman" w:hAnsi="Times New Roman" w:cs="Times New Roman"/>
+          <w:lang w:val="tr-TR"/>
+        </w:rPr>
+        <w:t xml:space="preserve">SO</w:t>
+      </w:r>
+      <w:r>
+        <w:rPr>
+          <w:rFonts w:ascii="Times New Roman" w:hAnsi="Times New Roman" w:cs="Times New Roman"/>
+          <w:lang w:val="tr-TR"/>
+          <w:vertAlign w:val="subscript"/>
+        </w:rPr>
+        <w:t xml:space="preserve">4</w:t>
+      </w:r>
+      <w:r>
+        <w:rPr>
+          <w:rFonts w:ascii="Times New Roman" w:hAnsi="Times New Roman" w:cs="Times New Roman"/>
+          <w:lang w:val="tr-TR"/>
+        </w:rPr>
+        <w:t xml:space="preserve">. CH</w:t>
+      </w:r>
+      <w:r>
+        <w:rPr>
+          <w:rFonts w:ascii="Times New Roman" w:hAnsi="Times New Roman" w:cs="Times New Roman"/>
+          <w:lang w:val="tr-TR"/>
+          <w:vertAlign w:val="subscript"/>
+        </w:rPr>
+        <w:t xml:space="preserve">3</w:t>
+      </w:r>
+      <w:r>
+        <w:rPr>
+          <w:rFonts w:ascii="Times New Roman" w:hAnsi="Times New Roman" w:cs="Times New Roman"/>
+          <w:lang w:val="tr-TR"/>
+        </w:rPr>
+        <w:t xml:space="preserve">COO</w:t>
+      </w:r>
+      <w:r>
+        <w:rPr>
+          <w:rFonts w:ascii="Times New Roman" w:hAnsi="Times New Roman" w:cs="Times New Roman"/>
+          <w:lang w:val="tr-TR"/>
+          <w:vertAlign w:val="superscript"/>
+        </w:rPr>
+        <w:t xml:space="preserve">−</w:t>
+      </w:r>
+      <w:r>
+        <w:rPr>
+          <w:rFonts w:ascii="Times New Roman" w:hAnsi="Times New Roman" w:cs="Times New Roman"/>
+          <w:lang w:val="tr-TR"/>
+        </w:rPr>
+        <w:t xml:space="preserve">: bazlığı Arrhenius teorisiyle açıklanamaz; Brønsted-Lowry bazı, eşlenik asidi CH</w:t>
+      </w:r>
+      <w:r>
+        <w:rPr>
+          <w:rFonts w:ascii="Times New Roman" w:hAnsi="Times New Roman" w:cs="Times New Roman"/>
+          <w:lang w:val="tr-TR"/>
+          <w:vertAlign w:val="subscript"/>
+        </w:rPr>
+        <w:t xml:space="preserve">3</w:t>
+      </w:r>
+      <w:r>
+        <w:rPr>
+          <w:rFonts w:ascii="Times New Roman" w:hAnsi="Times New Roman" w:cs="Times New Roman"/>
+          <w:lang w:val="tr-TR"/>
+        </w:rPr>
+        <w:t xml:space="preserve">COOH. NaOH: Arrhenius bazı; Brønsted-Lowry teorisine göre OH</w:t>
+      </w:r>
+      <w:r>
+        <w:rPr>
+          <w:rFonts w:ascii="Times New Roman" w:hAnsi="Times New Roman" w:cs="Times New Roman"/>
+          <w:lang w:val="tr-TR"/>
+          <w:vertAlign w:val="superscript"/>
+        </w:rPr>
+        <w:t xml:space="preserve">−</w:t>
+      </w:r>
+      <w:r>
+        <w:rPr>
+          <w:rFonts w:ascii="Times New Roman" w:hAnsi="Times New Roman" w:cs="Times New Roman"/>
+          <w:lang w:val="tr-TR"/>
+        </w:rPr>
+        <w:t xml:space="preserve"> iyonu proton alan bazdır, eşlenik asidi H</w:t>
+      </w:r>
+      <w:r>
+        <w:rPr>
+          <w:rFonts w:ascii="Times New Roman" w:hAnsi="Times New Roman" w:cs="Times New Roman"/>
+          <w:lang w:val="tr-TR"/>
+          <w:vertAlign w:val="subscript"/>
+        </w:rPr>
+        <w:t xml:space="preserve">2</w:t>
+      </w:r>
+      <w:r>
+        <w:rPr>
+          <w:rFonts w:ascii="Times New Roman" w:hAnsi="Times New Roman" w:cs="Times New Roman"/>
+          <w:lang w:val="tr-TR"/>
+        </w:rPr>
+        <w:t xml:space="preserve">O. (Öğrencinin kart tasarımı bu bilgileri içermelidir.)</w:t>
       </w:r>
     </w:p>
     <w:p>

--- a/CevapAnahtari/Kimya11-tema-2-cevaplar.docx
+++ b/CevapAnahtari/Kimya11-tema-2-cevaplar.docx
@@ -9373,7 +9373,332 @@
           <w:rFonts w:ascii="Times New Roman" w:hAnsi="Times New Roman" w:cs="Times New Roman"/>
           <w:lang w:val="tr-TR"/>
         </w:rPr>
-        <w:t xml:space="preserve">1.</w:t>
+        <w:t xml:space="preserve">1. Örnek kart içerikleri: HCl: Arrhenius asidi ve Brønsted-Lowry asidi, eşlenik bazı Cl</w:t>
+      </w:r>
+      <w:r>
+        <w:rPr>
+          <w:rFonts w:ascii="Times New Roman" w:hAnsi="Times New Roman" w:cs="Times New Roman"/>
+          <w:lang w:val="tr-TR"/>
+          <w:vertAlign w:val="superscript"/>
+        </w:rPr>
+        <w:t xml:space="preserve">−</w:t>
+      </w:r>
+      <w:r>
+        <w:rPr>
+          <w:rFonts w:ascii="Times New Roman" w:hAnsi="Times New Roman" w:cs="Times New Roman"/>
+          <w:lang w:val="tr-TR"/>
+        </w:rPr>
+        <w:t xml:space="preserve">. NH</w:t>
+      </w:r>
+      <w:r>
+        <w:rPr>
+          <w:rFonts w:ascii="Times New Roman" w:hAnsi="Times New Roman" w:cs="Times New Roman"/>
+          <w:lang w:val="tr-TR"/>
+          <w:vertAlign w:val="subscript"/>
+        </w:rPr>
+        <w:t xml:space="preserve">3</w:t>
+      </w:r>
+      <w:r>
+        <w:rPr>
+          <w:rFonts w:ascii="Times New Roman" w:hAnsi="Times New Roman" w:cs="Times New Roman"/>
+          <w:lang w:val="tr-TR"/>
+        </w:rPr>
+        <w:t xml:space="preserve">: yapısında OH</w:t>
+      </w:r>
+      <w:r>
+        <w:rPr>
+          <w:rFonts w:ascii="Times New Roman" w:hAnsi="Times New Roman" w:cs="Times New Roman"/>
+          <w:lang w:val="tr-TR"/>
+          <w:vertAlign w:val="superscript"/>
+        </w:rPr>
+        <w:t xml:space="preserve">−</w:t>
+      </w:r>
+      <w:r>
+        <w:rPr>
+          <w:rFonts w:ascii="Times New Roman" w:hAnsi="Times New Roman" w:cs="Times New Roman"/>
+          <w:lang w:val="tr-TR"/>
+        </w:rPr>
+        <w:t xml:space="preserve"> bulunmadığından bazlığı Arrhenius teorisiyle açıklanamaz; Brønsted-Lowry bazı, eşlenik asidi NH</w:t>
+      </w:r>
+      <w:r>
+        <w:rPr>
+          <w:rFonts w:ascii="Times New Roman" w:hAnsi="Times New Roman" w:cs="Times New Roman"/>
+          <w:lang w:val="tr-TR"/>
+          <w:vertAlign w:val="subscript"/>
+        </w:rPr>
+        <w:t xml:space="preserve">4</w:t>
+      </w:r>
+      <w:r>
+        <w:rPr>
+          <w:rFonts w:ascii="Times New Roman" w:hAnsi="Times New Roman" w:cs="Times New Roman"/>
+          <w:lang w:val="tr-TR"/>
+          <w:vertAlign w:val="superscript"/>
+        </w:rPr>
+        <w:t xml:space="preserve">+</w:t>
+      </w:r>
+      <w:r>
+        <w:rPr>
+          <w:rFonts w:ascii="Times New Roman" w:hAnsi="Times New Roman" w:cs="Times New Roman"/>
+          <w:lang w:val="tr-TR"/>
+        </w:rPr>
+        <w:t xml:space="preserve">. H</w:t>
+      </w:r>
+      <w:r>
+        <w:rPr>
+          <w:rFonts w:ascii="Times New Roman" w:hAnsi="Times New Roman" w:cs="Times New Roman"/>
+          <w:lang w:val="tr-TR"/>
+          <w:vertAlign w:val="subscript"/>
+        </w:rPr>
+        <w:t xml:space="preserve">2</w:t>
+      </w:r>
+      <w:r>
+        <w:rPr>
+          <w:rFonts w:ascii="Times New Roman" w:hAnsi="Times New Roman" w:cs="Times New Roman"/>
+          <w:lang w:val="tr-TR"/>
+        </w:rPr>
+        <w:t xml:space="preserve">O: Brønsted-Lowry teorisine göre amfoter, eşlenik asidi H</w:t>
+      </w:r>
+      <w:r>
+        <w:rPr>
+          <w:rFonts w:ascii="Times New Roman" w:hAnsi="Times New Roman" w:cs="Times New Roman"/>
+          <w:lang w:val="tr-TR"/>
+          <w:vertAlign w:val="subscript"/>
+        </w:rPr>
+        <w:t xml:space="preserve">3</w:t>
+      </w:r>
+      <w:r>
+        <w:rPr>
+          <w:rFonts w:ascii="Times New Roman" w:hAnsi="Times New Roman" w:cs="Times New Roman"/>
+          <w:lang w:val="tr-TR"/>
+        </w:rPr>
+        <w:t xml:space="preserve">O</w:t>
+      </w:r>
+      <w:r>
+        <w:rPr>
+          <w:rFonts w:ascii="Times New Roman" w:hAnsi="Times New Roman" w:cs="Times New Roman"/>
+          <w:lang w:val="tr-TR"/>
+          <w:vertAlign w:val="superscript"/>
+        </w:rPr>
+        <w:t xml:space="preserve">+</w:t>
+      </w:r>
+      <w:r>
+        <w:rPr>
+          <w:rFonts w:ascii="Times New Roman" w:hAnsi="Times New Roman" w:cs="Times New Roman"/>
+          <w:lang w:val="tr-TR"/>
+        </w:rPr>
+        <w:t xml:space="preserve">, eşlenik bazı OH</w:t>
+      </w:r>
+      <w:r>
+        <w:rPr>
+          <w:rFonts w:ascii="Times New Roman" w:hAnsi="Times New Roman" w:cs="Times New Roman"/>
+          <w:lang w:val="tr-TR"/>
+          <w:vertAlign w:val="superscript"/>
+        </w:rPr>
+        <w:t xml:space="preserve">−</w:t>
+      </w:r>
+      <w:r>
+        <w:rPr>
+          <w:rFonts w:ascii="Times New Roman" w:hAnsi="Times New Roman" w:cs="Times New Roman"/>
+          <w:lang w:val="tr-TR"/>
+        </w:rPr>
+        <w:t xml:space="preserve">. HSO</w:t>
+      </w:r>
+      <w:r>
+        <w:rPr>
+          <w:rFonts w:ascii="Times New Roman" w:hAnsi="Times New Roman" w:cs="Times New Roman"/>
+          <w:lang w:val="tr-TR"/>
+          <w:vertAlign w:val="subscript"/>
+        </w:rPr>
+        <w:t xml:space="preserve">4</w:t>
+      </w:r>
+      <w:r>
+        <w:rPr>
+          <w:rFonts w:ascii="Times New Roman" w:hAnsi="Times New Roman" w:cs="Times New Roman"/>
+          <w:lang w:val="tr-TR"/>
+          <w:vertAlign w:val="superscript"/>
+        </w:rPr>
+        <w:t xml:space="preserve">−</w:t>
+      </w:r>
+      <w:r>
+        <w:rPr>
+          <w:rFonts w:ascii="Times New Roman" w:hAnsi="Times New Roman" w:cs="Times New Roman"/>
+          <w:lang w:val="tr-TR"/>
+        </w:rPr>
+        <w:t xml:space="preserve">: suda H</w:t>
+      </w:r>
+      <w:r>
+        <w:rPr>
+          <w:rFonts w:ascii="Times New Roman" w:hAnsi="Times New Roman" w:cs="Times New Roman"/>
+          <w:lang w:val="tr-TR"/>
+          <w:vertAlign w:val="subscript"/>
+        </w:rPr>
+        <w:t xml:space="preserve">3</w:t>
+      </w:r>
+      <w:r>
+        <w:rPr>
+          <w:rFonts w:ascii="Times New Roman" w:hAnsi="Times New Roman" w:cs="Times New Roman"/>
+          <w:lang w:val="tr-TR"/>
+        </w:rPr>
+        <w:t xml:space="preserve">O</w:t>
+      </w:r>
+      <w:r>
+        <w:rPr>
+          <w:rFonts w:ascii="Times New Roman" w:hAnsi="Times New Roman" w:cs="Times New Roman"/>
+          <w:lang w:val="tr-TR"/>
+          <w:vertAlign w:val="superscript"/>
+        </w:rPr>
+        <w:t xml:space="preserve">+</w:t>
+      </w:r>
+      <w:r>
+        <w:rPr>
+          <w:rFonts w:ascii="Times New Roman" w:hAnsi="Times New Roman" w:cs="Times New Roman"/>
+          <w:lang w:val="tr-TR"/>
+        </w:rPr>
+        <w:t xml:space="preserve"> oluşturduğundan Arrhenius asidi; Brønsted-Lowry teorisine göre amfoter, eşlenik bazı SO</w:t>
+      </w:r>
+      <w:r>
+        <w:rPr>
+          <w:rFonts w:ascii="Times New Roman" w:hAnsi="Times New Roman" w:cs="Times New Roman"/>
+          <w:lang w:val="tr-TR"/>
+          <w:vertAlign w:val="subscript"/>
+        </w:rPr>
+        <w:t xml:space="preserve">4</w:t>
+      </w:r>
+      <w:r>
+        <w:rPr>
+          <w:rFonts w:ascii="Times New Roman" w:hAnsi="Times New Roman" w:cs="Times New Roman"/>
+          <w:lang w:val="tr-TR"/>
+          <w:vertAlign w:val="superscript"/>
+        </w:rPr>
+        <w:t xml:space="preserve">2−</w:t>
+      </w:r>
+      <w:r>
+        <w:rPr>
+          <w:rFonts w:ascii="Times New Roman" w:hAnsi="Times New Roman" w:cs="Times New Roman"/>
+          <w:lang w:val="tr-TR"/>
+        </w:rPr>
+        <w:t xml:space="preserve">, eşlenik asidi H</w:t>
+      </w:r>
+      <w:r>
+        <w:rPr>
+          <w:rFonts w:ascii="Times New Roman" w:hAnsi="Times New Roman" w:cs="Times New Roman"/>
+          <w:lang w:val="tr-TR"/>
+          <w:vertAlign w:val="subscript"/>
+        </w:rPr>
+        <w:t xml:space="preserve">2</w:t>
+      </w:r>
+      <w:r>
+        <w:rPr>
+          <w:rFonts w:ascii="Times New Roman" w:hAnsi="Times New Roman" w:cs="Times New Roman"/>
+          <w:lang w:val="tr-TR"/>
+        </w:rPr>
+        <w:t xml:space="preserve">SO</w:t>
+      </w:r>
+      <w:r>
+        <w:rPr>
+          <w:rFonts w:ascii="Times New Roman" w:hAnsi="Times New Roman" w:cs="Times New Roman"/>
+          <w:lang w:val="tr-TR"/>
+          <w:vertAlign w:val="subscript"/>
+        </w:rPr>
+        <w:t xml:space="preserve">4</w:t>
+      </w:r>
+      <w:r>
+        <w:rPr>
+          <w:rFonts w:ascii="Times New Roman" w:hAnsi="Times New Roman" w:cs="Times New Roman"/>
+          <w:lang w:val="tr-TR"/>
+        </w:rPr>
+        <w:t xml:space="preserve">. CH</w:t>
+      </w:r>
+      <w:r>
+        <w:rPr>
+          <w:rFonts w:ascii="Times New Roman" w:hAnsi="Times New Roman" w:cs="Times New Roman"/>
+          <w:lang w:val="tr-TR"/>
+          <w:vertAlign w:val="subscript"/>
+        </w:rPr>
+        <w:t xml:space="preserve">3</w:t>
+      </w:r>
+      <w:r>
+        <w:rPr>
+          <w:rFonts w:ascii="Times New Roman" w:hAnsi="Times New Roman" w:cs="Times New Roman"/>
+          <w:lang w:val="tr-TR"/>
+        </w:rPr>
+        <w:t xml:space="preserve">COO</w:t>
+      </w:r>
+      <w:r>
+        <w:rPr>
+          <w:rFonts w:ascii="Times New Roman" w:hAnsi="Times New Roman" w:cs="Times New Roman"/>
+          <w:lang w:val="tr-TR"/>
+          <w:vertAlign w:val="superscript"/>
+        </w:rPr>
+        <w:t xml:space="preserve">−</w:t>
+      </w:r>
+      <w:r>
+        <w:rPr>
+          <w:rFonts w:ascii="Times New Roman" w:hAnsi="Times New Roman" w:cs="Times New Roman"/>
+          <w:lang w:val="tr-TR"/>
+        </w:rPr>
+        <w:t xml:space="preserve">: bazlığı Arrhenius teorisiyle açıklanamaz; Brønsted-Lowry bazı, eşlenik asidi CH</w:t>
+      </w:r>
+      <w:r>
+        <w:rPr>
+          <w:rFonts w:ascii="Times New Roman" w:hAnsi="Times New Roman" w:cs="Times New Roman"/>
+          <w:lang w:val="tr-TR"/>
+          <w:vertAlign w:val="subscript"/>
+        </w:rPr>
+        <w:t xml:space="preserve">3</w:t>
+      </w:r>
+      <w:r>
+        <w:rPr>
+          <w:rFonts w:ascii="Times New Roman" w:hAnsi="Times New Roman" w:cs="Times New Roman"/>
+          <w:lang w:val="tr-TR"/>
+        </w:rPr>
+        <w:t xml:space="preserve">COOH. NaOH: Arrhenius bazı; Brønsted-Lowry teorisine göre OH</w:t>
+      </w:r>
+      <w:r>
+        <w:rPr>
+          <w:rFonts w:ascii="Times New Roman" w:hAnsi="Times New Roman" w:cs="Times New Roman"/>
+          <w:lang w:val="tr-TR"/>
+          <w:vertAlign w:val="superscript"/>
+        </w:rPr>
+        <w:t xml:space="preserve">−</w:t>
+      </w:r>
+      <w:r>
+        <w:rPr>
+          <w:rFonts w:ascii="Times New Roman" w:hAnsi="Times New Roman" w:cs="Times New Roman"/>
+          <w:lang w:val="tr-TR"/>
+        </w:rPr>
+        <w:t xml:space="preserve"> iyonu proton alan bazdır, eşlenik asidi H</w:t>
+      </w:r>
+      <w:r>
+        <w:rPr>
+          <w:rFonts w:ascii="Times New Roman" w:hAnsi="Times New Roman" w:cs="Times New Roman"/>
+          <w:lang w:val="tr-TR"/>
+          <w:vertAlign w:val="subscript"/>
+        </w:rPr>
+        <w:t xml:space="preserve">2</w:t>
+      </w:r>
+      <w:r>
+        <w:rPr>
+          <w:rFonts w:ascii="Times New Roman" w:hAnsi="Times New Roman" w:cs="Times New Roman"/>
+          <w:lang w:val="tr-TR"/>
+        </w:rPr>
+        <w:t xml:space="preserve">O. (Öğrencinin kart tasarımı bu bilgileri içermelidir.)</w:t>
+      </w:r>
+    </w:p>
+    <w:p>
+      <w:pPr>
+        <w:jc w:val="both"/>
+        <w:rPr>
+          <w:rFonts w:ascii="Times New Roman" w:hAnsi="Times New Roman" w:cs="Times New Roman"/>
+          <w:lang w:val="tr-TR"/>
+        </w:rPr>
+      </w:pPr>
+      <w:r>
+        <w:rPr>
+          <w:rFonts w:ascii="Times New Roman" w:hAnsi="Times New Roman" w:cs="Times New Roman"/>
+          <w:lang w:val="tr-TR"/>
+        </w:rPr>
+        <w:t xml:space="preserve">2.</w:t>
       </w:r>
     </w:p>
     <w:p>
@@ -10007,7 +10332,7 @@
           <w:rFonts w:ascii="Times New Roman" w:hAnsi="Times New Roman" w:cs="Times New Roman"/>
           <w:lang w:val="tr-TR"/>
         </w:rPr>
-        <w:t xml:space="preserve">2. Cl</w:t>
+        <w:t xml:space="preserve">3. Cl</w:t>
       </w:r>
       <w:r>
         <w:rPr>
@@ -10107,7 +10432,7 @@
           <w:rFonts w:ascii="Times New Roman" w:hAnsi="Times New Roman" w:cs="Times New Roman"/>
           <w:lang w:val="tr-TR"/>
         </w:rPr>
-        <w:t xml:space="preserve">3. HF, NH</w:t>
+        <w:t xml:space="preserve">4. HF, NH</w:t>
       </w:r>
       <w:r>
         <w:rPr>
@@ -10214,7 +10539,7 @@
           <w:rFonts w:ascii="Times New Roman" w:hAnsi="Times New Roman" w:cs="Times New Roman"/>
           <w:lang w:val="tr-TR"/>
         </w:rPr>
-        <w:t xml:space="preserve">4. Monofonksiyonel: HBr, KOH, HCOOH. Polifonksiyonel: H</w:t>
+        <w:t xml:space="preserve">5. Monofonksiyonel: HBr, KOH, HCOOH. Polifonksiyonel: H</w:t>
       </w:r>
       <w:r>
         <w:rPr>
@@ -10298,7 +10623,7 @@
           <w:rFonts w:ascii="Times New Roman" w:hAnsi="Times New Roman" w:cs="Times New Roman"/>
           <w:lang w:val="tr-TR"/>
         </w:rPr>
-        <w:t xml:space="preserve">5. SO</w:t>
+        <w:t xml:space="preserve">6. SO</w:t>
       </w:r>
       <w:r>
         <w:rPr>
@@ -10472,7 +10797,7 @@
           <w:rFonts w:ascii="Times New Roman" w:hAnsi="Times New Roman" w:cs="Times New Roman"/>
           <w:lang w:val="tr-TR"/>
         </w:rPr>
-        <w:t xml:space="preserve">6. Asidik oksit: N</w:t>
+        <w:t xml:space="preserve">7. Asidik oksit: N</w:t>
       </w:r>
       <w:r>
         <w:rPr>
@@ -10533,331 +10858,6 @@
           <w:lang w:val="tr-TR"/>
         </w:rPr>
         <w:t xml:space="preserve">O, MgO; nötr oksit: CO, NO</w:t>
-      </w:r>
-    </w:p>
-    <w:p>
-      <w:pPr>
-        <w:jc w:val="both"/>
-        <w:rPr>
-          <w:rFonts w:ascii="Times New Roman" w:hAnsi="Times New Roman" w:cs="Times New Roman"/>
-          <w:lang w:val="tr-TR"/>
-        </w:rPr>
-      </w:pPr>
-      <w:r>
-        <w:rPr>
-          <w:rFonts w:ascii="Times New Roman" w:hAnsi="Times New Roman" w:cs="Times New Roman"/>
-          <w:lang w:val="tr-TR"/>
-        </w:rPr>
-        <w:t xml:space="preserve">7. Örnek kart içerikleri: HCl: Arrhenius asidi ve Brønsted-Lowry asidi, eşlenik bazı Cl</w:t>
-      </w:r>
-      <w:r>
-        <w:rPr>
-          <w:rFonts w:ascii="Times New Roman" w:hAnsi="Times New Roman" w:cs="Times New Roman"/>
-          <w:lang w:val="tr-TR"/>
-          <w:vertAlign w:val="superscript"/>
-        </w:rPr>
-        <w:t xml:space="preserve">−</w:t>
-      </w:r>
-      <w:r>
-        <w:rPr>
-          <w:rFonts w:ascii="Times New Roman" w:hAnsi="Times New Roman" w:cs="Times New Roman"/>
-          <w:lang w:val="tr-TR"/>
-        </w:rPr>
-        <w:t xml:space="preserve">. NH</w:t>
-      </w:r>
-      <w:r>
-        <w:rPr>
-          <w:rFonts w:ascii="Times New Roman" w:hAnsi="Times New Roman" w:cs="Times New Roman"/>
-          <w:lang w:val="tr-TR"/>
-          <w:vertAlign w:val="subscript"/>
-        </w:rPr>
-        <w:t xml:space="preserve">3</w:t>
-      </w:r>
-      <w:r>
-        <w:rPr>
-          <w:rFonts w:ascii="Times New Roman" w:hAnsi="Times New Roman" w:cs="Times New Roman"/>
-          <w:lang w:val="tr-TR"/>
-        </w:rPr>
-        <w:t xml:space="preserve">: yapısında OH</w:t>
-      </w:r>
-      <w:r>
-        <w:rPr>
-          <w:rFonts w:ascii="Times New Roman" w:hAnsi="Times New Roman" w:cs="Times New Roman"/>
-          <w:lang w:val="tr-TR"/>
-          <w:vertAlign w:val="superscript"/>
-        </w:rPr>
-        <w:t xml:space="preserve">−</w:t>
-      </w:r>
-      <w:r>
-        <w:rPr>
-          <w:rFonts w:ascii="Times New Roman" w:hAnsi="Times New Roman" w:cs="Times New Roman"/>
-          <w:lang w:val="tr-TR"/>
-        </w:rPr>
-        <w:t xml:space="preserve"> bulunmadığından bazlığı Arrhenius teorisiyle açıklanamaz; Brønsted-Lowry bazı, eşlenik asidi NH</w:t>
-      </w:r>
-      <w:r>
-        <w:rPr>
-          <w:rFonts w:ascii="Times New Roman" w:hAnsi="Times New Roman" w:cs="Times New Roman"/>
-          <w:lang w:val="tr-TR"/>
-          <w:vertAlign w:val="subscript"/>
-        </w:rPr>
-        <w:t xml:space="preserve">4</w:t>
-      </w:r>
-      <w:r>
-        <w:rPr>
-          <w:rFonts w:ascii="Times New Roman" w:hAnsi="Times New Roman" w:cs="Times New Roman"/>
-          <w:lang w:val="tr-TR"/>
-          <w:vertAlign w:val="superscript"/>
-        </w:rPr>
-        <w:t xml:space="preserve">+</w:t>
-      </w:r>
-      <w:r>
-        <w:rPr>
-          <w:rFonts w:ascii="Times New Roman" w:hAnsi="Times New Roman" w:cs="Times New Roman"/>
-          <w:lang w:val="tr-TR"/>
-        </w:rPr>
-        <w:t xml:space="preserve">. H</w:t>
-      </w:r>
-      <w:r>
-        <w:rPr>
-          <w:rFonts w:ascii="Times New Roman" w:hAnsi="Times New Roman" w:cs="Times New Roman"/>
-          <w:lang w:val="tr-TR"/>
-          <w:vertAlign w:val="subscript"/>
-        </w:rPr>
-        <w:t xml:space="preserve">2</w:t>
-      </w:r>
-      <w:r>
-        <w:rPr>
-          <w:rFonts w:ascii="Times New Roman" w:hAnsi="Times New Roman" w:cs="Times New Roman"/>
-          <w:lang w:val="tr-TR"/>
-        </w:rPr>
-        <w:t xml:space="preserve">O: Brønsted-Lowry teorisine göre amfoter, eşlenik asidi H</w:t>
-      </w:r>
-      <w:r>
-        <w:rPr>
-          <w:rFonts w:ascii="Times New Roman" w:hAnsi="Times New Roman" w:cs="Times New Roman"/>
-          <w:lang w:val="tr-TR"/>
-          <w:vertAlign w:val="subscript"/>
-        </w:rPr>
-        <w:t xml:space="preserve">3</w:t>
-      </w:r>
-      <w:r>
-        <w:rPr>
-          <w:rFonts w:ascii="Times New Roman" w:hAnsi="Times New Roman" w:cs="Times New Roman"/>
-          <w:lang w:val="tr-TR"/>
-        </w:rPr>
-        <w:t xml:space="preserve">O</w:t>
-      </w:r>
-      <w:r>
-        <w:rPr>
-          <w:rFonts w:ascii="Times New Roman" w:hAnsi="Times New Roman" w:cs="Times New Roman"/>
-          <w:lang w:val="tr-TR"/>
-          <w:vertAlign w:val="superscript"/>
-        </w:rPr>
-        <w:t xml:space="preserve">+</w:t>
-      </w:r>
-      <w:r>
-        <w:rPr>
-          <w:rFonts w:ascii="Times New Roman" w:hAnsi="Times New Roman" w:cs="Times New Roman"/>
-          <w:lang w:val="tr-TR"/>
-        </w:rPr>
-        <w:t xml:space="preserve">, eşlenik bazı OH</w:t>
-      </w:r>
-      <w:r>
-        <w:rPr>
-          <w:rFonts w:ascii="Times New Roman" w:hAnsi="Times New Roman" w:cs="Times New Roman"/>
-          <w:lang w:val="tr-TR"/>
-          <w:vertAlign w:val="superscript"/>
-        </w:rPr>
-        <w:t xml:space="preserve">−</w:t>
-      </w:r>
-      <w:r>
-        <w:rPr>
-          <w:rFonts w:ascii="Times New Roman" w:hAnsi="Times New Roman" w:cs="Times New Roman"/>
-          <w:lang w:val="tr-TR"/>
-        </w:rPr>
-        <w:t xml:space="preserve">. HSO</w:t>
-      </w:r>
-      <w:r>
-        <w:rPr>
-          <w:rFonts w:ascii="Times New Roman" w:hAnsi="Times New Roman" w:cs="Times New Roman"/>
-          <w:lang w:val="tr-TR"/>
-          <w:vertAlign w:val="subscript"/>
-        </w:rPr>
-        <w:t xml:space="preserve">4</w:t>
-      </w:r>
-      <w:r>
-        <w:rPr>
-          <w:rFonts w:ascii="Times New Roman" w:hAnsi="Times New Roman" w:cs="Times New Roman"/>
-          <w:lang w:val="tr-TR"/>
-          <w:vertAlign w:val="superscript"/>
-        </w:rPr>
-        <w:t xml:space="preserve">−</w:t>
-      </w:r>
-      <w:r>
-        <w:rPr>
-          <w:rFonts w:ascii="Times New Roman" w:hAnsi="Times New Roman" w:cs="Times New Roman"/>
-          <w:lang w:val="tr-TR"/>
-        </w:rPr>
-        <w:t xml:space="preserve">: suda H</w:t>
-      </w:r>
-      <w:r>
-        <w:rPr>
-          <w:rFonts w:ascii="Times New Roman" w:hAnsi="Times New Roman" w:cs="Times New Roman"/>
-          <w:lang w:val="tr-TR"/>
-          <w:vertAlign w:val="subscript"/>
-        </w:rPr>
-        <w:t xml:space="preserve">3</w:t>
-      </w:r>
-      <w:r>
-        <w:rPr>
-          <w:rFonts w:ascii="Times New Roman" w:hAnsi="Times New Roman" w:cs="Times New Roman"/>
-          <w:lang w:val="tr-TR"/>
-        </w:rPr>
-        <w:t xml:space="preserve">O</w:t>
-      </w:r>
-      <w:r>
-        <w:rPr>
-          <w:rFonts w:ascii="Times New Roman" w:hAnsi="Times New Roman" w:cs="Times New Roman"/>
-          <w:lang w:val="tr-TR"/>
-          <w:vertAlign w:val="superscript"/>
-        </w:rPr>
-        <w:t xml:space="preserve">+</w:t>
-      </w:r>
-      <w:r>
-        <w:rPr>
-          <w:rFonts w:ascii="Times New Roman" w:hAnsi="Times New Roman" w:cs="Times New Roman"/>
-          <w:lang w:val="tr-TR"/>
-        </w:rPr>
-        <w:t xml:space="preserve"> oluşturduğundan Arrhenius asidi; Brønsted-Lowry teorisine göre amfoter, eşlenik bazı SO</w:t>
-      </w:r>
-      <w:r>
-        <w:rPr>
-          <w:rFonts w:ascii="Times New Roman" w:hAnsi="Times New Roman" w:cs="Times New Roman"/>
-          <w:lang w:val="tr-TR"/>
-          <w:vertAlign w:val="subscript"/>
-        </w:rPr>
-        <w:t xml:space="preserve">4</w:t>
-      </w:r>
-      <w:r>
-        <w:rPr>
-          <w:rFonts w:ascii="Times New Roman" w:hAnsi="Times New Roman" w:cs="Times New Roman"/>
-          <w:lang w:val="tr-TR"/>
-          <w:vertAlign w:val="superscript"/>
-        </w:rPr>
-        <w:t xml:space="preserve">2−</w:t>
-      </w:r>
-      <w:r>
-        <w:rPr>
-          <w:rFonts w:ascii="Times New Roman" w:hAnsi="Times New Roman" w:cs="Times New Roman"/>
-          <w:lang w:val="tr-TR"/>
-        </w:rPr>
-        <w:t xml:space="preserve">, eşlenik asidi H</w:t>
-      </w:r>
-      <w:r>
-        <w:rPr>
-          <w:rFonts w:ascii="Times New Roman" w:hAnsi="Times New Roman" w:cs="Times New Roman"/>
-          <w:lang w:val="tr-TR"/>
-          <w:vertAlign w:val="subscript"/>
-        </w:rPr>
-        <w:t xml:space="preserve">2</w:t>
-      </w:r>
-      <w:r>
-        <w:rPr>
-          <w:rFonts w:ascii="Times New Roman" w:hAnsi="Times New Roman" w:cs="Times New Roman"/>
-          <w:lang w:val="tr-TR"/>
-        </w:rPr>
-        <w:t xml:space="preserve">SO</w:t>
-      </w:r>
-      <w:r>
-        <w:rPr>
-          <w:rFonts w:ascii="Times New Roman" w:hAnsi="Times New Roman" w:cs="Times New Roman"/>
-          <w:lang w:val="tr-TR"/>
-          <w:vertAlign w:val="subscript"/>
-        </w:rPr>
-        <w:t xml:space="preserve">4</w:t>
-      </w:r>
-      <w:r>
-        <w:rPr>
-          <w:rFonts w:ascii="Times New Roman" w:hAnsi="Times New Roman" w:cs="Times New Roman"/>
-          <w:lang w:val="tr-TR"/>
-        </w:rPr>
-        <w:t xml:space="preserve">. CH</w:t>
-      </w:r>
-      <w:r>
-        <w:rPr>
-          <w:rFonts w:ascii="Times New Roman" w:hAnsi="Times New Roman" w:cs="Times New Roman"/>
-          <w:lang w:val="tr-TR"/>
-          <w:vertAlign w:val="subscript"/>
-        </w:rPr>
-        <w:t xml:space="preserve">3</w:t>
-      </w:r>
-      <w:r>
-        <w:rPr>
-          <w:rFonts w:ascii="Times New Roman" w:hAnsi="Times New Roman" w:cs="Times New Roman"/>
-          <w:lang w:val="tr-TR"/>
-        </w:rPr>
-        <w:t xml:space="preserve">COO</w:t>
-      </w:r>
-      <w:r>
-        <w:rPr>
-          <w:rFonts w:ascii="Times New Roman" w:hAnsi="Times New Roman" w:cs="Times New Roman"/>
-          <w:lang w:val="tr-TR"/>
-          <w:vertAlign w:val="superscript"/>
-        </w:rPr>
-        <w:t xml:space="preserve">−</w:t>
-      </w:r>
-      <w:r>
-        <w:rPr>
-          <w:rFonts w:ascii="Times New Roman" w:hAnsi="Times New Roman" w:cs="Times New Roman"/>
-          <w:lang w:val="tr-TR"/>
-        </w:rPr>
-        <w:t xml:space="preserve">: bazlığı Arrhenius teorisiyle açıklanamaz; Brønsted-Lowry bazı, eşlenik asidi CH</w:t>
-      </w:r>
-      <w:r>
-        <w:rPr>
-          <w:rFonts w:ascii="Times New Roman" w:hAnsi="Times New Roman" w:cs="Times New Roman"/>
-          <w:lang w:val="tr-TR"/>
-          <w:vertAlign w:val="subscript"/>
-        </w:rPr>
-        <w:t xml:space="preserve">3</w:t>
-      </w:r>
-      <w:r>
-        <w:rPr>
-          <w:rFonts w:ascii="Times New Roman" w:hAnsi="Times New Roman" w:cs="Times New Roman"/>
-          <w:lang w:val="tr-TR"/>
-        </w:rPr>
-        <w:t xml:space="preserve">COOH. NaOH: Arrhenius bazı; Brønsted-Lowry teorisine göre OH</w:t>
-      </w:r>
-      <w:r>
-        <w:rPr>
-          <w:rFonts w:ascii="Times New Roman" w:hAnsi="Times New Roman" w:cs="Times New Roman"/>
-          <w:lang w:val="tr-TR"/>
-          <w:vertAlign w:val="superscript"/>
-        </w:rPr>
-        <w:t xml:space="preserve">−</w:t>
-      </w:r>
-      <w:r>
-        <w:rPr>
-          <w:rFonts w:ascii="Times New Roman" w:hAnsi="Times New Roman" w:cs="Times New Roman"/>
-          <w:lang w:val="tr-TR"/>
-        </w:rPr>
-        <w:t xml:space="preserve"> iyonu proton alan bazdır, eşlenik asidi H</w:t>
-      </w:r>
-      <w:r>
-        <w:rPr>
-          <w:rFonts w:ascii="Times New Roman" w:hAnsi="Times New Roman" w:cs="Times New Roman"/>
-          <w:lang w:val="tr-TR"/>
-          <w:vertAlign w:val="subscript"/>
-        </w:rPr>
-        <w:t xml:space="preserve">2</w:t>
-      </w:r>
-      <w:r>
-        <w:rPr>
-          <w:rFonts w:ascii="Times New Roman" w:hAnsi="Times New Roman" w:cs="Times New Roman"/>
-          <w:lang w:val="tr-TR"/>
-        </w:rPr>
-        <w:t xml:space="preserve">O. (Öğrencinin kart tasarımı bu bilgileri içermelidir.)</w:t>
       </w:r>
     </w:p>
     <w:p>
